--- a/fuentes/CFA2_72210086_DU.docx
+++ b/fuentes/CFA2_72210086_DU.docx
@@ -207,43 +207,6 @@
                         <w:txbxContent>
                           <w:p>
                             <w:pPr>
-                              <w:spacing w:line="240" w:lineRule="auto"/>
-                              <w:ind w:firstLine="0"/>
-                              <w:rPr>
-                                <w:b/>
-                                <w:bCs/>
-                                <w:color w:val="FFFFFF"/>
-                                <w:sz w:val="72"/>
-                              </w:rPr>
-                            </w:pPr>
-                            <w:r>
-                              <w:rPr>
-                                <w:b/>
-                                <w:color w:val="FFFFFF"/>
-                                <w:sz w:val="72"/>
-                              </w:rPr>
-                              <w:t>Propiedades y aplicaciones de los aceites esenciales de plantas aromáticas</w:t>
-                            </w:r>
-                            <w:r>
-                              <w:rPr>
-                                <w:b/>
-                                <w:color w:val="FFFFFF"/>
-                                <w:sz w:val="72"/>
-                              </w:rPr>
-                              <w:t xml:space="preserve">: </w:t>
-                            </w:r>
-                            <w:r>
-                              <w:rPr>
-                                <w:b/>
-                                <w:bCs/>
-                                <w:color w:val="FFFFFF"/>
-                                <w:sz w:val="72"/>
-                              </w:rPr>
-                              <w:t>caracterización y evaluación olfativa</w:t>
-                            </w:r>
-                          </w:p>
-                          <w:p>
-                            <w:pPr>
                               <w:spacing w:before="0" w:after="0" w:line="240" w:lineRule="auto"/>
                               <w:ind w:firstLine="0"/>
                             </w:pPr>
@@ -253,7 +216,7 @@
                                 <w:color w:val="FFFFFF"/>
                                 <w:sz w:val="72"/>
                               </w:rPr>
-                              <w:t>caracterización y evaluación olfativa</w:t>
+                              <w:t>Propiedades y aplicaciones de los aceites esenciales de plantas aromáticas: caracterización y evaluación olfativa</w:t>
                             </w:r>
                           </w:p>
                         </w:txbxContent>
@@ -284,43 +247,6 @@
                   <w:txbxContent>
                     <w:p>
                       <w:pPr>
-                        <w:spacing w:line="240" w:lineRule="auto"/>
-                        <w:ind w:firstLine="0"/>
-                        <w:rPr>
-                          <w:b/>
-                          <w:bCs/>
-                          <w:color w:val="FFFFFF"/>
-                          <w:sz w:val="72"/>
-                        </w:rPr>
-                      </w:pPr>
-                      <w:r>
-                        <w:rPr>
-                          <w:b/>
-                          <w:color w:val="FFFFFF"/>
-                          <w:sz w:val="72"/>
-                        </w:rPr>
-                        <w:t>Propiedades y aplicaciones de los aceites esenciales de plantas aromáticas</w:t>
-                      </w:r>
-                      <w:r>
-                        <w:rPr>
-                          <w:b/>
-                          <w:color w:val="FFFFFF"/>
-                          <w:sz w:val="72"/>
-                        </w:rPr>
-                        <w:t xml:space="preserve">: </w:t>
-                      </w:r>
-                      <w:r>
-                        <w:rPr>
-                          <w:b/>
-                          <w:bCs/>
-                          <w:color w:val="FFFFFF"/>
-                          <w:sz w:val="72"/>
-                        </w:rPr>
-                        <w:t>caracterización y evaluación olfativa</w:t>
-                      </w:r>
-                    </w:p>
-                    <w:p>
-                      <w:pPr>
                         <w:spacing w:before="0" w:after="0" w:line="240" w:lineRule="auto"/>
                         <w:ind w:firstLine="0"/>
                       </w:pPr>
@@ -330,7 +256,7 @@
                           <w:color w:val="FFFFFF"/>
                           <w:sz w:val="72"/>
                         </w:rPr>
-                        <w:t>caracterización y evaluación olfativa</w:t>
+                        <w:t>Propiedades y aplicaciones de los aceites esenciales de plantas aromáticas: caracterización y evaluación olfativa</w:t>
                       </w:r>
                     </w:p>
                   </w:txbxContent>
@@ -407,7 +333,7 @@
           </mc:Choice>
           <mc:Fallback>
             <w:pict>
-              <v:rect w14:anchorId="0EA92346" id="Rectángulo 18" o:spid="_x0000_s1026" style="position:absolute;margin-left:-55.7pt;margin-top:29pt;width:613.85pt;height:204pt;z-index:-251662336;visibility:visible;mso-wrap-style:square;mso-width-percent:0;mso-height-percent:0;mso-wrap-distance-left:9pt;mso-wrap-distance-top:0;mso-wrap-distance-right:9pt;mso-wrap-distance-bottom:0;mso-position-horizontal:absolute;mso-position-horizontal-relative:text;mso-position-vertical:absolute;mso-position-vertical-relative:text;mso-width-percent:0;mso-height-percent:0;mso-width-relative:page;mso-height-relative:margin;v-text-anchor:middle" o:gfxdata="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" fillcolor="#00314d" stroked="f" strokeweight="1pt"/>
+              <v:rect w14:anchorId="774B74B7" id="Rectángulo 18" o:spid="_x0000_s1026" style="position:absolute;margin-left:-55.7pt;margin-top:29pt;width:613.85pt;height:204pt;z-index:-251662336;visibility:visible;mso-wrap-style:square;mso-width-percent:0;mso-height-percent:0;mso-wrap-distance-left:9pt;mso-wrap-distance-top:0;mso-wrap-distance-right:9pt;mso-wrap-distance-bottom:0;mso-position-horizontal:absolute;mso-position-horizontal-relative:text;mso-position-vertical:absolute;mso-position-vertical-relative:text;mso-width-percent:0;mso-height-percent:0;mso-width-relative:page;mso-height-relative:margin;v-text-anchor:middle" o:gfxdata="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" fillcolor="#00314d" stroked="f" strokeweight="1pt"/>
             </w:pict>
           </mc:Fallback>
         </mc:AlternateContent>
@@ -701,7 +627,7 @@
         </w:rPr>
         <w:fldChar w:fldCharType="separate"/>
       </w:r>
-      <w:hyperlink w:anchor="_Toc223975083" w:history="1">
+      <w:hyperlink w:anchor="_Toc224033366" w:history="1">
         <w:r>
           <w:rPr>
             <w:rStyle w:val="Hipervnculo"/>
@@ -728,7 +654,7 @@
             <w:noProof/>
             <w:webHidden/>
           </w:rPr>
-          <w:instrText xml:space="preserve"> PAGEREF _Toc223975083 \h </w:instrText>
+          <w:instrText xml:space="preserve"> PAGEREF _Toc224033366 \h </w:instrText>
         </w:r>
         <w:r>
           <w:rPr>
@@ -774,7 +700,7 @@
           <w14:ligatures w14:val="standardContextual"/>
         </w:rPr>
       </w:pPr>
-      <w:hyperlink w:anchor="_Toc223975084" w:history="1">
+      <w:hyperlink w:anchor="_Toc224033367" w:history="1">
         <w:r>
           <w:rPr>
             <w:rStyle w:val="Hipervnculo"/>
@@ -823,7 +749,7 @@
             <w:noProof/>
             <w:webHidden/>
           </w:rPr>
-          <w:instrText xml:space="preserve"> PAGEREF _Toc223975084 \h </w:instrText>
+          <w:instrText xml:space="preserve"> PAGEREF _Toc224033367 \h </w:instrText>
         </w:r>
         <w:r>
           <w:rPr>
@@ -870,7 +796,7 @@
           <w14:ligatures w14:val="standardContextual"/>
         </w:rPr>
       </w:pPr>
-      <w:hyperlink w:anchor="_Toc223975085" w:history="1">
+      <w:hyperlink w:anchor="_Toc224033368" w:history="1">
         <w:r>
           <w:rPr>
             <w:rStyle w:val="Hipervnculo"/>
@@ -915,7 +841,7 @@
             <w:noProof/>
             <w:webHidden/>
           </w:rPr>
-          <w:instrText xml:space="preserve"> PAGEREF _Toc223975085 \h </w:instrText>
+          <w:instrText xml:space="preserve"> PAGEREF _Toc224033368 \h </w:instrText>
         </w:r>
         <w:r>
           <w:rPr>
@@ -962,7 +888,7 @@
           <w14:ligatures w14:val="standardContextual"/>
         </w:rPr>
       </w:pPr>
-      <w:hyperlink w:anchor="_Toc223975086" w:history="1">
+      <w:hyperlink w:anchor="_Toc224033369" w:history="1">
         <w:r>
           <w:rPr>
             <w:rStyle w:val="Hipervnculo"/>
@@ -1007,7 +933,7 @@
             <w:noProof/>
             <w:webHidden/>
           </w:rPr>
-          <w:instrText xml:space="preserve"> PAGEREF _Toc223975086 \h </w:instrText>
+          <w:instrText xml:space="preserve"> PAGEREF _Toc224033369 \h </w:instrText>
         </w:r>
         <w:r>
           <w:rPr>
@@ -1054,7 +980,7 @@
           <w14:ligatures w14:val="standardContextual"/>
         </w:rPr>
       </w:pPr>
-      <w:hyperlink w:anchor="_Toc223975087" w:history="1">
+      <w:hyperlink w:anchor="_Toc224033370" w:history="1">
         <w:r>
           <w:rPr>
             <w:rStyle w:val="Hipervnculo"/>
@@ -1099,7 +1025,7 @@
             <w:noProof/>
             <w:webHidden/>
           </w:rPr>
-          <w:instrText xml:space="preserve"> PAGEREF _Toc223975087 \h </w:instrText>
+          <w:instrText xml:space="preserve"> PAGEREF _Toc224033370 \h </w:instrText>
         </w:r>
         <w:r>
           <w:rPr>
@@ -1145,7 +1071,7 @@
           <w14:ligatures w14:val="standardContextual"/>
         </w:rPr>
       </w:pPr>
-      <w:hyperlink w:anchor="_Toc223975088" w:history="1">
+      <w:hyperlink w:anchor="_Toc224033371" w:history="1">
         <w:r>
           <w:rPr>
             <w:rStyle w:val="Hipervnculo"/>
@@ -1192,7 +1118,7 @@
             <w:noProof/>
             <w:webHidden/>
           </w:rPr>
-          <w:instrText xml:space="preserve"> PAGEREF _Toc223975088 \h </w:instrText>
+          <w:instrText xml:space="preserve"> PAGEREF _Toc224033371 \h </w:instrText>
         </w:r>
         <w:r>
           <w:rPr>
@@ -1239,7 +1165,7 @@
           <w14:ligatures w14:val="standardContextual"/>
         </w:rPr>
       </w:pPr>
-      <w:hyperlink w:anchor="_Toc223975089" w:history="1">
+      <w:hyperlink w:anchor="_Toc224033372" w:history="1">
         <w:r>
           <w:rPr>
             <w:rStyle w:val="Hipervnculo"/>
@@ -1284,7 +1210,7 @@
             <w:noProof/>
             <w:webHidden/>
           </w:rPr>
-          <w:instrText xml:space="preserve"> PAGEREF _Toc223975089 \h </w:instrText>
+          <w:instrText xml:space="preserve"> PAGEREF _Toc224033372 \h </w:instrText>
         </w:r>
         <w:r>
           <w:rPr>
@@ -1331,7 +1257,7 @@
           <w14:ligatures w14:val="standardContextual"/>
         </w:rPr>
       </w:pPr>
-      <w:hyperlink w:anchor="_Toc223975090" w:history="1">
+      <w:hyperlink w:anchor="_Toc224033373" w:history="1">
         <w:r>
           <w:rPr>
             <w:rStyle w:val="Hipervnculo"/>
@@ -1376,7 +1302,7 @@
             <w:noProof/>
             <w:webHidden/>
           </w:rPr>
-          <w:instrText xml:space="preserve"> PAGEREF _Toc223975090 \h </w:instrText>
+          <w:instrText xml:space="preserve"> PAGEREF _Toc224033373 \h </w:instrText>
         </w:r>
         <w:r>
           <w:rPr>
@@ -1423,7 +1349,7 @@
           <w14:ligatures w14:val="standardContextual"/>
         </w:rPr>
       </w:pPr>
-      <w:hyperlink w:anchor="_Toc223975091" w:history="1">
+      <w:hyperlink w:anchor="_Toc224033374" w:history="1">
         <w:r>
           <w:rPr>
             <w:rStyle w:val="Hipervnculo"/>
@@ -1468,7 +1394,7 @@
             <w:noProof/>
             <w:webHidden/>
           </w:rPr>
-          <w:instrText xml:space="preserve"> PAGEREF _Toc223975091 \h </w:instrText>
+          <w:instrText xml:space="preserve"> PAGEREF _Toc224033374 \h </w:instrText>
         </w:r>
         <w:r>
           <w:rPr>
@@ -1515,7 +1441,7 @@
           <w14:ligatures w14:val="standardContextual"/>
         </w:rPr>
       </w:pPr>
-      <w:hyperlink w:anchor="_Toc223975092" w:history="1">
+      <w:hyperlink w:anchor="_Toc224033375" w:history="1">
         <w:r>
           <w:rPr>
             <w:rStyle w:val="Hipervnculo"/>
@@ -1560,7 +1486,7 @@
             <w:noProof/>
             <w:webHidden/>
           </w:rPr>
-          <w:instrText xml:space="preserve"> PAGEREF _Toc223975092 \h </w:instrText>
+          <w:instrText xml:space="preserve"> PAGEREF _Toc224033375 \h </w:instrText>
         </w:r>
         <w:r>
           <w:rPr>
@@ -1607,7 +1533,7 @@
           <w14:ligatures w14:val="standardContextual"/>
         </w:rPr>
       </w:pPr>
-      <w:hyperlink w:anchor="_Toc223975093" w:history="1">
+      <w:hyperlink w:anchor="_Toc224033376" w:history="1">
         <w:r>
           <w:rPr>
             <w:rStyle w:val="Hipervnculo"/>
@@ -1652,7 +1578,7 @@
             <w:noProof/>
             <w:webHidden/>
           </w:rPr>
-          <w:instrText xml:space="preserve"> PAGEREF _Toc223975093 \h </w:instrText>
+          <w:instrText xml:space="preserve"> PAGEREF _Toc224033376 \h </w:instrText>
         </w:r>
         <w:r>
           <w:rPr>
@@ -1699,7 +1625,7 @@
           <w14:ligatures w14:val="standardContextual"/>
         </w:rPr>
       </w:pPr>
-      <w:hyperlink w:anchor="_Toc223975094" w:history="1">
+      <w:hyperlink w:anchor="_Toc224033377" w:history="1">
         <w:r>
           <w:rPr>
             <w:rStyle w:val="Hipervnculo"/>
@@ -1744,7 +1670,7 @@
             <w:noProof/>
             <w:webHidden/>
           </w:rPr>
-          <w:instrText xml:space="preserve"> PAGEREF _Toc223975094 \h </w:instrText>
+          <w:instrText xml:space="preserve"> PAGEREF _Toc224033377 \h </w:instrText>
         </w:r>
         <w:r>
           <w:rPr>
@@ -1787,7 +1713,7 @@
           <w14:ligatures w14:val="standardContextual"/>
         </w:rPr>
       </w:pPr>
-      <w:hyperlink w:anchor="_Toc223975095" w:history="1">
+      <w:hyperlink w:anchor="_Toc224033378" w:history="1">
         <w:r>
           <w:rPr>
             <w:rStyle w:val="Hipervnculo"/>
@@ -1814,7 +1740,7 @@
             <w:noProof/>
             <w:webHidden/>
           </w:rPr>
-          <w:instrText xml:space="preserve"> PAGEREF _Toc223975095 \h </w:instrText>
+          <w:instrText xml:space="preserve"> PAGEREF _Toc224033378 \h </w:instrText>
         </w:r>
         <w:r>
           <w:rPr>
@@ -1857,7 +1783,7 @@
           <w14:ligatures w14:val="standardContextual"/>
         </w:rPr>
       </w:pPr>
-      <w:hyperlink w:anchor="_Toc223975096" w:history="1">
+      <w:hyperlink w:anchor="_Toc224033379" w:history="1">
         <w:r>
           <w:rPr>
             <w:rStyle w:val="Hipervnculo"/>
@@ -1884,7 +1810,7 @@
             <w:noProof/>
             <w:webHidden/>
           </w:rPr>
-          <w:instrText xml:space="preserve"> PAGEREF _Toc223975096 \h </w:instrText>
+          <w:instrText xml:space="preserve"> PAGEREF _Toc224033379 \h </w:instrText>
         </w:r>
         <w:r>
           <w:rPr>
@@ -1927,7 +1853,7 @@
           <w14:ligatures w14:val="standardContextual"/>
         </w:rPr>
       </w:pPr>
-      <w:hyperlink w:anchor="_Toc223975097" w:history="1">
+      <w:hyperlink w:anchor="_Toc224033380" w:history="1">
         <w:r>
           <w:rPr>
             <w:rStyle w:val="Hipervnculo"/>
@@ -1955,7 +1881,7 @@
             <w:noProof/>
             <w:webHidden/>
           </w:rPr>
-          <w:instrText xml:space="preserve"> PAGEREF _Toc223975097 \h </w:instrText>
+          <w:instrText xml:space="preserve"> PAGEREF _Toc224033380 \h </w:instrText>
         </w:r>
         <w:r>
           <w:rPr>
@@ -1998,7 +1924,7 @@
           <w14:ligatures w14:val="standardContextual"/>
         </w:rPr>
       </w:pPr>
-      <w:hyperlink w:anchor="_Toc223975098" w:history="1">
+      <w:hyperlink w:anchor="_Toc224033381" w:history="1">
         <w:r>
           <w:rPr>
             <w:rStyle w:val="Hipervnculo"/>
@@ -2025,7 +1951,7 @@
             <w:noProof/>
             <w:webHidden/>
           </w:rPr>
-          <w:instrText xml:space="preserve"> PAGEREF _Toc223975098 \h </w:instrText>
+          <w:instrText xml:space="preserve"> PAGEREF _Toc224033381 \h </w:instrText>
         </w:r>
         <w:r>
           <w:rPr>
@@ -2068,7 +1994,7 @@
         <w:fldChar w:fldCharType="end"/>
       </w:r>
       <w:bookmarkStart w:id="0" w:name="_Toc176443691"/>
-      <w:bookmarkStart w:id="1" w:name="_Toc223975083"/>
+      <w:bookmarkStart w:id="1" w:name="_Toc224033366"/>
       <w:r>
         <w:t>Introducción</w:t>
       </w:r>
@@ -2408,7 +2334,7 @@
           <w:bCs/>
         </w:rPr>
       </w:pPr>
-      <w:bookmarkStart w:id="3" w:name="_Toc223975084"/>
+      <w:bookmarkStart w:id="3" w:name="_Toc224033367"/>
       <w:r>
         <w:rPr>
           <w:rFonts w:cs="Calibri"/>
@@ -2467,7 +2393,7 @@
       <w:pPr>
         <w:pStyle w:val="Ttulo2"/>
       </w:pPr>
-      <w:bookmarkStart w:id="4" w:name="_Toc223975085"/>
+      <w:bookmarkStart w:id="4" w:name="_Toc224033368"/>
       <w:r>
         <w:t>Propiedades farmacológicas</w:t>
       </w:r>
@@ -2559,9 +2485,6 @@
         <w:pStyle w:val="Tabla"/>
         <w:spacing w:before="0" w:after="0" w:line="360" w:lineRule="auto"/>
       </w:pPr>
-      <w:r>
-        <w:t xml:space="preserve">Parte </w:t>
-      </w:r>
       <w:r>
         <w:t>Los constituyentes de los aceites esenciales con propiedades farmacológicas</w:t>
       </w:r>
@@ -2723,14 +2646,14 @@
               <w:rPr>
                 <w:rFonts w:cs="Calibri"/>
               </w:rPr>
-              <w:t xml:space="preserve">Hidrocarburos volátiles derivados del isopreno; </w:t>
+              <w:t xml:space="preserve">Hidrocarburos volátiles derivados del isopreno; constituyen una </w:t>
             </w:r>
             <w:r>
               <w:rPr>
                 <w:rFonts w:cs="Calibri"/>
               </w:rPr>
               <w:lastRenderedPageBreak/>
-              <w:t>constituyen una fracción importante de muchos aceites esenciales.</w:t>
+              <w:t>fracción importante de muchos aceites esenciales.</w:t>
             </w:r>
           </w:p>
         </w:tc>
@@ -4622,7 +4545,7 @@
       <w:pPr>
         <w:pStyle w:val="Ttulo2"/>
       </w:pPr>
-      <w:bookmarkStart w:id="5" w:name="_Toc223975086"/>
+      <w:bookmarkStart w:id="5" w:name="_Toc224033369"/>
       <w:r>
         <w:t>Caracterización</w:t>
       </w:r>
@@ -4815,6 +4738,21 @@
     </w:p>
     <w:p>
       <w:pPr>
+        <w:rPr>
+          <w:rFonts w:cs="Calibri"/>
+          <w:bCs/>
+        </w:rPr>
+      </w:pPr>
+      <w:r>
+        <w:rPr>
+          <w:rFonts w:cs="Calibri"/>
+          <w:bCs/>
+        </w:rPr>
+        <w:t>La certificación botánica, por tanto, garantiza la autenticidad del material vegetal empleado y constituye un requisito esencial para asegurar la calidad, seguridad y reproducibilidad de los aceites esenciales obtenidos.</w:t>
+      </w:r>
+    </w:p>
+    <w:p>
+      <w:pPr>
         <w:pStyle w:val="Prrafodelista"/>
         <w:numPr>
           <w:ilvl w:val="0"/>
@@ -4862,14 +4800,17 @@
         <w:rPr>
           <w:rStyle w:val="Extranjerismo"/>
         </w:rPr>
-        <w:t>Pelargonium graveolens</w:t>
-      </w:r>
-      <w:r>
-        <w:t xml:space="preserve">) cultivado en la isla de Reunión, cerca de Madagascar, presenta una composición diferente a la obtenida de la misma especie cultivada en China. Estas variaciones son tan significativas que, incluso en el mercado internacional, ambos </w:t>
-      </w:r>
-      <w:r>
+        <w:t xml:space="preserve">Pelargonium </w:t>
+      </w:r>
+      <w:r>
+        <w:rPr>
+          <w:rStyle w:val="Extranjerismo"/>
+        </w:rPr>
         <w:lastRenderedPageBreak/>
-        <w:t>aceites se comercializan bajo denominaciones distintas, reflejando su origen y perfil bioquímico particular.</w:t>
+        <w:t>graveolens</w:t>
+      </w:r>
+      <w:r>
+        <w:t>) cultivado en la isla de Reunión, cerca de Madagascar, presenta una composición diferente a la obtenida de la misma especie cultivada en China. Estas variaciones son tan significativas que, incluso en el mercado internacional, ambos aceites se comercializan bajo denominaciones distintas, reflejando su origen y perfil bioquímico particular.</w:t>
       </w:r>
     </w:p>
     <w:p>
@@ -4955,6 +4896,7 @@
         <w:spacing w:before="0" w:after="0"/>
       </w:pPr>
       <w:r>
+        <w:lastRenderedPageBreak/>
         <w:t xml:space="preserve">De igual manera, la hora del día en que se recolectan las estructuras vegetales influye de forma determinante en la composición química del aceite esencial. Un ejemplo representativo es el caso de las flores de </w:t>
       </w:r>
       <w:r>
@@ -4972,11 +4914,7 @@
       </w:r>
       <w:proofErr w:type="spellEnd"/>
       <w:r>
-        <w:t xml:space="preserve">), de </w:t>
-      </w:r>
-      <w:r>
-        <w:lastRenderedPageBreak/>
-        <w:t>las cuales se obtiene un aceite esencial de calidad extra cuando la recolección se realiza durante las primeras horas de la mañana. A medida que avanza el día, la concentración de ciertos compuestos responsables de esta alta calidad disminuye progresivamente.</w:t>
+        <w:t>), de las cuales se obtiene un aceite esencial de calidad extra cuando la recolección se realiza durante las primeras horas de la mañana. A medida que avanza el día, la concentración de ciertos compuestos responsables de esta alta calidad disminuye progresivamente.</w:t>
       </w:r>
     </w:p>
     <w:p>
@@ -5193,6 +5131,7 @@
                 <w:rFonts w:cs="Calibri"/>
                 <w:lang w:eastAsia="es-CO"/>
               </w:rPr>
+              <w:lastRenderedPageBreak/>
               <w:t>Durante el crecimiento de la planta, los compuestos volátiles se transforman. Algunos aumentan, otros disminuyen, y eso modifica tanto el aroma como las propiedades del aceite.</w:t>
             </w:r>
           </w:p>
@@ -5209,7 +5148,6 @@
                 <w:rFonts w:cs="Calibri"/>
                 <w:lang w:eastAsia="es-CO"/>
               </w:rPr>
-              <w:lastRenderedPageBreak/>
               <w:t>Por eso, definir el momento de la cosecha no es cualquier cosa.</w:t>
             </w:r>
           </w:p>
@@ -5306,7 +5244,20 @@
                 <w:rFonts w:cs="Calibri"/>
                 <w:lang w:eastAsia="es-CO"/>
               </w:rPr>
-              <w:t>Por eso, en el ylang-ylang, las flores se recolectan cuando están completamente maduras, reconocibles por su color amarillo intenso.</w:t>
+              <w:t xml:space="preserve">Por eso, en el </w:t>
+            </w:r>
+            <w:r>
+              <w:rPr>
+                <w:rStyle w:val="Extranjerismo"/>
+              </w:rPr>
+              <w:t>ylang-ylang</w:t>
+            </w:r>
+            <w:r>
+              <w:rPr>
+                <w:rFonts w:cs="Calibri"/>
+                <w:lang w:eastAsia="es-CO"/>
+              </w:rPr>
+              <w:t>, las flores se recolectan cuando están completamente maduras, reconocibles por su color amarillo intenso.</w:t>
             </w:r>
           </w:p>
           <w:p>
@@ -5386,6 +5337,7 @@
                 <w:rFonts w:cs="Calibri"/>
                 <w:lang w:eastAsia="es-CO"/>
               </w:rPr>
+              <w:lastRenderedPageBreak/>
               <w:t>Y recuerden que en el mundo de los aceites esenciales… la calidad comienza mucho antes de llegar al laboratorio… empieza en el momento exacto de la recolección.</w:t>
             </w:r>
           </w:p>
@@ -5421,7 +5373,6 @@
           <w:b/>
           <w:bCs/>
         </w:rPr>
-        <w:lastRenderedPageBreak/>
         <w:t>El órgano destilado</w:t>
       </w:r>
     </w:p>
@@ -5540,6 +5491,11 @@
     </w:p>
     <w:p>
       <w:pPr>
+        <w:spacing w:before="0" w:after="0"/>
+      </w:pPr>
+    </w:p>
+    <w:p>
+      <w:pPr>
         <w:pStyle w:val="Prrafodelista"/>
         <w:spacing w:before="0" w:after="0"/>
         <w:ind w:firstLine="0"/>
@@ -5571,11 +5527,8 @@
         <w:spacing w:before="0" w:after="0"/>
       </w:pPr>
       <w:r>
-        <w:t xml:space="preserve">No todos los aceites esenciales pueden obtenerse mediante un mismo método, ya que cada planta y cada órgano vegetal presentan particularidades estructurales y químicas. Es importante señalar que únicamente los métodos de destilación y extracción mecánica permiten obtener aceites esenciales verdaderos, es decir, aquellos con un alto grado de pureza. Otros métodos dan lugar a productos aromáticos que </w:t>
-      </w:r>
-      <w:r>
         <w:lastRenderedPageBreak/>
-        <w:t>contienen fracciones de aceite esencial acompañadas de residuos o trazas de disolventes.</w:t>
+        <w:t>No todos los aceites esenciales pueden obtenerse mediante un mismo método, ya que cada planta y cada órgano vegetal presentan particularidades estructurales y químicas. Es importante señalar que únicamente los métodos de destilación y extracción mecánica permiten obtener aceites esenciales verdaderos, es decir, aquellos con un alto grado de pureza. Otros métodos dan lugar a productos aromáticos que contienen fracciones de aceite esencial acompañadas de residuos o trazas de disolventes.</w:t>
       </w:r>
     </w:p>
     <w:p>
@@ -5780,6 +5733,7 @@
                 <w:rFonts w:cs="Calibri"/>
                 <w:lang w:eastAsia="es-CO"/>
               </w:rPr>
+              <w:lastRenderedPageBreak/>
               <w:t>Es que no todos los aceites esenciales se obtienen de la misma manera.</w:t>
             </w:r>
           </w:p>
@@ -5812,7 +5766,6 @@
                 <w:rFonts w:cs="Calibri"/>
                 <w:lang w:eastAsia="es-CO"/>
               </w:rPr>
-              <w:lastRenderedPageBreak/>
               <w:t>De hecho, solo algunos métodos como la destilación y la extracción mecánica permiten obtener aceites esenciales realmente puros pues son procesos que conservan mejor su composición natural.</w:t>
             </w:r>
           </w:p>
@@ -5953,10 +5906,6 @@
         <w:t xml:space="preserve">Además de la diversidad vegetal observable entre familias botánicas, géneros y especies, existe una importante variabilidad química dentro de una misma especie vegetal, conocida como </w:t>
       </w:r>
       <w:r>
-        <w:rPr>
-          <w:b/>
-          <w:bCs/>
-        </w:rPr>
         <w:t>quimiotipo.</w:t>
       </w:r>
       <w:r>
@@ -5968,6 +5917,7 @@
         <w:spacing w:before="0" w:after="0"/>
       </w:pPr>
       <w:r>
+        <w:lastRenderedPageBreak/>
         <w:t>El quimiotipo de un aceite esencial se determina mediante un análisis químico denominado </w:t>
       </w:r>
       <w:r>
@@ -5981,11 +5931,6 @@
         <w:t xml:space="preserve">, técnica que permite identificar y cuantificar las moléculas presentes a través de picos característicos. Cuando un aceite esencial es considerado </w:t>
       </w:r>
       <w:r>
-        <w:rPr>
-          <w:b/>
-          <w:bCs/>
-        </w:rPr>
-        <w:lastRenderedPageBreak/>
         <w:t>“quimiotipado”,</w:t>
       </w:r>
       <w:r>
@@ -6089,7 +6034,7 @@
       <w:pPr>
         <w:pStyle w:val="Ttulo2"/>
       </w:pPr>
-      <w:bookmarkStart w:id="6" w:name="_Toc223975087"/>
+      <w:bookmarkStart w:id="6" w:name="_Toc224033370"/>
       <w:r>
         <w:t>Evaluación olfativa de los aceites esenciales</w:t>
       </w:r>
@@ -6109,7 +6054,15 @@
           <w:rFonts w:cs="Calibri"/>
           <w:lang w:eastAsia="es-CO"/>
         </w:rPr>
-        <w:t>Este proceso se lleva a cabo mediante la evaluación sensorial realizada por un panel de expertos o catadores especializados, conocidos como “narices”. El criterio y veredicto de estos profesionales resulta fundamental al momento de seleccionar un aceite esencial como ingrediente odorífero o como nota fragante en la formulación de perfumes y otros productos afines.</w:t>
+        <w:t xml:space="preserve">Este proceso se lleva a cabo mediante la evaluación sensorial realizada por un panel de expertos o catadores especializados, conocidos como “narices”. El criterio y veredicto de estos profesionales resulta fundamental al momento de seleccionar un </w:t>
+      </w:r>
+      <w:r>
+        <w:rPr>
+          <w:rFonts w:cs="Calibri"/>
+          <w:lang w:eastAsia="es-CO"/>
+        </w:rPr>
+        <w:lastRenderedPageBreak/>
+        <w:t>aceite esencial como ingrediente odorífero o como nota fragante en la formulación de perfumes y otros productos afines.</w:t>
       </w:r>
     </w:p>
     <w:p>
@@ -6126,7 +6079,6 @@
           <w:rFonts w:cs="Calibri"/>
           <w:lang w:eastAsia="es-CO"/>
         </w:rPr>
-        <w:lastRenderedPageBreak/>
         <w:t>Para realizar una valoración adecuada de una sustancia aromática, es indispensable conocer y analizar previamente sus principales características sensoriales, las cuales permiten determinar su calidad, intensidad, estabilidad y compatibilidad dentro de una composición aromática.</w:t>
       </w:r>
     </w:p>
@@ -6170,8 +6122,8 @@
           <w:lang w:eastAsia="es-CO"/>
         </w:rPr>
         <w:drawing>
-          <wp:inline distT="0" distB="0" distL="0" distR="0" wp14:anchorId="1FDEE4DB" wp14:editId="27BC65E3">
-            <wp:extent cx="6447355" cy="939800"/>
+          <wp:inline distT="0" distB="0" distL="0" distR="0" wp14:anchorId="1FDEE4DB" wp14:editId="3A8C501D">
+            <wp:extent cx="6447155" cy="1018309"/>
             <wp:effectExtent l="0" t="0" r="0" b="0"/>
             <wp:docPr id="26323167" name="Imagen 10" descr="Los principales parámetros de evaluación sensorial de los aceites esenciales: intensidad del olor, calidad aromática, aceptabilidad subjetiva y umbral del olor, con una breve definición de cada uno."/>
             <wp:cNvGraphicFramePr>
@@ -6202,7 +6154,7 @@
                   <pic:spPr bwMode="auto">
                     <a:xfrm>
                       <a:off x="0" y="0"/>
-                      <a:ext cx="6510463" cy="948999"/>
+                      <a:ext cx="6528468" cy="1031152"/>
                     </a:xfrm>
                     <a:prstGeom prst="rect">
                       <a:avLst/>
@@ -6295,9 +6247,9 @@
           <w:noProof/>
         </w:rPr>
         <w:drawing>
-          <wp:inline distT="0" distB="0" distL="0" distR="0" wp14:anchorId="61310DD8" wp14:editId="7B353709">
-            <wp:extent cx="6332220" cy="687070"/>
-            <wp:effectExtent l="0" t="0" r="0" b="0"/>
+          <wp:inline distT="0" distB="0" distL="0" distR="0" wp14:anchorId="61310DD8" wp14:editId="47571712">
+            <wp:extent cx="6332220" cy="741218"/>
+            <wp:effectExtent l="0" t="0" r="0" b="1905"/>
             <wp:docPr id="55666227" name="Imagen 11" descr="Clasificación perceptual de los olores, organizada en diez categorías sensoriales generales, incluyendo notas florales, leñosas, frutales, químicas, mentoladas, dulces, cítricas y olores desagradables como rancio y descompuesto."/>
             <wp:cNvGraphicFramePr>
               <a:graphicFrameLocks xmlns:a="http://schemas.openxmlformats.org/drawingml/2006/main" noChangeAspect="1"/>
@@ -6327,7 +6279,7 @@
                   <pic:spPr bwMode="auto">
                     <a:xfrm>
                       <a:off x="0" y="0"/>
-                      <a:ext cx="6332220" cy="687070"/>
+                      <a:ext cx="6371339" cy="745797"/>
                     </a:xfrm>
                     <a:prstGeom prst="rect">
                       <a:avLst/>
@@ -6381,25 +6333,22 @@
           <w:rFonts w:cs="Calibri"/>
           <w:lang w:eastAsia="es-CO"/>
         </w:rPr>
-        <w:t>Para llevar a cabo una evaluación profesional de las características olfativas de un aceite esencial, es indispensable considerar tres aspectos fundamentales: el ambiente en el que se realiza la evaluación, el catador y la técnica empleada. La adecuada interacción entre estos elementos garantiza una valoración sensorial objetiva, reproducible y confiable.</w:t>
-      </w:r>
-    </w:p>
-    <w:p>
-      <w:pPr>
-        <w:spacing w:before="0" w:after="0"/>
-        <w:ind w:firstLine="567"/>
-        <w:rPr>
-          <w:rFonts w:cs="Calibri"/>
-          <w:lang w:eastAsia="es-CO"/>
-        </w:rPr>
-      </w:pPr>
+        <w:t xml:space="preserve">Para llevar a cabo una evaluación profesional de las características olfativas de un aceite esencial, es indispensable considerar tres aspectos fundamentales: el ambiente en el que se realiza la evaluación, el catador y la técnica empleada. La adecuada </w:t>
+      </w:r>
+      <w:r>
+        <w:rPr>
+          <w:rFonts w:cs="Calibri"/>
+          <w:lang w:eastAsia="es-CO"/>
+        </w:rPr>
+        <w:lastRenderedPageBreak/>
+        <w:t>interacción entre estos elementos garantiza una valoración sensorial objetiva, reproducible y confiable.</w:t>
+      </w:r>
     </w:p>
     <w:p>
       <w:pPr>
         <w:pStyle w:val="Figura"/>
       </w:pPr>
       <w:r>
-        <w:lastRenderedPageBreak/>
         <w:t>Figura 5. Técnica de evaluación olfativa</w:t>
       </w:r>
     </w:p>
@@ -6416,9 +6365,9 @@
           <w:lang w:eastAsia="es-CO"/>
         </w:rPr>
         <w:drawing>
-          <wp:inline distT="0" distB="0" distL="0" distR="0" wp14:anchorId="1AD2D6B9" wp14:editId="45B24C48">
-            <wp:extent cx="6033655" cy="2439972"/>
-            <wp:effectExtent l="0" t="0" r="5715" b="0"/>
+          <wp:inline distT="0" distB="0" distL="0" distR="0" wp14:anchorId="1AD2D6B9" wp14:editId="71EC1E8A">
+            <wp:extent cx="6338109" cy="2563091"/>
+            <wp:effectExtent l="0" t="0" r="5715" b="8890"/>
             <wp:docPr id="1721233744" name="Imagen 13" descr="Describe los tres componentes fundamentales de la evaluación olfativa: el ambiente (condiciones controladas de temperatura, humedad, iluminación y ventilación), el catador (persona entrenada en sensibilidad y memoria olfativa) y la técnica (uso de tirillas de papel absorbente para la toma de muestras)."/>
             <wp:cNvGraphicFramePr>
               <a:graphicFrameLocks xmlns:a="http://schemas.openxmlformats.org/drawingml/2006/main" noChangeAspect="1"/>
@@ -6448,7 +6397,7 @@
                   <pic:spPr bwMode="auto">
                     <a:xfrm>
                       <a:off x="0" y="0"/>
-                      <a:ext cx="6062133" cy="2451488"/>
+                      <a:ext cx="6374631" cy="2577860"/>
                     </a:xfrm>
                     <a:prstGeom prst="rect">
                       <a:avLst/>
@@ -6501,9 +6450,66 @@
     </w:p>
     <w:p>
       <w:pPr>
+        <w:spacing w:before="0" w:after="0"/>
+        <w:rPr>
+          <w:lang w:eastAsia="es-CO"/>
+        </w:rPr>
+      </w:pPr>
+    </w:p>
+    <w:p>
+      <w:pPr>
+        <w:spacing w:before="0" w:after="0"/>
+        <w:rPr>
+          <w:lang w:eastAsia="es-CO"/>
+        </w:rPr>
+      </w:pPr>
+    </w:p>
+    <w:p>
+      <w:pPr>
+        <w:spacing w:before="0" w:after="0"/>
+        <w:rPr>
+          <w:lang w:eastAsia="es-CO"/>
+        </w:rPr>
+      </w:pPr>
+    </w:p>
+    <w:p>
+      <w:pPr>
+        <w:spacing w:before="0" w:after="0"/>
+        <w:rPr>
+          <w:lang w:eastAsia="es-CO"/>
+        </w:rPr>
+      </w:pPr>
+    </w:p>
+    <w:p>
+      <w:pPr>
+        <w:spacing w:before="0" w:after="0"/>
+        <w:rPr>
+          <w:lang w:eastAsia="es-CO"/>
+        </w:rPr>
+      </w:pPr>
+    </w:p>
+    <w:p>
+      <w:pPr>
+        <w:spacing w:before="0" w:after="0"/>
+        <w:rPr>
+          <w:lang w:eastAsia="es-CO"/>
+        </w:rPr>
+      </w:pPr>
+    </w:p>
+    <w:p>
+      <w:pPr>
+        <w:spacing w:before="0" w:after="0"/>
+        <w:rPr>
+          <w:lang w:eastAsia="es-CO"/>
+        </w:rPr>
+      </w:pPr>
+    </w:p>
+    <w:p>
+      <w:pPr>
         <w:pStyle w:val="Figura"/>
       </w:pPr>
       <w:r>
+        <w:lastRenderedPageBreak/>
         <w:t>Figura 6. Tiempos de la evaluación olfativa</w:t>
       </w:r>
     </w:p>
@@ -6521,9 +6527,9 @@
           <w:lang w:eastAsia="es-CO"/>
         </w:rPr>
         <w:drawing>
-          <wp:inline distT="0" distB="0" distL="0" distR="0" wp14:anchorId="76EDC398" wp14:editId="26192A14">
-            <wp:extent cx="5742709" cy="2184482"/>
-            <wp:effectExtent l="0" t="0" r="0" b="6350"/>
+          <wp:inline distT="0" distB="0" distL="0" distR="0" wp14:anchorId="76EDC398" wp14:editId="6AD7D7CA">
+            <wp:extent cx="6246324" cy="2376054"/>
+            <wp:effectExtent l="0" t="0" r="2540" b="5715"/>
             <wp:docPr id="956744722" name="Imagen 5" descr="Los tres tiempos de la evaluación olfativa de los aceites esenciales: notas de salida (componentes más volátiles percibidos inicialmente), notas de cuerpo (aroma principal y más estable) y notas de fondo (componentes persistentes que aparecen tras un tiempo prolongado)."/>
             <wp:cNvGraphicFramePr>
               <a:graphicFrameLocks xmlns:a="http://schemas.openxmlformats.org/drawingml/2006/main" noChangeAspect="1"/>
@@ -6553,7 +6559,7 @@
                   <pic:spPr bwMode="auto">
                     <a:xfrm>
                       <a:off x="0" y="0"/>
-                      <a:ext cx="5755542" cy="2189364"/>
+                      <a:ext cx="6268314" cy="2384419"/>
                     </a:xfrm>
                     <a:prstGeom prst="rect">
                       <a:avLst/>
@@ -6569,14 +6575,6 @@
     </w:p>
     <w:p>
       <w:pPr>
-        <w:spacing w:before="0" w:after="0"/>
-        <w:rPr>
-          <w:lang w:eastAsia="es-CO"/>
-        </w:rPr>
-      </w:pPr>
-    </w:p>
-    <w:p>
-      <w:pPr>
         <w:pStyle w:val="Prrafodelista"/>
         <w:numPr>
           <w:ilvl w:val="0"/>
@@ -6595,7 +6593,6 @@
           <w:b/>
           <w:bCs/>
         </w:rPr>
-        <w:lastRenderedPageBreak/>
         <w:t>Reconocimiento de una esencia natural y una sintética</w:t>
       </w:r>
     </w:p>
@@ -6768,6 +6765,7 @@
           <w:bCs/>
           <w:lang w:eastAsia="es-CO"/>
         </w:rPr>
+        <w:lastRenderedPageBreak/>
         <w:t xml:space="preserve">Esencias sintéticas: </w:t>
       </w:r>
       <w:r>
@@ -6868,26 +6866,6 @@
     </w:p>
     <w:p>
       <w:pPr>
-        <w:spacing w:before="0" w:after="0"/>
-        <w:rPr>
-          <w:b/>
-          <w:bCs/>
-          <w:lang w:eastAsia="es-CO"/>
-        </w:rPr>
-      </w:pPr>
-    </w:p>
-    <w:p>
-      <w:pPr>
-        <w:spacing w:before="0" w:after="0"/>
-        <w:rPr>
-          <w:b/>
-          <w:bCs/>
-          <w:lang w:eastAsia="es-CO"/>
-        </w:rPr>
-      </w:pPr>
-    </w:p>
-    <w:p>
-      <w:pPr>
         <w:pStyle w:val="Prrafodelista"/>
         <w:numPr>
           <w:ilvl w:val="0"/>
@@ -6906,7 +6884,6 @@
           <w:bCs/>
           <w:lang w:eastAsia="es-CO"/>
         </w:rPr>
-        <w:lastRenderedPageBreak/>
         <w:t>Información en el etiquetado</w:t>
       </w:r>
     </w:p>
@@ -6967,6 +6944,12 @@
         </w:rPr>
         <w:t>generalmente no presentan información botánica detallada ni especificación de concentración</w:t>
       </w:r>
+      <w:r>
+        <w:rPr>
+          <w:lang w:eastAsia="es-CO"/>
+        </w:rPr>
+        <w:t>.</w:t>
+      </w:r>
     </w:p>
     <w:p>
       <w:pPr>
@@ -7121,6 +7104,7 @@
           <w:bCs/>
           <w:lang w:eastAsia="es-CO"/>
         </w:rPr>
+        <w:lastRenderedPageBreak/>
         <w:t xml:space="preserve">Esencias sintéticas: </w:t>
       </w:r>
       <w:r>
@@ -7200,15 +7184,7 @@
           <w:rFonts w:cs="Calibri"/>
           <w:lang w:eastAsia="es-CO"/>
         </w:rPr>
-        <w:t xml:space="preserve">Los extractos son ingredientes aromatizantes empleados con frecuencia en la gastronomía y la industria alimentaria, cuyo objetivo principal es aportar el sabor y el </w:t>
-      </w:r>
-      <w:r>
-        <w:rPr>
-          <w:rFonts w:cs="Calibri"/>
-          <w:lang w:eastAsia="es-CO"/>
-        </w:rPr>
-        <w:lastRenderedPageBreak/>
-        <w:t>aroma característico del ingrediente original. Por su parte, los aceites esenciales son sustancias volátiles de origen natural, obtenidas mediante distintos procesos físicos a partir de hierbas, flores, frutos, semillas, maderas o resinas, y se caracterizan por poseer una composición química compleja y un aroma concentrado y específico.</w:t>
+        <w:t>Los extractos son ingredientes aromatizantes empleados con frecuencia en la gastronomía y la industria alimentaria, cuyo objetivo principal es aportar el sabor y el aroma característico del ingrediente original. Por su parte, los aceites esenciales son sustancias volátiles de origen natural, obtenidas mediante distintos procesos físicos a partir de hierbas, flores, frutos, semillas, maderas o resinas, y se caracterizan por poseer una composición química compleja y un aroma concentrado y específico.</w:t>
       </w:r>
     </w:p>
     <w:p>
@@ -7334,6 +7310,26 @@
     </w:p>
     <w:p>
       <w:pPr>
+        <w:spacing w:before="0" w:after="0"/>
+        <w:rPr>
+          <w:b/>
+          <w:bCs/>
+          <w:lang w:eastAsia="es-CO"/>
+        </w:rPr>
+      </w:pPr>
+    </w:p>
+    <w:p>
+      <w:pPr>
+        <w:spacing w:before="0" w:after="0"/>
+        <w:rPr>
+          <w:b/>
+          <w:bCs/>
+          <w:lang w:eastAsia="es-CO"/>
+        </w:rPr>
+      </w:pPr>
+    </w:p>
+    <w:p>
+      <w:pPr>
         <w:pStyle w:val="Prrafodelista"/>
         <w:numPr>
           <w:ilvl w:val="0"/>
@@ -7352,6 +7348,7 @@
           <w:bCs/>
           <w:lang w:eastAsia="es-CO"/>
         </w:rPr>
+        <w:lastRenderedPageBreak/>
         <w:t>Composición y naturaleza</w:t>
       </w:r>
     </w:p>
@@ -7504,7 +7501,6 @@
           <w:bCs/>
           <w:lang w:eastAsia="es-CO"/>
         </w:rPr>
-        <w:lastRenderedPageBreak/>
         <w:t xml:space="preserve">Aceites esenciales: </w:t>
       </w:r>
       <w:r>
@@ -7611,87 +7607,6 @@
         </w:rPr>
         <w:t>poseen aplicaciones más amplias, incluyendo usos terapéuticos, cosméticos y farmacológicos, siempre que se utilicen bajo criterios adecuados de seguridad.</w:t>
       </w:r>
-    </w:p>
-    <w:p>
-      <w:pPr>
-        <w:spacing w:before="0" w:after="0"/>
-        <w:rPr>
-          <w:rFonts w:cs="Calibri"/>
-          <w:lang w:eastAsia="es-CO"/>
-        </w:rPr>
-      </w:pPr>
-    </w:p>
-    <w:p>
-      <w:pPr>
-        <w:spacing w:before="0" w:after="0"/>
-        <w:rPr>
-          <w:rFonts w:cs="Calibri"/>
-          <w:lang w:eastAsia="es-CO"/>
-        </w:rPr>
-      </w:pPr>
-    </w:p>
-    <w:p>
-      <w:pPr>
-        <w:spacing w:before="0" w:after="0"/>
-        <w:rPr>
-          <w:rFonts w:cs="Calibri"/>
-          <w:lang w:eastAsia="es-CO"/>
-        </w:rPr>
-      </w:pPr>
-    </w:p>
-    <w:p>
-      <w:pPr>
-        <w:spacing w:before="0" w:after="0"/>
-        <w:rPr>
-          <w:rFonts w:cs="Calibri"/>
-          <w:lang w:eastAsia="es-CO"/>
-        </w:rPr>
-      </w:pPr>
-    </w:p>
-    <w:p>
-      <w:pPr>
-        <w:spacing w:before="0" w:after="0"/>
-        <w:rPr>
-          <w:rFonts w:cs="Calibri"/>
-          <w:lang w:eastAsia="es-CO"/>
-        </w:rPr>
-      </w:pPr>
-    </w:p>
-    <w:p>
-      <w:pPr>
-        <w:spacing w:before="0" w:after="0"/>
-        <w:rPr>
-          <w:rFonts w:cs="Calibri"/>
-          <w:lang w:eastAsia="es-CO"/>
-        </w:rPr>
-      </w:pPr>
-    </w:p>
-    <w:p>
-      <w:pPr>
-        <w:spacing w:before="0" w:after="0"/>
-        <w:rPr>
-          <w:rFonts w:cs="Calibri"/>
-          <w:lang w:eastAsia="es-CO"/>
-        </w:rPr>
-      </w:pPr>
-    </w:p>
-    <w:p>
-      <w:pPr>
-        <w:spacing w:before="0" w:after="0"/>
-        <w:rPr>
-          <w:rFonts w:cs="Calibri"/>
-          <w:lang w:eastAsia="es-CO"/>
-        </w:rPr>
-      </w:pPr>
-    </w:p>
-    <w:p>
-      <w:pPr>
-        <w:spacing w:before="0" w:after="0"/>
-        <w:rPr>
-          <w:rFonts w:cs="Calibri"/>
-          <w:lang w:eastAsia="es-CO"/>
-        </w:rPr>
-      </w:pPr>
     </w:p>
     <w:p>
       <w:pPr>
@@ -7772,7 +7687,7 @@
           <w:rFonts w:cs="Calibri"/>
         </w:rPr>
       </w:pPr>
-      <w:bookmarkStart w:id="7" w:name="_Toc223975088"/>
+      <w:bookmarkStart w:id="7" w:name="_Toc224033371"/>
       <w:r>
         <w:rPr>
           <w:rFonts w:cs="Calibri"/>
@@ -8101,11 +8016,15 @@
       </w:r>
       <w:r>
         <w:rPr>
-          <w:i/>
-          <w:iCs/>
-          <w:lang w:eastAsia="es-CO"/>
+          <w:rStyle w:val="Extranjerismo"/>
         </w:rPr>
         <w:t>Calea</w:t>
+      </w:r>
+      <w:r>
+        <w:rPr>
+          <w:rStyle w:val="Extranjerismo"/>
+        </w:rPr>
+        <w:t>.</w:t>
       </w:r>
     </w:p>
     <w:p>
@@ -9719,7 +9638,7 @@
       <w:pPr>
         <w:pStyle w:val="Ttulo2"/>
       </w:pPr>
-      <w:bookmarkStart w:id="8" w:name="_Toc223975089"/>
+      <w:bookmarkStart w:id="8" w:name="_Toc224033372"/>
       <w:r>
         <w:lastRenderedPageBreak/>
         <w:t>Usos en la odontología</w:t>
@@ -9850,7 +9769,7 @@
       <w:pPr>
         <w:pStyle w:val="Ttulo2"/>
       </w:pPr>
-      <w:bookmarkStart w:id="9" w:name="_Toc223975090"/>
+      <w:bookmarkStart w:id="9" w:name="_Toc224033373"/>
       <w:r>
         <w:t>Usos en la industria cosmética y de la perfumería</w:t>
       </w:r>
@@ -10612,9 +10531,18 @@
     <w:p>
       <w:pPr>
         <w:pStyle w:val="Ttulo2"/>
+        <w:numPr>
+          <w:ilvl w:val="0"/>
+          <w:numId w:val="0"/>
+        </w:numPr>
+      </w:pPr>
+    </w:p>
+    <w:p>
+      <w:pPr>
+        <w:pStyle w:val="Ttulo2"/>
         <w:ind w:left="567" w:hanging="567"/>
       </w:pPr>
-      <w:bookmarkStart w:id="10" w:name="_Toc223975091"/>
+      <w:bookmarkStart w:id="10" w:name="_Toc224033374"/>
       <w:r>
         <w:t>Usos en la industria del jabón y de los ambientadores</w:t>
       </w:r>
@@ -10906,7 +10834,7 @@
         <w:pStyle w:val="Ttulo2"/>
         <w:ind w:left="567" w:hanging="567"/>
       </w:pPr>
-      <w:bookmarkStart w:id="11" w:name="_Toc223975092"/>
+      <w:bookmarkStart w:id="11" w:name="_Toc224033375"/>
       <w:r>
         <w:t>Usos en la industria alimentaria y de los licores</w:t>
       </w:r>
@@ -10975,7 +10903,7 @@
         <w:pStyle w:val="Ttulo2"/>
         <w:ind w:left="567" w:hanging="567"/>
       </w:pPr>
-      <w:bookmarkStart w:id="12" w:name="_Toc223975093"/>
+      <w:bookmarkStart w:id="12" w:name="_Toc224033376"/>
       <w:r>
         <w:t>Usos en la industria veterinarias</w:t>
       </w:r>
@@ -11117,7 +11045,7 @@
         <w:pStyle w:val="Ttulo2"/>
         <w:ind w:left="567" w:hanging="567"/>
       </w:pPr>
-      <w:bookmarkStart w:id="13" w:name="_Toc223975094"/>
+      <w:bookmarkStart w:id="13" w:name="_Toc224033377"/>
       <w:r>
         <w:t>Usos en la agricultura</w:t>
       </w:r>
@@ -11271,7 +11199,7 @@
       <w:pPr>
         <w:pStyle w:val="Titulosgenerales"/>
       </w:pPr>
-      <w:bookmarkStart w:id="14" w:name="_Toc223975095"/>
+      <w:bookmarkStart w:id="14" w:name="_Toc224033378"/>
       <w:r>
         <w:lastRenderedPageBreak/>
         <w:t>Síntesis</w:t>
@@ -11384,7 +11312,7 @@
         <w:pStyle w:val="Titulosgenerales"/>
       </w:pPr>
       <w:bookmarkStart w:id="15" w:name="_Toc176443725"/>
-      <w:bookmarkStart w:id="16" w:name="_Toc223975096"/>
+      <w:bookmarkStart w:id="16" w:name="_Toc224033379"/>
       <w:r>
         <w:lastRenderedPageBreak/>
         <w:t>Glosario</w:t>
@@ -11712,7 +11640,7 @@
         </w:rPr>
       </w:pPr>
       <w:bookmarkStart w:id="17" w:name="_Toc176443726"/>
-      <w:bookmarkStart w:id="18" w:name="_Toc223975097"/>
+      <w:bookmarkStart w:id="18" w:name="_Toc224033380"/>
       <w:r>
         <w:rPr>
           <w:lang w:val="es-MX"/>
@@ -11872,7 +11800,7 @@
         <w:pStyle w:val="Titulosgenerales"/>
       </w:pPr>
       <w:bookmarkStart w:id="19" w:name="_Toc176443727"/>
-      <w:bookmarkStart w:id="20" w:name="_Toc223975098"/>
+      <w:bookmarkStart w:id="20" w:name="_Toc224033381"/>
       <w:r>
         <w:lastRenderedPageBreak/>
         <w:t>Créditos</w:t>
@@ -12604,10 +12532,7 @@
             </w:r>
             <w:r>
               <w:rPr>
-                <w:rFonts w:cs="Calibri"/>
-                <w:i/>
-                <w:iCs/>
-                <w:lang w:eastAsia="es-CO"/>
+                <w:rStyle w:val="Extranjerismo"/>
               </w:rPr>
               <w:t>full stack</w:t>
             </w:r>
@@ -12756,16 +12681,19 @@
     <w:p>
       <w:pPr>
         <w:spacing w:before="0" w:after="0"/>
-        <w:rPr>
-          <w:rFonts w:cs="Calibri"/>
-          <w:b/>
-          <w:bCs/>
-          <w:lang w:eastAsia="es-CO"/>
-        </w:rPr>
-      </w:pPr>
-      <w:r>
-        <w:rPr>
-          <w:rFonts w:cs="Calibri"/>
+        <w:ind w:firstLine="0"/>
+        <w:rPr>
+          <w:rFonts w:cs="Calibri"/>
+          <w:b/>
+          <w:bCs/>
+          <w:lang w:eastAsia="es-CO"/>
+        </w:rPr>
+      </w:pPr>
+      <w:r>
+        <w:rPr>
+          <w:rFonts w:cs="Calibri"/>
+          <w:b/>
+          <w:bCs/>
           <w:lang w:eastAsia="es-CO"/>
         </w:rPr>
         <w:t>Validación</w:t>
@@ -12782,7 +12710,7 @@
     </w:p>
     <w:tbl>
       <w:tblPr>
-        <w:tblW w:w="9621" w:type="dxa"/>
+        <w:tblW w:w="9776" w:type="dxa"/>
         <w:tblBorders>
           <w:top w:val="single" w:sz="4" w:space="0" w:color="auto"/>
           <w:left w:val="single" w:sz="4" w:space="0" w:color="auto"/>
@@ -12799,8 +12727,8 @@
       </w:tblPr>
       <w:tblGrid>
         <w:gridCol w:w="2646"/>
-        <w:gridCol w:w="3487"/>
-        <w:gridCol w:w="3488"/>
+        <w:gridCol w:w="3586"/>
+        <w:gridCol w:w="3544"/>
       </w:tblGrid>
       <w:tr>
         <w:trPr>
@@ -12838,7 +12766,6 @@
               </w:rPr>
               <w:t xml:space="preserve">Yineth Ibette </w:t>
             </w:r>
-            <w:proofErr w:type="spellStart"/>
             <w:r>
               <w:rPr>
                 <w:rFonts w:cs="Calibri"/>
@@ -12846,9 +12773,8 @@
                 <w:bCs/>
                 <w:lang w:eastAsia="es-CO"/>
               </w:rPr>
-              <w:t>Gonzalez</w:t>
-            </w:r>
-            <w:proofErr w:type="spellEnd"/>
+              <w:t>González</w:t>
+            </w:r>
             <w:r>
               <w:rPr>
                 <w:rFonts w:cs="Calibri"/>
@@ -12862,7 +12788,7 @@
         </w:tc>
         <w:tc>
           <w:tcPr>
-            <w:tcW w:w="3487" w:type="dxa"/>
+            <w:tcW w:w="3586" w:type="dxa"/>
             <w:tcMar>
               <w:top w:w="375" w:type="dxa"/>
               <w:left w:w="300" w:type="dxa"/>
@@ -12892,7 +12818,7 @@
         </w:tc>
         <w:tc>
           <w:tcPr>
-            <w:tcW w:w="3488" w:type="dxa"/>
+            <w:tcW w:w="3544" w:type="dxa"/>
             <w:tcMar>
               <w:top w:w="375" w:type="dxa"/>
               <w:left w:w="300" w:type="dxa"/>
@@ -12961,7 +12887,7 @@
         </w:tc>
         <w:tc>
           <w:tcPr>
-            <w:tcW w:w="3487" w:type="dxa"/>
+            <w:tcW w:w="3586" w:type="dxa"/>
             <w:tcMar>
               <w:top w:w="375" w:type="dxa"/>
               <w:left w:w="300" w:type="dxa"/>
@@ -12991,7 +12917,7 @@
         </w:tc>
         <w:tc>
           <w:tcPr>
-            <w:tcW w:w="3488" w:type="dxa"/>
+            <w:tcW w:w="3544" w:type="dxa"/>
             <w:tcMar>
               <w:top w:w="375" w:type="dxa"/>
               <w:left w:w="300" w:type="dxa"/>
@@ -20316,7 +20242,7 @@
 </file>
 
 <file path=customXml/itemProps2.xml><?xml version="1.0" encoding="utf-8"?>
-<ds:datastoreItem xmlns:ds="http://schemas.openxmlformats.org/officeDocument/2006/customXml" ds:itemID="{431B48F3-3D0F-4DAF-BD28-48DC46C44A1A}"/>
+<ds:datastoreItem xmlns:ds="http://schemas.openxmlformats.org/officeDocument/2006/customXml" ds:itemID="{4AED8AF7-D308-446C-BE79-8553E06A5AAF}"/>
 </file>
 
 <file path=customXml/itemProps3.xml><?xml version="1.0" encoding="utf-8"?>

--- a/fuentes/CFA2_72210086_DU.docx
+++ b/fuentes/CFA2_72210086_DU.docx
@@ -4576,6 +4576,10 @@
         <w:t xml:space="preserve">Figura 1. </w:t>
       </w:r>
       <w:r>
+        <w:rPr>
+          <w:b w:val="0"/>
+          <w:bCs w:val="0"/>
+        </w:rPr>
         <w:t>Criterios de calidad</w:t>
       </w:r>
     </w:p>
@@ -4936,7 +4940,13 @@
         <w:t>ylang-ylang</w:t>
       </w:r>
       <w:r>
-        <w:t xml:space="preserve"> de calidad extra (materia prima altamente valorada en la industria de la perfumería y cuyo precio puede oscilar entre 100 y 200 dólares por kilogramo) es indispensable recolectar las flores completamente maduras, identificables por su color amarillo intenso, durante las primeras horas del día. Asimismo, estas deben ser sometidas lo más pronto posible al proceso de destilación por arrastre de vapor (hidrodestilación), con el fin de preservar sus propiedades aromáticas y químicas.</w:t>
+        <w:t xml:space="preserve"> de calidad extra (materia prima altamente valorada en la industria de la perfumería y cuyo precio puede oscilar entre 100 y 200 dólares por kilogramo)</w:t>
+      </w:r>
+      <w:r>
+        <w:t>,</w:t>
+      </w:r>
+      <w:r>
+        <w:t xml:space="preserve"> es indispensable recolectar las flores completamente maduras, identificables por su color amarillo intenso, durante las primeras horas del día. Asimismo, estas deben ser sometidas lo más pronto posible al proceso de destilación por arrastre de vapor (hidrodestilación), con el fin de preservar sus propiedades aromáticas y químicas.</w:t>
       </w:r>
     </w:p>
     <w:p>
@@ -6171,17 +6181,33 @@
     <w:p>
       <w:pPr>
         <w:pStyle w:val="Prrafodelista"/>
-        <w:numPr>
-          <w:ilvl w:val="0"/>
-          <w:numId w:val="29"/>
-        </w:numPr>
-        <w:spacing w:before="0" w:after="0"/>
-        <w:rPr>
-          <w:rFonts w:cs="Calibri"/>
-          <w:b/>
-          <w:bCs/>
-        </w:rPr>
-      </w:pPr>
+        <w:spacing w:before="0" w:after="0"/>
+        <w:ind w:firstLine="0"/>
+        <w:rPr>
+          <w:rFonts w:cs="Calibri"/>
+          <w:b/>
+          <w:bCs/>
+        </w:rPr>
+      </w:pPr>
+    </w:p>
+    <w:p>
+      <w:pPr>
+        <w:spacing w:before="0" w:after="0"/>
+        <w:ind w:firstLine="0"/>
+        <w:rPr>
+          <w:rFonts w:cs="Calibri"/>
+          <w:b/>
+          <w:bCs/>
+        </w:rPr>
+      </w:pPr>
+      <w:r>
+        <w:rPr>
+          <w:rFonts w:cs="Calibri"/>
+          <w:b/>
+          <w:bCs/>
+        </w:rPr>
+        <w:t xml:space="preserve">          </w:t>
+      </w:r>
       <w:r>
         <w:rPr>
           <w:rFonts w:cs="Calibri"/>
@@ -8184,21 +8210,31 @@
         <w:rPr>
           <w:lang w:eastAsia="es-CO"/>
         </w:rPr>
-        <w:t xml:space="preserve">, poseen propiedades antiinfecciosas, aunque pueden resultar irritantes para la piel y las mucosas. El </w:t>
-      </w:r>
-      <w:proofErr w:type="spellStart"/>
-      <w:r>
-        <w:rPr>
-          <w:lang w:eastAsia="es-CO"/>
-        </w:rPr>
-        <w:t>eugenol</w:t>
-      </w:r>
-      <w:proofErr w:type="spellEnd"/>
-      <w:r>
-        <w:rPr>
-          <w:lang w:eastAsia="es-CO"/>
-        </w:rPr>
-        <w:t>, otro aldehído aromático presente en la esencia de clavo presenta fuertes propiedades antibacterianas cuando se utiliza en pequeñas dosis.</w:t>
+        <w:t>, poseen propiedades antiinfecciosas, aunque pueden resultar irritantes para la piel y las mucosas. El eugenol, otro aldehído aromático presente en la esencia de</w:t>
+      </w:r>
+      <w:r>
+        <w:rPr>
+          <w:lang w:eastAsia="es-CO"/>
+        </w:rPr>
+        <w:t>l</w:t>
+      </w:r>
+      <w:r>
+        <w:rPr>
+          <w:lang w:eastAsia="es-CO"/>
+        </w:rPr>
+        <w:t xml:space="preserve"> </w:t>
+      </w:r>
+      <w:r>
+        <w:rPr>
+          <w:lang w:eastAsia="es-CO"/>
+        </w:rPr>
+        <w:t>clavo</w:t>
+      </w:r>
+      <w:r>
+        <w:rPr>
+          <w:lang w:eastAsia="es-CO"/>
+        </w:rPr>
+        <w:t xml:space="preserve"> presenta fuertes propiedades antibacterianas cuando se utiliza en pequeñas dosis.</w:t>
       </w:r>
     </w:p>
     <w:p>
@@ -8254,8 +8290,6 @@
       <w:proofErr w:type="spellStart"/>
       <w:r>
         <w:rPr>
-          <w:i/>
-          <w:iCs/>
           <w:lang w:eastAsia="es-CO"/>
         </w:rPr>
         <w:t>Thuja</w:t>
@@ -8265,7 +8299,13 @@
         <w:rPr>
           <w:lang w:eastAsia="es-CO"/>
         </w:rPr>
-        <w:t> (especie norteamericana de ciprés), confieren propiedades calmantes, regenerativas y cicatrizantes del tejido cutáneo. No obstante, pueden resultar tóxicas si su uso no es moderado, por lo que algunos aceites que las contienen están contraindicados en mujeres embarazadas.</w:t>
+        <w:t> </w:t>
+      </w:r>
+      <w:r>
+        <w:rPr>
+          <w:lang w:eastAsia="es-CO"/>
+        </w:rPr>
+        <w:t>(especie norteamericana de ciprés), confieren propiedades calmantes, regenerativas y cicatrizantes del tejido cutáneo. No obstante, pueden resultar tóxicas si su uso no es moderado, por lo que algunos aceites que las contienen están contraindicados en mujeres embarazadas.</w:t>
       </w:r>
     </w:p>
     <w:p>
@@ -8459,7 +8499,7 @@
         <w:tc>
           <w:tcPr>
             <w:tcW w:w="2490" w:type="dxa"/>
-            <w:shd w:val="clear" w:color="auto" w:fill="D9E2F3" w:themeFill="accent1" w:themeFillTint="33"/>
+            <w:shd w:val="clear" w:color="auto" w:fill="E7E6E6" w:themeFill="background2"/>
           </w:tcPr>
           <w:p>
             <w:pPr>
@@ -8484,7 +8524,7 @@
         <w:tc>
           <w:tcPr>
             <w:tcW w:w="2490" w:type="dxa"/>
-            <w:shd w:val="clear" w:color="auto" w:fill="D9E2F3" w:themeFill="accent1" w:themeFillTint="33"/>
+            <w:shd w:val="clear" w:color="auto" w:fill="E7E6E6" w:themeFill="background2"/>
           </w:tcPr>
           <w:p>
             <w:pPr>
@@ -8509,7 +8549,7 @@
         <w:tc>
           <w:tcPr>
             <w:tcW w:w="2491" w:type="dxa"/>
-            <w:shd w:val="clear" w:color="auto" w:fill="D9E2F3" w:themeFill="accent1" w:themeFillTint="33"/>
+            <w:shd w:val="clear" w:color="auto" w:fill="E7E6E6" w:themeFill="background2"/>
           </w:tcPr>
           <w:p>
             <w:pPr>
@@ -8534,7 +8574,7 @@
         <w:tc>
           <w:tcPr>
             <w:tcW w:w="2491" w:type="dxa"/>
-            <w:shd w:val="clear" w:color="auto" w:fill="D9E2F3" w:themeFill="accent1" w:themeFillTint="33"/>
+            <w:shd w:val="clear" w:color="auto" w:fill="E7E6E6" w:themeFill="background2"/>
           </w:tcPr>
           <w:p>
             <w:pPr>
@@ -10040,6 +10080,7 @@
     <w:p>
       <w:pPr>
         <w:pStyle w:val="Tabla"/>
+        <w:ind w:left="0" w:firstLine="0"/>
         <w:rPr>
           <w:lang w:eastAsia="es-CO"/>
         </w:rPr>
@@ -10056,31 +10097,34 @@
       <w:tblPr>
         <w:tblStyle w:val="Tablaconcuadrcula"/>
         <w:tblW w:w="0" w:type="auto"/>
+        <w:tblLayout w:type="fixed"/>
         <w:tblLook w:val="04A0" w:firstRow="1" w:lastRow="0" w:firstColumn="1" w:lastColumn="0" w:noHBand="0" w:noVBand="1"/>
       </w:tblPr>
       <w:tblGrid>
-        <w:gridCol w:w="2689"/>
-        <w:gridCol w:w="7273"/>
+        <w:gridCol w:w="2405"/>
+        <w:gridCol w:w="7557"/>
       </w:tblGrid>
       <w:tr>
+        <w:trPr>
+          <w:tblHeader/>
+        </w:trPr>
         <w:tc>
           <w:tcPr>
-            <w:tcW w:w="2689" w:type="dxa"/>
-            <w:shd w:val="clear" w:color="auto" w:fill="D9E2F3" w:themeFill="accent1" w:themeFillTint="33"/>
+            <w:tcW w:w="2405" w:type="dxa"/>
           </w:tcPr>
           <w:p>
             <w:pPr>
               <w:spacing w:before="0" w:after="0"/>
               <w:ind w:firstLine="0"/>
               <w:rPr>
-                <w:rFonts w:cs="Calibri"/>
                 <w:b/>
                 <w:bCs/>
+                <w:szCs w:val="28"/>
+                <w:lang w:val="es-419" w:eastAsia="es-CO"/>
               </w:rPr>
             </w:pPr>
             <w:r>
               <w:rPr>
-                <w:rFonts w:cs="Calibri"/>
                 <w:b/>
                 <w:bCs/>
               </w:rPr>
@@ -10090,22 +10134,21 @@
         </w:tc>
         <w:tc>
           <w:tcPr>
-            <w:tcW w:w="7273" w:type="dxa"/>
-            <w:shd w:val="clear" w:color="auto" w:fill="D9E2F3" w:themeFill="accent1" w:themeFillTint="33"/>
+            <w:tcW w:w="7557" w:type="dxa"/>
           </w:tcPr>
           <w:p>
             <w:pPr>
               <w:spacing w:before="0" w:after="0"/>
               <w:ind w:firstLine="0"/>
               <w:rPr>
-                <w:rFonts w:cs="Calibri"/>
                 <w:b/>
                 <w:bCs/>
+                <w:szCs w:val="28"/>
+                <w:lang w:val="es-419" w:eastAsia="es-CO"/>
               </w:rPr>
             </w:pPr>
             <w:r>
               <w:rPr>
-                <w:rFonts w:cs="Calibri"/>
                 <w:b/>
                 <w:bCs/>
               </w:rPr>
@@ -10117,21 +10160,21 @@
       <w:tr>
         <w:tc>
           <w:tcPr>
-            <w:tcW w:w="2689" w:type="dxa"/>
+            <w:tcW w:w="2405" w:type="dxa"/>
           </w:tcPr>
           <w:p>
             <w:pPr>
-              <w:spacing w:before="0" w:after="0"/>
-              <w:ind w:firstLine="0"/>
-              <w:rPr>
-                <w:rFonts w:cs="Calibri"/>
+              <w:pStyle w:val="TextoTablas"/>
+              <w:spacing w:before="0" w:after="0" w:line="360" w:lineRule="auto"/>
+              <w:rPr>
                 <w:b/>
                 <w:bCs/>
+                <w:sz w:val="28"/>
+                <w:szCs w:val="28"/>
               </w:rPr>
             </w:pPr>
             <w:r>
               <w:rPr>
-                <w:rFonts w:cs="Calibri"/>
                 <w:b/>
                 <w:bCs/>
               </w:rPr>
@@ -10141,21 +10184,18 @@
         </w:tc>
         <w:tc>
           <w:tcPr>
-            <w:tcW w:w="7273" w:type="dxa"/>
+            <w:tcW w:w="7557" w:type="dxa"/>
           </w:tcPr>
           <w:p>
             <w:pPr>
-              <w:spacing w:before="0" w:after="0"/>
-              <w:ind w:firstLine="0"/>
-              <w:rPr>
-                <w:rFonts w:cs="Calibri"/>
-                <w:bCs/>
+              <w:pStyle w:val="TextoTablas"/>
+              <w:spacing w:before="0" w:after="0" w:line="360" w:lineRule="auto"/>
+              <w:rPr>
+                <w:sz w:val="28"/>
+                <w:szCs w:val="28"/>
               </w:rPr>
             </w:pPr>
             <w:r>
-              <w:rPr>
-                <w:rFonts w:cs="Calibri"/>
-              </w:rPr>
               <w:t>Se extrae de la madera de un árbol originario de Asia, conocido como agar. Su cultivo es muy localizado y su alta demanda hace que su precio sea elevado. Se encuentra presente en numerosos perfumes de notas amaderadas, tanto masculinos como femeninos.</w:t>
             </w:r>
           </w:p>
@@ -10164,16 +10204,15 @@
       <w:tr>
         <w:tc>
           <w:tcPr>
-            <w:tcW w:w="2689" w:type="dxa"/>
+            <w:tcW w:w="2405" w:type="dxa"/>
           </w:tcPr>
           <w:p>
             <w:pPr>
-              <w:spacing w:before="0" w:after="0"/>
-              <w:ind w:firstLine="0"/>
-              <w:rPr>
-                <w:rFonts w:cs="Calibri"/>
-                <w:b/>
-                <w:bCs/>
+              <w:pStyle w:val="TextoTablas"/>
+              <w:spacing w:before="0" w:after="0" w:line="360" w:lineRule="auto"/>
+              <w:rPr>
+                <w:sz w:val="28"/>
+                <w:szCs w:val="28"/>
               </w:rPr>
             </w:pPr>
             <w:r>
@@ -10188,15 +10227,15 @@
         </w:tc>
         <w:tc>
           <w:tcPr>
-            <w:tcW w:w="7273" w:type="dxa"/>
+            <w:tcW w:w="7557" w:type="dxa"/>
           </w:tcPr>
           <w:p>
             <w:pPr>
-              <w:spacing w:before="0" w:after="0"/>
-              <w:ind w:firstLine="0"/>
-              <w:rPr>
-                <w:rFonts w:cs="Calibri"/>
-                <w:bCs/>
+              <w:pStyle w:val="TextoTablas"/>
+              <w:spacing w:before="0" w:after="0" w:line="360" w:lineRule="auto"/>
+              <w:rPr>
+                <w:sz w:val="28"/>
+                <w:szCs w:val="28"/>
               </w:rPr>
             </w:pPr>
             <w:r>
@@ -10211,16 +10250,15 @@
       <w:tr>
         <w:tc>
           <w:tcPr>
-            <w:tcW w:w="2689" w:type="dxa"/>
+            <w:tcW w:w="2405" w:type="dxa"/>
           </w:tcPr>
           <w:p>
             <w:pPr>
-              <w:spacing w:before="0" w:after="0"/>
-              <w:ind w:firstLine="0"/>
-              <w:rPr>
-                <w:rFonts w:cs="Calibri"/>
-                <w:b/>
-                <w:bCs/>
+              <w:pStyle w:val="TextoTablas"/>
+              <w:spacing w:before="0" w:after="0" w:line="360" w:lineRule="auto"/>
+              <w:rPr>
+                <w:sz w:val="28"/>
+                <w:szCs w:val="28"/>
               </w:rPr>
             </w:pPr>
             <w:r>
@@ -10235,15 +10273,15 @@
         </w:tc>
         <w:tc>
           <w:tcPr>
-            <w:tcW w:w="7273" w:type="dxa"/>
+            <w:tcW w:w="7557" w:type="dxa"/>
           </w:tcPr>
           <w:p>
             <w:pPr>
-              <w:spacing w:before="0" w:after="0"/>
-              <w:ind w:firstLine="0"/>
-              <w:rPr>
-                <w:rFonts w:cs="Calibri"/>
-                <w:bCs/>
+              <w:pStyle w:val="TextoTablas"/>
+              <w:spacing w:before="0" w:after="0" w:line="360" w:lineRule="auto"/>
+              <w:rPr>
+                <w:sz w:val="28"/>
+                <w:szCs w:val="28"/>
               </w:rPr>
             </w:pPr>
             <w:r>
@@ -10258,16 +10296,15 @@
       <w:tr>
         <w:tc>
           <w:tcPr>
-            <w:tcW w:w="2689" w:type="dxa"/>
+            <w:tcW w:w="2405" w:type="dxa"/>
           </w:tcPr>
           <w:p>
             <w:pPr>
-              <w:spacing w:before="0" w:after="0"/>
-              <w:ind w:firstLine="0"/>
-              <w:rPr>
-                <w:rFonts w:cs="Calibri"/>
-                <w:b/>
-                <w:bCs/>
+              <w:pStyle w:val="TextoTablas"/>
+              <w:spacing w:before="0" w:after="0" w:line="360" w:lineRule="auto"/>
+              <w:rPr>
+                <w:sz w:val="28"/>
+                <w:szCs w:val="28"/>
               </w:rPr>
             </w:pPr>
             <w:r>
@@ -10282,22 +10319,85 @@
         </w:tc>
         <w:tc>
           <w:tcPr>
-            <w:tcW w:w="7273" w:type="dxa"/>
+            <w:tcW w:w="7557" w:type="dxa"/>
           </w:tcPr>
           <w:p>
             <w:pPr>
-              <w:spacing w:before="0" w:after="0"/>
-              <w:ind w:firstLine="0"/>
-              <w:rPr>
-                <w:rFonts w:cs="Calibri"/>
+              <w:pStyle w:val="TextoTablas"/>
+              <w:spacing w:before="0" w:after="0" w:line="360" w:lineRule="auto"/>
+              <w:rPr>
+                <w:sz w:val="28"/>
+                <w:szCs w:val="28"/>
+              </w:rPr>
+            </w:pPr>
+            <w:r>
+              <w:rPr>
+                <w:rFonts w:cs="Calibri"/>
+              </w:rPr>
+              <w:t>Este aceite se obtiene de la madera y la corteza del árbol de cedro. Su aroma amaderado y profundo es altamente valorado y demandado por la industria de la perfumería, especialmente en fragancias de notas secas y persistentes.</w:t>
+            </w:r>
+          </w:p>
+        </w:tc>
+      </w:tr>
+      <w:tr>
+        <w:trPr>
+          <w:trHeight w:val="50"/>
+        </w:trPr>
+        <w:tc>
+          <w:tcPr>
+            <w:tcW w:w="2405" w:type="dxa"/>
+          </w:tcPr>
+          <w:p>
+            <w:pPr>
+              <w:pStyle w:val="TextoTablas"/>
+              <w:spacing w:before="0" w:after="0" w:line="360" w:lineRule="auto"/>
+              <w:rPr>
+                <w:sz w:val="28"/>
+                <w:szCs w:val="28"/>
+              </w:rPr>
+            </w:pPr>
+            <w:r>
+              <w:rPr>
+                <w:rFonts w:cs="Calibri"/>
+                <w:b/>
                 <w:bCs/>
               </w:rPr>
+              <w:t>Aceite de jazmín</w:t>
+            </w:r>
+          </w:p>
+        </w:tc>
+        <w:tc>
+          <w:tcPr>
+            <w:tcW w:w="7557" w:type="dxa"/>
+          </w:tcPr>
+          <w:p>
+            <w:pPr>
+              <w:pStyle w:val="TextoTablas"/>
+              <w:spacing w:before="0" w:after="0" w:line="360" w:lineRule="auto"/>
+              <w:rPr>
+                <w:sz w:val="28"/>
+                <w:szCs w:val="28"/>
+              </w:rPr>
             </w:pPr>
             <w:r>
               <w:rPr>
                 <w:rFonts w:cs="Calibri"/>
               </w:rPr>
-              <w:t>Este aceite se obtiene de la madera y la corteza del árbol de cedro. Su aroma amaderado y profundo es altamente valorado y demandado por la industria de la perfumería, especialmente en fragancias de notas secas y persistentes.</w:t>
+              <w:t xml:space="preserve">Se extrae de las flores blancas del jazmín, las cuales suelen abrirse durante la noche. Produce un aroma intenso y elegante, lo que lo convierte en un ingrediente básico de perfumes femeninos reconocidos, como Chanel </w:t>
+            </w:r>
+            <w:proofErr w:type="spellStart"/>
+            <w:r>
+              <w:rPr>
+                <w:rFonts w:cs="Calibri"/>
+              </w:rPr>
+              <w:t>Nº</w:t>
+            </w:r>
+            <w:proofErr w:type="spellEnd"/>
+            <w:r>
+              <w:rPr>
+                <w:rFonts w:cs="Calibri"/>
+              </w:rPr>
+              <w:t xml:space="preserve"> 5 y Eau de Sauvage.</w:t>
             </w:r>
           </w:p>
         </w:tc>
@@ -10305,66 +10405,45 @@
       <w:tr>
         <w:tc>
           <w:tcPr>
-            <w:tcW w:w="2689" w:type="dxa"/>
+            <w:tcW w:w="2405" w:type="dxa"/>
           </w:tcPr>
           <w:p>
             <w:pPr>
-              <w:spacing w:before="0" w:after="0"/>
-              <w:ind w:firstLine="0"/>
+              <w:pStyle w:val="TextoTablas"/>
+              <w:spacing w:before="0" w:after="0" w:line="360" w:lineRule="auto"/>
+              <w:rPr>
+                <w:sz w:val="28"/>
+                <w:szCs w:val="28"/>
+              </w:rPr>
+            </w:pPr>
+            <w:r>
               <w:rPr>
                 <w:rFonts w:cs="Calibri"/>
                 <w:b/>
                 <w:bCs/>
               </w:rPr>
-            </w:pPr>
-            <w:r>
-              <w:rPr>
-                <w:rFonts w:cs="Calibri"/>
-                <w:b/>
-                <w:bCs/>
-              </w:rPr>
-              <w:t>Aceite de jazmín</w:t>
+              <w:t>Aceite de limón o citronela</w:t>
             </w:r>
           </w:p>
         </w:tc>
         <w:tc>
           <w:tcPr>
-            <w:tcW w:w="7273" w:type="dxa"/>
+            <w:tcW w:w="7557" w:type="dxa"/>
           </w:tcPr>
           <w:p>
             <w:pPr>
-              <w:spacing w:before="0" w:after="0"/>
-              <w:ind w:firstLine="0"/>
-              <w:rPr>
-                <w:rFonts w:cs="Calibri"/>
+              <w:pStyle w:val="TextoTablas"/>
+              <w:spacing w:before="0" w:after="0" w:line="360" w:lineRule="auto"/>
+              <w:rPr>
+                <w:sz w:val="28"/>
+                <w:szCs w:val="28"/>
               </w:rPr>
             </w:pPr>
             <w:r>
               <w:rPr>
                 <w:rFonts w:cs="Calibri"/>
               </w:rPr>
-              <w:t xml:space="preserve">Se extrae de las flores blancas del jazmín, las cuales suelen abrirse durante la noche. Produce un aroma intenso y elegante, lo que lo convierte en un ingrediente básico de </w:t>
-            </w:r>
-            <w:r>
-              <w:rPr>
-                <w:rFonts w:cs="Calibri"/>
-              </w:rPr>
-              <w:lastRenderedPageBreak/>
-              <w:t xml:space="preserve">perfumes femeninos reconocidos, como Chanel </w:t>
-            </w:r>
-            <w:proofErr w:type="spellStart"/>
-            <w:r>
-              <w:rPr>
-                <w:rFonts w:cs="Calibri"/>
-              </w:rPr>
-              <w:t>Nº</w:t>
-            </w:r>
-            <w:proofErr w:type="spellEnd"/>
-            <w:r>
-              <w:rPr>
-                <w:rFonts w:cs="Calibri"/>
-              </w:rPr>
-              <w:t xml:space="preserve"> 5 y Eau de Sauvage.</w:t>
+              <w:t>Son aceites esenciales cítricos con características aromáticas similares. Aportan dulzor y frescura a las fragancias, lo que los hace ideales para notas altas en perfumes y productos cosméticos.</w:t>
             </w:r>
           </w:p>
         </w:tc>
@@ -10372,47 +10451,52 @@
       <w:tr>
         <w:tc>
           <w:tcPr>
-            <w:tcW w:w="2689" w:type="dxa"/>
+            <w:tcW w:w="2405" w:type="dxa"/>
           </w:tcPr>
           <w:p>
             <w:pPr>
-              <w:spacing w:before="0" w:after="0"/>
-              <w:ind w:firstLine="0"/>
+              <w:pStyle w:val="TextoTablas"/>
+              <w:spacing w:before="0" w:after="0" w:line="360" w:lineRule="auto"/>
+              <w:rPr>
+                <w:sz w:val="28"/>
+                <w:szCs w:val="28"/>
+              </w:rPr>
+            </w:pPr>
+            <w:r>
               <w:rPr>
                 <w:rFonts w:cs="Calibri"/>
                 <w:b/>
                 <w:bCs/>
               </w:rPr>
-            </w:pPr>
-            <w:r>
-              <w:rPr>
-                <w:rFonts w:cs="Calibri"/>
-                <w:b/>
-                <w:bCs/>
-              </w:rPr>
-              <w:lastRenderedPageBreak/>
-              <w:t>Aceite de limón o citronela</w:t>
+              <w:t>Aceite de pachulí</w:t>
             </w:r>
           </w:p>
         </w:tc>
         <w:tc>
           <w:tcPr>
-            <w:tcW w:w="7273" w:type="dxa"/>
+            <w:tcW w:w="7557" w:type="dxa"/>
           </w:tcPr>
           <w:p>
             <w:pPr>
-              <w:spacing w:before="0" w:after="0"/>
-              <w:ind w:firstLine="0"/>
-              <w:rPr>
-                <w:rFonts w:cs="Calibri"/>
-                <w:bCs/>
+              <w:pStyle w:val="TextoTablas"/>
+              <w:spacing w:before="0" w:after="0" w:line="360" w:lineRule="auto"/>
+              <w:rPr>
+                <w:sz w:val="28"/>
+                <w:szCs w:val="28"/>
               </w:rPr>
             </w:pPr>
             <w:r>
               <w:rPr>
                 <w:rFonts w:cs="Calibri"/>
               </w:rPr>
-              <w:t>Son aceites esenciales cítricos con características aromáticas similares. Aportan dulzor y frescura a las fragancias, lo que los hace ideales para notas altas en perfumes y productos cosméticos.</w:t>
+              <w:t xml:space="preserve">Se obtiene de las hojas ligeramente fragantes y de las flores blancas y violetas de una planta cultivada en Asia, América del Sur y otras regiones tropicales, como Hawái. Su aroma se intensifica con el paso del tiempo y es </w:t>
+            </w:r>
+            <w:r>
+              <w:rPr>
+                <w:rFonts w:cs="Calibri"/>
+              </w:rPr>
+              <w:lastRenderedPageBreak/>
+              <w:t>muy solicitado en perfumería por su capacidad de fijar y prolongar la fragancia.</w:t>
             </w:r>
           </w:p>
         </w:tc>
@@ -10420,102 +10504,55 @@
       <w:tr>
         <w:tc>
           <w:tcPr>
-            <w:tcW w:w="2689" w:type="dxa"/>
+            <w:tcW w:w="2405" w:type="dxa"/>
           </w:tcPr>
           <w:p>
             <w:pPr>
-              <w:spacing w:before="0" w:after="0"/>
-              <w:ind w:firstLine="0"/>
+              <w:pStyle w:val="TextoTablas"/>
+              <w:spacing w:before="0" w:after="0" w:line="360" w:lineRule="auto"/>
+              <w:rPr>
+                <w:sz w:val="28"/>
+                <w:szCs w:val="28"/>
+              </w:rPr>
+            </w:pPr>
+            <w:r>
               <w:rPr>
                 <w:rFonts w:cs="Calibri"/>
                 <w:b/>
                 <w:bCs/>
               </w:rPr>
-            </w:pPr>
+              <w:lastRenderedPageBreak/>
+              <w:t>Aceite de</w:t>
+            </w:r>
             <w:r>
               <w:rPr>
                 <w:rFonts w:cs="Calibri"/>
                 <w:b/>
                 <w:bCs/>
               </w:rPr>
-              <w:t>Aceite de pachulí</w:t>
+              <w:t xml:space="preserve"> </w:t>
+            </w:r>
+            <w:r>
+              <w:rPr>
+                <w:rStyle w:val="Extranjerismo"/>
+                <w:b/>
+                <w:bCs/>
+              </w:rPr>
+              <w:t>ylang-ylang</w:t>
             </w:r>
           </w:p>
         </w:tc>
         <w:tc>
           <w:tcPr>
-            <w:tcW w:w="7273" w:type="dxa"/>
+            <w:tcW w:w="7557" w:type="dxa"/>
           </w:tcPr>
           <w:p>
             <w:pPr>
-              <w:spacing w:before="0" w:after="0"/>
-              <w:ind w:firstLine="0"/>
-              <w:rPr>
-                <w:rFonts w:cs="Calibri"/>
-                <w:bCs/>
-              </w:rPr>
-            </w:pPr>
-            <w:r>
-              <w:rPr>
-                <w:rFonts w:cs="Calibri"/>
-              </w:rPr>
-              <w:t>Se obtiene de las hojas ligeramente fragantes y de las flores blancas y violetas de una planta cultivada en Asia, América del Sur y otras regiones tropicales, como Hawái. Su aroma se intensifica con el paso del tiempo y es muy solicitado en perfumería por su capacidad de fijar y prolongar la fragancia.</w:t>
-            </w:r>
-          </w:p>
-        </w:tc>
-      </w:tr>
-      <w:tr>
-        <w:tc>
-          <w:tcPr>
-            <w:tcW w:w="2689" w:type="dxa"/>
-          </w:tcPr>
-          <w:p>
-            <w:pPr>
-              <w:spacing w:before="0" w:after="0"/>
-              <w:ind w:firstLine="0"/>
-              <w:rPr>
-                <w:rFonts w:cs="Calibri"/>
-                <w:b/>
-                <w:bCs/>
-              </w:rPr>
-            </w:pPr>
-            <w:r>
-              <w:rPr>
-                <w:rFonts w:cs="Calibri"/>
-                <w:b/>
-                <w:bCs/>
-              </w:rPr>
-              <w:t>Aceite de</w:t>
-            </w:r>
-            <w:r>
-              <w:rPr>
-                <w:rFonts w:cs="Calibri"/>
-                <w:b/>
-                <w:bCs/>
-              </w:rPr>
-              <w:t xml:space="preserve"> </w:t>
-            </w:r>
-            <w:r>
-              <w:rPr>
-                <w:rStyle w:val="Extranjerismo"/>
-                <w:b/>
-                <w:bCs/>
-              </w:rPr>
-              <w:t>ylang-ylang</w:t>
-            </w:r>
-          </w:p>
-        </w:tc>
-        <w:tc>
-          <w:tcPr>
-            <w:tcW w:w="7273" w:type="dxa"/>
-          </w:tcPr>
-          <w:p>
-            <w:pPr>
-              <w:spacing w:before="0" w:after="0"/>
-              <w:ind w:firstLine="0"/>
-              <w:rPr>
-                <w:rFonts w:cs="Calibri"/>
-                <w:bCs/>
+              <w:pStyle w:val="TextoTablas"/>
+              <w:spacing w:before="0" w:after="0" w:line="360" w:lineRule="auto"/>
+              <w:rPr>
+                <w:sz w:val="28"/>
+                <w:szCs w:val="28"/>
               </w:rPr>
             </w:pPr>
             <w:r>
@@ -10585,7 +10622,6 @@
         <w:rPr>
           <w:lang w:eastAsia="es-CO"/>
         </w:rPr>
-        <w:lastRenderedPageBreak/>
         <w:t>Estos jabones se elaboran principalmente a base de glicerina vegetal obtenida del aceite de coco, a la cual se adicionan aceites esenciales y hierbas aromáticas que contribuyen al cuidado, hidratación y protección de la piel.</w:t>
       </w:r>
     </w:p>
@@ -10701,7 +10737,21 @@
           <w:rFonts w:cs="Calibri"/>
           <w:bCs/>
         </w:rPr>
-        <w:t>Nerolí.</w:t>
+        <w:t>Nerol</w:t>
+      </w:r>
+      <w:r>
+        <w:rPr>
+          <w:rFonts w:cs="Calibri"/>
+          <w:bCs/>
+        </w:rPr>
+        <w:t>i</w:t>
+      </w:r>
+      <w:r>
+        <w:rPr>
+          <w:rFonts w:cs="Calibri"/>
+          <w:bCs/>
+        </w:rPr>
+        <w:t>.</w:t>
       </w:r>
     </w:p>
     <w:p>
@@ -10721,6 +10771,7 @@
           <w:rFonts w:cs="Calibri"/>
           <w:bCs/>
         </w:rPr>
+        <w:lastRenderedPageBreak/>
         <w:t>Clavo.</w:t>
       </w:r>
     </w:p>
@@ -10869,7 +10920,6 @@
           <w:rFonts w:cs="Calibri"/>
           <w:lang w:eastAsia="es-CO"/>
         </w:rPr>
-        <w:lastRenderedPageBreak/>
         <w:t>Un ejemplo representativo de su aplicación en alimentos es el de una reconocida marca de gaseosa cuya fórmula, compuesta por nueve ingredientes, incluye una mezcla de aceites esenciales como vainilla, canela, clavo, cilantro, neroli, naranja y lima.</w:t>
       </w:r>
     </w:p>
@@ -10905,6 +10955,7 @@
       </w:pPr>
       <w:bookmarkStart w:id="12" w:name="_Toc224033376"/>
       <w:r>
+        <w:lastRenderedPageBreak/>
         <w:t>Usos en la industria veterinarias</w:t>
       </w:r>
       <w:bookmarkEnd w:id="12"/>
@@ -10977,26 +11028,35 @@
         <w:pStyle w:val="Figura"/>
       </w:pPr>
       <w:r>
+        <w:t xml:space="preserve">Figura 7. </w:t>
+      </w:r>
+      <w:r>
+        <w:rPr>
+          <w:b w:val="0"/>
+          <w:bCs w:val="0"/>
+        </w:rPr>
+        <w:t>Factores que inciden en la dosis a suministrar</w:t>
+      </w:r>
+    </w:p>
+    <w:p>
+      <w:pPr>
+        <w:spacing w:before="0" w:after="0"/>
+        <w:ind w:firstLine="0"/>
+        <w:jc w:val="center"/>
+        <w:rPr>
+          <w:lang w:eastAsia="es-CO"/>
+        </w:rPr>
+      </w:pPr>
+      <w:r>
+        <w:rPr>
+          <w:noProof/>
+          <w:lang w:eastAsia="es-CO"/>
+        </w:rPr>
         <w:lastRenderedPageBreak/>
-        <w:t>Figura 7. Factores que inciden en la dosis a suministrar</w:t>
-      </w:r>
-    </w:p>
-    <w:p>
-      <w:pPr>
-        <w:spacing w:before="0" w:after="0"/>
-        <w:rPr>
-          <w:lang w:eastAsia="es-CO"/>
-        </w:rPr>
-      </w:pPr>
-      <w:r>
-        <w:rPr>
-          <w:noProof/>
-          <w:lang w:eastAsia="es-CO"/>
-        </w:rPr>
         <w:drawing>
-          <wp:inline distT="0" distB="0" distL="0" distR="0" wp14:anchorId="37BDF4DC" wp14:editId="406DDB6F">
-            <wp:extent cx="3276600" cy="2374708"/>
-            <wp:effectExtent l="0" t="0" r="0" b="6985"/>
+          <wp:inline distT="0" distB="0" distL="0" distR="0" wp14:anchorId="37BDF4DC" wp14:editId="0EA31CF7">
+            <wp:extent cx="3275988" cy="2171700"/>
+            <wp:effectExtent l="0" t="0" r="635" b="0"/>
             <wp:docPr id="2036670417" name="Imagen 7" descr="La dosificación y el uso adecuado de los aceites esenciales en la industria veterinaria dependen de diversos factores, entre ellos la especie animal, las condiciones fisiológicas, la raza, la genética y el tamaño del animal, los cuales deben ser considerados para garantizar un uso seguro y eficaz."/>
             <wp:cNvGraphicFramePr>
               <a:graphicFrameLocks xmlns:a="http://schemas.openxmlformats.org/drawingml/2006/main" noChangeAspect="1"/>
@@ -11026,7 +11086,7 @@
                   <pic:spPr bwMode="auto">
                     <a:xfrm>
                       <a:off x="0" y="0"/>
-                      <a:ext cx="3280871" cy="2377804"/>
+                      <a:ext cx="3281032" cy="2175044"/>
                     </a:xfrm>
                     <a:prstGeom prst="rect">
                       <a:avLst/>
@@ -11117,6 +11177,12 @@
         </w:rPr>
         <w:t>Tomillo</w:t>
       </w:r>
+      <w:r>
+        <w:rPr>
+          <w:lang w:eastAsia="es-CO"/>
+        </w:rPr>
+        <w:t>.</w:t>
+      </w:r>
     </w:p>
     <w:p>
       <w:pPr>
@@ -11136,6 +11202,12 @@
         </w:rPr>
         <w:t>Clavo</w:t>
       </w:r>
+      <w:r>
+        <w:rPr>
+          <w:lang w:eastAsia="es-CO"/>
+        </w:rPr>
+        <w:t>.</w:t>
+      </w:r>
     </w:p>
     <w:p>
       <w:pPr>
@@ -11155,6 +11227,12 @@
         </w:rPr>
         <w:t>Salvia</w:t>
       </w:r>
+      <w:r>
+        <w:rPr>
+          <w:lang w:eastAsia="es-CO"/>
+        </w:rPr>
+        <w:t>.</w:t>
+      </w:r>
     </w:p>
     <w:p>
       <w:pPr>
@@ -11172,8 +11250,13 @@
         <w:rPr>
           <w:lang w:eastAsia="es-CO"/>
         </w:rPr>
-        <w:lastRenderedPageBreak/>
         <w:t>Mentas</w:t>
+      </w:r>
+      <w:r>
+        <w:rPr>
+          <w:lang w:eastAsia="es-CO"/>
+        </w:rPr>
+        <w:t>.</w:t>
       </w:r>
     </w:p>
     <w:p>
@@ -11192,7 +11275,14 @@
         <w:rPr>
           <w:lang w:eastAsia="es-CO"/>
         </w:rPr>
+        <w:lastRenderedPageBreak/>
         <w:t>Orégano</w:t>
+      </w:r>
+      <w:r>
+        <w:rPr>
+          <w:lang w:eastAsia="es-CO"/>
+        </w:rPr>
+        <w:t>.</w:t>
       </w:r>
     </w:p>
     <w:p>
@@ -11808,242 +11898,602 @@
       <w:bookmarkEnd w:id="19"/>
       <w:bookmarkEnd w:id="20"/>
     </w:p>
-    <w:p>
-      <w:pPr>
-        <w:spacing w:before="0" w:after="0"/>
-        <w:ind w:firstLine="0"/>
-        <w:rPr>
-          <w:rFonts w:cs="Calibri"/>
-          <w:b/>
-          <w:bCs/>
-          <w:lang w:eastAsia="es-CO"/>
-        </w:rPr>
-      </w:pPr>
-      <w:r>
-        <w:rPr>
-          <w:rFonts w:cs="Calibri"/>
-          <w:b/>
-          <w:bCs/>
-          <w:lang w:eastAsia="es-CO"/>
-        </w:rPr>
-        <w:t>Ecosistema de recursos educativos digitales</w:t>
-      </w:r>
-    </w:p>
     <w:tbl>
       <w:tblPr>
-        <w:tblW w:w="9748" w:type="dxa"/>
-        <w:tblBorders>
-          <w:top w:val="single" w:sz="4" w:space="0" w:color="auto"/>
-          <w:left w:val="single" w:sz="4" w:space="0" w:color="auto"/>
-          <w:bottom w:val="single" w:sz="4" w:space="0" w:color="auto"/>
-          <w:right w:val="single" w:sz="4" w:space="0" w:color="auto"/>
-          <w:insideH w:val="single" w:sz="4" w:space="0" w:color="auto"/>
-          <w:insideV w:val="single" w:sz="4" w:space="0" w:color="auto"/>
-        </w:tblBorders>
-        <w:tblCellMar>
-          <w:left w:w="0" w:type="dxa"/>
-          <w:right w:w="0" w:type="dxa"/>
-        </w:tblCellMar>
+        <w:tblStyle w:val="SENA"/>
+        <w:tblW w:w="10158" w:type="dxa"/>
+        <w:tblLayout w:type="fixed"/>
         <w:tblLook w:val="04A0" w:firstRow="1" w:lastRow="0" w:firstColumn="1" w:lastColumn="0" w:noHBand="0" w:noVBand="1"/>
       </w:tblPr>
       <w:tblGrid>
-        <w:gridCol w:w="2703"/>
-        <w:gridCol w:w="3493"/>
-        <w:gridCol w:w="3552"/>
+        <w:gridCol w:w="2844"/>
+        <w:gridCol w:w="3277"/>
+        <w:gridCol w:w="4037"/>
       </w:tblGrid>
       <w:tr>
         <w:trPr>
-          <w:trHeight w:val="435"/>
+          <w:cnfStyle w:val="100000000000" w:firstRow="1" w:lastRow="0" w:firstColumn="0" w:lastColumn="0" w:oddVBand="0" w:evenVBand="0" w:oddHBand="0" w:evenHBand="0" w:firstRowFirstColumn="0" w:firstRowLastColumn="0" w:lastRowFirstColumn="0" w:lastRowLastColumn="0"/>
+          <w:cantSplit/>
+          <w:trHeight w:val="560"/>
+          <w:tblHeader/>
         </w:trPr>
         <w:tc>
           <w:tcPr>
-            <w:tcW w:w="2703" w:type="dxa"/>
-            <w:tcMar>
-              <w:top w:w="375" w:type="dxa"/>
-              <w:left w:w="300" w:type="dxa"/>
-              <w:bottom w:w="375" w:type="dxa"/>
-              <w:right w:w="300" w:type="dxa"/>
-            </w:tcMar>
-            <w:vAlign w:val="center"/>
-            <w:hideMark/>
+            <w:tcW w:w="2844" w:type="dxa"/>
           </w:tcPr>
           <w:p>
             <w:pPr>
               <w:spacing w:before="0" w:after="0"/>
               <w:ind w:firstLine="0"/>
               <w:rPr>
-                <w:rFonts w:cs="Calibri"/>
-                <w:b/>
-                <w:bCs/>
-                <w:lang w:eastAsia="es-CO"/>
+                <w:lang w:val="es-419" w:eastAsia="es-CO"/>
               </w:rPr>
             </w:pPr>
             <w:r>
               <w:rPr>
-                <w:rFonts w:cs="Calibri"/>
-                <w:b/>
-                <w:bCs/>
-                <w:lang w:eastAsia="es-CO"/>
-              </w:rPr>
-              <w:t>Claudia Johanna Gómez Pérez</w:t>
+                <w:lang w:val="es-419" w:eastAsia="es-CO"/>
+              </w:rPr>
+              <w:t>Nombre</w:t>
             </w:r>
           </w:p>
         </w:tc>
         <w:tc>
           <w:tcPr>
-            <w:tcW w:w="3493" w:type="dxa"/>
-            <w:tcMar>
-              <w:top w:w="375" w:type="dxa"/>
-              <w:left w:w="300" w:type="dxa"/>
-              <w:bottom w:w="375" w:type="dxa"/>
-              <w:right w:w="300" w:type="dxa"/>
-            </w:tcMar>
-            <w:vAlign w:val="center"/>
-            <w:hideMark/>
+            <w:tcW w:w="3277" w:type="dxa"/>
           </w:tcPr>
           <w:p>
             <w:pPr>
               <w:spacing w:before="0" w:after="0"/>
               <w:ind w:firstLine="0"/>
               <w:rPr>
-                <w:rFonts w:cs="Calibri"/>
-                <w:lang w:eastAsia="es-CO"/>
+                <w:lang w:val="es-419" w:eastAsia="es-CO"/>
               </w:rPr>
             </w:pPr>
             <w:r>
               <w:rPr>
-                <w:rFonts w:cs="Calibri"/>
-                <w:lang w:eastAsia="es-CO"/>
-              </w:rPr>
-              <w:t>Responsable del ecosistema</w:t>
+                <w:lang w:val="es-419" w:eastAsia="es-CO"/>
+              </w:rPr>
+              <w:t>Cargo</w:t>
             </w:r>
           </w:p>
         </w:tc>
         <w:tc>
           <w:tcPr>
-            <w:tcW w:w="3552" w:type="dxa"/>
-            <w:tcMar>
-              <w:top w:w="375" w:type="dxa"/>
-              <w:left w:w="300" w:type="dxa"/>
-              <w:bottom w:w="375" w:type="dxa"/>
-              <w:right w:w="300" w:type="dxa"/>
-            </w:tcMar>
-            <w:vAlign w:val="center"/>
-            <w:hideMark/>
+            <w:tcW w:w="4037" w:type="dxa"/>
           </w:tcPr>
           <w:p>
             <w:pPr>
               <w:spacing w:before="0" w:after="0"/>
               <w:ind w:firstLine="0"/>
               <w:rPr>
-                <w:rFonts w:cs="Calibri"/>
-                <w:lang w:eastAsia="es-CO"/>
+                <w:lang w:val="es-419" w:eastAsia="es-CO"/>
               </w:rPr>
             </w:pPr>
             <w:r>
               <w:rPr>
-                <w:rFonts w:cs="Calibri"/>
-                <w:lang w:eastAsia="es-CO"/>
-              </w:rPr>
-              <w:t>Dirección General</w:t>
+                <w:lang w:val="es-419" w:eastAsia="es-CO"/>
+              </w:rPr>
+              <w:t>Centro de formación - Regional</w:t>
             </w:r>
           </w:p>
         </w:tc>
       </w:tr>
       <w:tr>
         <w:trPr>
-          <w:trHeight w:val="53"/>
+          <w:cnfStyle w:val="000000100000" w:firstRow="0" w:lastRow="0" w:firstColumn="0" w:lastColumn="0" w:oddVBand="0" w:evenVBand="0" w:oddHBand="1" w:evenHBand="0" w:firstRowFirstColumn="0" w:firstRowLastColumn="0" w:lastRowFirstColumn="0" w:lastRowLastColumn="0"/>
+          <w:trHeight w:val="464"/>
         </w:trPr>
         <w:tc>
           <w:tcPr>
-            <w:tcW w:w="2703" w:type="dxa"/>
-            <w:tcMar>
-              <w:top w:w="375" w:type="dxa"/>
-              <w:left w:w="300" w:type="dxa"/>
-              <w:bottom w:w="375" w:type="dxa"/>
-              <w:right w:w="300" w:type="dxa"/>
-            </w:tcMar>
-            <w:vAlign w:val="center"/>
-            <w:hideMark/>
+            <w:tcW w:w="2844" w:type="dxa"/>
           </w:tcPr>
           <w:p>
             <w:pPr>
-              <w:spacing w:before="0" w:after="0"/>
-              <w:ind w:firstLine="0"/>
-              <w:rPr>
-                <w:rFonts w:cs="Calibri"/>
+              <w:pStyle w:val="TextoTablas"/>
+              <w:spacing w:before="0" w:after="0" w:line="360" w:lineRule="auto"/>
+              <w:rPr>
                 <w:b/>
                 <w:bCs/>
-                <w:lang w:eastAsia="es-CO"/>
               </w:rPr>
             </w:pPr>
             <w:r>
               <w:rPr>
-                <w:rFonts w:cs="Calibri"/>
                 <w:b/>
                 <w:bCs/>
-                <w:lang w:eastAsia="es-CO"/>
-              </w:rPr>
-              <w:t>Edison Eduardo Mantilla Cuadros</w:t>
+              </w:rPr>
+              <w:t>Claudia Johanna Gómez Pérez</w:t>
             </w:r>
           </w:p>
         </w:tc>
         <w:tc>
           <w:tcPr>
-            <w:tcW w:w="3493" w:type="dxa"/>
-            <w:tcMar>
-              <w:top w:w="375" w:type="dxa"/>
-              <w:left w:w="300" w:type="dxa"/>
-              <w:bottom w:w="375" w:type="dxa"/>
-              <w:right w:w="300" w:type="dxa"/>
-            </w:tcMar>
-            <w:vAlign w:val="center"/>
-            <w:hideMark/>
+            <w:tcW w:w="3277" w:type="dxa"/>
           </w:tcPr>
           <w:p>
             <w:pPr>
-              <w:spacing w:before="0" w:after="0"/>
-              <w:ind w:firstLine="0"/>
-              <w:rPr>
-                <w:rFonts w:cs="Calibri"/>
-                <w:lang w:eastAsia="es-CO"/>
-              </w:rPr>
+              <w:pStyle w:val="TextoTablas"/>
+              <w:spacing w:before="0" w:after="0" w:line="360" w:lineRule="auto"/>
             </w:pPr>
             <w:r>
-              <w:rPr>
-                <w:rFonts w:cs="Calibri"/>
-                <w:lang w:eastAsia="es-CO"/>
-              </w:rPr>
-              <w:t>Responsable de línea de producción</w:t>
+              <w:t>Responsable</w:t>
+            </w:r>
+            <w:r>
+              <w:t xml:space="preserve"> del </w:t>
+            </w:r>
+            <w:r>
+              <w:t>e</w:t>
+            </w:r>
+            <w:r>
+              <w:t>cosistema</w:t>
             </w:r>
           </w:p>
         </w:tc>
         <w:tc>
           <w:tcPr>
-            <w:tcW w:w="3552" w:type="dxa"/>
-            <w:tcMar>
-              <w:top w:w="375" w:type="dxa"/>
-              <w:left w:w="300" w:type="dxa"/>
-              <w:bottom w:w="375" w:type="dxa"/>
-              <w:right w:w="300" w:type="dxa"/>
-            </w:tcMar>
-            <w:vAlign w:val="center"/>
-            <w:hideMark/>
+            <w:tcW w:w="4037" w:type="dxa"/>
           </w:tcPr>
           <w:p>
             <w:pPr>
-              <w:spacing w:before="0" w:after="0"/>
-              <w:ind w:firstLine="0"/>
-              <w:rPr>
-                <w:rFonts w:cs="Calibri"/>
-                <w:lang w:eastAsia="es-CO"/>
-              </w:rPr>
+              <w:pStyle w:val="TextoTablas"/>
+              <w:spacing w:before="0" w:after="0" w:line="360" w:lineRule="auto"/>
             </w:pPr>
             <w:r>
-              <w:rPr>
-                <w:rFonts w:cs="Calibri"/>
-                <w:lang w:eastAsia="es-CO"/>
-              </w:rPr>
+              <w:t>Dirección General</w:t>
+            </w:r>
+          </w:p>
+        </w:tc>
+      </w:tr>
+      <w:tr>
+        <w:trPr>
+          <w:trHeight w:val="547"/>
+        </w:trPr>
+        <w:tc>
+          <w:tcPr>
+            <w:tcW w:w="2844" w:type="dxa"/>
+          </w:tcPr>
+          <w:p>
+            <w:pPr>
+              <w:pStyle w:val="TextoTablas"/>
+              <w:spacing w:before="0" w:after="0" w:line="360" w:lineRule="auto"/>
+              <w:rPr>
+                <w:b/>
+                <w:bCs/>
+              </w:rPr>
+            </w:pPr>
+            <w:r>
+              <w:rPr>
+                <w:b/>
+                <w:bCs/>
+              </w:rPr>
+              <w:t>Edison Eduardo Mantilla Cuadros</w:t>
+            </w:r>
+          </w:p>
+        </w:tc>
+        <w:tc>
+          <w:tcPr>
+            <w:tcW w:w="3277" w:type="dxa"/>
+          </w:tcPr>
+          <w:p>
+            <w:pPr>
+              <w:pStyle w:val="TextoTablas"/>
+              <w:spacing w:before="0" w:after="0" w:line="360" w:lineRule="auto"/>
+            </w:pPr>
+            <w:r>
+              <w:t xml:space="preserve">Responsable de </w:t>
+            </w:r>
+            <w:r>
+              <w:t>l</w:t>
+            </w:r>
+            <w:r>
+              <w:t xml:space="preserve">ínea de </w:t>
+            </w:r>
+            <w:r>
+              <w:t>p</w:t>
+            </w:r>
+            <w:r>
+              <w:t>roducción</w:t>
+            </w:r>
+          </w:p>
+        </w:tc>
+        <w:tc>
+          <w:tcPr>
+            <w:tcW w:w="4037" w:type="dxa"/>
+          </w:tcPr>
+          <w:p>
+            <w:pPr>
+              <w:pStyle w:val="TextoTablas"/>
+              <w:spacing w:before="0" w:after="0" w:line="360" w:lineRule="auto"/>
+            </w:pPr>
+            <w:r>
+              <w:t>Centro Agroturístico - Regional Santander</w:t>
+            </w:r>
+          </w:p>
+        </w:tc>
+      </w:tr>
+      <w:tr>
+        <w:trPr>
+          <w:cnfStyle w:val="000000100000" w:firstRow="0" w:lastRow="0" w:firstColumn="0" w:lastColumn="0" w:oddVBand="0" w:evenVBand="0" w:oddHBand="1" w:evenHBand="0" w:firstRowFirstColumn="0" w:firstRowLastColumn="0" w:lastRowFirstColumn="0" w:lastRowLastColumn="0"/>
+          <w:trHeight w:val="502"/>
+        </w:trPr>
+        <w:tc>
+          <w:tcPr>
+            <w:tcW w:w="2844" w:type="dxa"/>
+          </w:tcPr>
+          <w:p>
+            <w:pPr>
+              <w:pStyle w:val="TextoTablas"/>
+              <w:spacing w:before="0" w:after="0" w:line="360" w:lineRule="auto"/>
+              <w:rPr>
+                <w:b/>
+                <w:bCs/>
+              </w:rPr>
+            </w:pPr>
+            <w:r>
+              <w:rPr>
+                <w:b/>
+                <w:bCs/>
+              </w:rPr>
+              <w:t>Carlos Eduardo Orozco Osorio</w:t>
+            </w:r>
+          </w:p>
+        </w:tc>
+        <w:tc>
+          <w:tcPr>
+            <w:tcW w:w="3277" w:type="dxa"/>
+          </w:tcPr>
+          <w:p>
+            <w:pPr>
+              <w:pStyle w:val="TextoTablas"/>
+              <w:spacing w:before="0" w:after="0" w:line="360" w:lineRule="auto"/>
+            </w:pPr>
+            <w:r>
+              <w:t>Desarrollador de contenidos</w:t>
+            </w:r>
+          </w:p>
+        </w:tc>
+        <w:tc>
+          <w:tcPr>
+            <w:tcW w:w="4037" w:type="dxa"/>
+          </w:tcPr>
+          <w:p>
+            <w:pPr>
+              <w:pStyle w:val="TextoTablas"/>
+              <w:spacing w:before="0" w:after="0" w:line="360" w:lineRule="auto"/>
+            </w:pPr>
+            <w:r>
+              <w:t>Centro para la Formación Cafetera - Regional Caldas</w:t>
+            </w:r>
+          </w:p>
+        </w:tc>
+      </w:tr>
+      <w:tr>
+        <w:trPr>
+          <w:trHeight w:val="823"/>
+        </w:trPr>
+        <w:tc>
+          <w:tcPr>
+            <w:tcW w:w="2844" w:type="dxa"/>
+          </w:tcPr>
+          <w:p>
+            <w:pPr>
+              <w:pStyle w:val="TextoTablas"/>
+              <w:spacing w:before="0" w:after="0" w:line="360" w:lineRule="auto"/>
+              <w:rPr>
+                <w:b/>
+                <w:bCs/>
+              </w:rPr>
+            </w:pPr>
+            <w:r>
+              <w:rPr>
+                <w:b/>
+                <w:bCs/>
+              </w:rPr>
+              <w:t>Erika Fernanda Mejía Pinzón</w:t>
+            </w:r>
+          </w:p>
+        </w:tc>
+        <w:tc>
+          <w:tcPr>
+            <w:tcW w:w="3277" w:type="dxa"/>
+          </w:tcPr>
+          <w:p>
+            <w:pPr>
+              <w:pStyle w:val="TextoTablas"/>
+              <w:spacing w:before="0" w:after="0" w:line="360" w:lineRule="auto"/>
+            </w:pPr>
+            <w:r>
+              <w:t>Evaluadora instruccional</w:t>
+            </w:r>
+          </w:p>
+        </w:tc>
+        <w:tc>
+          <w:tcPr>
+            <w:tcW w:w="4037" w:type="dxa"/>
+          </w:tcPr>
+          <w:p>
+            <w:pPr>
+              <w:pStyle w:val="TextoTablas"/>
+              <w:spacing w:before="0" w:after="0" w:line="360" w:lineRule="auto"/>
+            </w:pPr>
+            <w:r>
+              <w:t>Centro Agroturístico - Regional Santander</w:t>
+            </w:r>
+          </w:p>
+        </w:tc>
+      </w:tr>
+      <w:tr>
+        <w:trPr>
+          <w:cnfStyle w:val="000000100000" w:firstRow="0" w:lastRow="0" w:firstColumn="0" w:lastColumn="0" w:oddVBand="0" w:evenVBand="0" w:oddHBand="1" w:evenHBand="0" w:firstRowFirstColumn="0" w:firstRowLastColumn="0" w:lastRowFirstColumn="0" w:lastRowLastColumn="0"/>
+          <w:trHeight w:val="823"/>
+        </w:trPr>
+        <w:tc>
+          <w:tcPr>
+            <w:tcW w:w="2844" w:type="dxa"/>
+          </w:tcPr>
+          <w:p>
+            <w:pPr>
+              <w:pStyle w:val="TextoTablas"/>
+              <w:spacing w:before="0" w:after="0" w:line="360" w:lineRule="auto"/>
+              <w:rPr>
+                <w:b/>
+                <w:bCs/>
+              </w:rPr>
+            </w:pPr>
+            <w:r>
+              <w:rPr>
+                <w:b/>
+                <w:bCs/>
+              </w:rPr>
+              <w:t>Marcos Yamid Rubiano Avellaneda</w:t>
+            </w:r>
+          </w:p>
+        </w:tc>
+        <w:tc>
+          <w:tcPr>
+            <w:tcW w:w="3277" w:type="dxa"/>
+          </w:tcPr>
+          <w:p>
+            <w:pPr>
+              <w:pStyle w:val="TextoTablas"/>
+              <w:spacing w:before="0" w:after="0" w:line="360" w:lineRule="auto"/>
+            </w:pPr>
+            <w:r>
+              <w:t>Diseñador de contenidos</w:t>
+            </w:r>
+          </w:p>
+        </w:tc>
+        <w:tc>
+          <w:tcPr>
+            <w:tcW w:w="4037" w:type="dxa"/>
+          </w:tcPr>
+          <w:p>
+            <w:pPr>
+              <w:pStyle w:val="TextoTablas"/>
+              <w:spacing w:before="0" w:after="0" w:line="360" w:lineRule="auto"/>
+            </w:pPr>
+            <w:r>
+              <w:t>Centro Agroturístico - Regional Santander</w:t>
+            </w:r>
+          </w:p>
+        </w:tc>
+      </w:tr>
+      <w:tr>
+        <w:trPr>
+          <w:trHeight w:val="823"/>
+        </w:trPr>
+        <w:tc>
+          <w:tcPr>
+            <w:tcW w:w="2844" w:type="dxa"/>
+          </w:tcPr>
+          <w:p>
+            <w:pPr>
+              <w:pStyle w:val="TextoTablas"/>
+              <w:spacing w:before="0" w:after="0" w:line="360" w:lineRule="auto"/>
+              <w:rPr>
+                <w:b/>
+                <w:bCs/>
+              </w:rPr>
+            </w:pPr>
+            <w:r>
+              <w:rPr>
+                <w:b/>
+                <w:bCs/>
+              </w:rPr>
+              <w:t>Leonardo Castellanos Rodríguez</w:t>
+            </w:r>
+          </w:p>
+        </w:tc>
+        <w:tc>
+          <w:tcPr>
+            <w:tcW w:w="3277" w:type="dxa"/>
+          </w:tcPr>
+          <w:p>
+            <w:pPr>
+              <w:pStyle w:val="TextoTablas"/>
+              <w:spacing w:before="0" w:after="0" w:line="360" w:lineRule="auto"/>
+            </w:pPr>
+            <w:r>
+              <w:t>Desarrollador full stack</w:t>
+            </w:r>
+          </w:p>
+        </w:tc>
+        <w:tc>
+          <w:tcPr>
+            <w:tcW w:w="4037" w:type="dxa"/>
+          </w:tcPr>
+          <w:p>
+            <w:pPr>
+              <w:pStyle w:val="TextoTablas"/>
+              <w:spacing w:before="0" w:after="0" w:line="360" w:lineRule="auto"/>
+            </w:pPr>
+            <w:r>
+              <w:t>Centro Agroturístico - Regional Santander</w:t>
+            </w:r>
+          </w:p>
+        </w:tc>
+      </w:tr>
+      <w:tr>
+        <w:trPr>
+          <w:cnfStyle w:val="000000100000" w:firstRow="0" w:lastRow="0" w:firstColumn="0" w:lastColumn="0" w:oddVBand="0" w:evenVBand="0" w:oddHBand="1" w:evenHBand="0" w:firstRowFirstColumn="0" w:firstRowLastColumn="0" w:lastRowFirstColumn="0" w:lastRowLastColumn="0"/>
+          <w:trHeight w:val="816"/>
+        </w:trPr>
+        <w:tc>
+          <w:tcPr>
+            <w:tcW w:w="2844" w:type="dxa"/>
+          </w:tcPr>
+          <w:p>
+            <w:pPr>
+              <w:pStyle w:val="TextoTablas"/>
+              <w:spacing w:before="0" w:after="0" w:line="360" w:lineRule="auto"/>
+              <w:rPr>
+                <w:b/>
+                <w:bCs/>
+              </w:rPr>
+            </w:pPr>
+            <w:r>
+              <w:rPr>
+                <w:b/>
+                <w:bCs/>
+              </w:rPr>
+              <w:t>María Alejandra Vera Briceño</w:t>
+            </w:r>
+          </w:p>
+        </w:tc>
+        <w:tc>
+          <w:tcPr>
+            <w:tcW w:w="3277" w:type="dxa"/>
+          </w:tcPr>
+          <w:p>
+            <w:pPr>
+              <w:pStyle w:val="TextoTablas"/>
+              <w:spacing w:before="0" w:after="0" w:line="360" w:lineRule="auto"/>
+            </w:pPr>
+            <w:r>
+              <w:t>Animadora y productora audiovisual</w:t>
+            </w:r>
+          </w:p>
+        </w:tc>
+        <w:tc>
+          <w:tcPr>
+            <w:tcW w:w="4037" w:type="dxa"/>
+          </w:tcPr>
+          <w:p>
+            <w:pPr>
+              <w:pStyle w:val="TextoTablas"/>
+              <w:spacing w:before="0" w:after="0" w:line="360" w:lineRule="auto"/>
+            </w:pPr>
+            <w:r>
+              <w:t>Centro Agroturístico - Regional Santander</w:t>
+            </w:r>
+          </w:p>
+        </w:tc>
+      </w:tr>
+      <w:tr>
+        <w:trPr>
+          <w:trHeight w:val="823"/>
+        </w:trPr>
+        <w:tc>
+          <w:tcPr>
+            <w:tcW w:w="2844" w:type="dxa"/>
+          </w:tcPr>
+          <w:p>
+            <w:pPr>
+              <w:pStyle w:val="TextoTablas"/>
+              <w:spacing w:before="0" w:after="0" w:line="360" w:lineRule="auto"/>
+              <w:rPr>
+                <w:b/>
+                <w:bCs/>
+              </w:rPr>
+            </w:pPr>
+            <w:r>
+              <w:rPr>
+                <w:b/>
+                <w:bCs/>
+              </w:rPr>
+              <w:t>Yineth Ibette González Quintero</w:t>
+            </w:r>
+          </w:p>
+        </w:tc>
+        <w:tc>
+          <w:tcPr>
+            <w:tcW w:w="3277" w:type="dxa"/>
+          </w:tcPr>
+          <w:p>
+            <w:pPr>
+              <w:pStyle w:val="TextoTablas"/>
+              <w:spacing w:before="0" w:after="0" w:line="360" w:lineRule="auto"/>
+            </w:pPr>
+            <w:r>
+              <w:t>Validadora y vinculadora de recursos educativos digitales</w:t>
+            </w:r>
+          </w:p>
+        </w:tc>
+        <w:tc>
+          <w:tcPr>
+            <w:tcW w:w="4037" w:type="dxa"/>
+          </w:tcPr>
+          <w:p>
+            <w:pPr>
+              <w:pStyle w:val="TextoTablas"/>
+              <w:spacing w:before="0" w:after="0" w:line="360" w:lineRule="auto"/>
+            </w:pPr>
+            <w:r>
+              <w:t>Centro Agroturístico - Regional Santander</w:t>
+            </w:r>
+          </w:p>
+        </w:tc>
+      </w:tr>
+      <w:tr>
+        <w:trPr>
+          <w:cnfStyle w:val="000000100000" w:firstRow="0" w:lastRow="0" w:firstColumn="0" w:lastColumn="0" w:oddVBand="0" w:evenVBand="0" w:oddHBand="1" w:evenHBand="0" w:firstRowFirstColumn="0" w:firstRowLastColumn="0" w:lastRowFirstColumn="0" w:lastRowLastColumn="0"/>
+          <w:trHeight w:val="823"/>
+        </w:trPr>
+        <w:tc>
+          <w:tcPr>
+            <w:tcW w:w="2844" w:type="dxa"/>
+          </w:tcPr>
+          <w:p>
+            <w:pPr>
+              <w:pStyle w:val="TextoTablas"/>
+              <w:spacing w:before="0" w:after="0" w:line="360" w:lineRule="auto"/>
+              <w:rPr>
+                <w:b/>
+                <w:bCs/>
+              </w:rPr>
+            </w:pPr>
+            <w:r>
+              <w:rPr>
+                <w:b/>
+                <w:bCs/>
+              </w:rPr>
+              <w:t>Sandra Liliana Cristancho Cruz</w:t>
+            </w:r>
+          </w:p>
+        </w:tc>
+        <w:tc>
+          <w:tcPr>
+            <w:tcW w:w="3277" w:type="dxa"/>
+          </w:tcPr>
+          <w:p>
+            <w:pPr>
+              <w:pStyle w:val="TextoTablas"/>
+              <w:spacing w:before="0" w:after="0" w:line="360" w:lineRule="auto"/>
+            </w:pPr>
+            <w:r>
+              <w:t>Evaluadora de contenidos inclusivos y accesibles</w:t>
+            </w:r>
+          </w:p>
+        </w:tc>
+        <w:tc>
+          <w:tcPr>
+            <w:tcW w:w="4037" w:type="dxa"/>
+          </w:tcPr>
+          <w:p>
+            <w:pPr>
+              <w:pStyle w:val="TextoTablas"/>
+              <w:spacing w:before="0" w:after="0" w:line="360" w:lineRule="auto"/>
+            </w:pPr>
+            <w:r>
               <w:t>Centro Agroturístico - Regional Santander</w:t>
             </w:r>
           </w:p>
@@ -12061,15 +12511,42 @@
           <w:lang w:eastAsia="es-CO"/>
         </w:rPr>
       </w:pPr>
-      <w:r>
-        <w:rPr>
-          <w:rFonts w:cs="Calibri"/>
-          <w:b/>
-          <w:bCs/>
-          <w:lang w:eastAsia="es-CO"/>
-        </w:rPr>
-        <w:t>Contenido instruccional</w:t>
-      </w:r>
+    </w:p>
+    <w:p>
+      <w:pPr>
+        <w:spacing w:before="0" w:after="0"/>
+        <w:ind w:firstLine="0"/>
+        <w:rPr>
+          <w:rFonts w:cs="Calibri"/>
+          <w:b/>
+          <w:bCs/>
+          <w:lang w:eastAsia="es-CO"/>
+        </w:rPr>
+      </w:pPr>
+    </w:p>
+    <w:p>
+      <w:pPr>
+        <w:spacing w:before="0" w:after="0"/>
+        <w:ind w:firstLine="0"/>
+        <w:rPr>
+          <w:rFonts w:cs="Calibri"/>
+          <w:b/>
+          <w:bCs/>
+          <w:lang w:eastAsia="es-CO"/>
+        </w:rPr>
+      </w:pPr>
+    </w:p>
+    <w:p>
+      <w:pPr>
+        <w:spacing w:before="0" w:after="0"/>
+        <w:ind w:firstLine="0"/>
+        <w:rPr>
+          <w:rFonts w:cs="Calibri"/>
+          <w:b/>
+          <w:bCs/>
+          <w:lang w:eastAsia="es-CO"/>
+        </w:rPr>
+      </w:pPr>
     </w:p>
     <w:tbl>
       <w:tblPr>
@@ -12125,6 +12602,7 @@
                 <w:bCs/>
                 <w:lang w:eastAsia="es-CO"/>
               </w:rPr>
+              <w:lastRenderedPageBreak/>
               <w:t>Carlos Eduardo Orozco Osorio</w:t>
             </w:r>
           </w:p>
@@ -12485,7 +12963,6 @@
                 <w:bCs/>
                 <w:lang w:eastAsia="es-CO"/>
               </w:rPr>
-              <w:lastRenderedPageBreak/>
               <w:t xml:space="preserve">Leonardo Castellanos </w:t>
             </w:r>
             <w:r>
@@ -12764,6 +13241,7 @@
                 <w:bCs/>
                 <w:lang w:eastAsia="es-CO"/>
               </w:rPr>
+              <w:lastRenderedPageBreak/>
               <w:t xml:space="preserve">Yineth Ibette </w:t>
             </w:r>
             <w:r>
@@ -19676,6 +20154,17 @@
       <w:lang w:eastAsia="ja-JP"/>
     </w:rPr>
   </w:style>
+  <w:style w:type="character" w:styleId="nfasis">
+    <w:name w:val="Emphasis"/>
+    <w:basedOn w:val="Fuentedeprrafopredeter"/>
+    <w:uiPriority w:val="20"/>
+    <w:qFormat/>
+    <w:rsid w:val="00617BA5"/>
+    <w:rPr>
+      <w:i/>
+      <w:iCs/>
+    </w:rPr>
+  </w:style>
 </w:styles>
 </file>
 
@@ -19975,12 +20464,14 @@
 </file>
 
 <file path=customXml/item1.xml><?xml version="1.0" encoding="utf-8"?>
-<?mso-contentType ?>
-<FormTemplates xmlns="http://schemas.microsoft.com/sharepoint/v3/contenttype/forms">
-  <Display>DocumentLibraryForm</Display>
-  <Edit>DocumentLibraryForm</Edit>
-  <New>DocumentLibraryForm</New>
-</FormTemplates>
+<p:properties xmlns:p="http://schemas.microsoft.com/office/2006/metadata/properties" xmlns:xsi="http://www.w3.org/2001/XMLSchema-instance" xmlns:pc="http://schemas.microsoft.com/office/infopath/2007/PartnerControls">
+  <documentManagement>
+    <TaxCatchAll xmlns="13c90a0b-73bc-4dc0-be5f-28d77b615beb" xsi:nil="true"/>
+    <lcf76f155ced4ddcb4097134ff3c332f xmlns="13c93bba-48ce-428c-bfe5-88b42c19b028">
+      <Terms xmlns="http://schemas.microsoft.com/office/infopath/2007/PartnerControls"/>
+    </lcf76f155ced4ddcb4097134ff3c332f>
+  </documentManagement>
+</p:properties>
 </file>
 
 <file path=customXml/item2.xml><?xml version="1.0" encoding="utf-8"?>
@@ -20219,14 +20710,12 @@
 </file>
 
 <file path=customXml/item3.xml><?xml version="1.0" encoding="utf-8"?>
-<p:properties xmlns:p="http://schemas.microsoft.com/office/2006/metadata/properties" xmlns:xsi="http://www.w3.org/2001/XMLSchema-instance" xmlns:pc="http://schemas.microsoft.com/office/infopath/2007/PartnerControls">
-  <documentManagement>
-    <TaxCatchAll xmlns="13c90a0b-73bc-4dc0-be5f-28d77b615beb" xsi:nil="true"/>
-    <lcf76f155ced4ddcb4097134ff3c332f xmlns="13c93bba-48ce-428c-bfe5-88b42c19b028">
-      <Terms xmlns="http://schemas.microsoft.com/office/infopath/2007/PartnerControls"/>
-    </lcf76f155ced4ddcb4097134ff3c332f>
-  </documentManagement>
-</p:properties>
+<?mso-contentType ?>
+<FormTemplates xmlns="http://schemas.microsoft.com/sharepoint/v3/contenttype/forms">
+  <Display>DocumentLibraryForm</Display>
+  <Edit>DocumentLibraryForm</Edit>
+  <New>DocumentLibraryForm</New>
+</FormTemplates>
 </file>
 
 <file path=customXml/item4.xml><?xml version="1.0" encoding="utf-8"?>
@@ -20234,24 +20723,24 @@
 </file>
 
 <file path=customXml/itemProps1.xml><?xml version="1.0" encoding="utf-8"?>
-<ds:datastoreItem xmlns:ds="http://schemas.openxmlformats.org/officeDocument/2006/customXml" ds:itemID="{91756AAB-0645-4FFC-990B-34BB6096B23B}">
-  <ds:schemaRefs>
-    <ds:schemaRef ds:uri="http://schemas.microsoft.com/sharepoint/v3/contenttype/forms"/>
-  </ds:schemaRefs>
-</ds:datastoreItem>
-</file>
-
-<file path=customXml/itemProps2.xml><?xml version="1.0" encoding="utf-8"?>
-<ds:datastoreItem xmlns:ds="http://schemas.openxmlformats.org/officeDocument/2006/customXml" ds:itemID="{4AED8AF7-D308-446C-BE79-8553E06A5AAF}"/>
-</file>
-
-<file path=customXml/itemProps3.xml><?xml version="1.0" encoding="utf-8"?>
 <ds:datastoreItem xmlns:ds="http://schemas.openxmlformats.org/officeDocument/2006/customXml" ds:itemID="{CEECB56F-E1D8-45BF-A0A3-B5258E7263D4}">
   <ds:schemaRefs>
     <ds:schemaRef ds:uri="http://schemas.microsoft.com/office/2006/metadata/properties"/>
     <ds:schemaRef ds:uri="http://schemas.microsoft.com/office/infopath/2007/PartnerControls"/>
     <ds:schemaRef ds:uri="2c0ff4f8-6664-4eb8-8bb0-965f2536cb1b"/>
     <ds:schemaRef ds:uri="2b6b437a-5846-4934-ac66-7de06297595b"/>
+  </ds:schemaRefs>
+</ds:datastoreItem>
+</file>
+
+<file path=customXml/itemProps2.xml><?xml version="1.0" encoding="utf-8"?>
+<ds:datastoreItem xmlns:ds="http://schemas.openxmlformats.org/officeDocument/2006/customXml" ds:itemID="{CA83056D-E0F8-48BF-96EB-F807457391E2}"/>
+</file>
+
+<file path=customXml/itemProps3.xml><?xml version="1.0" encoding="utf-8"?>
+<ds:datastoreItem xmlns:ds="http://schemas.openxmlformats.org/officeDocument/2006/customXml" ds:itemID="{91756AAB-0645-4FFC-990B-34BB6096B23B}">
+  <ds:schemaRefs>
+    <ds:schemaRef ds:uri="http://schemas.microsoft.com/sharepoint/v3/contenttype/forms"/>
   </ds:schemaRefs>
 </ds:datastoreItem>
 </file>

--- a/fuentes/CFA2_72210086_DU.docx
+++ b/fuentes/CFA2_72210086_DU.docx
@@ -168,7 +168,7 @@
         <mc:AlternateContent>
           <mc:Choice Requires="wps">
             <w:drawing>
-              <wp:anchor distT="45720" distB="45720" distL="114300" distR="114300" simplePos="0" relativeHeight="251655168" behindDoc="0" locked="0" layoutInCell="1" allowOverlap="1" wp14:anchorId="45DB28F6" wp14:editId="3510228F">
+              <wp:anchor distT="45720" distB="45720" distL="114300" distR="114300" simplePos="0" relativeHeight="251655168" behindDoc="0" locked="0" layoutInCell="1" allowOverlap="1" wp14:anchorId="45DB28F6" wp14:editId="47D7562D">
                 <wp:simplePos x="0" y="0"/>
                 <wp:positionH relativeFrom="margin">
                   <wp:posOffset>-25400</wp:posOffset>
@@ -179,7 +179,13 @@
                 <wp:extent cx="6699250" cy="2387600"/>
                 <wp:effectExtent l="0" t="0" r="0" b="0"/>
                 <wp:wrapNone/>
-                <wp:docPr id="377554333" name="Cuadro de texto 16"/>
+                <wp:docPr id="377554333" name="Cuadro de texto 16">
+                  <a:extLst xmlns:a="http://schemas.openxmlformats.org/drawingml/2006/main">
+                    <a:ext uri="{C183D7F6-B498-43B3-948B-1728B52AA6E4}">
+                      <adec:decorative xmlns:adec="http://schemas.microsoft.com/office/drawing/2017/decorative" val="1"/>
+                    </a:ext>
+                  </a:extLst>
+                </wp:docPr>
                 <wp:cNvGraphicFramePr>
                   <a:graphicFrameLocks xmlns:a="http://schemas.openxmlformats.org/drawingml/2006/main"/>
                 </wp:cNvGraphicFramePr>
@@ -242,7 +248,7 @@
                 <v:stroke joinstyle="miter"/>
                 <v:path gradientshapeok="t" o:connecttype="rect"/>
               </v:shapetype>
-              <v:shape id="Cuadro de texto 16" o:spid="_x0000_s1026" type="#_x0000_t202" style="position:absolute;left:0;text-align:left;margin-left:-2pt;margin-top:26.9pt;width:527.5pt;height:188pt;z-index:251655168;visibility:visible;mso-wrap-style:square;mso-width-percent:0;mso-height-percent:0;mso-wrap-distance-left:9pt;mso-wrap-distance-top:3.6pt;mso-wrap-distance-right:9pt;mso-wrap-distance-bottom:3.6pt;mso-position-horizontal:absolute;mso-position-horizontal-relative:margin;mso-position-vertical:absolute;mso-position-vertical-relative:text;mso-width-percent:0;mso-height-percent:0;mso-width-relative:margin;mso-height-relative:margin;v-text-anchor:top" o:gfxdata="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" filled="f" stroked="f">
+              <v:shape id="Cuadro de texto 16" o:spid="_x0000_s1026" type="#_x0000_t202" alt="&quot;&quot;" style="position:absolute;left:0;text-align:left;margin-left:-2pt;margin-top:26.9pt;width:527.5pt;height:188pt;z-index:251655168;visibility:visible;mso-wrap-style:square;mso-width-percent:0;mso-height-percent:0;mso-wrap-distance-left:9pt;mso-wrap-distance-top:3.6pt;mso-wrap-distance-right:9pt;mso-wrap-distance-bottom:3.6pt;mso-position-horizontal:absolute;mso-position-horizontal-relative:margin;mso-position-vertical:absolute;mso-position-vertical-relative:text;mso-width-percent:0;mso-height-percent:0;mso-width-relative:margin;mso-height-relative:margin;v-text-anchor:top" o:gfxdata="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" filled="f" stroked="f">
                 <v:textbox>
                   <w:txbxContent>
                     <w:p>
@@ -274,7 +280,7 @@
         <mc:AlternateContent>
           <mc:Choice Requires="wps">
             <w:drawing>
-              <wp:anchor distT="0" distB="0" distL="114300" distR="114300" simplePos="0" relativeHeight="251654144" behindDoc="1" locked="0" layoutInCell="1" allowOverlap="1" wp14:anchorId="04AFE0C4" wp14:editId="4C5C8332">
+              <wp:anchor distT="0" distB="0" distL="114300" distR="114300" simplePos="0" relativeHeight="251654144" behindDoc="1" locked="0" layoutInCell="1" allowOverlap="1" wp14:anchorId="04AFE0C4" wp14:editId="690AE914">
                 <wp:simplePos x="0" y="0"/>
                 <wp:positionH relativeFrom="column">
                   <wp:posOffset>-707390</wp:posOffset>
@@ -285,7 +291,13 @@
                 <wp:extent cx="7795895" cy="2590800"/>
                 <wp:effectExtent l="0" t="0" r="0" b="0"/>
                 <wp:wrapNone/>
-                <wp:docPr id="1143749200" name="Rectángulo 18"/>
+                <wp:docPr id="1143749200" name="Rectángulo 18">
+                  <a:extLst xmlns:a="http://schemas.openxmlformats.org/drawingml/2006/main">
+                    <a:ext uri="{C183D7F6-B498-43B3-948B-1728B52AA6E4}">
+                      <adec:decorative xmlns:adec="http://schemas.microsoft.com/office/drawing/2017/decorative" val="1"/>
+                    </a:ext>
+                  </a:extLst>
+                </wp:docPr>
                 <wp:cNvGraphicFramePr>
                   <a:graphicFrameLocks xmlns:a="http://schemas.openxmlformats.org/drawingml/2006/main"/>
                 </wp:cNvGraphicFramePr>
@@ -333,7 +345,7 @@
           </mc:Choice>
           <mc:Fallback>
             <w:pict>
-              <v:rect w14:anchorId="774B74B7" id="Rectángulo 18" o:spid="_x0000_s1026" style="position:absolute;margin-left:-55.7pt;margin-top:29pt;width:613.85pt;height:204pt;z-index:-251662336;visibility:visible;mso-wrap-style:square;mso-width-percent:0;mso-height-percent:0;mso-wrap-distance-left:9pt;mso-wrap-distance-top:0;mso-wrap-distance-right:9pt;mso-wrap-distance-bottom:0;mso-position-horizontal:absolute;mso-position-horizontal-relative:text;mso-position-vertical:absolute;mso-position-vertical-relative:text;mso-width-percent:0;mso-height-percent:0;mso-width-relative:page;mso-height-relative:margin;v-text-anchor:middle" o:gfxdata="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" fillcolor="#00314d" stroked="f" strokeweight="1pt"/>
+              <v:rect w14:anchorId="2F5945AB" id="Rectángulo 18" o:spid="_x0000_s1026" alt="&quot;&quot;" style="position:absolute;margin-left:-55.7pt;margin-top:29pt;width:613.85pt;height:204pt;z-index:-251662336;visibility:visible;mso-wrap-style:square;mso-width-percent:0;mso-height-percent:0;mso-wrap-distance-left:9pt;mso-wrap-distance-top:0;mso-wrap-distance-right:9pt;mso-wrap-distance-bottom:0;mso-position-horizontal:absolute;mso-position-horizontal-relative:text;mso-position-vertical:absolute;mso-position-vertical-relative:text;mso-width-percent:0;mso-height-percent:0;mso-width-relative:page;mso-height-relative:margin;v-text-anchor:middle" o:gfxdata="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" fillcolor="#00314d" stroked="f" strokeweight="1pt"/>
             </w:pict>
           </mc:Fallback>
         </mc:AlternateContent>
@@ -1045,7 +1057,7 @@
             <w:noProof/>
             <w:webHidden/>
           </w:rPr>
-          <w:t>20</w:t>
+          <w:t>21</w:t>
         </w:r>
         <w:r>
           <w:rPr>
@@ -1138,7 +1150,7 @@
             <w:noProof/>
             <w:webHidden/>
           </w:rPr>
-          <w:t>27</w:t>
+          <w:t>29</w:t>
         </w:r>
         <w:r>
           <w:rPr>
@@ -1230,7 +1242,7 @@
             <w:noProof/>
             <w:webHidden/>
           </w:rPr>
-          <w:t>32</w:t>
+          <w:t>34</w:t>
         </w:r>
         <w:r>
           <w:rPr>
@@ -1322,7 +1334,7 @@
             <w:noProof/>
             <w:webHidden/>
           </w:rPr>
-          <w:t>33</w:t>
+          <w:t>35</w:t>
         </w:r>
         <w:r>
           <w:rPr>
@@ -1414,7 +1426,7 @@
             <w:noProof/>
             <w:webHidden/>
           </w:rPr>
-          <w:t>36</w:t>
+          <w:t>38</w:t>
         </w:r>
         <w:r>
           <w:rPr>
@@ -1506,7 +1518,7 @@
             <w:noProof/>
             <w:webHidden/>
           </w:rPr>
-          <w:t>37</w:t>
+          <w:t>39</w:t>
         </w:r>
         <w:r>
           <w:rPr>
@@ -1598,7 +1610,7 @@
             <w:noProof/>
             <w:webHidden/>
           </w:rPr>
-          <w:t>38</w:t>
+          <w:t>40</w:t>
         </w:r>
         <w:r>
           <w:rPr>
@@ -1690,7 +1702,7 @@
             <w:noProof/>
             <w:webHidden/>
           </w:rPr>
-          <w:t>39</w:t>
+          <w:t>41</w:t>
         </w:r>
         <w:r>
           <w:rPr>
@@ -1760,7 +1772,7 @@
             <w:noProof/>
             <w:webHidden/>
           </w:rPr>
-          <w:t>41</w:t>
+          <w:t>43</w:t>
         </w:r>
         <w:r>
           <w:rPr>
@@ -1830,7 +1842,7 @@
             <w:noProof/>
             <w:webHidden/>
           </w:rPr>
-          <w:t>42</w:t>
+          <w:t>44</w:t>
         </w:r>
         <w:r>
           <w:rPr>
@@ -1901,7 +1913,7 @@
             <w:noProof/>
             <w:webHidden/>
           </w:rPr>
-          <w:t>44</w:t>
+          <w:t>46</w:t>
         </w:r>
         <w:r>
           <w:rPr>
@@ -1971,7 +1983,7 @@
             <w:noProof/>
             <w:webHidden/>
           </w:rPr>
-          <w:t>45</w:t>
+          <w:t>47</w:t>
         </w:r>
         <w:r>
           <w:rPr>
@@ -2074,10 +2086,16 @@
           <w:noProof/>
         </w:rPr>
         <w:drawing>
-          <wp:inline distT="0" distB="0" distL="0" distR="0" wp14:anchorId="187E37BE" wp14:editId="6C4A0F77">
-            <wp:extent cx="4106333" cy="2945640"/>
-            <wp:effectExtent l="0" t="0" r="8890" b="7620"/>
-            <wp:docPr id="1085070308" name="Imagen 4"/>
+          <wp:inline distT="0" distB="0" distL="0" distR="0" wp14:anchorId="187E37BE" wp14:editId="5688FAA1">
+            <wp:extent cx="3771900" cy="2705738"/>
+            <wp:effectExtent l="0" t="0" r="0" b="0"/>
+            <wp:docPr id="1085070308" name="Imagen 4">
+              <a:extLst xmlns:a="http://schemas.openxmlformats.org/drawingml/2006/main">
+                <a:ext uri="{C183D7F6-B498-43B3-948B-1728B52AA6E4}">
+                  <adec:decorative xmlns:adec="http://schemas.microsoft.com/office/drawing/2017/decorative" val="1"/>
+                </a:ext>
+              </a:extLst>
+            </wp:docPr>
             <wp:cNvGraphicFramePr>
               <a:graphicFrameLocks xmlns:a="http://schemas.openxmlformats.org/drawingml/2006/main" noChangeAspect="1"/>
             </wp:cNvGraphicFramePr>
@@ -2085,7 +2103,13 @@
               <a:graphicData uri="http://schemas.openxmlformats.org/drawingml/2006/picture">
                 <pic:pic xmlns:pic="http://schemas.openxmlformats.org/drawingml/2006/picture">
                   <pic:nvPicPr>
-                    <pic:cNvPr id="0" name="Picture 1"/>
+                    <pic:cNvPr id="1085070308" name="Imagen 4">
+                      <a:extLst>
+                        <a:ext uri="{C183D7F6-B498-43B3-948B-1728B52AA6E4}">
+                          <adec:decorative xmlns:adec="http://schemas.microsoft.com/office/drawing/2017/decorative" val="1"/>
+                        </a:ext>
+                      </a:extLst>
+                    </pic:cNvPr>
                     <pic:cNvPicPr>
                       <a:picLocks noChangeAspect="1" noChangeArrowheads="1"/>
                     </pic:cNvPicPr>
@@ -2106,7 +2130,7 @@
                   <pic:spPr bwMode="auto">
                     <a:xfrm>
                       <a:off x="0" y="0"/>
-                      <a:ext cx="4140271" cy="2969985"/>
+                      <a:ext cx="3806531" cy="2730580"/>
                     </a:xfrm>
                     <a:prstGeom prst="rect">
                       <a:avLst/>
@@ -2127,18 +2151,17 @@
     <w:p>
       <w:pPr>
         <w:spacing w:before="0" w:after="0"/>
-        <w:jc w:val="center"/>
-        <w:rPr>
-          <w:rFonts w:cs="Calibri"/>
-          <w:b/>
-        </w:rPr>
-      </w:pPr>
-      <w:r>
-        <w:rPr>
-          <w:rFonts w:cs="Calibri"/>
-          <w:b/>
-        </w:rPr>
-        <w:lastRenderedPageBreak/>
+        <w:ind w:firstLine="0"/>
+        <w:rPr>
+          <w:rFonts w:cs="Calibri"/>
+          <w:b/>
+        </w:rPr>
+      </w:pPr>
+      <w:r>
+        <w:rPr>
+          <w:rFonts w:cs="Calibri"/>
+          <w:b/>
+        </w:rPr>
         <w:fldChar w:fldCharType="begin"/>
       </w:r>
       <w:r>
@@ -2214,6 +2237,7 @@
                 <w:rFonts w:cs="Calibri"/>
                 <w:b/>
               </w:rPr>
+              <w:lastRenderedPageBreak/>
               <w:t>Transcripción</w:t>
             </w:r>
             <w:r>
@@ -2502,6 +2526,9 @@
         <w:gridCol w:w="2491"/>
       </w:tblGrid>
       <w:tr>
+        <w:trPr>
+          <w:tblHeader/>
+        </w:trPr>
         <w:tc>
           <w:tcPr>
             <w:tcW w:w="2490" w:type="dxa"/>
@@ -2854,7 +2881,7 @@
               <w:rPr>
                 <w:rFonts w:cs="Calibri"/>
               </w:rPr>
-              <w:t>Antisépticas, relajantes, expectorantes, neuro protectoras.</w:t>
+              <w:t>Antisépticas, relajantes, expectorantes, neuroprotectoras.</w:t>
             </w:r>
           </w:p>
         </w:tc>
@@ -3146,7 +3173,14 @@
               <w:rPr>
                 <w:rFonts w:cs="Calibri"/>
               </w:rPr>
-              <w:t>Compuestos aromáticos derivados de la fenilalanina, con alta actividad biológica.</w:t>
+              <w:t xml:space="preserve">Compuestos aromáticos derivados de la fenilalanina, con </w:t>
+            </w:r>
+            <w:r>
+              <w:rPr>
+                <w:rFonts w:cs="Calibri"/>
+              </w:rPr>
+              <w:lastRenderedPageBreak/>
+              <w:t>alta actividad biológica.</w:t>
             </w:r>
           </w:p>
         </w:tc>
@@ -3166,6 +3200,7 @@
               <w:rPr>
                 <w:rFonts w:cs="Calibri"/>
               </w:rPr>
+              <w:lastRenderedPageBreak/>
               <w:t xml:space="preserve">Eugenol, anetol, </w:t>
             </w:r>
             <w:proofErr w:type="spellStart"/>
@@ -3226,7 +3261,6 @@
                 <w:b/>
                 <w:bCs/>
               </w:rPr>
-              <w:lastRenderedPageBreak/>
               <w:t>Alcoholes</w:t>
             </w:r>
           </w:p>
@@ -3681,7 +3715,11 @@
         <w:spacing w:before="0" w:after="0"/>
       </w:pPr>
       <w:r>
-        <w:t xml:space="preserve">Entre las principales propiedades atribuidas a los aceites esenciales se incluyen acciones antisépticas, cicatrizantes, antiinflamatorias, antioxidantes, antiparasitarias, así como efectos </w:t>
+        <w:t xml:space="preserve">Entre las principales propiedades atribuidas a los aceites esenciales se incluyen acciones antisépticas, cicatrizantes, antiinflamatorias, antioxidantes, antiparasitarias, </w:t>
+      </w:r>
+      <w:r>
+        <w:lastRenderedPageBreak/>
+        <w:t xml:space="preserve">así como efectos </w:t>
       </w:r>
       <w:proofErr w:type="spellStart"/>
       <w:r>
@@ -3711,7 +3749,6 @@
           <w:b/>
           <w:bCs/>
         </w:rPr>
-        <w:lastRenderedPageBreak/>
         <w:t>Propiedades antisépticas</w:t>
       </w:r>
     </w:p>
@@ -3863,7 +3900,11 @@
         <w:t>E</w:t>
       </w:r>
       <w:r>
-        <w:t xml:space="preserve">n general, los aceites esenciales con propiedades antisépticas también favorecen la cicatrización, ya que previenen infecciones y crean condiciones adecuadas para la reparación tisular. Algunos aceites esenciales presentan una acción cicatrizante más específica, especialmente aquellos obtenidos de plantas de la familia </w:t>
+        <w:t xml:space="preserve">n general, los aceites esenciales con propiedades antisépticas también favorecen la cicatrización, ya que previenen infecciones y crean condiciones adecuadas para la reparación tisular. Algunos aceites esenciales presentan una </w:t>
+      </w:r>
+      <w:r>
+        <w:lastRenderedPageBreak/>
+        <w:t xml:space="preserve">acción cicatrizante más específica, especialmente aquellos obtenidos de plantas de la familia </w:t>
       </w:r>
       <w:proofErr w:type="spellStart"/>
       <w:r>
@@ -3876,29 +3917,17 @@
     </w:p>
     <w:p>
       <w:pPr>
-        <w:pStyle w:val="Prrafodelista"/>
-        <w:spacing w:before="0" w:after="0"/>
-        <w:ind w:firstLine="0"/>
-        <w:rPr>
-          <w:b/>
-          <w:bCs/>
-        </w:rPr>
-      </w:pPr>
-    </w:p>
-    <w:p>
-      <w:pPr>
-        <w:spacing w:before="0" w:after="0"/>
-        <w:rPr>
-          <w:b/>
-          <w:bCs/>
-        </w:rPr>
-      </w:pPr>
-      <w:r>
-        <w:rPr>
-          <w:b/>
-          <w:bCs/>
-        </w:rPr>
-        <w:lastRenderedPageBreak/>
+        <w:spacing w:before="0" w:after="0"/>
+        <w:rPr>
+          <w:b/>
+          <w:bCs/>
+        </w:rPr>
+      </w:pPr>
+      <w:r>
+        <w:rPr>
+          <w:b/>
+          <w:bCs/>
+        </w:rPr>
         <w:t>Ejemplos de aceites esenciales:</w:t>
       </w:r>
     </w:p>
@@ -4156,6 +4185,7 @@
           <w:b/>
           <w:bCs/>
         </w:rPr>
+        <w:lastRenderedPageBreak/>
         <w:t>Propiedades antiparasitarias</w:t>
       </w:r>
       <w:r>
@@ -4173,11 +4203,7 @@
         <w:ind w:firstLine="696"/>
       </w:pPr>
       <w:r>
-        <w:t xml:space="preserve">Las propiedades antiparasitarias se manifiestan tanto en la capacidad de repeler insectos como en la acción contra parásitos internos. Algunas esencias actúan como repelentes naturales, mientras que otras poseen actividad </w:t>
-      </w:r>
-      <w:r>
-        <w:lastRenderedPageBreak/>
-        <w:t>antihelmíntica, es decir, actúan frente a parásitos intestinales. No obstante, debido a que la dosis terapéutica puede ser cercana a la dosis tóxica, su uso debe realizarse bajo supervisión profesional.</w:t>
+        <w:t>Las propiedades antiparasitarias se manifiestan tanto en la capacidad de repeler insectos como en la acción contra parásitos internos. Algunas esencias actúan como repelentes naturales, mientras que otras poseen actividad antihelmíntica, es decir, actúan frente a parásitos intestinales. No obstante, debido a que la dosis terapéutica puede ser cercana a la dosis tóxica, su uso debe realizarse bajo supervisión profesional.</w:t>
       </w:r>
       <w:r>
         <w:tab/>
@@ -4329,12 +4355,6 @@
     </w:p>
     <w:p>
       <w:pPr>
-        <w:spacing w:before="0" w:after="0"/>
-        <w:ind w:left="993" w:firstLine="0"/>
-      </w:pPr>
-    </w:p>
-    <w:p>
-      <w:pPr>
         <w:pStyle w:val="Prrafodelista"/>
         <w:numPr>
           <w:ilvl w:val="0"/>
@@ -4425,20 +4445,9 @@
         <w:ind w:left="993"/>
       </w:pPr>
       <w:r>
+        <w:lastRenderedPageBreak/>
         <w:t>Jazmín.</w:t>
       </w:r>
-    </w:p>
-    <w:p>
-      <w:pPr>
-        <w:spacing w:before="0" w:after="0"/>
-        <w:ind w:left="993" w:firstLine="0"/>
-      </w:pPr>
-    </w:p>
-    <w:p>
-      <w:pPr>
-        <w:spacing w:before="0" w:after="0"/>
-        <w:ind w:left="993" w:firstLine="0"/>
-      </w:pPr>
     </w:p>
     <w:p>
       <w:pPr>
@@ -4454,7 +4463,6 @@
           <w:b/>
           <w:bCs/>
         </w:rPr>
-        <w:lastRenderedPageBreak/>
         <w:t>Propiedades antioxidantes</w:t>
       </w:r>
       <w:r>
@@ -4591,6 +4599,7 @@
           <w:numId w:val="0"/>
         </w:numPr>
         <w:spacing w:before="0" w:after="0" w:line="360" w:lineRule="auto"/>
+        <w:jc w:val="center"/>
         <w:rPr>
           <w:rFonts w:cs="Calibri"/>
         </w:rPr>
@@ -4601,9 +4610,9 @@
           <w:noProof/>
         </w:rPr>
         <w:drawing>
-          <wp:inline distT="0" distB="0" distL="0" distR="0" wp14:anchorId="503FFF98" wp14:editId="2249C6E9">
-            <wp:extent cx="5887648" cy="753533"/>
-            <wp:effectExtent l="0" t="0" r="0" b="8890"/>
+          <wp:inline distT="0" distB="0" distL="0" distR="0" wp14:anchorId="503FFF98" wp14:editId="72675204">
+            <wp:extent cx="6251494" cy="800100"/>
+            <wp:effectExtent l="0" t="0" r="0" b="0"/>
             <wp:docPr id="1210972689" name="Imagen 6" descr="La caracterización de los aceites esenciales de calidad terapéutica depende de diversos factores determinantes que influyen directamente en su composición química y eficacia. Entre estos se incluyen la certificación botánica de la especie vegetal, el origen geográfico, el modo de cultivo, el momento de la recolección, el órgano destilado, el método de extracción empleado y el quimiotipo, los cuales permiten garantizar la autenticidad, pureza y calidad del aceite esencial obtenido."/>
             <wp:cNvGraphicFramePr>
               <a:graphicFrameLocks xmlns:a="http://schemas.openxmlformats.org/drawingml/2006/main" noChangeAspect="1"/>
@@ -4633,7 +4642,7 @@
                   <pic:spPr bwMode="auto">
                     <a:xfrm>
                       <a:off x="0" y="0"/>
-                      <a:ext cx="5962378" cy="763097"/>
+                      <a:ext cx="6375549" cy="815977"/>
                     </a:xfrm>
                     <a:prstGeom prst="rect">
                       <a:avLst/>
@@ -4654,27 +4663,26 @@
     </w:p>
     <w:p>
       <w:pPr>
-        <w:pStyle w:val="Prrafodelista"/>
-        <w:spacing w:before="0" w:after="0"/>
-        <w:ind w:firstLine="0"/>
-        <w:rPr>
-          <w:rFonts w:cs="Calibri"/>
-          <w:b/>
-          <w:bCs/>
-        </w:rPr>
-      </w:pPr>
-    </w:p>
-    <w:p>
-      <w:pPr>
-        <w:pStyle w:val="Prrafodelista"/>
-        <w:spacing w:before="0" w:after="0"/>
-        <w:ind w:firstLine="0"/>
-        <w:rPr>
-          <w:rFonts w:cs="Calibri"/>
-          <w:b/>
-          <w:bCs/>
-        </w:rPr>
-      </w:pPr>
+        <w:spacing w:before="0" w:after="0"/>
+      </w:pPr>
+    </w:p>
+    <w:p>
+      <w:pPr>
+        <w:spacing w:before="0" w:after="0"/>
+        <w:ind w:firstLine="567"/>
+        <w:rPr>
+          <w:rFonts w:cs="Calibri"/>
+          <w:lang w:eastAsia="es-CO"/>
+        </w:rPr>
+      </w:pPr>
+      <w:r>
+        <w:rPr>
+          <w:rFonts w:cs="Calibri"/>
+          <w:lang w:eastAsia="es-CO"/>
+        </w:rPr>
+        <w:lastRenderedPageBreak/>
+        <w:t>La obtención de aceites esenciales de calidad terapéutica depende de la rigurosa caracterización de los factores presentados en la Figura 1, los cuales condicionan la pureza y actividad biológica del extracto. En el ámbito veterinario, la especie, genética y condiciones fisiológicas del receptor son determinantes para establecer una dosificación segura que potencie las propiedades antimicrobianas y antioxidantes del producto. Esta relación técnica asegura que el uso de compuestos naturales no sea empírico, sino una intervención precisa ajustada al tamaño y sistema productivo del animal. Así, integrar estos criterios permite optimizar la conversión alimenticia y el sistema inmunológico, garantizando la eficacia terapéutica y la inocuidad en la producción pecuaria. Al respetar esta jerarquía de factores, se logra un equilibrio entre el bienestar animal y el máximo aprovechamiento de los beneficios bioquímicos de los aceites.</w:t>
+      </w:r>
     </w:p>
     <w:p>
       <w:pPr>
@@ -4696,48 +4704,54 @@
           <w:b/>
           <w:bCs/>
         </w:rPr>
+        <w:t>La certificación botánica</w:t>
+      </w:r>
+    </w:p>
+    <w:p>
+      <w:pPr>
+        <w:spacing w:before="0" w:after="0"/>
+        <w:rPr>
+          <w:rFonts w:cs="Calibri"/>
+        </w:rPr>
+      </w:pPr>
+      <w:r>
+        <w:rPr>
+          <w:rFonts w:cs="Calibri"/>
+        </w:rPr>
+        <w:t>El primer paso en la caracterización de un aceite esencial consiste en la correcta identificación de la fuente vegetal de la cual se obtiene, incluyendo tanto la especie botánica como el órgano de la planta utilizado. Para ello, es indispensable establecer el nombre común o vulgar de la planta (el cual puede variar según la región geográfica) y, de manera fundamental, su nombre botánico o identificación taxonómica, que es universal y no presenta variaciones entre idiomas o localidades.</w:t>
+      </w:r>
+    </w:p>
+    <w:p>
+      <w:pPr>
+        <w:spacing w:before="0" w:after="0"/>
+        <w:rPr>
+          <w:rFonts w:cs="Calibri"/>
+        </w:rPr>
+      </w:pPr>
+      <w:r>
+        <w:rPr>
+          <w:rFonts w:cs="Calibri"/>
+        </w:rPr>
+        <w:t xml:space="preserve">La identificación taxonómica está conformada por el nombre del género y de la especie, y puede complementarse, cuando corresponde, con la subespecie y la variedad. Por ejemplo, mandarina es el nombre común, mientras que su identificación taxonómica es </w:t>
+      </w:r>
+      <w:r>
+        <w:rPr>
+          <w:rStyle w:val="Extranjerismo"/>
+        </w:rPr>
+        <w:t>Citrus reticulata.</w:t>
+      </w:r>
+      <w:r>
+        <w:rPr>
+          <w:rFonts w:cs="Calibri"/>
+        </w:rPr>
+        <w:t xml:space="preserve"> Este tipo de clasificación permite evitar confusiones derivadas del uso de nombres comunes, ya que existen plantas diferentes que </w:t>
+      </w:r>
+      <w:r>
+        <w:rPr>
+          <w:rFonts w:cs="Calibri"/>
+        </w:rPr>
         <w:lastRenderedPageBreak/>
-        <w:t>La certificación botánica</w:t>
-      </w:r>
-    </w:p>
-    <w:p>
-      <w:pPr>
-        <w:spacing w:before="0" w:after="0"/>
-        <w:rPr>
-          <w:rFonts w:cs="Calibri"/>
-        </w:rPr>
-      </w:pPr>
-      <w:r>
-        <w:rPr>
-          <w:rFonts w:cs="Calibri"/>
-        </w:rPr>
-        <w:t>El primer paso en la caracterización de un aceite esencial consiste en la correcta identificación de la fuente vegetal de la cual se obtiene, incluyendo tanto la especie botánica como el órgano de la planta utilizado. Para ello, es indispensable establecer el nombre común o vulgar de la planta (el cual puede variar según la región geográfica) y, de manera fundamental, su nombre botánico o identificación taxonómica, que es universal y no presenta variaciones entre idiomas o localidades.</w:t>
-      </w:r>
-    </w:p>
-    <w:p>
-      <w:pPr>
-        <w:spacing w:before="0" w:after="0"/>
-        <w:rPr>
-          <w:rFonts w:cs="Calibri"/>
-        </w:rPr>
-      </w:pPr>
-      <w:r>
-        <w:rPr>
-          <w:rFonts w:cs="Calibri"/>
-        </w:rPr>
-        <w:t xml:space="preserve">La identificación taxonómica está conformada por el nombre del género y de la especie, y puede complementarse, cuando corresponde, con la subespecie y la variedad. Por ejemplo, mandarina es el nombre común, mientras que su identificación taxonómica es </w:t>
-      </w:r>
-      <w:r>
-        <w:rPr>
-          <w:rStyle w:val="Extranjerismo"/>
-        </w:rPr>
-        <w:t>Citrus reticulata.</w:t>
-      </w:r>
-      <w:r>
-        <w:rPr>
-          <w:rFonts w:cs="Calibri"/>
-        </w:rPr>
-        <w:t xml:space="preserve"> Este tipo de clasificación permite evitar confusiones derivadas del uso de nombres comunes, ya que existen plantas diferentes que comparten una misma denominación vulgar, así como una misma especie que puede recibir distintos nombres comunes en diversas regiones.</w:t>
+        <w:t>comparten una misma denominación vulgar, así como una misma especie que puede recibir distintos nombres comunes en diversas regiones.</w:t>
       </w:r>
     </w:p>
     <w:p>
@@ -4804,14 +4818,7 @@
         <w:rPr>
           <w:rStyle w:val="Extranjerismo"/>
         </w:rPr>
-        <w:t xml:space="preserve">Pelargonium </w:t>
-      </w:r>
-      <w:r>
-        <w:rPr>
-          <w:rStyle w:val="Extranjerismo"/>
-        </w:rPr>
-        <w:lastRenderedPageBreak/>
-        <w:t>graveolens</w:t>
+        <w:t>Pelargonium graveolens</w:t>
       </w:r>
       <w:r>
         <w:t>) cultivado en la isla de Reunión, cerca de Madagascar, presenta una composición diferente a la obtenida de la misma especie cultivada en China. Estas variaciones son tan significativas que, incluso en el mercado internacional, ambos aceites se comercializan bajo denominaciones distintas, reflejando su origen y perfil bioquímico particular.</w:t>
@@ -4853,7 +4860,11 @@
         <w:spacing w:before="0" w:after="0"/>
       </w:pPr>
       <w:r>
-        <w:t>Los aceites esenciales procedentes de cultivos ecológicos u orgánicos suelen tener un costo más elevado en comparación con aquellos obtenidos de cultivos tradicionales, en los que se emplean fertilizantes y plaguicidas de origen sintético. En los sistemas de producción ecológica se prioriza el uso de prácticas agrícolas sostenibles, lo que reduce la presencia de residuos químicos y favorece la obtención de aceites más seguros para uso terapéutico.</w:t>
+        <w:t xml:space="preserve">Los aceites esenciales procedentes de cultivos ecológicos u orgánicos suelen tener un costo más elevado en comparación con aquellos obtenidos de cultivos </w:t>
+      </w:r>
+      <w:r>
+        <w:lastRenderedPageBreak/>
+        <w:t>tradicionales, en los que se emplean fertilizantes y plaguicidas de origen sintético. En los sistemas de producción ecológica se prioriza el uso de prácticas agrícolas sostenibles, lo que reduce la presencia de residuos químicos y favorece la obtención de aceites más seguros para uso terapéutico.</w:t>
       </w:r>
     </w:p>
     <w:p>
@@ -4900,59 +4911,52 @@
         <w:spacing w:before="0" w:after="0"/>
       </w:pPr>
       <w:r>
+        <w:t xml:space="preserve">De igual manera, la hora del día en que se recolectan las estructuras vegetales influye de forma determinante en la composición química del aceite esencial. Un ejemplo representativo es el caso de las flores de </w:t>
+      </w:r>
+      <w:r>
+        <w:rPr>
+          <w:rStyle w:val="Extranjerismo"/>
+        </w:rPr>
+        <w:t>ylang-ylang</w:t>
+      </w:r>
+      <w:r>
+        <w:t xml:space="preserve"> (Cananga </w:t>
+      </w:r>
+      <w:proofErr w:type="spellStart"/>
+      <w:r>
+        <w:t>odorata</w:t>
+      </w:r>
+      <w:proofErr w:type="spellEnd"/>
+      <w:r>
+        <w:t>), de las cuales se obtiene un aceite esencial de calidad extra cuando la recolección se realiza durante las primeras horas de la mañana. A medida que avanza el día, la concentración de ciertos compuestos responsables de esta alta calidad disminuye progresivamente.</w:t>
+      </w:r>
+    </w:p>
+    <w:p>
+      <w:pPr>
+        <w:spacing w:before="0" w:after="0"/>
+      </w:pPr>
+      <w:r>
+        <w:t xml:space="preserve">En síntesis, para obtener aceite esencial de </w:t>
+      </w:r>
+      <w:r>
+        <w:rPr>
+          <w:rStyle w:val="Extranjerismo"/>
+        </w:rPr>
+        <w:t>ylang-ylang</w:t>
+      </w:r>
+      <w:r>
+        <w:t xml:space="preserve"> de calidad extra (materia prima altamente valorada en la industria de la perfumería y cuyo precio puede oscilar entre 100 y 200 dólares por kilogramo)</w:t>
+      </w:r>
+      <w:r>
+        <w:t>,</w:t>
+      </w:r>
+      <w:r>
+        <w:t xml:space="preserve"> es indispensable recolectar las flores completamente maduras, identificables por su color amarillo intenso, durante las primeras horas del día. Asimismo, estas deben ser sometidas lo más pronto posible al </w:t>
+      </w:r>
+      <w:r>
         <w:lastRenderedPageBreak/>
-        <w:t xml:space="preserve">De igual manera, la hora del día en que se recolectan las estructuras vegetales influye de forma determinante en la composición química del aceite esencial. Un ejemplo representativo es el caso de las flores de </w:t>
-      </w:r>
-      <w:r>
-        <w:rPr>
-          <w:rStyle w:val="Extranjerismo"/>
-        </w:rPr>
-        <w:t>ylang-ylang</w:t>
-      </w:r>
-      <w:r>
-        <w:t xml:space="preserve"> (Cananga </w:t>
-      </w:r>
-      <w:proofErr w:type="spellStart"/>
-      <w:r>
-        <w:t>odorata</w:t>
-      </w:r>
-      <w:proofErr w:type="spellEnd"/>
-      <w:r>
-        <w:t>), de las cuales se obtiene un aceite esencial de calidad extra cuando la recolección se realiza durante las primeras horas de la mañana. A medida que avanza el día, la concentración de ciertos compuestos responsables de esta alta calidad disminuye progresivamente.</w:t>
-      </w:r>
-    </w:p>
-    <w:p>
-      <w:pPr>
-        <w:spacing w:before="0" w:after="0"/>
-      </w:pPr>
-    </w:p>
-    <w:p>
-      <w:pPr>
-        <w:spacing w:before="0" w:after="0"/>
-      </w:pPr>
-      <w:r>
-        <w:t xml:space="preserve">En síntesis, para obtener aceite esencial de </w:t>
-      </w:r>
-      <w:r>
-        <w:rPr>
-          <w:rStyle w:val="Extranjerismo"/>
-        </w:rPr>
-        <w:t>ylang-ylang</w:t>
-      </w:r>
-      <w:r>
-        <w:t xml:space="preserve"> de calidad extra (materia prima altamente valorada en la industria de la perfumería y cuyo precio puede oscilar entre 100 y 200 dólares por kilogramo)</w:t>
-      </w:r>
-      <w:r>
-        <w:t>,</w:t>
-      </w:r>
-      <w:r>
-        <w:t xml:space="preserve"> es indispensable recolectar las flores completamente maduras, identificables por su color amarillo intenso, durante las primeras horas del día. Asimismo, estas deben ser sometidas lo más pronto posible al proceso de destilación por arrastre de vapor (hidrodestilación), con el fin de preservar sus propiedades aromáticas y químicas.</w:t>
-      </w:r>
-    </w:p>
-    <w:p>
-      <w:pPr>
-        <w:spacing w:before="0" w:after="0"/>
-      </w:pPr>
+        <w:t>proceso de destilación por arrastre de vapor (hidrodestilación), con el fin de preservar sus propiedades aromáticas y químicas.</w:t>
+      </w:r>
     </w:p>
     <w:tbl>
       <w:tblPr>
@@ -4981,12 +4985,20 @@
             </w:pPr>
             <w:r>
               <w:rPr>
+                <w:rStyle w:val="Extranjerismo"/>
+                <w:b/>
+                <w:bCs/>
+              </w:rPr>
+              <w:t>Pódcast.</w:t>
+            </w:r>
+            <w:r>
+              <w:rPr>
                 <w:rFonts w:cs="Calibri"/>
                 <w:b/>
                 <w:bCs/>
                 <w:lang w:eastAsia="es-CO"/>
               </w:rPr>
-              <w:t>T</w:t>
+              <w:t xml:space="preserve"> </w:t>
             </w:r>
             <w:r>
               <w:rPr>
@@ -4995,7 +5007,7 @@
                 <w:bCs/>
                 <w:lang w:eastAsia="es-CO"/>
               </w:rPr>
-              <w:t>ema del programa</w:t>
+              <w:t>T</w:t>
             </w:r>
             <w:r>
               <w:rPr>
@@ -5004,7 +5016,7 @@
                 <w:bCs/>
                 <w:lang w:eastAsia="es-CO"/>
               </w:rPr>
-              <w:t>:</w:t>
+              <w:t>ema del programa</w:t>
             </w:r>
             <w:r>
               <w:rPr>
@@ -5013,7 +5025,7 @@
                 <w:bCs/>
                 <w:lang w:eastAsia="es-CO"/>
               </w:rPr>
-              <w:t xml:space="preserve"> </w:t>
+              <w:t>:</w:t>
             </w:r>
             <w:r>
               <w:rPr>
@@ -5022,16 +5034,7 @@
                 <w:bCs/>
                 <w:lang w:eastAsia="es-CO"/>
               </w:rPr>
-              <w:t>pódcast</w:t>
-            </w:r>
-            <w:r>
-              <w:rPr>
-                <w:rFonts w:cs="Calibri"/>
-                <w:b/>
-                <w:bCs/>
-                <w:lang w:eastAsia="es-CO"/>
-              </w:rPr>
-              <w:t xml:space="preserve">. </w:t>
+              <w:t xml:space="preserve"> </w:t>
             </w:r>
             <w:r>
               <w:rPr>
@@ -5141,7 +5144,6 @@
                 <w:rFonts w:cs="Calibri"/>
                 <w:lang w:eastAsia="es-CO"/>
               </w:rPr>
-              <w:lastRenderedPageBreak/>
               <w:t>Durante el crecimiento de la planta, los compuestos volátiles se transforman. Algunos aumentan, otros disminuyen, y eso modifica tanto el aroma como las propiedades del aceite.</w:t>
             </w:r>
           </w:p>
@@ -5238,6 +5240,7 @@
                 <w:rFonts w:cs="Calibri"/>
                 <w:lang w:eastAsia="es-CO"/>
               </w:rPr>
+              <w:lastRenderedPageBreak/>
               <w:t xml:space="preserve">A medida que avanza el día, algunos compuestos responsables de esa calidad disminuyen. Y con ellos, el valor del aceite. </w:t>
             </w:r>
           </w:p>
@@ -5331,7 +5334,21 @@
                 <w:rFonts w:cs="Calibri"/>
                 <w:lang w:eastAsia="es-CO"/>
               </w:rPr>
-              <w:t xml:space="preserve">Hasta aquí nuestro episodio hoy. Nos escuchamos muy pronto. </w:t>
+              <w:t xml:space="preserve">Hasta aquí nuestro episodio </w:t>
+            </w:r>
+            <w:r>
+              <w:rPr>
+                <w:rFonts w:cs="Calibri"/>
+                <w:lang w:eastAsia="es-CO"/>
+              </w:rPr>
+              <w:t xml:space="preserve">de </w:t>
+            </w:r>
+            <w:r>
+              <w:rPr>
+                <w:rFonts w:cs="Calibri"/>
+                <w:lang w:eastAsia="es-CO"/>
+              </w:rPr>
+              <w:t xml:space="preserve">hoy. Nos escuchamos muy pronto. </w:t>
             </w:r>
           </w:p>
           <w:p>
@@ -5347,7 +5364,6 @@
                 <w:rFonts w:cs="Calibri"/>
                 <w:lang w:eastAsia="es-CO"/>
               </w:rPr>
-              <w:lastRenderedPageBreak/>
               <w:t>Y recuerden que en el mundo de los aceites esenciales… la calidad comienza mucho antes de llegar al laboratorio… empieza en el momento exacto de la recolección.</w:t>
             </w:r>
           </w:p>
@@ -5369,8 +5385,11 @@
     <w:p>
       <w:pPr>
         <w:pStyle w:val="Prrafodelista"/>
-        <w:spacing w:before="0" w:after="0"/>
-        <w:ind w:firstLine="0"/>
+        <w:numPr>
+          <w:ilvl w:val="0"/>
+          <w:numId w:val="29"/>
+        </w:numPr>
+        <w:spacing w:before="0" w:after="0"/>
         <w:rPr>
           <w:rFonts w:cs="Calibri"/>
           <w:b/>
@@ -5410,6 +5429,11 @@
       <w:r>
         <w:t>), del cual se obtienen distintos aceites esenciales según el órgano destilado:</w:t>
       </w:r>
+    </w:p>
+    <w:p>
+      <w:pPr>
+        <w:spacing w:before="0" w:after="0"/>
+      </w:pPr>
     </w:p>
     <w:p>
       <w:pPr>
@@ -5425,6 +5449,7 @@
           <w:b/>
           <w:bCs/>
         </w:rPr>
+        <w:lastRenderedPageBreak/>
         <w:t>Aceite de naranja:</w:t>
       </w:r>
       <w:r>
@@ -5490,25 +5515,18 @@
       <w:pPr>
         <w:spacing w:before="0" w:after="0"/>
       </w:pPr>
-    </w:p>
-    <w:p>
-      <w:pPr>
-        <w:spacing w:before="0" w:after="0"/>
-      </w:pPr>
       <w:r>
         <w:t>Esta diferenciación permite comprender la importancia de especificar el órgano vegetal utilizado, ya que determina tanto la composición química como el uso terapéutico del aceite esencial.</w:t>
       </w:r>
     </w:p>
     <w:p>
       <w:pPr>
-        <w:spacing w:before="0" w:after="0"/>
-      </w:pPr>
-    </w:p>
-    <w:p>
-      <w:pPr>
         <w:pStyle w:val="Prrafodelista"/>
-        <w:spacing w:before="0" w:after="0"/>
-        <w:ind w:firstLine="0"/>
+        <w:numPr>
+          <w:ilvl w:val="0"/>
+          <w:numId w:val="29"/>
+        </w:numPr>
+        <w:spacing w:before="0" w:after="0"/>
         <w:rPr>
           <w:rFonts w:cs="Calibri"/>
           <w:b/>
@@ -5537,7 +5555,6 @@
         <w:spacing w:before="0" w:after="0"/>
       </w:pPr>
       <w:r>
-        <w:lastRenderedPageBreak/>
         <w:t>No todos los aceites esenciales pueden obtenerse mediante un mismo método, ya que cada planta y cada órgano vegetal presentan particularidades estructurales y químicas. Es importante señalar que únicamente los métodos de destilación y extracción mecánica permiten obtener aceites esenciales verdaderos, es decir, aquellos con un alto grado de pureza. Otros métodos dan lugar a productos aromáticos que contienen fracciones de aceite esencial acompañadas de residuos o trazas de disolventes.</w:t>
       </w:r>
     </w:p>
@@ -5576,12 +5593,21 @@
             </w:pPr>
             <w:r>
               <w:rPr>
+                <w:rStyle w:val="Extranjerismo"/>
+                <w:b/>
+                <w:bCs/>
+              </w:rPr>
+              <w:lastRenderedPageBreak/>
+              <w:t>Pódcast.</w:t>
+            </w:r>
+            <w:r>
+              <w:rPr>
                 <w:rFonts w:cs="Calibri"/>
                 <w:b/>
                 <w:bCs/>
                 <w:lang w:eastAsia="es-CO"/>
               </w:rPr>
-              <w:t>T</w:t>
+              <w:t xml:space="preserve"> </w:t>
             </w:r>
             <w:r>
               <w:rPr>
@@ -5590,7 +5616,7 @@
                 <w:bCs/>
                 <w:lang w:eastAsia="es-CO"/>
               </w:rPr>
-              <w:t>ema del programa</w:t>
+              <w:t>T</w:t>
             </w:r>
             <w:r>
               <w:rPr>
@@ -5599,7 +5625,7 @@
                 <w:bCs/>
                 <w:lang w:eastAsia="es-CO"/>
               </w:rPr>
-              <w:t xml:space="preserve">: </w:t>
+              <w:t>ema del programa</w:t>
             </w:r>
             <w:r>
               <w:rPr>
@@ -5608,7 +5634,7 @@
                 <w:bCs/>
                 <w:lang w:eastAsia="es-CO"/>
               </w:rPr>
-              <w:t>pódcast</w:t>
+              <w:t>:</w:t>
             </w:r>
             <w:r>
               <w:rPr>
@@ -5617,7 +5643,7 @@
                 <w:bCs/>
                 <w:lang w:eastAsia="es-CO"/>
               </w:rPr>
-              <w:t xml:space="preserve">. </w:t>
+              <w:t xml:space="preserve"> </w:t>
             </w:r>
             <w:r>
               <w:rPr>
@@ -5743,7 +5769,6 @@
                 <w:rFonts w:cs="Calibri"/>
                 <w:lang w:eastAsia="es-CO"/>
               </w:rPr>
-              <w:lastRenderedPageBreak/>
               <w:t>Es que no todos los aceites esenciales se obtienen de la misma manera.</w:t>
             </w:r>
           </w:p>
@@ -5840,6 +5865,7 @@
                 <w:rFonts w:cs="Calibri"/>
                 <w:lang w:eastAsia="es-CO"/>
               </w:rPr>
+              <w:lastRenderedPageBreak/>
               <w:t>En algunas esencias florales, sus compuestos aromáticos son muy sensibles. Por eso la destilación por vapor no siempre es la mejor opción, ya que puede modificar su perfil natural.</w:t>
             </w:r>
           </w:p>
@@ -5875,89 +5901,91 @@
               <w:t>Porque el modo de extracción deja su huella en la calidad de cada producto.</w:t>
             </w:r>
           </w:p>
-          <w:p>
-            <w:pPr>
-              <w:spacing w:before="0" w:after="0"/>
-              <w:rPr>
-                <w:rFonts w:cs="Calibri"/>
-                <w:lang w:eastAsia="es-CO"/>
-              </w:rPr>
-            </w:pPr>
-          </w:p>
         </w:tc>
       </w:tr>
     </w:tbl>
     <w:p>
       <w:pPr>
+        <w:spacing w:before="0" w:after="0"/>
+        <w:ind w:firstLine="0"/>
+        <w:rPr>
+          <w:rFonts w:cs="Calibri"/>
+          <w:b/>
+          <w:bCs/>
+        </w:rPr>
+      </w:pPr>
+    </w:p>
+    <w:p>
+      <w:pPr>
         <w:pStyle w:val="Prrafodelista"/>
-        <w:spacing w:before="0" w:after="0"/>
-        <w:ind w:firstLine="0"/>
-        <w:rPr>
-          <w:rFonts w:cs="Calibri"/>
-          <w:b/>
-          <w:bCs/>
-        </w:rPr>
-      </w:pPr>
-      <w:r>
-        <w:rPr>
-          <w:rFonts w:cs="Calibri"/>
-          <w:b/>
-          <w:bCs/>
-        </w:rPr>
+        <w:numPr>
+          <w:ilvl w:val="0"/>
+          <w:numId w:val="29"/>
+        </w:numPr>
+        <w:spacing w:before="0" w:after="0"/>
+        <w:rPr>
+          <w:rFonts w:cs="Calibri"/>
+          <w:b/>
+          <w:bCs/>
+        </w:rPr>
+      </w:pPr>
+      <w:r>
+        <w:rPr>
+          <w:rFonts w:cs="Calibri"/>
+          <w:b/>
+          <w:bCs/>
+        </w:rPr>
+        <w:t>El quimiotipo</w:t>
+      </w:r>
+    </w:p>
+    <w:p>
+      <w:pPr>
+        <w:spacing w:before="0" w:after="0"/>
+      </w:pPr>
+      <w:r>
+        <w:t xml:space="preserve">Además de la diversidad vegetal observable entre familias botánicas, géneros y especies, existe una importante variabilidad química dentro de una misma especie vegetal, conocida como </w:t>
+      </w:r>
+      <w:r>
+        <w:t>quimiotipo.</w:t>
+      </w:r>
+      <w:r>
+        <w:t xml:space="preserve"> Este concepto hace referencia a una forma de clasificación química, biológica y botánica que identifica la molécula predominante en un aceite esencial puro, lo que permite definir de manera clara y segura sus propiedades terapéuticas.</w:t>
+      </w:r>
+    </w:p>
+    <w:p>
+      <w:pPr>
+        <w:spacing w:before="0" w:after="0"/>
+      </w:pPr>
+      <w:r>
+        <w:t>El quimiotipo de un aceite esencial se determina mediante un análisis químico denominado </w:t>
+      </w:r>
+      <w:r>
+        <w:rPr>
+          <w:b/>
+          <w:bCs/>
+        </w:rPr>
+        <w:t>cromatografía</w:t>
+      </w:r>
+      <w:r>
+        <w:t xml:space="preserve">, técnica que permite identificar y cuantificar las moléculas presentes a través de picos característicos. Cuando un aceite esencial es considerado </w:t>
+      </w:r>
+      <w:r>
+        <w:t>“quimiotipado”,</w:t>
+      </w:r>
+      <w:r>
+        <w:t xml:space="preserve"> significa que ha sido sometido a este análisis, evaluando sus características bioquímicas en relación con las condiciones de crecimiento de la planta, tales como el entorno geográfico y el método de cultivo.</w:t>
+      </w:r>
+    </w:p>
+    <w:p>
+      <w:pPr>
+        <w:spacing w:before="0" w:after="0"/>
+      </w:pPr>
+      <w:r>
+        <w:t xml:space="preserve">El conocimiento del quimiotipo resulta fundamental, ya que permite identificar la posible toxicidad de la molécula predominante y garantizar un uso terapéutico adecuado. Una misma planta puede producir aceites esenciales con composiciones químicas distintas dependiendo de los factores ambientales en los que se desarrolle, aun cuando pertenezca a la misma especie. Estas variaciones en la estructura </w:t>
+      </w:r>
+      <w:r>
         <w:lastRenderedPageBreak/>
-        <w:t>El quimiotipo</w:t>
-      </w:r>
-    </w:p>
-    <w:p>
-      <w:pPr>
-        <w:spacing w:before="0" w:after="0"/>
-      </w:pPr>
-      <w:r>
-        <w:t xml:space="preserve">Además de la diversidad vegetal observable entre familias botánicas, géneros y especies, existe una importante variabilidad química dentro de una misma especie vegetal, conocida como </w:t>
-      </w:r>
-      <w:r>
-        <w:t>quimiotipo.</w:t>
-      </w:r>
-      <w:r>
-        <w:t xml:space="preserve"> Este concepto hace referencia a una forma de clasificación química, biológica y botánica que identifica la molécula predominante en un aceite esencial puro, lo que permite definir de manera clara y segura sus propiedades terapéuticas.</w:t>
-      </w:r>
-    </w:p>
-    <w:p>
-      <w:pPr>
-        <w:spacing w:before="0" w:after="0"/>
-      </w:pPr>
-      <w:r>
-        <w:lastRenderedPageBreak/>
-        <w:t>El quimiotipo de un aceite esencial se determina mediante un análisis químico denominado </w:t>
-      </w:r>
-      <w:r>
-        <w:rPr>
-          <w:b/>
-          <w:bCs/>
-        </w:rPr>
-        <w:t>cromatografía</w:t>
-      </w:r>
-      <w:r>
-        <w:t xml:space="preserve">, técnica que permite identificar y cuantificar las moléculas presentes a través de picos característicos. Cuando un aceite esencial es considerado </w:t>
-      </w:r>
-      <w:r>
-        <w:t>“quimiotipado”,</w:t>
-      </w:r>
-      <w:r>
-        <w:t xml:space="preserve"> significa que ha sido sometido a este análisis, evaluando sus características bioquímicas en relación con las condiciones de crecimiento de la planta, tales como el entorno geográfico y el método de cultivo.</w:t>
-      </w:r>
-    </w:p>
-    <w:p>
-      <w:pPr>
-        <w:spacing w:before="0" w:after="0"/>
-      </w:pPr>
-    </w:p>
-    <w:p>
-      <w:pPr>
-        <w:spacing w:before="0" w:after="0"/>
-      </w:pPr>
-      <w:r>
-        <w:t>El conocimiento del quimiotipo resulta fundamental, ya que permite identificar la posible toxicidad de la molécula predominante y garantizar un uso terapéutico adecuado. Una misma planta puede producir aceites esenciales con composiciones químicas distintas dependiendo de los factores ambientales en los que se desarrolle, aun cuando pertenezca a la misma especie. Estas variaciones en la estructura bioquímica son las que dan origen al concepto de quimiotipo, el cual tiene una gran relevancia dentro del campo de la aromaterapia.</w:t>
+        <w:t>bioquímica son las que dan origen al concepto de quimiotipo, el cual tiene una gran relevancia dentro del campo de la aromaterapia.</w:t>
       </w:r>
     </w:p>
     <w:p>
@@ -5982,15 +6010,16 @@
       <w:pPr>
         <w:spacing w:before="0" w:after="0"/>
         <w:ind w:firstLine="0"/>
+        <w:jc w:val="center"/>
       </w:pPr>
       <w:r>
         <w:rPr>
           <w:noProof/>
         </w:rPr>
         <w:drawing>
-          <wp:inline distT="0" distB="0" distL="0" distR="0" wp14:anchorId="045D4644" wp14:editId="759F0592">
-            <wp:extent cx="6012893" cy="1449362"/>
-            <wp:effectExtent l="0" t="0" r="6985" b="0"/>
+          <wp:inline distT="0" distB="0" distL="0" distR="0" wp14:anchorId="045D4644" wp14:editId="2D4A0E0C">
+            <wp:extent cx="6480920" cy="1504950"/>
+            <wp:effectExtent l="0" t="0" r="0" b="0"/>
             <wp:docPr id="2136011910" name="Imagen 8" descr="Los principales factores ambientales y geográficos que influyen en la determinación del quimiotipo de una planta aromática. Entre estos se incluyen el país de origen, las condiciones climáticas, la cantidad de días de exposición solar al año, la altitud del terreno, la composición mineral y el tipo de suelo, así como el tipo de vegetación circundante. En conjunto, estos factores influyen directamente en la síntesis y concentración de los compuestos químicos presentes en los aceites esenciales."/>
             <wp:cNvGraphicFramePr>
               <a:graphicFrameLocks xmlns:a="http://schemas.openxmlformats.org/drawingml/2006/main" noChangeAspect="1"/>
@@ -6020,7 +6049,7 @@
                   <pic:spPr bwMode="auto">
                     <a:xfrm>
                       <a:off x="0" y="0"/>
-                      <a:ext cx="6031499" cy="1453847"/>
+                      <a:ext cx="6507801" cy="1511192"/>
                     </a:xfrm>
                     <a:prstGeom prst="rect">
                       <a:avLst/>
@@ -6037,6 +6066,22 @@
     <w:p>
       <w:pPr>
         <w:spacing w:before="0" w:after="0"/>
+      </w:pPr>
+    </w:p>
+    <w:p>
+      <w:pPr>
+        <w:spacing w:before="0" w:after="0"/>
+      </w:pPr>
+      <w:r>
+        <w:t xml:space="preserve">La figura </w:t>
+      </w:r>
+      <w:r>
+        <w:t>presenta de forma organizada siete factores fundamentales que determinan las características ambientales y geográficas de un terreno específico. A través de bloques de color café e iconos ilustrativos, se detallan elementos climáticos como el país, el clima, la altitud y los días de sol anuales. También se enfoca en la composición física, destacando los minerales presentes en la tierra y el tipo de suelo predominante en la zona. Finalmente, el gráfico incluye la vegetación circundante como un indicador biológico clave del ecosistema representado en la imagen. El diseño utiliza una paleta de colores tierra que refuerza visualmente la temática de agricultura y naturaleza que se busca comunicar.</w:t>
+      </w:r>
+    </w:p>
+    <w:p>
+      <w:pPr>
+        <w:spacing w:before="0" w:after="0"/>
         <w:ind w:firstLine="0"/>
       </w:pPr>
     </w:p>
@@ -6064,15 +6109,43 @@
           <w:rFonts w:cs="Calibri"/>
           <w:lang w:eastAsia="es-CO"/>
         </w:rPr>
-        <w:t xml:space="preserve">Este proceso se lleva a cabo mediante la evaluación sensorial realizada por un panel de expertos o catadores especializados, conocidos como “narices”. El criterio y veredicto de estos profesionales resulta fundamental al momento de seleccionar un </w:t>
-      </w:r>
+        <w:t>Este proceso se lleva a cabo mediante la evaluación sensorial realizada por un panel de expertos o catadores especializados, conocidos como “narices”. El criterio y veredicto de estos profesionales resulta fundamental al momento de seleccionar un aceite esencial como ingrediente odorífero o como nota fragante en la formulación de perfumes y otros productos afines.</w:t>
+      </w:r>
+    </w:p>
+    <w:p>
+      <w:pPr>
+        <w:spacing w:before="0" w:after="0"/>
+        <w:ind w:firstLine="567"/>
+        <w:rPr>
+          <w:rFonts w:cs="Calibri"/>
+          <w:lang w:eastAsia="es-CO"/>
+        </w:rPr>
+      </w:pPr>
       <w:r>
         <w:rPr>
           <w:rFonts w:cs="Calibri"/>
           <w:lang w:eastAsia="es-CO"/>
         </w:rPr>
         <w:lastRenderedPageBreak/>
-        <w:t>aceite esencial como ingrediente odorífero o como nota fragante en la formulación de perfumes y otros productos afines.</w:t>
+        <w:t>Para realizar una valoración adecuada de una sustancia aromática, es indispensable conocer y analizar previamente sus principales características sensoriales, las cuales permiten determinar su calidad, intensidad, estabilidad y compatibilidad dentro de una composición aromática.</w:t>
+      </w:r>
+    </w:p>
+    <w:p>
+      <w:pPr>
+        <w:pStyle w:val="Figura"/>
+      </w:pPr>
+      <w:r>
+        <w:t>Figura 3.</w:t>
+      </w:r>
+      <w:r>
+        <w:t xml:space="preserve"> </w:t>
+      </w:r>
+      <w:r>
+        <w:rPr>
+          <w:b w:val="0"/>
+          <w:bCs w:val="0"/>
+        </w:rPr>
+        <w:t>Características de los olores</w:t>
       </w:r>
     </w:p>
     <w:p>
@@ -6084,42 +6157,12 @@
           <w:lang w:eastAsia="es-CO"/>
         </w:rPr>
       </w:pPr>
-      <w:r>
-        <w:rPr>
-          <w:rFonts w:cs="Calibri"/>
-          <w:lang w:eastAsia="es-CO"/>
-        </w:rPr>
-        <w:t>Para realizar una valoración adecuada de una sustancia aromática, es indispensable conocer y analizar previamente sus principales características sensoriales, las cuales permiten determinar su calidad, intensidad, estabilidad y compatibilidad dentro de una composición aromática.</w:t>
-      </w:r>
-    </w:p>
-    <w:p>
-      <w:pPr>
-        <w:pStyle w:val="Figura"/>
-      </w:pPr>
-      <w:r>
-        <w:t>Figura 3.</w:t>
-      </w:r>
-      <w:r>
-        <w:t xml:space="preserve"> </w:t>
-      </w:r>
-      <w:r>
-        <w:t>Características de los olores</w:t>
-      </w:r>
-    </w:p>
-    <w:p>
-      <w:pPr>
-        <w:spacing w:before="0" w:after="0"/>
-        <w:ind w:firstLine="567"/>
-        <w:rPr>
-          <w:rFonts w:cs="Calibri"/>
-          <w:lang w:eastAsia="es-CO"/>
-        </w:rPr>
-      </w:pPr>
     </w:p>
     <w:p>
       <w:pPr>
         <w:spacing w:before="0" w:after="0"/>
         <w:ind w:firstLine="0"/>
+        <w:jc w:val="center"/>
         <w:rPr>
           <w:rFonts w:cs="Calibri"/>
           <w:lang w:eastAsia="es-CO"/>
@@ -6132,8 +6175,8 @@
           <w:lang w:eastAsia="es-CO"/>
         </w:rPr>
         <w:drawing>
-          <wp:inline distT="0" distB="0" distL="0" distR="0" wp14:anchorId="1FDEE4DB" wp14:editId="3A8C501D">
-            <wp:extent cx="6447155" cy="1018309"/>
+          <wp:inline distT="0" distB="0" distL="0" distR="0" wp14:anchorId="1FDEE4DB" wp14:editId="3A2BC7AB">
+            <wp:extent cx="6444598" cy="1092200"/>
             <wp:effectExtent l="0" t="0" r="0" b="0"/>
             <wp:docPr id="26323167" name="Imagen 10" descr="Los principales parámetros de evaluación sensorial de los aceites esenciales: intensidad del olor, calidad aromática, aceptabilidad subjetiva y umbral del olor, con una breve definición de cada uno."/>
             <wp:cNvGraphicFramePr>
@@ -6164,7 +6207,7 @@
                   <pic:spPr bwMode="auto">
                     <a:xfrm>
                       <a:off x="0" y="0"/>
-                      <a:ext cx="6528468" cy="1031152"/>
+                      <a:ext cx="6532224" cy="1107051"/>
                     </a:xfrm>
                     <a:prstGeom prst="rect">
                       <a:avLst/>
@@ -6180,7 +6223,40 @@
     </w:p>
     <w:p>
       <w:pPr>
-        <w:pStyle w:val="Prrafodelista"/>
+        <w:spacing w:before="0" w:after="0"/>
+        <w:ind w:firstLine="567"/>
+        <w:rPr>
+          <w:rFonts w:cs="Calibri"/>
+          <w:lang w:eastAsia="es-CO"/>
+        </w:rPr>
+      </w:pPr>
+      <w:r>
+        <w:rPr>
+          <w:rFonts w:cs="Calibri"/>
+          <w:lang w:eastAsia="es-CO"/>
+        </w:rPr>
+        <w:t xml:space="preserve">La imagen anterior, </w:t>
+      </w:r>
+      <w:r>
+        <w:rPr>
+          <w:rFonts w:cs="Calibri"/>
+          <w:lang w:eastAsia="es-CO"/>
+        </w:rPr>
+        <w:t>sintetiza los cuatro pilares de la percepción olfativa mediante un diseño limpio y comparativo de columnas cromáticas. Define la intensidad como la fuerza según la concentración y la calidad como el carácter que permite distinguir un aroma de otro. Por otro lado, aborda la aceptabilidad desde la subjetividad del agrado y el umbral como la mínima presencia física necesaria para generar una respuesta. El recurso visual facilita la comprensión técnica al separar los atributos físicos de las respuestas sensoriales y emocionales humanas.</w:t>
+      </w:r>
+    </w:p>
+    <w:p>
+      <w:pPr>
+        <w:spacing w:before="0" w:after="0"/>
+        <w:ind w:firstLine="567"/>
+        <w:rPr>
+          <w:rFonts w:cs="Calibri"/>
+          <w:lang w:eastAsia="es-CO"/>
+        </w:rPr>
+      </w:pPr>
+    </w:p>
+    <w:p>
+      <w:pPr>
         <w:spacing w:before="0" w:after="0"/>
         <w:ind w:firstLine="0"/>
         <w:rPr>
@@ -6189,80 +6265,86 @@
           <w:bCs/>
         </w:rPr>
       </w:pPr>
+      <w:r>
+        <w:rPr>
+          <w:rFonts w:cs="Calibri"/>
+          <w:b/>
+          <w:bCs/>
+        </w:rPr>
+        <w:t xml:space="preserve">          </w:t>
+      </w:r>
+      <w:r>
+        <w:rPr>
+          <w:rFonts w:cs="Calibri"/>
+          <w:b/>
+          <w:bCs/>
+        </w:rPr>
+        <w:t>Clasificación de los olores</w:t>
+      </w:r>
+    </w:p>
+    <w:p>
+      <w:pPr>
+        <w:spacing w:before="0" w:after="0"/>
+        <w:ind w:firstLine="567"/>
+        <w:rPr>
+          <w:rFonts w:cs="Calibri"/>
+          <w:lang w:eastAsia="es-CO"/>
+        </w:rPr>
+      </w:pPr>
+      <w:r>
+        <w:rPr>
+          <w:rFonts w:cs="Calibri"/>
+          <w:lang w:eastAsia="es-CO"/>
+        </w:rPr>
+        <w:t>Esta clasificación corresponde a un modelo perceptual del olor, desarrollado a partir de análisis estadísticos de la percepción olfativa humana, el cual agrupa los olores en dimensiones sensoriales generales según sus características dominantes:</w:t>
+      </w:r>
+    </w:p>
+    <w:p>
+      <w:pPr>
+        <w:pStyle w:val="Figura"/>
+      </w:pPr>
+    </w:p>
+    <w:p>
+      <w:pPr>
+        <w:rPr>
+          <w:lang w:eastAsia="es-CO"/>
+        </w:rPr>
+      </w:pPr>
+    </w:p>
+    <w:p>
+      <w:pPr>
+        <w:pStyle w:val="Figura"/>
+        <w:rPr>
+          <w:b w:val="0"/>
+          <w:bCs w:val="0"/>
+        </w:rPr>
+      </w:pPr>
+      <w:r>
+        <w:lastRenderedPageBreak/>
+        <w:t xml:space="preserve">Figura </w:t>
+      </w:r>
+      <w:r>
+        <w:t>4</w:t>
+      </w:r>
+      <w:r>
+        <w:t>.</w:t>
+      </w:r>
+      <w:r>
+        <w:t xml:space="preserve"> </w:t>
+      </w:r>
+      <w:r>
+        <w:rPr>
+          <w:b w:val="0"/>
+          <w:bCs w:val="0"/>
+        </w:rPr>
+        <w:t>Clasificación perceptual de los olores</w:t>
+      </w:r>
     </w:p>
     <w:p>
       <w:pPr>
         <w:spacing w:before="0" w:after="0"/>
         <w:ind w:firstLine="0"/>
-        <w:rPr>
-          <w:rFonts w:cs="Calibri"/>
-          <w:b/>
-          <w:bCs/>
-        </w:rPr>
-      </w:pPr>
-      <w:r>
-        <w:rPr>
-          <w:rFonts w:cs="Calibri"/>
-          <w:b/>
-          <w:bCs/>
-        </w:rPr>
-        <w:t xml:space="preserve">          </w:t>
-      </w:r>
-      <w:r>
-        <w:rPr>
-          <w:rFonts w:cs="Calibri"/>
-          <w:b/>
-          <w:bCs/>
-        </w:rPr>
-        <w:t>Clasificación de los olores</w:t>
-      </w:r>
-    </w:p>
-    <w:p>
-      <w:pPr>
-        <w:spacing w:before="0" w:after="0"/>
-        <w:ind w:firstLine="567"/>
-        <w:rPr>
-          <w:rFonts w:cs="Calibri"/>
-          <w:lang w:eastAsia="es-CO"/>
-        </w:rPr>
-      </w:pPr>
-      <w:r>
-        <w:rPr>
-          <w:rFonts w:cs="Calibri"/>
-          <w:lang w:eastAsia="es-CO"/>
-        </w:rPr>
-        <w:t>Esta clasificación corresponde a un modelo perceptual del olor, desarrollado a partir de análisis estadísticos de la percepción olfativa humana, el cual agrupa los olores en dimensiones sensoriales generales según sus características dominantes:</w:t>
-      </w:r>
-    </w:p>
-    <w:p>
-      <w:pPr>
-        <w:pStyle w:val="Figura"/>
-      </w:pPr>
-    </w:p>
-    <w:p>
-      <w:pPr>
-        <w:pStyle w:val="Figura"/>
-      </w:pPr>
-      <w:r>
-        <w:t xml:space="preserve">Figura </w:t>
-      </w:r>
-      <w:r>
-        <w:t>4</w:t>
-      </w:r>
-      <w:r>
-        <w:t>.</w:t>
-      </w:r>
-      <w:r>
-        <w:t xml:space="preserve"> </w:t>
-      </w:r>
-      <w:r>
-        <w:t>Clasificación perceptual de los olores</w:t>
-      </w:r>
-    </w:p>
-    <w:p>
-      <w:pPr>
-        <w:spacing w:before="0" w:after="0"/>
-        <w:ind w:firstLine="0"/>
+        <w:jc w:val="center"/>
         <w:rPr>
           <w:rFonts w:cs="Calibri"/>
           <w:lang w:eastAsia="es-CO"/>
@@ -6273,9 +6355,9 @@
           <w:noProof/>
         </w:rPr>
         <w:drawing>
-          <wp:inline distT="0" distB="0" distL="0" distR="0" wp14:anchorId="61310DD8" wp14:editId="47571712">
-            <wp:extent cx="6332220" cy="741218"/>
-            <wp:effectExtent l="0" t="0" r="0" b="1905"/>
+          <wp:inline distT="0" distB="0" distL="0" distR="0" wp14:anchorId="61310DD8" wp14:editId="36DE42FA">
+            <wp:extent cx="6032500" cy="720100"/>
+            <wp:effectExtent l="0" t="0" r="6350" b="3810"/>
             <wp:docPr id="55666227" name="Imagen 11" descr="Clasificación perceptual de los olores, organizada en diez categorías sensoriales generales, incluyendo notas florales, leñosas, frutales, químicas, mentoladas, dulces, cítricas y olores desagradables como rancio y descompuesto."/>
             <wp:cNvGraphicFramePr>
               <a:graphicFrameLocks xmlns:a="http://schemas.openxmlformats.org/drawingml/2006/main" noChangeAspect="1"/>
@@ -6305,7 +6387,7 @@
                   <pic:spPr bwMode="auto">
                     <a:xfrm>
                       <a:off x="0" y="0"/>
-                      <a:ext cx="6371339" cy="745797"/>
+                      <a:ext cx="6103180" cy="728537"/>
                     </a:xfrm>
                     <a:prstGeom prst="rect">
                       <a:avLst/>
@@ -6324,6 +6406,33 @@
     </w:p>
     <w:p>
       <w:pPr>
+        <w:spacing w:before="0" w:after="0"/>
+        <w:rPr>
+          <w:rFonts w:cs="Calibri"/>
+          <w:lang w:eastAsia="es-CO"/>
+        </w:rPr>
+      </w:pPr>
+      <w:r>
+        <w:rPr>
+          <w:rFonts w:cs="Calibri"/>
+          <w:lang w:eastAsia="es-CO"/>
+        </w:rPr>
+        <w:t>Esta imagen presenta una escala cromática que clasifica diez categorías de olores, organizadas de forma horizontal según su carácter aromático. La secuencia inicia con notas florales, leñosas y frutales, avanzando hacia descriptores más específicos como químico, mentolado, dulce, quemado y cítrico. Al final de la escala, se agrupan los olores de tipo descompuesto y rancio bajo la etiqueta común de "hedores nauseabundos". El gráfico utiliza una transición de colores tierra y rosáceos para diferenciar visualmente las familias olfativas de manera lógica y ordenada.</w:t>
+      </w:r>
+    </w:p>
+    <w:p>
+      <w:pPr>
+        <w:spacing w:before="0" w:after="0"/>
+        <w:ind w:firstLine="0"/>
+        <w:jc w:val="center"/>
+        <w:rPr>
+          <w:rFonts w:cs="Calibri"/>
+          <w:lang w:eastAsia="es-CO"/>
+        </w:rPr>
+      </w:pPr>
+    </w:p>
+    <w:p>
+      <w:pPr>
         <w:pStyle w:val="Prrafodelista"/>
         <w:numPr>
           <w:ilvl w:val="0"/>
@@ -6359,28 +6468,64 @@
           <w:rFonts w:cs="Calibri"/>
           <w:lang w:eastAsia="es-CO"/>
         </w:rPr>
-        <w:t xml:space="preserve">Para llevar a cabo una evaluación profesional de las características olfativas de un aceite esencial, es indispensable considerar tres aspectos fundamentales: el ambiente en el que se realiza la evaluación, el catador y la técnica empleada. La adecuada </w:t>
-      </w:r>
-      <w:r>
-        <w:rPr>
-          <w:rFonts w:cs="Calibri"/>
-          <w:lang w:eastAsia="es-CO"/>
-        </w:rPr>
+        <w:t>Para llevar a cabo una evaluación profesional de las características olfativas de un aceite esencial, es indispensable considerar tres aspectos fundamentales: el ambiente en el que se realiza la evaluación, el catador y la técnica empleada. La adecuada interacción entre estos elementos garantiza una valoración sensorial objetiva, reproducible y confiable.</w:t>
+      </w:r>
+    </w:p>
+    <w:p>
+      <w:pPr>
+        <w:pStyle w:val="Figura"/>
+      </w:pPr>
+    </w:p>
+    <w:p>
+      <w:pPr>
+        <w:pStyle w:val="Figura"/>
+      </w:pPr>
+    </w:p>
+    <w:p>
+      <w:pPr>
+        <w:pStyle w:val="Figura"/>
+      </w:pPr>
+    </w:p>
+    <w:p>
+      <w:pPr>
+        <w:pStyle w:val="Figura"/>
+      </w:pPr>
+    </w:p>
+    <w:p>
+      <w:pPr>
+        <w:pStyle w:val="Figura"/>
+      </w:pPr>
+    </w:p>
+    <w:p>
+      <w:pPr>
+        <w:pStyle w:val="Figura"/>
+      </w:pPr>
+    </w:p>
+    <w:p>
+      <w:pPr>
+        <w:pStyle w:val="Figura"/>
+      </w:pPr>
+    </w:p>
+    <w:p>
+      <w:pPr>
+        <w:pStyle w:val="Figura"/>
+      </w:pPr>
+      <w:r>
         <w:lastRenderedPageBreak/>
-        <w:t>interacción entre estos elementos garantiza una valoración sensorial objetiva, reproducible y confiable.</w:t>
-      </w:r>
-    </w:p>
-    <w:p>
-      <w:pPr>
-        <w:pStyle w:val="Figura"/>
-      </w:pPr>
-      <w:r>
-        <w:t>Figura 5. Técnica de evaluación olfativa</w:t>
+        <w:t xml:space="preserve">Figura 5. </w:t>
+      </w:r>
+      <w:r>
+        <w:rPr>
+          <w:b w:val="0"/>
+          <w:bCs w:val="0"/>
+        </w:rPr>
+        <w:t>Técnica de evaluación olfativa</w:t>
       </w:r>
     </w:p>
     <w:p>
       <w:pPr>
         <w:ind w:firstLine="0"/>
+        <w:jc w:val="center"/>
         <w:rPr>
           <w:lang w:eastAsia="es-CO"/>
         </w:rPr>
@@ -6391,9 +6536,9 @@
           <w:lang w:eastAsia="es-CO"/>
         </w:rPr>
         <w:drawing>
-          <wp:inline distT="0" distB="0" distL="0" distR="0" wp14:anchorId="1AD2D6B9" wp14:editId="71EC1E8A">
-            <wp:extent cx="6338109" cy="2563091"/>
-            <wp:effectExtent l="0" t="0" r="5715" b="8890"/>
+          <wp:inline distT="0" distB="0" distL="0" distR="0" wp14:anchorId="1AD2D6B9" wp14:editId="1894E2FF">
+            <wp:extent cx="5778528" cy="2336800"/>
+            <wp:effectExtent l="0" t="0" r="0" b="6350"/>
             <wp:docPr id="1721233744" name="Imagen 13" descr="Describe los tres componentes fundamentales de la evaluación olfativa: el ambiente (condiciones controladas de temperatura, humedad, iluminación y ventilación), el catador (persona entrenada en sensibilidad y memoria olfativa) y la técnica (uso de tirillas de papel absorbente para la toma de muestras)."/>
             <wp:cNvGraphicFramePr>
               <a:graphicFrameLocks xmlns:a="http://schemas.openxmlformats.org/drawingml/2006/main" noChangeAspect="1"/>
@@ -6423,7 +6568,7 @@
                   <pic:spPr bwMode="auto">
                     <a:xfrm>
                       <a:off x="0" y="0"/>
-                      <a:ext cx="6374631" cy="2577860"/>
+                      <a:ext cx="5825730" cy="2355888"/>
                     </a:xfrm>
                     <a:prstGeom prst="rect">
                       <a:avLst/>
@@ -6439,6 +6584,35 @@
     </w:p>
     <w:p>
       <w:pPr>
+        <w:spacing w:before="0" w:after="0"/>
+        <w:ind w:firstLine="708"/>
+        <w:rPr>
+          <w:rFonts w:cs="Calibri"/>
+          <w:lang w:eastAsia="es-CO"/>
+        </w:rPr>
+      </w:pPr>
+      <w:r>
+        <w:rPr>
+          <w:rFonts w:cs="Calibri"/>
+          <w:lang w:eastAsia="es-CO"/>
+        </w:rPr>
+        <w:t>La imagen detalla los tres componentes esenciales para realizar una evaluación sensorial de olores de manera profesional: el ambiente, el catador y la técnica. En cuanto al entorno, se especifican condiciones controladas de humedad y temperatura, además de aislamiento acústico y lumínico para evitar distracciones. Respecto al catador, se subraya la importancia de la sensibilidad, la memoria olfativa y la formación especializada para ampliar su espectro de análisis. Finalmente, la técnica se centra en el uso de tirillas de papel absorbente de medidas específicas para asegurar una penetración óptima de la muestra.</w:t>
+      </w:r>
+    </w:p>
+    <w:p>
+      <w:pPr>
+        <w:pStyle w:val="Prrafodelista"/>
+        <w:spacing w:before="0" w:after="0"/>
+        <w:ind w:firstLine="0"/>
+        <w:rPr>
+          <w:rFonts w:cs="Calibri"/>
+          <w:b/>
+          <w:bCs/>
+        </w:rPr>
+      </w:pPr>
+    </w:p>
+    <w:p>
+      <w:pPr>
         <w:pStyle w:val="Prrafodelista"/>
         <w:numPr>
           <w:ilvl w:val="0"/>
@@ -6484,65 +6658,25 @@
     </w:p>
     <w:p>
       <w:pPr>
-        <w:spacing w:before="0" w:after="0"/>
-        <w:rPr>
-          <w:lang w:eastAsia="es-CO"/>
-        </w:rPr>
-      </w:pPr>
-    </w:p>
-    <w:p>
-      <w:pPr>
-        <w:spacing w:before="0" w:after="0"/>
-        <w:rPr>
-          <w:lang w:eastAsia="es-CO"/>
-        </w:rPr>
-      </w:pPr>
-    </w:p>
-    <w:p>
-      <w:pPr>
-        <w:spacing w:before="0" w:after="0"/>
-        <w:rPr>
-          <w:lang w:eastAsia="es-CO"/>
-        </w:rPr>
-      </w:pPr>
-    </w:p>
-    <w:p>
-      <w:pPr>
-        <w:spacing w:before="0" w:after="0"/>
-        <w:rPr>
-          <w:lang w:eastAsia="es-CO"/>
-        </w:rPr>
-      </w:pPr>
-    </w:p>
-    <w:p>
-      <w:pPr>
-        <w:spacing w:before="0" w:after="0"/>
-        <w:rPr>
-          <w:lang w:eastAsia="es-CO"/>
-        </w:rPr>
-      </w:pPr>
-    </w:p>
-    <w:p>
-      <w:pPr>
-        <w:spacing w:before="0" w:after="0"/>
-        <w:rPr>
-          <w:lang w:eastAsia="es-CO"/>
-        </w:rPr>
-      </w:pPr>
-    </w:p>
-    <w:p>
-      <w:pPr>
         <w:pStyle w:val="Figura"/>
       </w:pPr>
       <w:r>
         <w:lastRenderedPageBreak/>
-        <w:t>Figura 6. Tiempos de la evaluación olfativa</w:t>
+        <w:t xml:space="preserve">Figura 6. </w:t>
+      </w:r>
+      <w:r>
+        <w:rPr>
+          <w:b w:val="0"/>
+          <w:bCs w:val="0"/>
+        </w:rPr>
+        <w:t>Tiempos de la evaluación olfativa</w:t>
       </w:r>
     </w:p>
     <w:p>
       <w:pPr>
         <w:spacing w:before="0" w:after="0"/>
         <w:ind w:firstLine="0"/>
+        <w:jc w:val="center"/>
         <w:rPr>
           <w:lang w:eastAsia="es-CO"/>
         </w:rPr>
@@ -6553,9 +6687,9 @@
           <w:lang w:eastAsia="es-CO"/>
         </w:rPr>
         <w:drawing>
-          <wp:inline distT="0" distB="0" distL="0" distR="0" wp14:anchorId="76EDC398" wp14:editId="6AD7D7CA">
-            <wp:extent cx="6246324" cy="2376054"/>
-            <wp:effectExtent l="0" t="0" r="2540" b="5715"/>
+          <wp:inline distT="0" distB="0" distL="0" distR="0" wp14:anchorId="76EDC398" wp14:editId="0A01041E">
+            <wp:extent cx="6165850" cy="2508250"/>
+            <wp:effectExtent l="0" t="0" r="6350" b="6350"/>
             <wp:docPr id="956744722" name="Imagen 5" descr="Los tres tiempos de la evaluación olfativa de los aceites esenciales: notas de salida (componentes más volátiles percibidos inicialmente), notas de cuerpo (aroma principal y más estable) y notas de fondo (componentes persistentes que aparecen tras un tiempo prolongado)."/>
             <wp:cNvGraphicFramePr>
               <a:graphicFrameLocks xmlns:a="http://schemas.openxmlformats.org/drawingml/2006/main" noChangeAspect="1"/>
@@ -6585,7 +6719,7 @@
                   <pic:spPr bwMode="auto">
                     <a:xfrm>
                       <a:off x="0" y="0"/>
-                      <a:ext cx="6268314" cy="2384419"/>
+                      <a:ext cx="6199633" cy="2521993"/>
                     </a:xfrm>
                     <a:prstGeom prst="rect">
                       <a:avLst/>
@@ -6601,6 +6735,36 @@
     </w:p>
     <w:p>
       <w:pPr>
+        <w:spacing w:before="0" w:after="0"/>
+        <w:ind w:firstLine="708"/>
+        <w:rPr>
+          <w:lang w:eastAsia="es-CO"/>
+        </w:rPr>
+      </w:pPr>
+      <w:r>
+        <w:rPr>
+          <w:lang w:eastAsia="es-CO"/>
+        </w:rPr>
+        <w:t xml:space="preserve">La imagen, </w:t>
+      </w:r>
+      <w:r>
+        <w:rPr>
+          <w:lang w:eastAsia="es-CO"/>
+        </w:rPr>
+        <w:t>describe las tres fases de evolución de una fragancia: notas de salida, de cuerpo y de fondo. Las primeras representan la impresión inicial con componentes volátiles como el mentol, mientras que las notas de cuerpo definen la esencia con una estabilidad que puede durar semanas. Finalmente, las notas de fondo surgen tras un tiempo prolongado, fijando la fragancia con ingredientes profundos como el sándalo o el pachulí. Este esquema visual permite comprender la estructura temporal y la complejidad química que caracteriza a cualquier esencia o aceite vegetal.</w:t>
+      </w:r>
+    </w:p>
+    <w:p>
+      <w:pPr>
+        <w:spacing w:before="0" w:after="0"/>
+        <w:ind w:firstLine="708"/>
+        <w:rPr>
+          <w:lang w:eastAsia="es-CO"/>
+        </w:rPr>
+      </w:pPr>
+    </w:p>
+    <w:p>
+      <w:pPr>
         <w:pStyle w:val="Prrafodelista"/>
         <w:numPr>
           <w:ilvl w:val="0"/>
@@ -6638,6 +6802,30 @@
     </w:p>
     <w:p>
       <w:pPr>
+        <w:spacing w:before="0" w:after="0"/>
+        <w:rPr>
+          <w:lang w:eastAsia="es-CO"/>
+        </w:rPr>
+      </w:pPr>
+    </w:p>
+    <w:p>
+      <w:pPr>
+        <w:spacing w:before="0" w:after="0"/>
+        <w:rPr>
+          <w:lang w:eastAsia="es-CO"/>
+        </w:rPr>
+      </w:pPr>
+    </w:p>
+    <w:p>
+      <w:pPr>
+        <w:spacing w:before="0" w:after="0"/>
+        <w:rPr>
+          <w:lang w:eastAsia="es-CO"/>
+        </w:rPr>
+      </w:pPr>
+    </w:p>
+    <w:p>
+      <w:pPr>
         <w:pStyle w:val="Prrafodelista"/>
         <w:numPr>
           <w:ilvl w:val="0"/>
@@ -6656,7 +6844,592 @@
           <w:bCs/>
           <w:lang w:eastAsia="es-CO"/>
         </w:rPr>
+        <w:lastRenderedPageBreak/>
         <w:t>Origen y obtención</w:t>
+      </w:r>
+    </w:p>
+    <w:p>
+      <w:pPr>
+        <w:pStyle w:val="Prrafodelista"/>
+        <w:numPr>
+          <w:ilvl w:val="0"/>
+          <w:numId w:val="51"/>
+        </w:numPr>
+        <w:spacing w:before="0" w:after="0"/>
+        <w:rPr>
+          <w:lang w:eastAsia="es-CO"/>
+        </w:rPr>
+      </w:pPr>
+      <w:r>
+        <w:rPr>
+          <w:b/>
+          <w:bCs/>
+          <w:lang w:eastAsia="es-CO"/>
+        </w:rPr>
+        <w:t>Aceites esenciales naturales:</w:t>
+      </w:r>
+      <w:r>
+        <w:rPr>
+          <w:lang w:eastAsia="es-CO"/>
+        </w:rPr>
+        <w:t xml:space="preserve"> se obtienen mediante métodos específicos (destilación, expresión u otros), que varían según la especie vegetal y la parte de la planta utilizada (flores, hojas, cáscaras, raíces, entre otros).</w:t>
+      </w:r>
+    </w:p>
+    <w:p>
+      <w:pPr>
+        <w:pStyle w:val="Prrafodelista"/>
+        <w:numPr>
+          <w:ilvl w:val="0"/>
+          <w:numId w:val="51"/>
+        </w:numPr>
+        <w:spacing w:before="0" w:after="0"/>
+        <w:rPr>
+          <w:lang w:eastAsia="es-CO"/>
+        </w:rPr>
+      </w:pPr>
+      <w:r>
+        <w:rPr>
+          <w:b/>
+          <w:bCs/>
+          <w:lang w:eastAsia="es-CO"/>
+        </w:rPr>
+        <w:t>Esencias sintéticas:</w:t>
+      </w:r>
+      <w:r>
+        <w:rPr>
+          <w:lang w:eastAsia="es-CO"/>
+        </w:rPr>
+        <w:t xml:space="preserve"> se producen a partir de compuestos aislados o sintetizados químicamente, que se combinan para imitar aromas presentes en la naturaleza.</w:t>
+      </w:r>
+    </w:p>
+    <w:p>
+      <w:pPr>
+        <w:pStyle w:val="Prrafodelista"/>
+        <w:numPr>
+          <w:ilvl w:val="0"/>
+          <w:numId w:val="34"/>
+        </w:numPr>
+        <w:spacing w:before="0" w:after="0"/>
+        <w:rPr>
+          <w:b/>
+          <w:bCs/>
+          <w:lang w:eastAsia="es-CO"/>
+        </w:rPr>
+      </w:pPr>
+      <w:r>
+        <w:rPr>
+          <w:b/>
+          <w:bCs/>
+          <w:lang w:eastAsia="es-CO"/>
+        </w:rPr>
+        <w:t>Características aromáticas</w:t>
+      </w:r>
+    </w:p>
+    <w:p>
+      <w:pPr>
+        <w:pStyle w:val="Prrafodelista"/>
+        <w:numPr>
+          <w:ilvl w:val="0"/>
+          <w:numId w:val="51"/>
+        </w:numPr>
+        <w:spacing w:before="0" w:after="0"/>
+        <w:rPr>
+          <w:b/>
+          <w:bCs/>
+          <w:lang w:eastAsia="es-CO"/>
+        </w:rPr>
+      </w:pPr>
+      <w:r>
+        <w:rPr>
+          <w:b/>
+          <w:bCs/>
+          <w:lang w:eastAsia="es-CO"/>
+        </w:rPr>
+        <w:t>Aceites esenciales naturales:</w:t>
+      </w:r>
+      <w:r>
+        <w:rPr>
+          <w:b/>
+          <w:bCs/>
+          <w:lang w:eastAsia="es-CO"/>
+        </w:rPr>
+        <w:t xml:space="preserve"> </w:t>
+      </w:r>
+      <w:r>
+        <w:rPr>
+          <w:lang w:eastAsia="es-CO"/>
+        </w:rPr>
+        <w:t>presentan aromas intensos, complejos y persistentes, con matices que evolucionan a lo largo del tiempo.</w:t>
+      </w:r>
+    </w:p>
+    <w:p>
+      <w:pPr>
+        <w:pStyle w:val="Prrafodelista"/>
+        <w:numPr>
+          <w:ilvl w:val="0"/>
+          <w:numId w:val="51"/>
+        </w:numPr>
+        <w:spacing w:before="0" w:after="0"/>
+        <w:rPr>
+          <w:b/>
+          <w:bCs/>
+          <w:lang w:eastAsia="es-CO"/>
+        </w:rPr>
+      </w:pPr>
+      <w:r>
+        <w:rPr>
+          <w:b/>
+          <w:bCs/>
+          <w:lang w:eastAsia="es-CO"/>
+        </w:rPr>
+        <w:t xml:space="preserve">Esencias sintéticas: </w:t>
+      </w:r>
+      <w:r>
+        <w:rPr>
+          <w:lang w:eastAsia="es-CO"/>
+        </w:rPr>
+        <w:t>poseen aromas más dulces y lineales, de menor complejidad y duración, que se disipan rápidamente.</w:t>
+      </w:r>
+    </w:p>
+    <w:p>
+      <w:pPr>
+        <w:pStyle w:val="Prrafodelista"/>
+        <w:numPr>
+          <w:ilvl w:val="0"/>
+          <w:numId w:val="34"/>
+        </w:numPr>
+        <w:spacing w:before="0" w:after="0"/>
+        <w:rPr>
+          <w:b/>
+          <w:bCs/>
+          <w:lang w:eastAsia="es-CO"/>
+        </w:rPr>
+      </w:pPr>
+      <w:r>
+        <w:rPr>
+          <w:b/>
+          <w:bCs/>
+          <w:lang w:eastAsia="es-CO"/>
+        </w:rPr>
+        <w:t>Concentración y presentación</w:t>
+      </w:r>
+    </w:p>
+    <w:p>
+      <w:pPr>
+        <w:pStyle w:val="Prrafodelista"/>
+        <w:numPr>
+          <w:ilvl w:val="0"/>
+          <w:numId w:val="51"/>
+        </w:numPr>
+        <w:spacing w:before="0" w:after="0"/>
+        <w:rPr>
+          <w:b/>
+          <w:bCs/>
+          <w:lang w:eastAsia="es-CO"/>
+        </w:rPr>
+      </w:pPr>
+      <w:r>
+        <w:rPr>
+          <w:b/>
+          <w:bCs/>
+          <w:lang w:eastAsia="es-CO"/>
+        </w:rPr>
+        <w:t xml:space="preserve">Aceites esenciales naturales: </w:t>
+      </w:r>
+      <w:r>
+        <w:rPr>
+          <w:lang w:eastAsia="es-CO"/>
+        </w:rPr>
+        <w:t>son altamente concentrados y se comercializan en envases pequeños con gotero, elaborados en vidrio oscuro para protegerlos de la luz, debido a su fotosensibilidad.</w:t>
+      </w:r>
+    </w:p>
+    <w:p>
+      <w:pPr>
+        <w:pStyle w:val="Prrafodelista"/>
+        <w:numPr>
+          <w:ilvl w:val="0"/>
+          <w:numId w:val="51"/>
+        </w:numPr>
+        <w:spacing w:before="0" w:after="0"/>
+        <w:rPr>
+          <w:b/>
+          <w:bCs/>
+          <w:lang w:eastAsia="es-CO"/>
+        </w:rPr>
+      </w:pPr>
+      <w:r>
+        <w:rPr>
+          <w:b/>
+          <w:bCs/>
+          <w:lang w:eastAsia="es-CO"/>
+        </w:rPr>
+        <w:t xml:space="preserve">Esencias sintéticas: </w:t>
+      </w:r>
+      <w:r>
+        <w:rPr>
+          <w:lang w:eastAsia="es-CO"/>
+        </w:rPr>
+        <w:t>no requieren envases especializados ni protección frente a la luz.</w:t>
+      </w:r>
+    </w:p>
+    <w:p>
+      <w:pPr>
+        <w:pStyle w:val="Prrafodelista"/>
+        <w:numPr>
+          <w:ilvl w:val="0"/>
+          <w:numId w:val="34"/>
+        </w:numPr>
+        <w:spacing w:before="0" w:after="0"/>
+        <w:rPr>
+          <w:b/>
+          <w:bCs/>
+          <w:lang w:eastAsia="es-CO"/>
+        </w:rPr>
+      </w:pPr>
+      <w:r>
+        <w:rPr>
+          <w:b/>
+          <w:bCs/>
+          <w:lang w:eastAsia="es-CO"/>
+        </w:rPr>
+        <w:t>Información en el etiquetado</w:t>
+      </w:r>
+    </w:p>
+    <w:p>
+      <w:pPr>
+        <w:pStyle w:val="Prrafodelista"/>
+        <w:numPr>
+          <w:ilvl w:val="0"/>
+          <w:numId w:val="51"/>
+        </w:numPr>
+        <w:spacing w:before="0" w:after="0"/>
+        <w:rPr>
+          <w:b/>
+          <w:bCs/>
+          <w:lang w:eastAsia="es-CO"/>
+        </w:rPr>
+      </w:pPr>
+      <w:r>
+        <w:rPr>
+          <w:b/>
+          <w:bCs/>
+          <w:lang w:eastAsia="es-CO"/>
+        </w:rPr>
+        <w:t>Aceites esenciales naturales:</w:t>
+      </w:r>
+      <w:r>
+        <w:rPr>
+          <w:b/>
+          <w:bCs/>
+          <w:lang w:eastAsia="es-CO"/>
+        </w:rPr>
+        <w:t xml:space="preserve"> </w:t>
+      </w:r>
+      <w:r>
+        <w:rPr>
+          <w:lang w:eastAsia="es-CO"/>
+        </w:rPr>
+        <w:t>incluyen el nombre común y el nombre botánico de la planta de origen; si están diluidos, especifican el porcentaje de concentración.</w:t>
+      </w:r>
+    </w:p>
+    <w:p>
+      <w:pPr>
+        <w:pStyle w:val="Prrafodelista"/>
+        <w:numPr>
+          <w:ilvl w:val="0"/>
+          <w:numId w:val="51"/>
+        </w:numPr>
+        <w:spacing w:before="0" w:after="0"/>
+        <w:rPr>
+          <w:b/>
+          <w:bCs/>
+          <w:lang w:eastAsia="es-CO"/>
+        </w:rPr>
+      </w:pPr>
+      <w:r>
+        <w:rPr>
+          <w:b/>
+          <w:bCs/>
+          <w:lang w:eastAsia="es-CO"/>
+        </w:rPr>
+        <w:t xml:space="preserve">Esencias sintéticas: </w:t>
+      </w:r>
+      <w:r>
+        <w:rPr>
+          <w:lang w:eastAsia="es-CO"/>
+        </w:rPr>
+        <w:t>generalmente no presentan información botánica detallada ni especificación de concentración</w:t>
+      </w:r>
+      <w:r>
+        <w:rPr>
+          <w:lang w:eastAsia="es-CO"/>
+        </w:rPr>
+        <w:t>.</w:t>
+      </w:r>
+    </w:p>
+    <w:p>
+      <w:pPr>
+        <w:pStyle w:val="Prrafodelista"/>
+        <w:numPr>
+          <w:ilvl w:val="0"/>
+          <w:numId w:val="34"/>
+        </w:numPr>
+        <w:spacing w:before="0" w:after="0"/>
+        <w:rPr>
+          <w:b/>
+          <w:bCs/>
+          <w:lang w:eastAsia="es-CO"/>
+        </w:rPr>
+      </w:pPr>
+      <w:r>
+        <w:rPr>
+          <w:b/>
+          <w:bCs/>
+          <w:lang w:eastAsia="es-CO"/>
+        </w:rPr>
+        <w:lastRenderedPageBreak/>
+        <w:t>Valor comercial</w:t>
+      </w:r>
+    </w:p>
+    <w:p>
+      <w:pPr>
+        <w:pStyle w:val="Prrafodelista"/>
+        <w:numPr>
+          <w:ilvl w:val="0"/>
+          <w:numId w:val="51"/>
+        </w:numPr>
+        <w:spacing w:before="0" w:after="0"/>
+        <w:rPr>
+          <w:b/>
+          <w:bCs/>
+          <w:lang w:eastAsia="es-CO"/>
+        </w:rPr>
+      </w:pPr>
+      <w:r>
+        <w:rPr>
+          <w:b/>
+          <w:bCs/>
+          <w:lang w:eastAsia="es-CO"/>
+        </w:rPr>
+        <w:t>Aceites esenciales naturales:</w:t>
+      </w:r>
+      <w:r>
+        <w:rPr>
+          <w:lang w:eastAsia="es-CO"/>
+        </w:rPr>
+        <w:t xml:space="preserve"> el precio varía según la especie vegetal y la parte de la planta utilizada, lo que influye en el rendimiento y la disponibilidad del aceite.</w:t>
+      </w:r>
+    </w:p>
+    <w:p>
+      <w:pPr>
+        <w:pStyle w:val="Prrafodelista"/>
+        <w:numPr>
+          <w:ilvl w:val="0"/>
+          <w:numId w:val="51"/>
+        </w:numPr>
+        <w:spacing w:before="0" w:after="0"/>
+        <w:rPr>
+          <w:b/>
+          <w:bCs/>
+          <w:lang w:eastAsia="es-CO"/>
+        </w:rPr>
+      </w:pPr>
+      <w:r>
+        <w:rPr>
+          <w:b/>
+          <w:bCs/>
+          <w:lang w:eastAsia="es-CO"/>
+        </w:rPr>
+        <w:t xml:space="preserve">Esencias sintéticas: </w:t>
+      </w:r>
+      <w:r>
+        <w:rPr>
+          <w:lang w:eastAsia="es-CO"/>
+        </w:rPr>
+        <w:t>suelen presentar precios uniformes, independientemente del origen vegetal del aroma.</w:t>
+      </w:r>
+    </w:p>
+    <w:p>
+      <w:pPr>
+        <w:pStyle w:val="Prrafodelista"/>
+        <w:numPr>
+          <w:ilvl w:val="0"/>
+          <w:numId w:val="34"/>
+        </w:numPr>
+        <w:spacing w:before="0" w:after="0"/>
+        <w:rPr>
+          <w:b/>
+          <w:bCs/>
+          <w:lang w:eastAsia="es-CO"/>
+        </w:rPr>
+      </w:pPr>
+      <w:r>
+        <w:rPr>
+          <w:b/>
+          <w:bCs/>
+          <w:lang w:eastAsia="es-CO"/>
+        </w:rPr>
+        <w:t>Efectos terapéuticos</w:t>
+      </w:r>
+    </w:p>
+    <w:p>
+      <w:pPr>
+        <w:pStyle w:val="Prrafodelista"/>
+        <w:numPr>
+          <w:ilvl w:val="0"/>
+          <w:numId w:val="51"/>
+        </w:numPr>
+        <w:spacing w:before="0" w:after="0"/>
+        <w:rPr>
+          <w:b/>
+          <w:bCs/>
+          <w:lang w:eastAsia="es-CO"/>
+        </w:rPr>
+      </w:pPr>
+      <w:r>
+        <w:rPr>
+          <w:b/>
+          <w:bCs/>
+          <w:lang w:eastAsia="es-CO"/>
+        </w:rPr>
+        <w:t xml:space="preserve">Aceites esenciales naturales: </w:t>
+      </w:r>
+      <w:r>
+        <w:rPr>
+          <w:lang w:eastAsia="es-CO"/>
+        </w:rPr>
+        <w:t>poseen propiedades biológicas y farmacológicas, lo que les confiere potencial terapéutico cuando se usan de forma adecuada.</w:t>
+      </w:r>
+    </w:p>
+    <w:p>
+      <w:pPr>
+        <w:pStyle w:val="Prrafodelista"/>
+        <w:numPr>
+          <w:ilvl w:val="0"/>
+          <w:numId w:val="51"/>
+        </w:numPr>
+        <w:spacing w:before="0" w:after="0"/>
+        <w:rPr>
+          <w:b/>
+          <w:bCs/>
+          <w:lang w:eastAsia="es-CO"/>
+        </w:rPr>
+      </w:pPr>
+      <w:r>
+        <w:rPr>
+          <w:b/>
+          <w:bCs/>
+          <w:lang w:eastAsia="es-CO"/>
+        </w:rPr>
+        <w:t xml:space="preserve">Esencias sintéticas: </w:t>
+      </w:r>
+      <w:r>
+        <w:rPr>
+          <w:lang w:eastAsia="es-CO"/>
+        </w:rPr>
+        <w:t>no presentan efectos terapéuticos; su uso se limita a la aromatización.</w:t>
+      </w:r>
+    </w:p>
+    <w:p>
+      <w:pPr>
+        <w:pStyle w:val="Prrafodelista"/>
+        <w:numPr>
+          <w:ilvl w:val="0"/>
+          <w:numId w:val="29"/>
+        </w:numPr>
+        <w:spacing w:before="0" w:after="0"/>
+        <w:rPr>
+          <w:rFonts w:cs="Calibri"/>
+          <w:b/>
+          <w:bCs/>
+        </w:rPr>
+      </w:pPr>
+      <w:r>
+        <w:rPr>
+          <w:rFonts w:cs="Calibri"/>
+          <w:b/>
+          <w:bCs/>
+        </w:rPr>
+        <w:t>Diferencia entre extracto y aceite esencial</w:t>
+      </w:r>
+    </w:p>
+    <w:p>
+      <w:pPr>
+        <w:spacing w:before="0" w:after="0"/>
+        <w:rPr>
+          <w:rFonts w:cs="Calibri"/>
+          <w:lang w:eastAsia="es-CO"/>
+        </w:rPr>
+      </w:pPr>
+      <w:r>
+        <w:rPr>
+          <w:rFonts w:cs="Calibri"/>
+          <w:lang w:eastAsia="es-CO"/>
+        </w:rPr>
+        <w:t>Los extractos y los aceites esenciales son sustancias aromáticas ampliamente utilizadas; sin embargo, difieren de manera significativa en su origen, método de obtención, composición y propiedades.</w:t>
+      </w:r>
+    </w:p>
+    <w:p>
+      <w:pPr>
+        <w:spacing w:before="0" w:after="0"/>
+        <w:rPr>
+          <w:rFonts w:cs="Calibri"/>
+          <w:lang w:eastAsia="es-CO"/>
+        </w:rPr>
+      </w:pPr>
+      <w:r>
+        <w:rPr>
+          <w:rFonts w:cs="Calibri"/>
+          <w:lang w:eastAsia="es-CO"/>
+        </w:rPr>
+        <w:t>Los extractos son ingredientes aromatizantes empleados con frecuencia en la gastronomía y la industria alimentaria, cuyo objetivo principal es aportar el sabor y el aroma característico del ingrediente original. Por su parte, los aceites esenciales son sustancias volátiles de origen natural, obtenidas mediante distintos procesos físicos a partir de hierbas, flores, frutos, semillas, maderas o resinas, y se caracterizan por poseer una composición química compleja y un aroma concentrado y específico.</w:t>
+      </w:r>
+    </w:p>
+    <w:p>
+      <w:pPr>
+        <w:spacing w:before="0" w:after="0"/>
+        <w:rPr>
+          <w:rFonts w:cs="Calibri"/>
+          <w:lang w:eastAsia="es-CO"/>
+        </w:rPr>
+      </w:pPr>
+      <w:r>
+        <w:rPr>
+          <w:rFonts w:cs="Calibri"/>
+          <w:lang w:eastAsia="es-CO"/>
+        </w:rPr>
+        <w:t>Las principales diferencias entre ambas sustancias se pueden resumir de la siguiente manera:</w:t>
+      </w:r>
+    </w:p>
+    <w:p>
+      <w:pPr>
+        <w:pStyle w:val="Prrafodelista"/>
+        <w:numPr>
+          <w:ilvl w:val="0"/>
+          <w:numId w:val="37"/>
+        </w:numPr>
+        <w:spacing w:before="0" w:after="0"/>
+        <w:rPr>
+          <w:rFonts w:cs="Calibri"/>
+          <w:lang w:eastAsia="es-CO"/>
+        </w:rPr>
+      </w:pPr>
+      <w:r>
+        <w:rPr>
+          <w:rFonts w:cs="Calibri"/>
+          <w:b/>
+          <w:bCs/>
+          <w:lang w:eastAsia="es-CO"/>
+        </w:rPr>
+        <w:lastRenderedPageBreak/>
+        <w:t>Método de obtención</w:t>
+      </w:r>
+      <w:r>
+        <w:rPr>
+          <w:rFonts w:cs="Calibri"/>
+          <w:lang w:eastAsia="es-CO"/>
+        </w:rPr>
+        <w:tab/>
       </w:r>
     </w:p>
     <w:p>
@@ -6668,22 +7441,32 @@
         </w:numPr>
         <w:spacing w:before="0" w:after="0"/>
         <w:rPr>
-          <w:lang w:eastAsia="es-CO"/>
-        </w:rPr>
-      </w:pPr>
-      <w:r>
-        <w:rPr>
-          <w:b/>
-          <w:bCs/>
-          <w:lang w:eastAsia="es-CO"/>
-        </w:rPr>
-        <w:t>Aceites esenciales naturales:</w:t>
-      </w:r>
-      <w:r>
-        <w:rPr>
-          <w:lang w:eastAsia="es-CO"/>
-        </w:rPr>
-        <w:t xml:space="preserve"> se obtienen mediante métodos específicos (destilación, expresión u otros), que varían según la especie vegetal y la parte de la planta utilizada (flores, hojas, cáscaras, raíces, entre otros).</w:t>
+          <w:b/>
+          <w:bCs/>
+          <w:lang w:eastAsia="es-CO"/>
+        </w:rPr>
+      </w:pPr>
+      <w:r>
+        <w:rPr>
+          <w:b/>
+          <w:bCs/>
+          <w:lang w:eastAsia="es-CO"/>
+        </w:rPr>
+        <w:t xml:space="preserve">Extractos: </w:t>
+      </w:r>
+      <w:r>
+        <w:rPr>
+          <w:lang w:eastAsia="es-CO"/>
+        </w:rPr>
+        <w:t>se obtienen mediante la maceración o extracción de la materia prima vegetal utilizando disolventes como agua o etanol, los cuales arrastran los compuestos aromáticos solubles.</w:t>
+      </w:r>
+      <w:r>
+        <w:rPr>
+          <w:b/>
+          <w:bCs/>
+          <w:lang w:eastAsia="es-CO"/>
+        </w:rPr>
+        <w:tab/>
       </w:r>
     </w:p>
     <w:p>
@@ -6695,22 +7478,24 @@
         </w:numPr>
         <w:spacing w:before="0" w:after="0"/>
         <w:rPr>
-          <w:lang w:eastAsia="es-CO"/>
-        </w:rPr>
-      </w:pPr>
-      <w:r>
-        <w:rPr>
-          <w:b/>
-          <w:bCs/>
-          <w:lang w:eastAsia="es-CO"/>
-        </w:rPr>
-        <w:t>Esencias sintéticas:</w:t>
-      </w:r>
-      <w:r>
-        <w:rPr>
-          <w:lang w:eastAsia="es-CO"/>
-        </w:rPr>
-        <w:t xml:space="preserve"> se producen a partir de compuestos aislados o sintetizados químicamente, que se combinan para imitar aromas presentes en la naturaleza.</w:t>
+          <w:b/>
+          <w:bCs/>
+          <w:lang w:eastAsia="es-CO"/>
+        </w:rPr>
+      </w:pPr>
+      <w:r>
+        <w:rPr>
+          <w:b/>
+          <w:bCs/>
+          <w:lang w:eastAsia="es-CO"/>
+        </w:rPr>
+        <w:t xml:space="preserve">Aceites esenciales: </w:t>
+      </w:r>
+      <w:r>
+        <w:rPr>
+          <w:lang w:eastAsia="es-CO"/>
+        </w:rPr>
+        <w:t>no se obtienen mediante disolventes, sino principalmente por destilación, expresión u otros métodos físicos, lo que permite conservar su pureza.</w:t>
       </w:r>
     </w:p>
     <w:p>
@@ -6718,22 +7503,22 @@
         <w:pStyle w:val="Prrafodelista"/>
         <w:numPr>
           <w:ilvl w:val="0"/>
-          <w:numId w:val="34"/>
+          <w:numId w:val="37"/>
         </w:numPr>
         <w:spacing w:before="0" w:after="0"/>
         <w:rPr>
-          <w:b/>
-          <w:bCs/>
-          <w:lang w:eastAsia="es-CO"/>
-        </w:rPr>
-      </w:pPr>
-      <w:r>
-        <w:rPr>
-          <w:b/>
-          <w:bCs/>
-          <w:lang w:eastAsia="es-CO"/>
-        </w:rPr>
-        <w:t>Características aromáticas</w:t>
+          <w:rFonts w:cs="Calibri"/>
+          <w:lang w:eastAsia="es-CO"/>
+        </w:rPr>
+      </w:pPr>
+      <w:r>
+        <w:rPr>
+          <w:rFonts w:cs="Calibri"/>
+          <w:b/>
+          <w:bCs/>
+          <w:lang w:eastAsia="es-CO"/>
+        </w:rPr>
+        <w:t>Composición y naturaleza</w:t>
       </w:r>
     </w:p>
     <w:p>
@@ -6756,19 +7541,19 @@
           <w:bCs/>
           <w:lang w:eastAsia="es-CO"/>
         </w:rPr>
-        <w:t>Aceites esenciales naturales:</w:t>
-      </w:r>
-      <w:r>
-        <w:rPr>
-          <w:lang w:eastAsia="es-CO"/>
-        </w:rPr>
-        <w:t xml:space="preserve"> presentan aromas intensos, complejos y </w:t>
-      </w:r>
-      <w:r>
-        <w:rPr>
-          <w:lang w:eastAsia="es-CO"/>
-        </w:rPr>
-        <w:t>persistentes, con matices que evolucionan a lo largo del tiempo.</w:t>
+        <w:t xml:space="preserve">Extractos: </w:t>
+      </w:r>
+      <w:r>
+        <w:rPr>
+          <w:lang w:eastAsia="es-CO"/>
+        </w:rPr>
+        <w:t>contienen compuestos aromáticos disueltos en un medio líquido, conservando tanto aroma como sabor del material vegetal original</w:t>
+      </w:r>
+      <w:r>
+        <w:rPr>
+          <w:lang w:eastAsia="es-CO"/>
+        </w:rPr>
+        <w:t>.</w:t>
       </w:r>
     </w:p>
     <w:p>
@@ -6791,22 +7576,13 @@
           <w:bCs/>
           <w:lang w:eastAsia="es-CO"/>
         </w:rPr>
-        <w:lastRenderedPageBreak/>
-        <w:t xml:space="preserve">Esencias sintéticas: </w:t>
-      </w:r>
-      <w:r>
-        <w:rPr>
-          <w:lang w:eastAsia="es-CO"/>
-        </w:rPr>
-        <w:t>poseen aromas más dulces y lineales, de menor complejidad y duración, que se disipan rápidamente</w:t>
-      </w:r>
-      <w:r>
-        <w:rPr>
-          <w:b/>
-          <w:bCs/>
-          <w:lang w:eastAsia="es-CO"/>
-        </w:rPr>
-        <w:t>.</w:t>
+        <w:t xml:space="preserve">Aceites esenciales: </w:t>
+      </w:r>
+      <w:r>
+        <w:rPr>
+          <w:lang w:eastAsia="es-CO"/>
+        </w:rPr>
+        <w:t>concentran la esencia aromática de la planta y son responsables del aroma característico de flores, frutos, especias, semillas y hierbas; también se denominan aceites volátiles o etéreos debido a su capacidad de evaporarse fácilmente.</w:t>
       </w:r>
     </w:p>
     <w:p>
@@ -6814,22 +7590,29 @@
         <w:pStyle w:val="Prrafodelista"/>
         <w:numPr>
           <w:ilvl w:val="0"/>
-          <w:numId w:val="34"/>
+          <w:numId w:val="37"/>
         </w:numPr>
         <w:spacing w:before="0" w:after="0"/>
         <w:rPr>
-          <w:b/>
-          <w:bCs/>
-          <w:lang w:eastAsia="es-CO"/>
-        </w:rPr>
-      </w:pPr>
-      <w:r>
-        <w:rPr>
-          <w:b/>
-          <w:bCs/>
-          <w:lang w:eastAsia="es-CO"/>
-        </w:rPr>
-        <w:t>Concentración y presentación</w:t>
+          <w:rFonts w:cs="Calibri"/>
+          <w:lang w:eastAsia="es-CO"/>
+        </w:rPr>
+      </w:pPr>
+      <w:r>
+        <w:rPr>
+          <w:rFonts w:cs="Calibri"/>
+          <w:b/>
+          <w:bCs/>
+          <w:lang w:eastAsia="es-CO"/>
+        </w:rPr>
+        <w:t>Características físicas</w:t>
+      </w:r>
+      <w:r>
+        <w:rPr>
+          <w:rFonts w:cs="Calibri"/>
+          <w:lang w:eastAsia="es-CO"/>
+        </w:rPr>
+        <w:tab/>
       </w:r>
     </w:p>
     <w:p>
@@ -6852,13 +7635,19 @@
           <w:bCs/>
           <w:lang w:eastAsia="es-CO"/>
         </w:rPr>
-        <w:t xml:space="preserve">Aceites esenciales naturales: </w:t>
-      </w:r>
-      <w:r>
-        <w:rPr>
-          <w:lang w:eastAsia="es-CO"/>
-        </w:rPr>
-        <w:t>son altamente concentrados y se comercializan en envases pequeños con gotero, elaborados en vidrio oscuro para protegerlos de la luz, debido a su fotosensibilidad.</w:t>
+        <w:t xml:space="preserve">Extractos: </w:t>
+      </w:r>
+      <w:r>
+        <w:rPr>
+          <w:lang w:eastAsia="es-CO"/>
+        </w:rPr>
+        <w:t>presentan una consistencia líquida o semilíquida influenciada por el disolvente utilizado y pueden presentar carácter graso.</w:t>
+      </w:r>
+      <w:r>
+        <w:rPr>
+          <w:lang w:eastAsia="es-CO"/>
+        </w:rPr>
+        <w:tab/>
       </w:r>
     </w:p>
     <w:p>
@@ -6881,13 +7670,13 @@
           <w:bCs/>
           <w:lang w:eastAsia="es-CO"/>
         </w:rPr>
-        <w:t xml:space="preserve">Esencias sintéticas: </w:t>
-      </w:r>
-      <w:r>
-        <w:rPr>
-          <w:lang w:eastAsia="es-CO"/>
-        </w:rPr>
-        <w:t>no requieren envases especializados ni protección frente a la luz.</w:t>
+        <w:t xml:space="preserve">Aceites esenciales: </w:t>
+      </w:r>
+      <w:r>
+        <w:rPr>
+          <w:lang w:eastAsia="es-CO"/>
+        </w:rPr>
+        <w:t>no son grasos, no se enrancian con el tiempo y se caracterizan por su baja densidad y alta volatilidad.</w:t>
       </w:r>
     </w:p>
     <w:p>
@@ -6895,22 +7684,33 @@
         <w:pStyle w:val="Prrafodelista"/>
         <w:numPr>
           <w:ilvl w:val="0"/>
-          <w:numId w:val="34"/>
+          <w:numId w:val="37"/>
         </w:numPr>
         <w:spacing w:before="0" w:after="0"/>
         <w:rPr>
-          <w:b/>
-          <w:bCs/>
-          <w:lang w:eastAsia="es-CO"/>
-        </w:rPr>
-      </w:pPr>
-      <w:r>
-        <w:rPr>
-          <w:b/>
-          <w:bCs/>
-          <w:lang w:eastAsia="es-CO"/>
-        </w:rPr>
-        <w:t>Información en el etiquetado</w:t>
+          <w:rFonts w:cs="Calibri"/>
+          <w:b/>
+          <w:bCs/>
+          <w:lang w:eastAsia="es-CO"/>
+        </w:rPr>
+      </w:pPr>
+      <w:r>
+        <w:rPr>
+          <w:rFonts w:cs="Calibri"/>
+          <w:b/>
+          <w:bCs/>
+          <w:lang w:eastAsia="es-CO"/>
+        </w:rPr>
+        <w:t>Estabilidad y uso</w:t>
+      </w:r>
+      <w:r>
+        <w:rPr>
+          <w:rFonts w:cs="Calibri"/>
+          <w:b/>
+          <w:bCs/>
+          <w:lang w:eastAsia="es-CO"/>
+        </w:rPr>
+        <w:tab/>
       </w:r>
     </w:p>
     <w:p>
@@ -6933,13 +7733,19 @@
           <w:bCs/>
           <w:lang w:eastAsia="es-CO"/>
         </w:rPr>
-        <w:t>Aceites esenciales naturales:</w:t>
-      </w:r>
-      <w:r>
-        <w:rPr>
-          <w:lang w:eastAsia="es-CO"/>
-        </w:rPr>
-        <w:t xml:space="preserve"> incluyen el nombre común y el nombre botánico de la planta de origen; si están diluidos, especifican el porcentaje de concentración.</w:t>
+        <w:t xml:space="preserve">Extractos: </w:t>
+      </w:r>
+      <w:r>
+        <w:rPr>
+          <w:lang w:eastAsia="es-CO"/>
+        </w:rPr>
+        <w:t>suelen ser más estables en soluciones líquidas y se emplean principalmente como aromatizantes en la industria alimentaria.</w:t>
+      </w:r>
+      <w:r>
+        <w:rPr>
+          <w:lang w:eastAsia="es-CO"/>
+        </w:rPr>
+        <w:tab/>
       </w:r>
     </w:p>
     <w:p>
@@ -6962,740 +7768,14 @@
           <w:bCs/>
           <w:lang w:eastAsia="es-CO"/>
         </w:rPr>
-        <w:t xml:space="preserve">Esencias sintéticas: </w:t>
-      </w:r>
-      <w:r>
-        <w:rPr>
-          <w:lang w:eastAsia="es-CO"/>
-        </w:rPr>
-        <w:t>generalmente no presentan información botánica detallada ni especificación de concentración</w:t>
-      </w:r>
-      <w:r>
-        <w:rPr>
-          <w:lang w:eastAsia="es-CO"/>
-        </w:rPr>
-        <w:t>.</w:t>
-      </w:r>
-    </w:p>
-    <w:p>
-      <w:pPr>
-        <w:pStyle w:val="Prrafodelista"/>
-        <w:numPr>
-          <w:ilvl w:val="0"/>
-          <w:numId w:val="34"/>
-        </w:numPr>
-        <w:spacing w:before="0" w:after="0"/>
-        <w:rPr>
-          <w:b/>
-          <w:bCs/>
-          <w:lang w:eastAsia="es-CO"/>
-        </w:rPr>
-      </w:pPr>
-      <w:r>
-        <w:rPr>
-          <w:b/>
-          <w:bCs/>
-          <w:lang w:eastAsia="es-CO"/>
-        </w:rPr>
-        <w:t>Valor comercial</w:t>
-      </w:r>
-    </w:p>
-    <w:p>
-      <w:pPr>
-        <w:pStyle w:val="Prrafodelista"/>
-        <w:numPr>
-          <w:ilvl w:val="0"/>
-          <w:numId w:val="35"/>
-        </w:numPr>
-        <w:spacing w:before="0" w:after="0"/>
-        <w:rPr>
-          <w:b/>
-          <w:bCs/>
-          <w:lang w:eastAsia="es-CO"/>
-        </w:rPr>
-      </w:pPr>
-      <w:r>
-        <w:rPr>
-          <w:b/>
-          <w:bCs/>
-          <w:lang w:eastAsia="es-CO"/>
-        </w:rPr>
-        <w:t xml:space="preserve">Aceites esenciales naturales: </w:t>
-      </w:r>
-      <w:r>
-        <w:rPr>
-          <w:lang w:eastAsia="es-CO"/>
-        </w:rPr>
-        <w:t>el precio varía según la especie vegetal y la parte de la planta utilizada, lo que influye en el rendimiento y la disponibilidad del aceite.</w:t>
-      </w:r>
-    </w:p>
-    <w:p>
-      <w:pPr>
-        <w:pStyle w:val="Prrafodelista"/>
-        <w:numPr>
-          <w:ilvl w:val="0"/>
-          <w:numId w:val="35"/>
-        </w:numPr>
-        <w:spacing w:before="0" w:after="0"/>
-        <w:rPr>
-          <w:b/>
-          <w:bCs/>
-          <w:lang w:eastAsia="es-CO"/>
-        </w:rPr>
-      </w:pPr>
-      <w:r>
-        <w:rPr>
-          <w:b/>
-          <w:bCs/>
-          <w:lang w:eastAsia="es-CO"/>
-        </w:rPr>
-        <w:t xml:space="preserve">Esencias sintéticas: </w:t>
-      </w:r>
-      <w:r>
-        <w:rPr>
-          <w:lang w:eastAsia="es-CO"/>
-        </w:rPr>
-        <w:t>suelen presentar precios uniformes, independientemente del origen vegetal del aroma.</w:t>
-      </w:r>
-    </w:p>
-    <w:p>
-      <w:pPr>
-        <w:pStyle w:val="Prrafodelista"/>
-        <w:numPr>
-          <w:ilvl w:val="0"/>
-          <w:numId w:val="34"/>
-        </w:numPr>
-        <w:spacing w:before="0" w:after="0"/>
-        <w:rPr>
-          <w:b/>
-          <w:bCs/>
-          <w:lang w:eastAsia="es-CO"/>
-        </w:rPr>
-      </w:pPr>
-      <w:r>
-        <w:rPr>
-          <w:b/>
-          <w:bCs/>
-          <w:lang w:eastAsia="es-CO"/>
-        </w:rPr>
-        <w:t>Efectos terapéuticos</w:t>
-      </w:r>
-    </w:p>
-    <w:p>
-      <w:pPr>
-        <w:pStyle w:val="Prrafodelista"/>
-        <w:numPr>
-          <w:ilvl w:val="0"/>
-          <w:numId w:val="35"/>
-        </w:numPr>
-        <w:spacing w:before="0" w:after="0"/>
-        <w:rPr>
-          <w:b/>
-          <w:bCs/>
-          <w:lang w:eastAsia="es-CO"/>
-        </w:rPr>
-      </w:pPr>
-      <w:r>
-        <w:rPr>
-          <w:b/>
-          <w:bCs/>
-          <w:lang w:eastAsia="es-CO"/>
-        </w:rPr>
-        <w:t xml:space="preserve">Aceites esenciales naturales: </w:t>
-      </w:r>
-      <w:r>
-        <w:rPr>
-          <w:lang w:eastAsia="es-CO"/>
-        </w:rPr>
-        <w:t>poseen propiedades biológicas y farmacológicas, lo que les confiere potencial terapéutico cuando se usan de forma adecuada.</w:t>
-      </w:r>
-    </w:p>
-    <w:p>
-      <w:pPr>
-        <w:pStyle w:val="Prrafodelista"/>
-        <w:numPr>
-          <w:ilvl w:val="0"/>
-          <w:numId w:val="35"/>
-        </w:numPr>
-        <w:spacing w:before="0" w:after="0"/>
-        <w:rPr>
-          <w:b/>
-          <w:bCs/>
-          <w:lang w:eastAsia="es-CO"/>
-        </w:rPr>
-      </w:pPr>
-      <w:r>
-        <w:rPr>
-          <w:b/>
-          <w:bCs/>
-          <w:lang w:eastAsia="es-CO"/>
-        </w:rPr>
-        <w:lastRenderedPageBreak/>
-        <w:t xml:space="preserve">Esencias sintéticas: </w:t>
-      </w:r>
-      <w:r>
-        <w:rPr>
-          <w:lang w:eastAsia="es-CO"/>
-        </w:rPr>
-        <w:t>no presentan efectos terapéuticos; su uso se limita a la aromatización</w:t>
-      </w:r>
-      <w:r>
-        <w:rPr>
-          <w:lang w:eastAsia="es-CO"/>
-        </w:rPr>
-        <w:t>.</w:t>
-      </w:r>
-    </w:p>
-    <w:p>
-      <w:pPr>
-        <w:pStyle w:val="Prrafodelista"/>
-        <w:spacing w:before="0" w:after="0"/>
-        <w:ind w:left="1068" w:firstLine="0"/>
-        <w:rPr>
-          <w:b/>
-          <w:bCs/>
-          <w:lang w:eastAsia="es-CO"/>
-        </w:rPr>
-      </w:pPr>
-    </w:p>
-    <w:p>
-      <w:pPr>
-        <w:pStyle w:val="Prrafodelista"/>
-        <w:numPr>
-          <w:ilvl w:val="0"/>
-          <w:numId w:val="29"/>
-        </w:numPr>
-        <w:spacing w:before="0" w:after="0"/>
-        <w:rPr>
-          <w:rFonts w:cs="Calibri"/>
-          <w:b/>
-          <w:bCs/>
-        </w:rPr>
-      </w:pPr>
-      <w:r>
-        <w:rPr>
-          <w:rFonts w:cs="Calibri"/>
-          <w:b/>
-          <w:bCs/>
-        </w:rPr>
-        <w:t>Diferencia entre extracto y aceite esencial</w:t>
-      </w:r>
-    </w:p>
-    <w:p>
-      <w:pPr>
-        <w:spacing w:before="0" w:after="0"/>
-        <w:rPr>
-          <w:rFonts w:cs="Calibri"/>
-          <w:lang w:eastAsia="es-CO"/>
-        </w:rPr>
-      </w:pPr>
-      <w:r>
-        <w:rPr>
-          <w:rFonts w:cs="Calibri"/>
-          <w:lang w:eastAsia="es-CO"/>
-        </w:rPr>
-        <w:t>Los extractos y los aceites esenciales son sustancias aromáticas ampliamente utilizadas; sin embargo, difieren de manera significativa en su origen, método de obtención, composición y propiedades.</w:t>
-      </w:r>
-    </w:p>
-    <w:p>
-      <w:pPr>
-        <w:spacing w:before="0" w:after="0"/>
-        <w:rPr>
-          <w:rFonts w:cs="Calibri"/>
-          <w:lang w:eastAsia="es-CO"/>
-        </w:rPr>
-      </w:pPr>
-      <w:r>
-        <w:rPr>
-          <w:rFonts w:cs="Calibri"/>
-          <w:lang w:eastAsia="es-CO"/>
-        </w:rPr>
-        <w:t>Los extractos son ingredientes aromatizantes empleados con frecuencia en la gastronomía y la industria alimentaria, cuyo objetivo principal es aportar el sabor y el aroma característico del ingrediente original. Por su parte, los aceites esenciales son sustancias volátiles de origen natural, obtenidas mediante distintos procesos físicos a partir de hierbas, flores, frutos, semillas, maderas o resinas, y se caracterizan por poseer una composición química compleja y un aroma concentrado y específico.</w:t>
-      </w:r>
-    </w:p>
-    <w:p>
-      <w:pPr>
-        <w:spacing w:before="0" w:after="0"/>
-        <w:rPr>
-          <w:rFonts w:cs="Calibri"/>
-          <w:lang w:eastAsia="es-CO"/>
-        </w:rPr>
-      </w:pPr>
-    </w:p>
-    <w:p>
-      <w:pPr>
-        <w:spacing w:before="0" w:after="0"/>
-        <w:rPr>
-          <w:rFonts w:cs="Calibri"/>
-          <w:lang w:eastAsia="es-CO"/>
-        </w:rPr>
-      </w:pPr>
-      <w:r>
-        <w:rPr>
-          <w:rFonts w:cs="Calibri"/>
-          <w:lang w:eastAsia="es-CO"/>
-        </w:rPr>
-        <w:t>Las principales diferencias entre ambas sustancias se pueden resumir de la siguiente manera:</w:t>
-      </w:r>
-    </w:p>
-    <w:p>
-      <w:pPr>
-        <w:pStyle w:val="Prrafodelista"/>
-        <w:numPr>
-          <w:ilvl w:val="0"/>
-          <w:numId w:val="37"/>
-        </w:numPr>
-        <w:spacing w:before="0" w:after="0"/>
-        <w:rPr>
-          <w:rFonts w:cs="Calibri"/>
-          <w:lang w:eastAsia="es-CO"/>
-        </w:rPr>
-      </w:pPr>
-      <w:r>
-        <w:rPr>
-          <w:rFonts w:cs="Calibri"/>
-          <w:b/>
-          <w:bCs/>
-          <w:lang w:eastAsia="es-CO"/>
-        </w:rPr>
-        <w:t>Método de obtención</w:t>
-      </w:r>
-      <w:r>
-        <w:rPr>
-          <w:rFonts w:cs="Calibri"/>
-          <w:lang w:eastAsia="es-CO"/>
-        </w:rPr>
-        <w:tab/>
-      </w:r>
-    </w:p>
-    <w:p>
-      <w:pPr>
-        <w:pStyle w:val="Prrafodelista"/>
-        <w:numPr>
-          <w:ilvl w:val="0"/>
-          <w:numId w:val="35"/>
-        </w:numPr>
-        <w:spacing w:before="0" w:after="0"/>
-        <w:rPr>
-          <w:b/>
-          <w:bCs/>
-          <w:lang w:eastAsia="es-CO"/>
-        </w:rPr>
-      </w:pPr>
-      <w:r>
-        <w:rPr>
-          <w:b/>
-          <w:bCs/>
-          <w:lang w:eastAsia="es-CO"/>
-        </w:rPr>
-        <w:t xml:space="preserve">Extractos: </w:t>
-      </w:r>
-      <w:r>
-        <w:rPr>
-          <w:lang w:eastAsia="es-CO"/>
-        </w:rPr>
-        <w:t>se obtienen mediante la maceración o extracción de la materia prima vegetal utilizando disolventes como agua o etanol, los cuales arrastran los compuestos aromáticos solubles.</w:t>
-      </w:r>
-      <w:r>
-        <w:rPr>
-          <w:b/>
-          <w:bCs/>
-          <w:lang w:eastAsia="es-CO"/>
-        </w:rPr>
-        <w:tab/>
-      </w:r>
-    </w:p>
-    <w:p>
-      <w:pPr>
-        <w:pStyle w:val="Prrafodelista"/>
-        <w:numPr>
-          <w:ilvl w:val="0"/>
-          <w:numId w:val="35"/>
-        </w:numPr>
-        <w:spacing w:before="0" w:after="0"/>
-        <w:rPr>
-          <w:b/>
-          <w:bCs/>
-          <w:lang w:eastAsia="es-CO"/>
-        </w:rPr>
-      </w:pPr>
-      <w:r>
-        <w:rPr>
-          <w:b/>
-          <w:bCs/>
-          <w:lang w:eastAsia="es-CO"/>
-        </w:rPr>
         <w:t xml:space="preserve">Aceites esenciales: </w:t>
       </w:r>
       <w:r>
         <w:rPr>
           <w:lang w:eastAsia="es-CO"/>
         </w:rPr>
-        <w:t>no se obtienen mediante disolventes, sino principalmente por destilación, expresión u otros métodos físicos, lo que permite conservar su pureza.</w:t>
-      </w:r>
-    </w:p>
-    <w:p>
-      <w:pPr>
-        <w:spacing w:before="0" w:after="0"/>
-        <w:rPr>
-          <w:b/>
-          <w:bCs/>
-          <w:lang w:eastAsia="es-CO"/>
-        </w:rPr>
-      </w:pPr>
-    </w:p>
-    <w:p>
-      <w:pPr>
-        <w:spacing w:before="0" w:after="0"/>
-        <w:rPr>
-          <w:b/>
-          <w:bCs/>
-          <w:lang w:eastAsia="es-CO"/>
-        </w:rPr>
-      </w:pPr>
-    </w:p>
-    <w:p>
-      <w:pPr>
-        <w:pStyle w:val="Prrafodelista"/>
-        <w:numPr>
-          <w:ilvl w:val="0"/>
-          <w:numId w:val="37"/>
-        </w:numPr>
-        <w:spacing w:before="0" w:after="0"/>
-        <w:rPr>
-          <w:rFonts w:cs="Calibri"/>
-          <w:lang w:eastAsia="es-CO"/>
-        </w:rPr>
-      </w:pPr>
-      <w:r>
-        <w:rPr>
-          <w:rFonts w:cs="Calibri"/>
-          <w:b/>
-          <w:bCs/>
-          <w:lang w:eastAsia="es-CO"/>
-        </w:rPr>
-        <w:lastRenderedPageBreak/>
-        <w:t>Composición y naturaleza</w:t>
-      </w:r>
-    </w:p>
-    <w:p>
-      <w:pPr>
-        <w:pStyle w:val="Prrafodelista"/>
-        <w:numPr>
-          <w:ilvl w:val="0"/>
-          <w:numId w:val="35"/>
-        </w:numPr>
-        <w:spacing w:before="0" w:after="0"/>
-        <w:rPr>
-          <w:b/>
-          <w:bCs/>
-          <w:lang w:eastAsia="es-CO"/>
-        </w:rPr>
-      </w:pPr>
-      <w:r>
-        <w:rPr>
-          <w:b/>
-          <w:bCs/>
-          <w:lang w:eastAsia="es-CO"/>
-        </w:rPr>
-        <w:t xml:space="preserve">Extractos: </w:t>
-      </w:r>
-      <w:r>
-        <w:rPr>
-          <w:lang w:eastAsia="es-CO"/>
-        </w:rPr>
-        <w:t>contienen compuestos aromáticos disueltos en un medio líquido, conservando tanto aroma como sabor del material vegetal original</w:t>
-      </w:r>
-      <w:r>
-        <w:rPr>
-          <w:lang w:eastAsia="es-CO"/>
-        </w:rPr>
-        <w:t>.</w:t>
-      </w:r>
-    </w:p>
-    <w:p>
-      <w:pPr>
-        <w:pStyle w:val="Prrafodelista"/>
-        <w:numPr>
-          <w:ilvl w:val="0"/>
-          <w:numId w:val="35"/>
-        </w:numPr>
-        <w:spacing w:before="0" w:after="0"/>
-        <w:rPr>
-          <w:b/>
-          <w:bCs/>
-          <w:lang w:eastAsia="es-CO"/>
-        </w:rPr>
-      </w:pPr>
-      <w:r>
-        <w:rPr>
-          <w:b/>
-          <w:bCs/>
-          <w:lang w:eastAsia="es-CO"/>
-        </w:rPr>
-        <w:t xml:space="preserve">Aceites esenciales: </w:t>
-      </w:r>
-      <w:r>
-        <w:rPr>
-          <w:lang w:eastAsia="es-CO"/>
-        </w:rPr>
-        <w:t>concentran la esencia aromática de la planta y son responsables del aroma característico de flores, frutos, especias, semillas y hierbas; también se denominan aceites volátiles o etéreos debido a su capacidad de evaporarse fácilmente.</w:t>
-      </w:r>
-    </w:p>
-    <w:p>
-      <w:pPr>
-        <w:pStyle w:val="Prrafodelista"/>
-        <w:numPr>
-          <w:ilvl w:val="0"/>
-          <w:numId w:val="37"/>
-        </w:numPr>
-        <w:spacing w:before="0" w:after="0"/>
-        <w:rPr>
-          <w:rFonts w:cs="Calibri"/>
-          <w:lang w:eastAsia="es-CO"/>
-        </w:rPr>
-      </w:pPr>
-      <w:r>
-        <w:rPr>
-          <w:rFonts w:cs="Calibri"/>
-          <w:b/>
-          <w:bCs/>
-          <w:lang w:eastAsia="es-CO"/>
-        </w:rPr>
-        <w:t>Características físicas</w:t>
-      </w:r>
-      <w:r>
-        <w:rPr>
-          <w:rFonts w:cs="Calibri"/>
-          <w:lang w:eastAsia="es-CO"/>
-        </w:rPr>
-        <w:tab/>
-      </w:r>
-    </w:p>
-    <w:p>
-      <w:pPr>
-        <w:pStyle w:val="Prrafodelista"/>
-        <w:numPr>
-          <w:ilvl w:val="0"/>
-          <w:numId w:val="35"/>
-        </w:numPr>
-        <w:spacing w:before="0" w:after="0"/>
-        <w:rPr>
-          <w:b/>
-          <w:bCs/>
-          <w:lang w:eastAsia="es-CO"/>
-        </w:rPr>
-      </w:pPr>
-      <w:r>
-        <w:rPr>
-          <w:b/>
-          <w:bCs/>
-          <w:lang w:eastAsia="es-CO"/>
-        </w:rPr>
-        <w:t xml:space="preserve">Extractos: </w:t>
-      </w:r>
-      <w:r>
-        <w:rPr>
-          <w:lang w:eastAsia="es-CO"/>
-        </w:rPr>
-        <w:t>presentan una consistencia líquida o semilíquida influenciada por el disolvente utilizado y pueden presentar carácter graso.</w:t>
-      </w:r>
-      <w:r>
-        <w:rPr>
-          <w:lang w:eastAsia="es-CO"/>
-        </w:rPr>
-        <w:tab/>
-      </w:r>
-    </w:p>
-    <w:p>
-      <w:pPr>
-        <w:pStyle w:val="Prrafodelista"/>
-        <w:numPr>
-          <w:ilvl w:val="0"/>
-          <w:numId w:val="35"/>
-        </w:numPr>
-        <w:spacing w:before="0" w:after="0"/>
-        <w:rPr>
-          <w:b/>
-          <w:bCs/>
-          <w:lang w:eastAsia="es-CO"/>
-        </w:rPr>
-      </w:pPr>
-      <w:r>
-        <w:rPr>
-          <w:b/>
-          <w:bCs/>
-          <w:lang w:eastAsia="es-CO"/>
-        </w:rPr>
-        <w:t xml:space="preserve">Aceites esenciales: </w:t>
-      </w:r>
-      <w:r>
-        <w:rPr>
-          <w:lang w:eastAsia="es-CO"/>
-        </w:rPr>
-        <w:t>no son grasos, no se enrancian con el tiempo y se caracterizan por su baja densidad y alta volatilidad.</w:t>
-      </w:r>
-    </w:p>
-    <w:p>
-      <w:pPr>
-        <w:pStyle w:val="Prrafodelista"/>
-        <w:numPr>
-          <w:ilvl w:val="0"/>
-          <w:numId w:val="37"/>
-        </w:numPr>
-        <w:spacing w:before="0" w:after="0"/>
-        <w:rPr>
-          <w:rFonts w:cs="Calibri"/>
-          <w:b/>
-          <w:bCs/>
-          <w:lang w:eastAsia="es-CO"/>
-        </w:rPr>
-      </w:pPr>
-      <w:r>
-        <w:rPr>
-          <w:rFonts w:cs="Calibri"/>
-          <w:b/>
-          <w:bCs/>
-          <w:lang w:eastAsia="es-CO"/>
-        </w:rPr>
-        <w:t>Estabilidad y uso</w:t>
-      </w:r>
-      <w:r>
-        <w:rPr>
-          <w:rFonts w:cs="Calibri"/>
-          <w:b/>
-          <w:bCs/>
-          <w:lang w:eastAsia="es-CO"/>
-        </w:rPr>
-        <w:tab/>
-      </w:r>
-    </w:p>
-    <w:p>
-      <w:pPr>
-        <w:pStyle w:val="Prrafodelista"/>
-        <w:numPr>
-          <w:ilvl w:val="0"/>
-          <w:numId w:val="35"/>
-        </w:numPr>
-        <w:spacing w:before="0" w:after="0"/>
-        <w:rPr>
-          <w:b/>
-          <w:bCs/>
-          <w:lang w:eastAsia="es-CO"/>
-        </w:rPr>
-      </w:pPr>
-      <w:r>
-        <w:rPr>
-          <w:b/>
-          <w:bCs/>
-          <w:lang w:eastAsia="es-CO"/>
-        </w:rPr>
-        <w:t xml:space="preserve">Extractos: </w:t>
-      </w:r>
-      <w:r>
-        <w:rPr>
-          <w:lang w:eastAsia="es-CO"/>
-        </w:rPr>
-        <w:t>suelen ser más estables en soluciones líquidas y se emplean principalmente como aromatizantes en la industria alimentaria.</w:t>
-      </w:r>
-      <w:r>
-        <w:rPr>
-          <w:lang w:eastAsia="es-CO"/>
-        </w:rPr>
-        <w:tab/>
-      </w:r>
-    </w:p>
-    <w:p>
-      <w:pPr>
-        <w:pStyle w:val="Prrafodelista"/>
-        <w:numPr>
-          <w:ilvl w:val="0"/>
-          <w:numId w:val="35"/>
-        </w:numPr>
-        <w:spacing w:before="0" w:after="0"/>
-        <w:rPr>
-          <w:b/>
-          <w:bCs/>
-          <w:lang w:eastAsia="es-CO"/>
-        </w:rPr>
-      </w:pPr>
-      <w:r>
-        <w:rPr>
-          <w:b/>
-          <w:bCs/>
-          <w:lang w:eastAsia="es-CO"/>
-        </w:rPr>
-        <w:t xml:space="preserve">Aceites esenciales: </w:t>
-      </w:r>
-      <w:r>
-        <w:rPr>
-          <w:lang w:eastAsia="es-CO"/>
-        </w:rPr>
         <w:t>poseen aplicaciones más amplias, incluyendo usos terapéuticos, cosméticos y farmacológicos, siempre que se utilicen bajo criterios adecuados de seguridad.</w:t>
       </w:r>
-    </w:p>
-    <w:p>
-      <w:pPr>
-        <w:spacing w:before="0" w:after="0"/>
-        <w:rPr>
-          <w:rFonts w:cs="Calibri"/>
-          <w:lang w:eastAsia="es-CO"/>
-        </w:rPr>
-      </w:pPr>
-    </w:p>
-    <w:p>
-      <w:pPr>
-        <w:spacing w:before="0" w:after="0"/>
-        <w:rPr>
-          <w:rFonts w:cs="Calibri"/>
-          <w:lang w:eastAsia="es-CO"/>
-        </w:rPr>
-      </w:pPr>
-    </w:p>
-    <w:p>
-      <w:pPr>
-        <w:spacing w:before="0" w:after="0"/>
-        <w:rPr>
-          <w:rFonts w:cs="Calibri"/>
-          <w:lang w:eastAsia="es-CO"/>
-        </w:rPr>
-      </w:pPr>
-    </w:p>
-    <w:p>
-      <w:pPr>
-        <w:spacing w:before="0" w:after="0"/>
-        <w:rPr>
-          <w:rFonts w:cs="Calibri"/>
-          <w:lang w:eastAsia="es-CO"/>
-        </w:rPr>
-      </w:pPr>
-    </w:p>
-    <w:p>
-      <w:pPr>
-        <w:spacing w:before="0" w:after="0"/>
-        <w:rPr>
-          <w:rFonts w:cs="Calibri"/>
-          <w:lang w:eastAsia="es-CO"/>
-        </w:rPr>
-      </w:pPr>
-    </w:p>
-    <w:p>
-      <w:pPr>
-        <w:spacing w:before="0" w:after="0"/>
-        <w:rPr>
-          <w:rFonts w:cs="Calibri"/>
-          <w:lang w:eastAsia="es-CO"/>
-        </w:rPr>
-      </w:pPr>
-    </w:p>
-    <w:p>
-      <w:pPr>
-        <w:spacing w:before="0" w:after="0"/>
-        <w:rPr>
-          <w:rFonts w:cs="Calibri"/>
-          <w:lang w:eastAsia="es-CO"/>
-        </w:rPr>
-      </w:pPr>
     </w:p>
     <w:p>
       <w:pPr>
@@ -7742,17 +7822,7 @@
           <w:kern w:val="2"/>
           <w:szCs w:val="22"/>
         </w:rPr>
-        <w:tab/>
-      </w:r>
-      <w:r>
-        <w:rPr>
-          <w:rFonts w:cs="Calibri"/>
-          <w:b w:val="0"/>
-          <w:color w:val="auto"/>
-          <w:kern w:val="2"/>
-          <w:szCs w:val="22"/>
-        </w:rPr>
-        <w:tab/>
+        <w:t xml:space="preserve">            </w:t>
       </w:r>
       <w:r>
         <w:rPr>
@@ -8496,6 +8566,9 @@
         <w:gridCol w:w="2427"/>
       </w:tblGrid>
       <w:tr>
+        <w:trPr>
+          <w:tblHeader/>
+        </w:trPr>
         <w:tc>
           <w:tcPr>
             <w:tcW w:w="2490" w:type="dxa"/>
@@ -9807,6 +9880,16 @@
     </w:p>
     <w:p>
       <w:pPr>
+        <w:spacing w:before="0" w:after="0"/>
+        <w:ind w:firstLine="567"/>
+        <w:rPr>
+          <w:rStyle w:val="Extranjerismo"/>
+          <w:lang w:eastAsia="es-CO"/>
+        </w:rPr>
+      </w:pPr>
+    </w:p>
+    <w:p>
+      <w:pPr>
         <w:pStyle w:val="Ttulo2"/>
       </w:pPr>
       <w:bookmarkStart w:id="9" w:name="_Toc224033373"/>
@@ -9838,6 +9921,16 @@
         <w:ind w:firstLine="567"/>
         <w:rPr>
           <w:rFonts w:cs="Calibri"/>
+          <w:bCs/>
+        </w:rPr>
+      </w:pPr>
+    </w:p>
+    <w:p>
+      <w:pPr>
+        <w:spacing w:before="0" w:after="0"/>
+        <w:ind w:firstLine="567"/>
+        <w:rPr>
+          <w:rFonts w:cs="Calibri"/>
           <w:lang w:eastAsia="es-CO"/>
         </w:rPr>
       </w:pPr>
@@ -9848,16 +9941,6 @@
         </w:rPr>
         <w:t>En la industria de los champús y productos capilares, los aceites esenciales aportan propiedades específicas para el cuidado de los distintos tipos de cabello. Por ejemplo, el aceite esencial de manzanilla se utiliza comúnmente en productos para cabellos claros, mientras que el aceite esencial de romero se emplea en formulaciones para cabellos oscuros, debido a sus efectos estimulantes y fortalecedores.</w:t>
       </w:r>
-    </w:p>
-    <w:p>
-      <w:pPr>
-        <w:spacing w:before="0" w:after="0"/>
-        <w:ind w:firstLine="567"/>
-        <w:rPr>
-          <w:rFonts w:cs="Calibri"/>
-          <w:lang w:eastAsia="es-CO"/>
-        </w:rPr>
-      </w:pPr>
     </w:p>
     <w:p>
       <w:pPr>
@@ -9900,16 +9983,6 @@
         </w:rPr>
         <w:t>Para la elaboración de perfumes, los aceites esenciales se clasifican en tres categorías principales según su volatilidad y persistencia:</w:t>
       </w:r>
-    </w:p>
-    <w:p>
-      <w:pPr>
-        <w:spacing w:before="0" w:after="0"/>
-        <w:ind w:firstLine="567"/>
-        <w:rPr>
-          <w:rFonts w:cs="Calibri"/>
-          <w:lang w:eastAsia="es-CO"/>
-        </w:rPr>
-      </w:pPr>
     </w:p>
     <w:p>
       <w:pPr>
@@ -10039,47 +10112,8 @@
     </w:p>
     <w:p>
       <w:pPr>
-        <w:spacing w:before="0" w:after="0"/>
-        <w:ind w:firstLine="567"/>
-        <w:rPr>
-          <w:rFonts w:cs="Calibri"/>
-          <w:lang w:eastAsia="es-CO"/>
-        </w:rPr>
-      </w:pPr>
-    </w:p>
-    <w:p>
-      <w:pPr>
-        <w:spacing w:before="0" w:after="0"/>
-        <w:ind w:firstLine="567"/>
-        <w:rPr>
-          <w:rFonts w:cs="Calibri"/>
-          <w:lang w:eastAsia="es-CO"/>
-        </w:rPr>
-      </w:pPr>
-    </w:p>
-    <w:p>
-      <w:pPr>
-        <w:spacing w:before="0" w:after="0"/>
-        <w:ind w:firstLine="567"/>
-        <w:rPr>
-          <w:rFonts w:cs="Calibri"/>
-          <w:lang w:eastAsia="es-CO"/>
-        </w:rPr>
-      </w:pPr>
-    </w:p>
-    <w:p>
-      <w:pPr>
-        <w:spacing w:before="0" w:after="0"/>
-        <w:ind w:firstLine="567"/>
-        <w:rPr>
-          <w:rFonts w:cs="Calibri"/>
-          <w:lang w:eastAsia="es-CO"/>
-        </w:rPr>
-      </w:pPr>
-    </w:p>
-    <w:p>
-      <w:pPr>
         <w:pStyle w:val="Tabla"/>
+        <w:spacing w:line="360" w:lineRule="auto"/>
         <w:ind w:left="0" w:firstLine="0"/>
         <w:rPr>
           <w:lang w:eastAsia="es-CO"/>
@@ -10089,7 +10123,6 @@
         <w:rPr>
           <w:lang w:eastAsia="es-CO"/>
         </w:rPr>
-        <w:lastRenderedPageBreak/>
         <w:t>Aceites esenciales usados en perfumería</w:t>
       </w:r>
     </w:p>
@@ -10097,12 +10130,13 @@
       <w:tblPr>
         <w:tblStyle w:val="Tablaconcuadrcula"/>
         <w:tblW w:w="0" w:type="auto"/>
+        <w:tblInd w:w="-5" w:type="dxa"/>
         <w:tblLayout w:type="fixed"/>
         <w:tblLook w:val="04A0" w:firstRow="1" w:lastRow="0" w:firstColumn="1" w:lastColumn="0" w:noHBand="0" w:noVBand="1"/>
       </w:tblPr>
       <w:tblGrid>
-        <w:gridCol w:w="2405"/>
-        <w:gridCol w:w="7557"/>
+        <w:gridCol w:w="2410"/>
+        <w:gridCol w:w="7371"/>
       </w:tblGrid>
       <w:tr>
         <w:trPr>
@@ -10110,7 +10144,8 @@
         </w:trPr>
         <w:tc>
           <w:tcPr>
-            <w:tcW w:w="2405" w:type="dxa"/>
+            <w:tcW w:w="2410" w:type="dxa"/>
+            <w:shd w:val="clear" w:color="auto" w:fill="E7E6E6" w:themeFill="background2"/>
           </w:tcPr>
           <w:p>
             <w:pPr>
@@ -10127,6 +10162,7 @@
               <w:rPr>
                 <w:b/>
                 <w:bCs/>
+                <w:szCs w:val="28"/>
               </w:rPr>
               <w:t>Aceite esencial</w:t>
             </w:r>
@@ -10134,7 +10170,8 @@
         </w:tc>
         <w:tc>
           <w:tcPr>
-            <w:tcW w:w="7557" w:type="dxa"/>
+            <w:tcW w:w="7371" w:type="dxa"/>
+            <w:shd w:val="clear" w:color="auto" w:fill="E7E6E6" w:themeFill="background2"/>
           </w:tcPr>
           <w:p>
             <w:pPr>
@@ -10151,6 +10188,7 @@
               <w:rPr>
                 <w:b/>
                 <w:bCs/>
+                <w:szCs w:val="28"/>
               </w:rPr>
               <w:t>Características</w:t>
             </w:r>
@@ -10160,7 +10198,7 @@
       <w:tr>
         <w:tc>
           <w:tcPr>
-            <w:tcW w:w="2405" w:type="dxa"/>
+            <w:tcW w:w="2410" w:type="dxa"/>
           </w:tcPr>
           <w:p>
             <w:pPr>
@@ -10177,6 +10215,8 @@
               <w:rPr>
                 <w:b/>
                 <w:bCs/>
+                <w:sz w:val="28"/>
+                <w:szCs w:val="28"/>
               </w:rPr>
               <w:t xml:space="preserve">Aceite de agar </w:t>
             </w:r>
@@ -10184,7 +10224,7 @@
         </w:tc>
         <w:tc>
           <w:tcPr>
-            <w:tcW w:w="7557" w:type="dxa"/>
+            <w:tcW w:w="7371" w:type="dxa"/>
           </w:tcPr>
           <w:p>
             <w:pPr>
@@ -10196,7 +10236,19 @@
               </w:rPr>
             </w:pPr>
             <w:r>
-              <w:t>Se extrae de la madera de un árbol originario de Asia, conocido como agar. Su cultivo es muy localizado y su alta demanda hace que su precio sea elevado. Se encuentra presente en numerosos perfumes de notas amaderadas, tanto masculinos como femeninos.</w:t>
+              <w:rPr>
+                <w:sz w:val="28"/>
+                <w:szCs w:val="28"/>
+              </w:rPr>
+              <w:t xml:space="preserve">Se extrae de la madera de un árbol originario de Asia, conocido como agar. Su cultivo es muy localizado y su alta </w:t>
+            </w:r>
+            <w:r>
+              <w:rPr>
+                <w:sz w:val="28"/>
+                <w:szCs w:val="28"/>
+              </w:rPr>
+              <w:lastRenderedPageBreak/>
+              <w:t>demanda hace que su precio sea elevado. Se encuentra presente en numerosos perfumes de notas amaderadas, tanto masculinos como femeninos.</w:t>
             </w:r>
           </w:p>
         </w:tc>
@@ -10204,7 +10256,7 @@
       <w:tr>
         <w:tc>
           <w:tcPr>
-            <w:tcW w:w="2405" w:type="dxa"/>
+            <w:tcW w:w="2410" w:type="dxa"/>
           </w:tcPr>
           <w:p>
             <w:pPr>
@@ -10220,14 +10272,17 @@
                 <w:rFonts w:cs="Calibri"/>
                 <w:b/>
                 <w:bCs/>
-              </w:rPr>
+                <w:sz w:val="28"/>
+                <w:szCs w:val="28"/>
+              </w:rPr>
+              <w:lastRenderedPageBreak/>
               <w:t>Aceite de bergamota</w:t>
             </w:r>
           </w:p>
         </w:tc>
         <w:tc>
           <w:tcPr>
-            <w:tcW w:w="7557" w:type="dxa"/>
+            <w:tcW w:w="7371" w:type="dxa"/>
           </w:tcPr>
           <w:p>
             <w:pPr>
@@ -10241,6 +10296,8 @@
             <w:r>
               <w:rPr>
                 <w:rFonts w:cs="Calibri"/>
+                <w:sz w:val="28"/>
+                <w:szCs w:val="28"/>
               </w:rPr>
               <w:t>Proviene de un cítrico de fruto pequeño, con una forma similar a la pera. Se cultiva en zonas cálidas y se encuentra principalmente en regiones del Mediterráneo y América del Sur. Posee un aroma intenso y ligeramente ácido, por lo que es ampliamente utilizado en perfumería y aromaterapia.</w:t>
             </w:r>
@@ -10250,7 +10307,7 @@
       <w:tr>
         <w:tc>
           <w:tcPr>
-            <w:tcW w:w="2405" w:type="dxa"/>
+            <w:tcW w:w="2410" w:type="dxa"/>
           </w:tcPr>
           <w:p>
             <w:pPr>
@@ -10266,6 +10323,8 @@
                 <w:rFonts w:cs="Calibri"/>
                 <w:b/>
                 <w:bCs/>
+                <w:sz w:val="28"/>
+                <w:szCs w:val="28"/>
               </w:rPr>
               <w:t>Aceite de canela</w:t>
             </w:r>
@@ -10273,7 +10332,7 @@
         </w:tc>
         <w:tc>
           <w:tcPr>
-            <w:tcW w:w="7557" w:type="dxa"/>
+            <w:tcW w:w="7371" w:type="dxa"/>
           </w:tcPr>
           <w:p>
             <w:pPr>
@@ -10287,6 +10346,8 @@
             <w:r>
               <w:rPr>
                 <w:rFonts w:cs="Calibri"/>
+                <w:sz w:val="28"/>
+                <w:szCs w:val="28"/>
               </w:rPr>
               <w:t>Se extrae de la corteza externa del árbol de canela. Su uso en perfumería es refinado y costoso. Aporta un aroma dulce y cálido a las fragancias; aunque suele asociarse a perfumes femeninos, también se utiliza en perfumes masculinos como nota complementaria.</w:t>
             </w:r>
@@ -10296,7 +10357,7 @@
       <w:tr>
         <w:tc>
           <w:tcPr>
-            <w:tcW w:w="2405" w:type="dxa"/>
+            <w:tcW w:w="2410" w:type="dxa"/>
           </w:tcPr>
           <w:p>
             <w:pPr>
@@ -10312,6 +10373,8 @@
                 <w:rFonts w:cs="Calibri"/>
                 <w:b/>
                 <w:bCs/>
+                <w:sz w:val="28"/>
+                <w:szCs w:val="28"/>
               </w:rPr>
               <w:t>Aceite de cedro</w:t>
             </w:r>
@@ -10319,7 +10382,7 @@
         </w:tc>
         <w:tc>
           <w:tcPr>
-            <w:tcW w:w="7557" w:type="dxa"/>
+            <w:tcW w:w="7371" w:type="dxa"/>
           </w:tcPr>
           <w:p>
             <w:pPr>
@@ -10333,6 +10396,8 @@
             <w:r>
               <w:rPr>
                 <w:rFonts w:cs="Calibri"/>
+                <w:sz w:val="28"/>
+                <w:szCs w:val="28"/>
               </w:rPr>
               <w:t>Este aceite se obtiene de la madera y la corteza del árbol de cedro. Su aroma amaderado y profundo es altamente valorado y demandado por la industria de la perfumería, especialmente en fragancias de notas secas y persistentes.</w:t>
             </w:r>
@@ -10345,7 +10410,7 @@
         </w:trPr>
         <w:tc>
           <w:tcPr>
-            <w:tcW w:w="2405" w:type="dxa"/>
+            <w:tcW w:w="2410" w:type="dxa"/>
           </w:tcPr>
           <w:p>
             <w:pPr>
@@ -10361,6 +10426,8 @@
                 <w:rFonts w:cs="Calibri"/>
                 <w:b/>
                 <w:bCs/>
+                <w:sz w:val="28"/>
+                <w:szCs w:val="28"/>
               </w:rPr>
               <w:t>Aceite de jazmín</w:t>
             </w:r>
@@ -10368,7 +10435,7 @@
         </w:tc>
         <w:tc>
           <w:tcPr>
-            <w:tcW w:w="7557" w:type="dxa"/>
+            <w:tcW w:w="7371" w:type="dxa"/>
           </w:tcPr>
           <w:p>
             <w:pPr>
@@ -10382,6 +10449,8 @@
             <w:r>
               <w:rPr>
                 <w:rFonts w:cs="Calibri"/>
+                <w:sz w:val="28"/>
+                <w:szCs w:val="28"/>
               </w:rPr>
               <w:t xml:space="preserve">Se extrae de las flores blancas del jazmín, las cuales suelen abrirse durante la noche. Produce un aroma intenso y elegante, lo que lo convierte en un ingrediente básico de perfumes femeninos reconocidos, como Chanel </w:t>
             </w:r>
@@ -10389,6 +10458,8 @@
             <w:r>
               <w:rPr>
                 <w:rFonts w:cs="Calibri"/>
+                <w:sz w:val="28"/>
+                <w:szCs w:val="28"/>
               </w:rPr>
               <w:t>Nº</w:t>
             </w:r>
@@ -10396,6 +10467,8 @@
             <w:r>
               <w:rPr>
                 <w:rFonts w:cs="Calibri"/>
+                <w:sz w:val="28"/>
+                <w:szCs w:val="28"/>
               </w:rPr>
               <w:t xml:space="preserve"> 5 y Eau de Sauvage.</w:t>
             </w:r>
@@ -10405,7 +10478,7 @@
       <w:tr>
         <w:tc>
           <w:tcPr>
-            <w:tcW w:w="2405" w:type="dxa"/>
+            <w:tcW w:w="2410" w:type="dxa"/>
           </w:tcPr>
           <w:p>
             <w:pPr>
@@ -10421,14 +10494,17 @@
                 <w:rFonts w:cs="Calibri"/>
                 <w:b/>
                 <w:bCs/>
-              </w:rPr>
+                <w:sz w:val="28"/>
+                <w:szCs w:val="28"/>
+              </w:rPr>
+              <w:lastRenderedPageBreak/>
               <w:t>Aceite de limón o citronela</w:t>
             </w:r>
           </w:p>
         </w:tc>
         <w:tc>
           <w:tcPr>
-            <w:tcW w:w="7557" w:type="dxa"/>
+            <w:tcW w:w="7371" w:type="dxa"/>
           </w:tcPr>
           <w:p>
             <w:pPr>
@@ -10442,6 +10518,8 @@
             <w:r>
               <w:rPr>
                 <w:rFonts w:cs="Calibri"/>
+                <w:sz w:val="28"/>
+                <w:szCs w:val="28"/>
               </w:rPr>
               <w:t>Son aceites esenciales cítricos con características aromáticas similares. Aportan dulzor y frescura a las fragancias, lo que los hace ideales para notas altas en perfumes y productos cosméticos.</w:t>
             </w:r>
@@ -10451,7 +10529,7 @@
       <w:tr>
         <w:tc>
           <w:tcPr>
-            <w:tcW w:w="2405" w:type="dxa"/>
+            <w:tcW w:w="2410" w:type="dxa"/>
           </w:tcPr>
           <w:p>
             <w:pPr>
@@ -10467,6 +10545,8 @@
                 <w:rFonts w:cs="Calibri"/>
                 <w:b/>
                 <w:bCs/>
+                <w:sz w:val="28"/>
+                <w:szCs w:val="28"/>
               </w:rPr>
               <w:t>Aceite de pachulí</w:t>
             </w:r>
@@ -10474,7 +10554,7 @@
         </w:tc>
         <w:tc>
           <w:tcPr>
-            <w:tcW w:w="7557" w:type="dxa"/>
+            <w:tcW w:w="7371" w:type="dxa"/>
           </w:tcPr>
           <w:p>
             <w:pPr>
@@ -10488,15 +10568,10 @@
             <w:r>
               <w:rPr>
                 <w:rFonts w:cs="Calibri"/>
-              </w:rPr>
-              <w:t xml:space="preserve">Se obtiene de las hojas ligeramente fragantes y de las flores blancas y violetas de una planta cultivada en Asia, América del Sur y otras regiones tropicales, como Hawái. Su aroma se intensifica con el paso del tiempo y es </w:t>
-            </w:r>
-            <w:r>
-              <w:rPr>
-                <w:rFonts w:cs="Calibri"/>
-              </w:rPr>
-              <w:lastRenderedPageBreak/>
-              <w:t>muy solicitado en perfumería por su capacidad de fijar y prolongar la fragancia.</w:t>
+                <w:sz w:val="28"/>
+                <w:szCs w:val="28"/>
+              </w:rPr>
+              <w:t>Se obtiene de las hojas ligeramente fragantes y de las flores blancas y violetas de una planta cultivada en Asia, América del Sur y otras regiones tropicales, como Hawái. Su aroma se intensifica con el paso del tiempo y es muy solicitado en perfumería por su capacidad de fijar y prolongar la fragancia.</w:t>
             </w:r>
           </w:p>
         </w:tc>
@@ -10504,7 +10579,7 @@
       <w:tr>
         <w:tc>
           <w:tcPr>
-            <w:tcW w:w="2405" w:type="dxa"/>
+            <w:tcW w:w="2410" w:type="dxa"/>
           </w:tcPr>
           <w:p>
             <w:pPr>
@@ -10520,23 +10595,18 @@
                 <w:rFonts w:cs="Calibri"/>
                 <w:b/>
                 <w:bCs/>
-              </w:rPr>
-              <w:lastRenderedPageBreak/>
-              <w:t>Aceite de</w:t>
-            </w:r>
-            <w:r>
-              <w:rPr>
-                <w:rFonts w:cs="Calibri"/>
-                <w:b/>
-                <w:bCs/>
-              </w:rPr>
-              <w:t xml:space="preserve"> </w:t>
+                <w:sz w:val="28"/>
+                <w:szCs w:val="28"/>
+              </w:rPr>
+              <w:t xml:space="preserve">Aceite de </w:t>
             </w:r>
             <w:r>
               <w:rPr>
                 <w:rStyle w:val="Extranjerismo"/>
                 <w:b/>
                 <w:bCs/>
+                <w:sz w:val="28"/>
+                <w:szCs w:val="28"/>
               </w:rPr>
               <w:t>ylang-ylang</w:t>
             </w:r>
@@ -10544,7 +10614,7 @@
         </w:tc>
         <w:tc>
           <w:tcPr>
-            <w:tcW w:w="7557" w:type="dxa"/>
+            <w:tcW w:w="7371" w:type="dxa"/>
           </w:tcPr>
           <w:p>
             <w:pPr>
@@ -10558,6 +10628,8 @@
             <w:r>
               <w:rPr>
                 <w:rFonts w:cs="Calibri"/>
+                <w:sz w:val="28"/>
+                <w:szCs w:val="28"/>
               </w:rPr>
               <w:t>Esta planta se cultiva en Asia y en Norte, Centro y Suramérica. Su nombre significa “flor de flores”, de donde se extrae la esencia. Es ampliamente utilizada en perfumería debido a su aroma dulce, floral y agradable.</w:t>
             </w:r>
@@ -10622,6 +10694,7 @@
         <w:rPr>
           <w:lang w:eastAsia="es-CO"/>
         </w:rPr>
+        <w:lastRenderedPageBreak/>
         <w:t>Estos jabones se elaboran principalmente a base de glicerina vegetal obtenida del aceite de coco, a la cual se adicionan aceites esenciales y hierbas aromáticas que contribuyen al cuidado, hidratación y protección de la piel.</w:t>
       </w:r>
     </w:p>
@@ -10771,7 +10844,6 @@
           <w:rFonts w:cs="Calibri"/>
           <w:bCs/>
         </w:rPr>
-        <w:lastRenderedPageBreak/>
         <w:t>Clavo.</w:t>
       </w:r>
     </w:p>
@@ -10920,6 +10992,7 @@
           <w:rFonts w:cs="Calibri"/>
           <w:lang w:eastAsia="es-CO"/>
         </w:rPr>
+        <w:lastRenderedPageBreak/>
         <w:t>Un ejemplo representativo de su aplicación en alimentos es el de una reconocida marca de gaseosa cuya fórmula, compuesta por nueve ingredientes, incluye una mezcla de aceites esenciales como vainilla, canela, clavo, cilantro, neroli, naranja y lima.</w:t>
       </w:r>
     </w:p>
@@ -10955,79 +11028,84 @@
       </w:pPr>
       <w:bookmarkStart w:id="12" w:name="_Toc224033376"/>
       <w:r>
+        <w:t>Usos en la industria veterinarias</w:t>
+      </w:r>
+      <w:bookmarkEnd w:id="12"/>
+    </w:p>
+    <w:p>
+      <w:pPr>
+        <w:spacing w:before="0" w:after="0"/>
+        <w:rPr>
+          <w:lang w:eastAsia="es-CO"/>
+        </w:rPr>
+      </w:pPr>
+      <w:r>
+        <w:rPr>
+          <w:lang w:eastAsia="es-CO"/>
+        </w:rPr>
+        <w:t>Los aceites esenciales poseen propiedades antimicrobianas, antioxidantes, antiparasitarias, antiinflamatorias, antidiarreicas y antimicóticas, lo que ha favorecido su uso en la producción pecuaria durante los últimos años. Estos compuestos pueden influir positivamente en la conversión alimenticia y, en algunos casos, mejorar el sabor de la carne.</w:t>
+      </w:r>
+    </w:p>
+    <w:p>
+      <w:pPr>
+        <w:spacing w:before="0" w:after="0"/>
+        <w:rPr>
+          <w:lang w:eastAsia="es-CO"/>
+        </w:rPr>
+      </w:pPr>
+      <w:r>
+        <w:rPr>
+          <w:lang w:eastAsia="es-CO"/>
+        </w:rPr>
+        <w:t>En la producción de ovejas, cerdos, bovinos y aves de corral, el uso de aceites esenciales contribuye a una mejor nutrición, prevención de enfermedades, fortalecimiento del sistema inmunológico y aumento de la productividad, además de su efecto antioxidante.</w:t>
+      </w:r>
+    </w:p>
+    <w:p>
+      <w:pPr>
+        <w:spacing w:before="0" w:after="0"/>
+        <w:rPr>
+          <w:lang w:eastAsia="es-CO"/>
+        </w:rPr>
+      </w:pPr>
+      <w:r>
+        <w:rPr>
+          <w:lang w:eastAsia="es-CO"/>
+        </w:rPr>
+        <w:t>No obstante, a pesar de sus beneficios, es fundamental realizar un uso racional y seguro de estos productos, ajustando las dosis según factores específicos propios de cada especie y sistema productivo.</w:t>
+      </w:r>
+    </w:p>
+    <w:p>
+      <w:pPr>
+        <w:pStyle w:val="Figura"/>
+      </w:pPr>
+    </w:p>
+    <w:p>
+      <w:pPr>
+        <w:rPr>
+          <w:lang w:eastAsia="es-CO"/>
+        </w:rPr>
+      </w:pPr>
+    </w:p>
+    <w:p>
+      <w:pPr>
+        <w:rPr>
+          <w:lang w:eastAsia="es-CO"/>
+        </w:rPr>
+      </w:pPr>
+    </w:p>
+    <w:p>
+      <w:pPr>
+        <w:rPr>
+          <w:lang w:eastAsia="es-CO"/>
+        </w:rPr>
+      </w:pPr>
+    </w:p>
+    <w:p>
+      <w:pPr>
+        <w:pStyle w:val="Figura"/>
+      </w:pPr>
+      <w:r>
         <w:lastRenderedPageBreak/>
-        <w:t>Usos en la industria veterinarias</w:t>
-      </w:r>
-      <w:bookmarkEnd w:id="12"/>
-    </w:p>
-    <w:p>
-      <w:pPr>
-        <w:spacing w:before="0" w:after="0"/>
-        <w:rPr>
-          <w:lang w:eastAsia="es-CO"/>
-        </w:rPr>
-      </w:pPr>
-      <w:r>
-        <w:rPr>
-          <w:lang w:eastAsia="es-CO"/>
-        </w:rPr>
-        <w:t>Los aceites esenciales poseen propiedades antimicrobianas, antioxidantes, antiparasitarias, antiinflamatorias, antidiarreicas y antimicóticas, lo que ha favorecido su uso en la producción pecuaria durante los últimos años. Estos compuestos pueden influir positivamente en la conversión alimenticia y, en algunos casos, mejorar el sabor de la carne.</w:t>
-      </w:r>
-    </w:p>
-    <w:p>
-      <w:pPr>
-        <w:spacing w:before="0" w:after="0"/>
-        <w:rPr>
-          <w:lang w:eastAsia="es-CO"/>
-        </w:rPr>
-      </w:pPr>
-      <w:r>
-        <w:rPr>
-          <w:lang w:eastAsia="es-CO"/>
-        </w:rPr>
-        <w:t>En la producción de ovejas, cerdos, bovinos y aves de corral, el uso de aceites esenciales contribuye a una mejor nutrición, prevención de enfermedades, fortalecimiento del sistema inmunológico y aumento de la productividad, además de su efecto antioxidante.</w:t>
-      </w:r>
-    </w:p>
-    <w:p>
-      <w:pPr>
-        <w:spacing w:before="0" w:after="0"/>
-        <w:rPr>
-          <w:lang w:eastAsia="es-CO"/>
-        </w:rPr>
-      </w:pPr>
-      <w:r>
-        <w:rPr>
-          <w:lang w:eastAsia="es-CO"/>
-        </w:rPr>
-        <w:t>No obstante, a pesar de sus beneficios, es fundamental realizar un uso racional y seguro de estos productos, ajustando las dosis según factores específicos propios de cada especie y sistema productivo.</w:t>
-      </w:r>
-    </w:p>
-    <w:p>
-      <w:pPr>
-        <w:rPr>
-          <w:lang w:eastAsia="es-CO"/>
-        </w:rPr>
-      </w:pPr>
-    </w:p>
-    <w:p>
-      <w:pPr>
-        <w:rPr>
-          <w:lang w:eastAsia="es-CO"/>
-        </w:rPr>
-      </w:pPr>
-    </w:p>
-    <w:p>
-      <w:pPr>
-        <w:rPr>
-          <w:lang w:eastAsia="es-CO"/>
-        </w:rPr>
-      </w:pPr>
-    </w:p>
-    <w:p>
-      <w:pPr>
-        <w:pStyle w:val="Figura"/>
-      </w:pPr>
-      <w:r>
         <w:t xml:space="preserve">Figura 7. </w:t>
       </w:r>
       <w:r>
@@ -11052,11 +11130,10 @@
           <w:noProof/>
           <w:lang w:eastAsia="es-CO"/>
         </w:rPr>
-        <w:lastRenderedPageBreak/>
         <w:drawing>
-          <wp:inline distT="0" distB="0" distL="0" distR="0" wp14:anchorId="37BDF4DC" wp14:editId="0EA31CF7">
-            <wp:extent cx="3275988" cy="2171700"/>
-            <wp:effectExtent l="0" t="0" r="635" b="0"/>
+          <wp:inline distT="0" distB="0" distL="0" distR="0" wp14:anchorId="37BDF4DC" wp14:editId="7D49E242">
+            <wp:extent cx="4367986" cy="2559050"/>
+            <wp:effectExtent l="0" t="0" r="0" b="0"/>
             <wp:docPr id="2036670417" name="Imagen 7" descr="La dosificación y el uso adecuado de los aceites esenciales en la industria veterinaria dependen de diversos factores, entre ellos la especie animal, las condiciones fisiológicas, la raza, la genética y el tamaño del animal, los cuales deben ser considerados para garantizar un uso seguro y eficaz."/>
             <wp:cNvGraphicFramePr>
               <a:graphicFrameLocks xmlns:a="http://schemas.openxmlformats.org/drawingml/2006/main" noChangeAspect="1"/>
@@ -11086,7 +11163,7 @@
                   <pic:spPr bwMode="auto">
                     <a:xfrm>
                       <a:off x="0" y="0"/>
-                      <a:ext cx="3281032" cy="2175044"/>
+                      <a:ext cx="4427446" cy="2593886"/>
                     </a:xfrm>
                     <a:prstGeom prst="rect">
                       <a:avLst/>
@@ -11102,6 +11179,36 @@
     </w:p>
     <w:p>
       <w:pPr>
+        <w:spacing w:before="0" w:after="0"/>
+        <w:ind w:firstLine="567"/>
+        <w:rPr>
+          <w:lang w:eastAsia="es-CO"/>
+        </w:rPr>
+      </w:pPr>
+      <w:r>
+        <w:rPr>
+          <w:lang w:eastAsia="es-CO"/>
+        </w:rPr>
+        <w:t xml:space="preserve">La administración de aceites esenciales en la industria pecuaria no debe ser aleatoria, sino que debe fundamentarse en los cinco pilares biológicos mostrados en la imagen: la especie, las condiciones fisiológicas, la raza, la genética y el tamaño del animal. Estos factores son determinantes para calcular dosis racionales y seguras que permitan aprovechar las propiedades antimicrobianas y antioxidantes de estos compuestos sin comprometer la salud del ejemplar. Al ajustar el uso de estos aditivos según el sistema productivo (ya sean aves, bovinos, cerdos u ovinos), se optimiza la conversión alimenticia y se fortalece el sistema inmunológico de manera personalizada. </w:t>
+      </w:r>
+    </w:p>
+    <w:p>
+      <w:pPr>
+        <w:spacing w:before="0" w:after="0"/>
+        <w:ind w:firstLine="567"/>
+        <w:rPr>
+          <w:lang w:eastAsia="es-CO"/>
+        </w:rPr>
+      </w:pPr>
+      <w:r>
+        <w:rPr>
+          <w:lang w:eastAsia="es-CO"/>
+        </w:rPr>
+        <w:t>En última instancia, entender esta jerarquía biológica permite que los beneficios productivos, como la mejora en el sabor de la carne y el control antiparasitario, se logren bajo un esquema de bienestar animal riguroso y eficiente.</w:t>
+      </w:r>
+    </w:p>
+    <w:p>
+      <w:pPr>
         <w:pStyle w:val="Ttulo2"/>
         <w:ind w:left="567" w:hanging="567"/>
       </w:pPr>
@@ -11122,7 +11229,14 @@
         <w:rPr>
           <w:lang w:eastAsia="es-CO"/>
         </w:rPr>
-        <w:t>Los problemas ambientales y de salud humana ocasionados por el uso excesivo de productos químicos para el control de plagas y enfermedades en la mayoría de los cultivos han llevado al ser humano a desarrollar alternativas de control más amigables con el medio ambiente y con su salud. En este sentido, se han encontrado en los extractos de plantas un gran aliado para el tratamiento y erradicación de plagas de forma ambientalmente sostenible, mejorando además la producción, que es uno de sus principales objetivos</w:t>
+        <w:t xml:space="preserve">Los problemas ambientales y de salud humana ocasionados por el uso excesivo de productos químicos para el control de plagas y enfermedades en la mayoría de los cultivos han llevado al ser humano a desarrollar alternativas de control más amigables </w:t>
+      </w:r>
+      <w:r>
+        <w:rPr>
+          <w:lang w:eastAsia="es-CO"/>
+        </w:rPr>
+        <w:lastRenderedPageBreak/>
+        <w:t>con el medio ambiente y con su salud. En este sentido, se han encontrado en los extractos de plantas un gran aliado para el tratamiento y erradicación de plagas de forma ambientalmente sostenible, mejorando además la producción, que es uno de sus principales objetivos</w:t>
       </w:r>
       <w:r>
         <w:rPr>
@@ -11275,7 +11389,6 @@
         <w:rPr>
           <w:lang w:eastAsia="es-CO"/>
         </w:rPr>
-        <w:lastRenderedPageBreak/>
         <w:t>Orégano</w:t>
       </w:r>
       <w:r>
@@ -12509,940 +12622,6 @@
           <w:b/>
           <w:bCs/>
           <w:lang w:eastAsia="es-CO"/>
-        </w:rPr>
-      </w:pPr>
-    </w:p>
-    <w:p>
-      <w:pPr>
-        <w:spacing w:before="0" w:after="0"/>
-        <w:ind w:firstLine="0"/>
-        <w:rPr>
-          <w:rFonts w:cs="Calibri"/>
-          <w:b/>
-          <w:bCs/>
-          <w:lang w:eastAsia="es-CO"/>
-        </w:rPr>
-      </w:pPr>
-    </w:p>
-    <w:p>
-      <w:pPr>
-        <w:spacing w:before="0" w:after="0"/>
-        <w:ind w:firstLine="0"/>
-        <w:rPr>
-          <w:rFonts w:cs="Calibri"/>
-          <w:b/>
-          <w:bCs/>
-          <w:lang w:eastAsia="es-CO"/>
-        </w:rPr>
-      </w:pPr>
-    </w:p>
-    <w:p>
-      <w:pPr>
-        <w:spacing w:before="0" w:after="0"/>
-        <w:ind w:firstLine="0"/>
-        <w:rPr>
-          <w:rFonts w:cs="Calibri"/>
-          <w:b/>
-          <w:bCs/>
-          <w:lang w:eastAsia="es-CO"/>
-        </w:rPr>
-      </w:pPr>
-    </w:p>
-    <w:tbl>
-      <w:tblPr>
-        <w:tblW w:w="9776" w:type="dxa"/>
-        <w:tblBorders>
-          <w:top w:val="single" w:sz="4" w:space="0" w:color="auto"/>
-          <w:left w:val="single" w:sz="4" w:space="0" w:color="auto"/>
-          <w:bottom w:val="single" w:sz="4" w:space="0" w:color="auto"/>
-          <w:right w:val="single" w:sz="4" w:space="0" w:color="auto"/>
-          <w:insideH w:val="single" w:sz="4" w:space="0" w:color="auto"/>
-          <w:insideV w:val="single" w:sz="4" w:space="0" w:color="auto"/>
-        </w:tblBorders>
-        <w:tblLayout w:type="fixed"/>
-        <w:tblCellMar>
-          <w:left w:w="0" w:type="dxa"/>
-          <w:right w:w="0" w:type="dxa"/>
-        </w:tblCellMar>
-        <w:tblLook w:val="04A0" w:firstRow="1" w:lastRow="0" w:firstColumn="1" w:lastColumn="0" w:noHBand="0" w:noVBand="1"/>
-      </w:tblPr>
-      <w:tblGrid>
-        <w:gridCol w:w="2689"/>
-        <w:gridCol w:w="3543"/>
-        <w:gridCol w:w="3544"/>
-      </w:tblGrid>
-      <w:tr>
-        <w:tc>
-          <w:tcPr>
-            <w:tcW w:w="2689" w:type="dxa"/>
-            <w:tcMar>
-              <w:top w:w="375" w:type="dxa"/>
-              <w:left w:w="300" w:type="dxa"/>
-              <w:bottom w:w="375" w:type="dxa"/>
-              <w:right w:w="300" w:type="dxa"/>
-            </w:tcMar>
-            <w:vAlign w:val="center"/>
-            <w:hideMark/>
-          </w:tcPr>
-          <w:p>
-            <w:pPr>
-              <w:spacing w:before="0" w:after="0"/>
-              <w:ind w:firstLine="0"/>
-              <w:rPr>
-                <w:rFonts w:cs="Calibri"/>
-                <w:b/>
-                <w:bCs/>
-                <w:lang w:eastAsia="es-CO"/>
-              </w:rPr>
-            </w:pPr>
-            <w:r>
-              <w:rPr>
-                <w:rFonts w:cs="Calibri"/>
-                <w:b/>
-                <w:bCs/>
-                <w:lang w:eastAsia="es-CO"/>
-              </w:rPr>
-              <w:lastRenderedPageBreak/>
-              <w:t>Carlos Eduardo Orozco Osorio</w:t>
-            </w:r>
-          </w:p>
-        </w:tc>
-        <w:tc>
-          <w:tcPr>
-            <w:tcW w:w="3543" w:type="dxa"/>
-            <w:tcMar>
-              <w:top w:w="375" w:type="dxa"/>
-              <w:left w:w="300" w:type="dxa"/>
-              <w:bottom w:w="375" w:type="dxa"/>
-              <w:right w:w="300" w:type="dxa"/>
-            </w:tcMar>
-            <w:vAlign w:val="center"/>
-            <w:hideMark/>
-          </w:tcPr>
-          <w:p>
-            <w:pPr>
-              <w:spacing w:before="0" w:after="0"/>
-              <w:ind w:firstLine="0"/>
-              <w:rPr>
-                <w:rFonts w:cs="Calibri"/>
-                <w:lang w:eastAsia="es-CO"/>
-              </w:rPr>
-            </w:pPr>
-            <w:r>
-              <w:rPr>
-                <w:rFonts w:cs="Calibri"/>
-                <w:lang w:eastAsia="es-CO"/>
-              </w:rPr>
-              <w:t>Desarrollador de contenidos</w:t>
-            </w:r>
-          </w:p>
-        </w:tc>
-        <w:tc>
-          <w:tcPr>
-            <w:tcW w:w="3544" w:type="dxa"/>
-            <w:tcMar>
-              <w:top w:w="375" w:type="dxa"/>
-              <w:left w:w="300" w:type="dxa"/>
-              <w:bottom w:w="375" w:type="dxa"/>
-              <w:right w:w="300" w:type="dxa"/>
-            </w:tcMar>
-            <w:vAlign w:val="center"/>
-            <w:hideMark/>
-          </w:tcPr>
-          <w:p>
-            <w:pPr>
-              <w:spacing w:before="0" w:after="0"/>
-              <w:ind w:firstLine="0"/>
-              <w:rPr>
-                <w:rFonts w:cs="Calibri"/>
-                <w:lang w:eastAsia="es-CO"/>
-              </w:rPr>
-            </w:pPr>
-            <w:r>
-              <w:rPr>
-                <w:rFonts w:cs="Calibri"/>
-                <w:lang w:eastAsia="es-CO"/>
-              </w:rPr>
-              <w:t>Centro para la Formación Cafetera - Regional Caldas</w:t>
-            </w:r>
-          </w:p>
-        </w:tc>
-      </w:tr>
-      <w:tr>
-        <w:tc>
-          <w:tcPr>
-            <w:tcW w:w="2689" w:type="dxa"/>
-            <w:tcMar>
-              <w:top w:w="375" w:type="dxa"/>
-              <w:left w:w="300" w:type="dxa"/>
-              <w:bottom w:w="375" w:type="dxa"/>
-              <w:right w:w="300" w:type="dxa"/>
-            </w:tcMar>
-            <w:vAlign w:val="center"/>
-            <w:hideMark/>
-          </w:tcPr>
-          <w:p>
-            <w:pPr>
-              <w:spacing w:before="0" w:after="0"/>
-              <w:ind w:firstLine="0"/>
-              <w:rPr>
-                <w:rFonts w:cs="Calibri"/>
-                <w:b/>
-                <w:bCs/>
-                <w:lang w:eastAsia="es-CO"/>
-              </w:rPr>
-            </w:pPr>
-            <w:r>
-              <w:rPr>
-                <w:rFonts w:cs="Calibri"/>
-                <w:b/>
-                <w:bCs/>
-                <w:lang w:eastAsia="es-CO"/>
-              </w:rPr>
-              <w:t>Erika Fernanda Mejía Pinzón</w:t>
-            </w:r>
-          </w:p>
-        </w:tc>
-        <w:tc>
-          <w:tcPr>
-            <w:tcW w:w="3543" w:type="dxa"/>
-            <w:tcMar>
-              <w:top w:w="375" w:type="dxa"/>
-              <w:left w:w="300" w:type="dxa"/>
-              <w:bottom w:w="375" w:type="dxa"/>
-              <w:right w:w="300" w:type="dxa"/>
-            </w:tcMar>
-            <w:vAlign w:val="center"/>
-            <w:hideMark/>
-          </w:tcPr>
-          <w:p>
-            <w:pPr>
-              <w:spacing w:before="0" w:after="0"/>
-              <w:ind w:firstLine="0"/>
-              <w:rPr>
-                <w:rFonts w:cs="Calibri"/>
-                <w:lang w:eastAsia="es-CO"/>
-              </w:rPr>
-            </w:pPr>
-            <w:r>
-              <w:rPr>
-                <w:rFonts w:cs="Calibri"/>
-                <w:lang w:eastAsia="es-CO"/>
-              </w:rPr>
-              <w:t>Evaluadora</w:t>
-            </w:r>
-            <w:r>
-              <w:rPr>
-                <w:rFonts w:cs="Calibri"/>
-                <w:lang w:eastAsia="es-CO"/>
-              </w:rPr>
-              <w:t xml:space="preserve"> instruccional</w:t>
-            </w:r>
-          </w:p>
-        </w:tc>
-        <w:tc>
-          <w:tcPr>
-            <w:tcW w:w="3544" w:type="dxa"/>
-            <w:tcMar>
-              <w:top w:w="375" w:type="dxa"/>
-              <w:left w:w="300" w:type="dxa"/>
-              <w:bottom w:w="375" w:type="dxa"/>
-              <w:right w:w="300" w:type="dxa"/>
-            </w:tcMar>
-            <w:vAlign w:val="center"/>
-            <w:hideMark/>
-          </w:tcPr>
-          <w:p>
-            <w:pPr>
-              <w:spacing w:before="0" w:after="0"/>
-              <w:ind w:firstLine="0"/>
-              <w:rPr>
-                <w:rFonts w:cs="Calibri"/>
-                <w:lang w:eastAsia="es-CO"/>
-              </w:rPr>
-            </w:pPr>
-            <w:r>
-              <w:rPr>
-                <w:rFonts w:cs="Calibri"/>
-                <w:lang w:eastAsia="es-CO"/>
-              </w:rPr>
-              <w:t>Centro Agroturístico - Regional Santander</w:t>
-            </w:r>
-          </w:p>
-        </w:tc>
-      </w:tr>
-    </w:tbl>
-    <w:p>
-      <w:pPr>
-        <w:spacing w:before="0" w:after="0"/>
-        <w:ind w:firstLine="0"/>
-        <w:rPr>
-          <w:rFonts w:cs="Calibri"/>
-          <w:b/>
-          <w:bCs/>
-          <w:lang w:eastAsia="es-CO"/>
-        </w:rPr>
-      </w:pPr>
-      <w:r>
-        <w:rPr>
-          <w:rFonts w:cs="Calibri"/>
-          <w:b/>
-          <w:bCs/>
-          <w:lang w:eastAsia="es-CO"/>
-        </w:rPr>
-        <w:t>Diseño y desarrollo de recursos educativos digitales</w:t>
-      </w:r>
-    </w:p>
-    <w:tbl>
-      <w:tblPr>
-        <w:tblW w:w="9776" w:type="dxa"/>
-        <w:tblBorders>
-          <w:top w:val="single" w:sz="4" w:space="0" w:color="auto"/>
-          <w:left w:val="single" w:sz="4" w:space="0" w:color="auto"/>
-          <w:bottom w:val="single" w:sz="4" w:space="0" w:color="auto"/>
-          <w:right w:val="single" w:sz="4" w:space="0" w:color="auto"/>
-          <w:insideH w:val="single" w:sz="4" w:space="0" w:color="auto"/>
-          <w:insideV w:val="single" w:sz="4" w:space="0" w:color="auto"/>
-        </w:tblBorders>
-        <w:tblCellMar>
-          <w:left w:w="0" w:type="dxa"/>
-          <w:right w:w="0" w:type="dxa"/>
-        </w:tblCellMar>
-        <w:tblLook w:val="04A0" w:firstRow="1" w:lastRow="0" w:firstColumn="1" w:lastColumn="0" w:noHBand="0" w:noVBand="1"/>
-      </w:tblPr>
-      <w:tblGrid>
-        <w:gridCol w:w="2689"/>
-        <w:gridCol w:w="3543"/>
-        <w:gridCol w:w="3544"/>
-      </w:tblGrid>
-      <w:tr>
-        <w:tc>
-          <w:tcPr>
-            <w:tcW w:w="2689" w:type="dxa"/>
-            <w:tcBorders>
-              <w:top w:val="single" w:sz="4" w:space="0" w:color="auto"/>
-              <w:left w:val="single" w:sz="4" w:space="0" w:color="auto"/>
-              <w:bottom w:val="single" w:sz="4" w:space="0" w:color="auto"/>
-              <w:right w:val="single" w:sz="4" w:space="0" w:color="auto"/>
-            </w:tcBorders>
-            <w:tcMar>
-              <w:top w:w="375" w:type="dxa"/>
-              <w:left w:w="300" w:type="dxa"/>
-              <w:bottom w:w="375" w:type="dxa"/>
-              <w:right w:w="300" w:type="dxa"/>
-            </w:tcMar>
-            <w:vAlign w:val="center"/>
-            <w:hideMark/>
-          </w:tcPr>
-          <w:p>
-            <w:pPr>
-              <w:spacing w:before="0" w:after="0"/>
-              <w:ind w:firstLine="0"/>
-              <w:rPr>
-                <w:rFonts w:cs="Calibri"/>
-                <w:b/>
-                <w:bCs/>
-                <w:lang w:eastAsia="es-CO"/>
-              </w:rPr>
-            </w:pPr>
-            <w:r>
-              <w:rPr>
-                <w:rFonts w:cs="Calibri"/>
-                <w:b/>
-                <w:bCs/>
-                <w:lang w:eastAsia="es-CO"/>
-              </w:rPr>
-              <w:t>Marcos Yamid Rubiano Avellaneda</w:t>
-            </w:r>
-          </w:p>
-        </w:tc>
-        <w:tc>
-          <w:tcPr>
-            <w:tcW w:w="3543" w:type="dxa"/>
-            <w:tcBorders>
-              <w:top w:val="single" w:sz="4" w:space="0" w:color="auto"/>
-              <w:left w:val="single" w:sz="4" w:space="0" w:color="auto"/>
-              <w:bottom w:val="single" w:sz="4" w:space="0" w:color="auto"/>
-              <w:right w:val="single" w:sz="4" w:space="0" w:color="auto"/>
-            </w:tcBorders>
-            <w:tcMar>
-              <w:top w:w="375" w:type="dxa"/>
-              <w:left w:w="300" w:type="dxa"/>
-              <w:bottom w:w="375" w:type="dxa"/>
-              <w:right w:w="300" w:type="dxa"/>
-            </w:tcMar>
-            <w:vAlign w:val="center"/>
-            <w:hideMark/>
-          </w:tcPr>
-          <w:p>
-            <w:pPr>
-              <w:spacing w:before="0" w:after="0"/>
-              <w:ind w:firstLine="0"/>
-              <w:rPr>
-                <w:rFonts w:cs="Calibri"/>
-                <w:lang w:eastAsia="es-CO"/>
-              </w:rPr>
-            </w:pPr>
-            <w:r>
-              <w:rPr>
-                <w:rFonts w:cs="Calibri"/>
-                <w:lang w:eastAsia="es-CO"/>
-              </w:rPr>
-              <w:t>Diseñador de contenidos</w:t>
-            </w:r>
-          </w:p>
-        </w:tc>
-        <w:tc>
-          <w:tcPr>
-            <w:tcW w:w="3544" w:type="dxa"/>
-            <w:tcBorders>
-              <w:top w:val="single" w:sz="4" w:space="0" w:color="auto"/>
-              <w:left w:val="single" w:sz="4" w:space="0" w:color="auto"/>
-              <w:bottom w:val="single" w:sz="4" w:space="0" w:color="auto"/>
-              <w:right w:val="single" w:sz="4" w:space="0" w:color="auto"/>
-            </w:tcBorders>
-            <w:tcMar>
-              <w:top w:w="375" w:type="dxa"/>
-              <w:left w:w="300" w:type="dxa"/>
-              <w:bottom w:w="375" w:type="dxa"/>
-              <w:right w:w="300" w:type="dxa"/>
-            </w:tcMar>
-            <w:vAlign w:val="center"/>
-            <w:hideMark/>
-          </w:tcPr>
-          <w:p>
-            <w:pPr>
-              <w:spacing w:before="0" w:after="0"/>
-              <w:ind w:firstLine="0"/>
-              <w:rPr>
-                <w:rFonts w:cs="Calibri"/>
-                <w:lang w:eastAsia="es-CO"/>
-              </w:rPr>
-            </w:pPr>
-            <w:r>
-              <w:rPr>
-                <w:rFonts w:cs="Calibri"/>
-                <w:lang w:eastAsia="es-CO"/>
-              </w:rPr>
-              <w:t>Centro Agroturístico - Regional Santander</w:t>
-            </w:r>
-          </w:p>
-        </w:tc>
-      </w:tr>
-      <w:tr>
-        <w:tc>
-          <w:tcPr>
-            <w:tcW w:w="2689" w:type="dxa"/>
-            <w:tcBorders>
-              <w:top w:val="single" w:sz="4" w:space="0" w:color="auto"/>
-            </w:tcBorders>
-            <w:tcMar>
-              <w:top w:w="375" w:type="dxa"/>
-              <w:left w:w="300" w:type="dxa"/>
-              <w:bottom w:w="375" w:type="dxa"/>
-              <w:right w:w="300" w:type="dxa"/>
-            </w:tcMar>
-            <w:vAlign w:val="center"/>
-            <w:hideMark/>
-          </w:tcPr>
-          <w:p>
-            <w:pPr>
-              <w:spacing w:before="0" w:after="0"/>
-              <w:ind w:firstLine="0"/>
-              <w:rPr>
-                <w:rFonts w:cs="Calibri"/>
-                <w:b/>
-                <w:bCs/>
-                <w:lang w:eastAsia="es-CO"/>
-              </w:rPr>
-            </w:pPr>
-            <w:r>
-              <w:rPr>
-                <w:rFonts w:cs="Calibri"/>
-                <w:b/>
-                <w:bCs/>
-                <w:lang w:eastAsia="es-CO"/>
-              </w:rPr>
-              <w:t xml:space="preserve">Leonardo Castellanos </w:t>
-            </w:r>
-            <w:r>
-              <w:rPr>
-                <w:rFonts w:cs="Calibri"/>
-                <w:b/>
-                <w:bCs/>
-                <w:lang w:eastAsia="es-CO"/>
-              </w:rPr>
-              <w:t>Rodríguez</w:t>
-            </w:r>
-          </w:p>
-        </w:tc>
-        <w:tc>
-          <w:tcPr>
-            <w:tcW w:w="3543" w:type="dxa"/>
-            <w:tcBorders>
-              <w:top w:val="single" w:sz="4" w:space="0" w:color="auto"/>
-            </w:tcBorders>
-            <w:tcMar>
-              <w:top w:w="375" w:type="dxa"/>
-              <w:left w:w="300" w:type="dxa"/>
-              <w:bottom w:w="375" w:type="dxa"/>
-              <w:right w:w="300" w:type="dxa"/>
-            </w:tcMar>
-            <w:vAlign w:val="center"/>
-            <w:hideMark/>
-          </w:tcPr>
-          <w:p>
-            <w:pPr>
-              <w:spacing w:before="0" w:after="0"/>
-              <w:ind w:firstLine="0"/>
-              <w:rPr>
-                <w:rFonts w:cs="Calibri"/>
-                <w:lang w:eastAsia="es-CO"/>
-              </w:rPr>
-            </w:pPr>
-            <w:r>
-              <w:rPr>
-                <w:rFonts w:cs="Calibri"/>
-                <w:lang w:eastAsia="es-CO"/>
-              </w:rPr>
-              <w:t>Desarrollador </w:t>
-            </w:r>
-            <w:r>
-              <w:rPr>
-                <w:rStyle w:val="Extranjerismo"/>
-              </w:rPr>
-              <w:t>full stack</w:t>
-            </w:r>
-          </w:p>
-        </w:tc>
-        <w:tc>
-          <w:tcPr>
-            <w:tcW w:w="3544" w:type="dxa"/>
-            <w:tcBorders>
-              <w:top w:val="single" w:sz="4" w:space="0" w:color="auto"/>
-            </w:tcBorders>
-            <w:tcMar>
-              <w:top w:w="375" w:type="dxa"/>
-              <w:left w:w="300" w:type="dxa"/>
-              <w:bottom w:w="375" w:type="dxa"/>
-              <w:right w:w="300" w:type="dxa"/>
-            </w:tcMar>
-            <w:vAlign w:val="center"/>
-            <w:hideMark/>
-          </w:tcPr>
-          <w:p>
-            <w:pPr>
-              <w:spacing w:before="0" w:after="0"/>
-              <w:ind w:firstLine="0"/>
-              <w:rPr>
-                <w:rFonts w:cs="Calibri"/>
-                <w:lang w:eastAsia="es-CO"/>
-              </w:rPr>
-            </w:pPr>
-            <w:r>
-              <w:rPr>
-                <w:rFonts w:cs="Calibri"/>
-                <w:lang w:eastAsia="es-CO"/>
-              </w:rPr>
-              <w:t>Centro Agroturístico - Regional Santander</w:t>
-            </w:r>
-          </w:p>
-        </w:tc>
-      </w:tr>
-      <w:tr>
-        <w:tc>
-          <w:tcPr>
-            <w:tcW w:w="2689" w:type="dxa"/>
-            <w:tcMar>
-              <w:top w:w="375" w:type="dxa"/>
-              <w:left w:w="300" w:type="dxa"/>
-              <w:bottom w:w="375" w:type="dxa"/>
-              <w:right w:w="300" w:type="dxa"/>
-            </w:tcMar>
-            <w:vAlign w:val="center"/>
-            <w:hideMark/>
-          </w:tcPr>
-          <w:p>
-            <w:pPr>
-              <w:spacing w:before="0" w:after="0"/>
-              <w:ind w:firstLine="0"/>
-              <w:rPr>
-                <w:rFonts w:cs="Calibri"/>
-                <w:b/>
-                <w:bCs/>
-                <w:lang w:eastAsia="es-CO"/>
-              </w:rPr>
-            </w:pPr>
-            <w:r>
-              <w:rPr>
-                <w:rFonts w:cs="Calibri"/>
-                <w:b/>
-                <w:bCs/>
-                <w:lang w:eastAsia="es-CO"/>
-              </w:rPr>
-              <w:t>María</w:t>
-            </w:r>
-            <w:r>
-              <w:rPr>
-                <w:rFonts w:cs="Calibri"/>
-                <w:b/>
-                <w:bCs/>
-                <w:lang w:eastAsia="es-CO"/>
-              </w:rPr>
-              <w:t xml:space="preserve"> Alejandra Vera Briceño</w:t>
-            </w:r>
-          </w:p>
-        </w:tc>
-        <w:tc>
-          <w:tcPr>
-            <w:tcW w:w="3543" w:type="dxa"/>
-            <w:tcMar>
-              <w:top w:w="375" w:type="dxa"/>
-              <w:left w:w="300" w:type="dxa"/>
-              <w:bottom w:w="375" w:type="dxa"/>
-              <w:right w:w="300" w:type="dxa"/>
-            </w:tcMar>
-            <w:vAlign w:val="center"/>
-            <w:hideMark/>
-          </w:tcPr>
-          <w:p>
-            <w:pPr>
-              <w:spacing w:before="0" w:after="0"/>
-              <w:ind w:firstLine="0"/>
-              <w:rPr>
-                <w:rFonts w:cs="Calibri"/>
-                <w:lang w:eastAsia="es-CO"/>
-              </w:rPr>
-            </w:pPr>
-            <w:r>
-              <w:rPr>
-                <w:rFonts w:cs="Calibri"/>
-                <w:lang w:eastAsia="es-CO"/>
-              </w:rPr>
-              <w:t>Animadora y productora audiovisual</w:t>
-            </w:r>
-          </w:p>
-        </w:tc>
-        <w:tc>
-          <w:tcPr>
-            <w:tcW w:w="3544" w:type="dxa"/>
-            <w:tcMar>
-              <w:top w:w="375" w:type="dxa"/>
-              <w:left w:w="300" w:type="dxa"/>
-              <w:bottom w:w="375" w:type="dxa"/>
-              <w:right w:w="300" w:type="dxa"/>
-            </w:tcMar>
-            <w:vAlign w:val="center"/>
-            <w:hideMark/>
-          </w:tcPr>
-          <w:p>
-            <w:pPr>
-              <w:spacing w:before="0" w:after="0"/>
-              <w:ind w:firstLine="0"/>
-              <w:rPr>
-                <w:rFonts w:cs="Calibri"/>
-                <w:lang w:eastAsia="es-CO"/>
-              </w:rPr>
-            </w:pPr>
-            <w:r>
-              <w:rPr>
-                <w:rFonts w:cs="Calibri"/>
-                <w:lang w:eastAsia="es-CO"/>
-              </w:rPr>
-              <w:t>Centro Agroturístico - Regional Santander</w:t>
-            </w:r>
-          </w:p>
-        </w:tc>
-      </w:tr>
-    </w:tbl>
-    <w:p>
-      <w:pPr>
-        <w:spacing w:before="0" w:after="0"/>
-        <w:ind w:firstLine="0"/>
-        <w:rPr>
-          <w:rFonts w:cs="Calibri"/>
-          <w:b/>
-          <w:bCs/>
-          <w:lang w:eastAsia="es-CO"/>
-        </w:rPr>
-      </w:pPr>
-      <w:r>
-        <w:rPr>
-          <w:rFonts w:cs="Calibri"/>
-          <w:b/>
-          <w:bCs/>
-          <w:lang w:eastAsia="es-CO"/>
-        </w:rPr>
-        <w:t>Validación</w:t>
-      </w:r>
-      <w:r>
-        <w:rPr>
-          <w:rFonts w:cs="Calibri"/>
-          <w:b/>
-          <w:bCs/>
-          <w:lang w:eastAsia="es-CO"/>
-        </w:rPr>
-        <w:t xml:space="preserve"> recurso educativo digital</w:t>
-      </w:r>
-    </w:p>
-    <w:tbl>
-      <w:tblPr>
-        <w:tblW w:w="9776" w:type="dxa"/>
-        <w:tblBorders>
-          <w:top w:val="single" w:sz="4" w:space="0" w:color="auto"/>
-          <w:left w:val="single" w:sz="4" w:space="0" w:color="auto"/>
-          <w:bottom w:val="single" w:sz="4" w:space="0" w:color="auto"/>
-          <w:right w:val="single" w:sz="4" w:space="0" w:color="auto"/>
-          <w:insideH w:val="single" w:sz="4" w:space="0" w:color="auto"/>
-          <w:insideV w:val="single" w:sz="4" w:space="0" w:color="auto"/>
-        </w:tblBorders>
-        <w:tblCellMar>
-          <w:left w:w="0" w:type="dxa"/>
-          <w:right w:w="0" w:type="dxa"/>
-        </w:tblCellMar>
-        <w:tblLook w:val="04A0" w:firstRow="1" w:lastRow="0" w:firstColumn="1" w:lastColumn="0" w:noHBand="0" w:noVBand="1"/>
-      </w:tblPr>
-      <w:tblGrid>
-        <w:gridCol w:w="2646"/>
-        <w:gridCol w:w="3586"/>
-        <w:gridCol w:w="3544"/>
-      </w:tblGrid>
-      <w:tr>
-        <w:trPr>
-          <w:trHeight w:val="1103"/>
-        </w:trPr>
-        <w:tc>
-          <w:tcPr>
-            <w:tcW w:w="2646" w:type="dxa"/>
-            <w:tcMar>
-              <w:top w:w="375" w:type="dxa"/>
-              <w:left w:w="300" w:type="dxa"/>
-              <w:bottom w:w="375" w:type="dxa"/>
-              <w:right w:w="300" w:type="dxa"/>
-            </w:tcMar>
-            <w:vAlign w:val="center"/>
-            <w:hideMark/>
-          </w:tcPr>
-          <w:p>
-            <w:pPr>
-              <w:spacing w:before="0" w:after="0" w:line="276" w:lineRule="auto"/>
-              <w:ind w:firstLine="0"/>
-              <w:rPr>
-                <w:rFonts w:cs="Calibri"/>
-                <w:b/>
-                <w:bCs/>
-                <w:lang w:eastAsia="es-CO"/>
-              </w:rPr>
-            </w:pPr>
-            <w:r>
-              <w:rPr>
-                <w:rFonts w:cs="Calibri"/>
-                <w:b/>
-                <w:bCs/>
-                <w:lang w:eastAsia="es-CO"/>
-              </w:rPr>
-              <w:lastRenderedPageBreak/>
-              <w:t xml:space="preserve">Yineth Ibette </w:t>
-            </w:r>
-            <w:r>
-              <w:rPr>
-                <w:rFonts w:cs="Calibri"/>
-                <w:b/>
-                <w:bCs/>
-                <w:lang w:eastAsia="es-CO"/>
-              </w:rPr>
-              <w:t>González</w:t>
-            </w:r>
-            <w:r>
-              <w:rPr>
-                <w:rFonts w:cs="Calibri"/>
-                <w:b/>
-                <w:bCs/>
-                <w:lang w:eastAsia="es-CO"/>
-              </w:rPr>
-              <w:t xml:space="preserve"> Quintero</w:t>
-            </w:r>
-          </w:p>
-        </w:tc>
-        <w:tc>
-          <w:tcPr>
-            <w:tcW w:w="3586" w:type="dxa"/>
-            <w:tcMar>
-              <w:top w:w="375" w:type="dxa"/>
-              <w:left w:w="300" w:type="dxa"/>
-              <w:bottom w:w="375" w:type="dxa"/>
-              <w:right w:w="300" w:type="dxa"/>
-            </w:tcMar>
-            <w:vAlign w:val="center"/>
-            <w:hideMark/>
-          </w:tcPr>
-          <w:p>
-            <w:pPr>
-              <w:spacing w:before="0" w:after="0" w:line="276" w:lineRule="auto"/>
-              <w:ind w:firstLine="0"/>
-              <w:rPr>
-                <w:rFonts w:cs="Calibri"/>
-                <w:lang w:eastAsia="es-CO"/>
-              </w:rPr>
-            </w:pPr>
-            <w:r>
-              <w:rPr>
-                <w:rFonts w:cs="Calibri"/>
-                <w:lang w:eastAsia="es-CO"/>
-              </w:rPr>
-              <w:t>Validadora y vinculadora de recursos educativos digitales</w:t>
-            </w:r>
-          </w:p>
-        </w:tc>
-        <w:tc>
-          <w:tcPr>
-            <w:tcW w:w="3544" w:type="dxa"/>
-            <w:tcMar>
-              <w:top w:w="375" w:type="dxa"/>
-              <w:left w:w="300" w:type="dxa"/>
-              <w:bottom w:w="375" w:type="dxa"/>
-              <w:right w:w="300" w:type="dxa"/>
-            </w:tcMar>
-            <w:vAlign w:val="center"/>
-            <w:hideMark/>
-          </w:tcPr>
-          <w:p>
-            <w:pPr>
-              <w:spacing w:before="0" w:after="0" w:line="276" w:lineRule="auto"/>
-              <w:ind w:firstLine="0"/>
-              <w:rPr>
-                <w:rFonts w:cs="Calibri"/>
-                <w:lang w:eastAsia="es-CO"/>
-              </w:rPr>
-            </w:pPr>
-            <w:r>
-              <w:rPr>
-                <w:rFonts w:cs="Calibri"/>
-                <w:lang w:eastAsia="es-CO"/>
-              </w:rPr>
-              <w:t>Centro Agroturístico - Regional Santander</w:t>
-            </w:r>
-          </w:p>
-        </w:tc>
-      </w:tr>
-      <w:tr>
-        <w:trPr>
-          <w:trHeight w:val="20"/>
-        </w:trPr>
-        <w:tc>
-          <w:tcPr>
-            <w:tcW w:w="2646" w:type="dxa"/>
-            <w:tcMar>
-              <w:top w:w="375" w:type="dxa"/>
-              <w:left w:w="300" w:type="dxa"/>
-              <w:bottom w:w="375" w:type="dxa"/>
-              <w:right w:w="300" w:type="dxa"/>
-            </w:tcMar>
-            <w:vAlign w:val="center"/>
-            <w:hideMark/>
-          </w:tcPr>
-          <w:p>
-            <w:pPr>
-              <w:spacing w:before="0" w:after="0" w:line="276" w:lineRule="auto"/>
-              <w:ind w:firstLine="0"/>
-              <w:rPr>
-                <w:rFonts w:cs="Calibri"/>
-                <w:b/>
-                <w:bCs/>
-                <w:lang w:eastAsia="es-CO"/>
-              </w:rPr>
-            </w:pPr>
-            <w:r>
-              <w:rPr>
-                <w:rFonts w:cs="Calibri"/>
-                <w:b/>
-                <w:bCs/>
-                <w:lang w:eastAsia="es-CO"/>
-              </w:rPr>
-              <w:t>Sandra Liliana Cristancho Cruz</w:t>
-            </w:r>
-          </w:p>
-        </w:tc>
-        <w:tc>
-          <w:tcPr>
-            <w:tcW w:w="3586" w:type="dxa"/>
-            <w:tcMar>
-              <w:top w:w="375" w:type="dxa"/>
-              <w:left w:w="300" w:type="dxa"/>
-              <w:bottom w:w="375" w:type="dxa"/>
-              <w:right w:w="300" w:type="dxa"/>
-            </w:tcMar>
-            <w:vAlign w:val="center"/>
-            <w:hideMark/>
-          </w:tcPr>
-          <w:p>
-            <w:pPr>
-              <w:spacing w:before="0" w:after="0" w:line="276" w:lineRule="auto"/>
-              <w:ind w:firstLine="0"/>
-              <w:rPr>
-                <w:rFonts w:cs="Calibri"/>
-                <w:lang w:eastAsia="es-CO"/>
-              </w:rPr>
-            </w:pPr>
-            <w:r>
-              <w:rPr>
-                <w:rFonts w:cs="Calibri"/>
-                <w:lang w:eastAsia="es-CO"/>
-              </w:rPr>
-              <w:t>Evaluadora para contenidos inclusivos y accesibles</w:t>
-            </w:r>
-          </w:p>
-        </w:tc>
-        <w:tc>
-          <w:tcPr>
-            <w:tcW w:w="3544" w:type="dxa"/>
-            <w:tcMar>
-              <w:top w:w="375" w:type="dxa"/>
-              <w:left w:w="300" w:type="dxa"/>
-              <w:bottom w:w="375" w:type="dxa"/>
-              <w:right w:w="300" w:type="dxa"/>
-            </w:tcMar>
-            <w:vAlign w:val="center"/>
-            <w:hideMark/>
-          </w:tcPr>
-          <w:p>
-            <w:pPr>
-              <w:spacing w:before="0" w:after="0" w:line="276" w:lineRule="auto"/>
-              <w:ind w:firstLine="0"/>
-              <w:rPr>
-                <w:rFonts w:cs="Calibri"/>
-                <w:lang w:eastAsia="es-CO"/>
-              </w:rPr>
-            </w:pPr>
-            <w:r>
-              <w:rPr>
-                <w:rFonts w:cs="Calibri"/>
-                <w:lang w:eastAsia="es-CO"/>
-              </w:rPr>
-              <w:t>Centro Agroturístico - Regional Santander</w:t>
-            </w:r>
-          </w:p>
-        </w:tc>
-      </w:tr>
-    </w:tbl>
-    <w:p>
-      <w:pPr>
-        <w:spacing w:before="0" w:after="0"/>
-        <w:ind w:firstLine="0"/>
-        <w:rPr>
-          <w:rFonts w:cs="Calibri"/>
-          <w:lang w:val="es-ES_tradnl" w:eastAsia="es-CO"/>
-        </w:rPr>
-      </w:pPr>
-    </w:p>
-    <w:p>
-      <w:pPr>
-        <w:spacing w:before="0" w:after="0"/>
-        <w:ind w:firstLine="0"/>
-        <w:rPr>
-          <w:rFonts w:cs="Calibri"/>
-          <w:sz w:val="24"/>
-          <w:szCs w:val="24"/>
         </w:rPr>
       </w:pPr>
     </w:p>
@@ -14779,6 +13958,119 @@
     </w:lvl>
   </w:abstractNum>
   <w:abstractNum w:abstractNumId="10" w15:restartNumberingAfterBreak="0">
+    <w:nsid w:val="21A61365"/>
+    <w:multiLevelType w:val="hybridMultilevel"/>
+    <w:tmpl w:val="EA3457C8"/>
+    <w:lvl w:ilvl="0" w:tplc="240A0001">
+      <w:start w:val="1"/>
+      <w:numFmt w:val="bullet"/>
+      <w:lvlText w:val=""/>
+      <w:lvlJc w:val="left"/>
+      <w:pPr>
+        <w:ind w:left="1428" w:hanging="360"/>
+      </w:pPr>
+      <w:rPr>
+        <w:rFonts w:ascii="Symbol" w:hAnsi="Symbol" w:hint="default"/>
+      </w:rPr>
+    </w:lvl>
+    <w:lvl w:ilvl="1" w:tplc="FFFFFFFF" w:tentative="1">
+      <w:start w:val="1"/>
+      <w:numFmt w:val="bullet"/>
+      <w:lvlText w:val="o"/>
+      <w:lvlJc w:val="left"/>
+      <w:pPr>
+        <w:ind w:left="2148" w:hanging="360"/>
+      </w:pPr>
+      <w:rPr>
+        <w:rFonts w:ascii="Courier New" w:hAnsi="Courier New" w:cs="Courier New" w:hint="default"/>
+      </w:rPr>
+    </w:lvl>
+    <w:lvl w:ilvl="2" w:tplc="FFFFFFFF" w:tentative="1">
+      <w:start w:val="1"/>
+      <w:numFmt w:val="bullet"/>
+      <w:lvlText w:val=""/>
+      <w:lvlJc w:val="left"/>
+      <w:pPr>
+        <w:ind w:left="2868" w:hanging="360"/>
+      </w:pPr>
+      <w:rPr>
+        <w:rFonts w:ascii="Wingdings" w:hAnsi="Wingdings" w:hint="default"/>
+      </w:rPr>
+    </w:lvl>
+    <w:lvl w:ilvl="3" w:tplc="FFFFFFFF" w:tentative="1">
+      <w:start w:val="1"/>
+      <w:numFmt w:val="bullet"/>
+      <w:lvlText w:val=""/>
+      <w:lvlJc w:val="left"/>
+      <w:pPr>
+        <w:ind w:left="3588" w:hanging="360"/>
+      </w:pPr>
+      <w:rPr>
+        <w:rFonts w:ascii="Symbol" w:hAnsi="Symbol" w:hint="default"/>
+      </w:rPr>
+    </w:lvl>
+    <w:lvl w:ilvl="4" w:tplc="FFFFFFFF" w:tentative="1">
+      <w:start w:val="1"/>
+      <w:numFmt w:val="bullet"/>
+      <w:lvlText w:val="o"/>
+      <w:lvlJc w:val="left"/>
+      <w:pPr>
+        <w:ind w:left="4308" w:hanging="360"/>
+      </w:pPr>
+      <w:rPr>
+        <w:rFonts w:ascii="Courier New" w:hAnsi="Courier New" w:cs="Courier New" w:hint="default"/>
+      </w:rPr>
+    </w:lvl>
+    <w:lvl w:ilvl="5" w:tplc="FFFFFFFF" w:tentative="1">
+      <w:start w:val="1"/>
+      <w:numFmt w:val="bullet"/>
+      <w:lvlText w:val=""/>
+      <w:lvlJc w:val="left"/>
+      <w:pPr>
+        <w:ind w:left="5028" w:hanging="360"/>
+      </w:pPr>
+      <w:rPr>
+        <w:rFonts w:ascii="Wingdings" w:hAnsi="Wingdings" w:hint="default"/>
+      </w:rPr>
+    </w:lvl>
+    <w:lvl w:ilvl="6" w:tplc="FFFFFFFF" w:tentative="1">
+      <w:start w:val="1"/>
+      <w:numFmt w:val="bullet"/>
+      <w:lvlText w:val=""/>
+      <w:lvlJc w:val="left"/>
+      <w:pPr>
+        <w:ind w:left="5748" w:hanging="360"/>
+      </w:pPr>
+      <w:rPr>
+        <w:rFonts w:ascii="Symbol" w:hAnsi="Symbol" w:hint="default"/>
+      </w:rPr>
+    </w:lvl>
+    <w:lvl w:ilvl="7" w:tplc="FFFFFFFF" w:tentative="1">
+      <w:start w:val="1"/>
+      <w:numFmt w:val="bullet"/>
+      <w:lvlText w:val="o"/>
+      <w:lvlJc w:val="left"/>
+      <w:pPr>
+        <w:ind w:left="6468" w:hanging="360"/>
+      </w:pPr>
+      <w:rPr>
+        <w:rFonts w:ascii="Courier New" w:hAnsi="Courier New" w:cs="Courier New" w:hint="default"/>
+      </w:rPr>
+    </w:lvl>
+    <w:lvl w:ilvl="8" w:tplc="FFFFFFFF" w:tentative="1">
+      <w:start w:val="1"/>
+      <w:numFmt w:val="bullet"/>
+      <w:lvlText w:val=""/>
+      <w:lvlJc w:val="left"/>
+      <w:pPr>
+        <w:ind w:left="7188" w:hanging="360"/>
+      </w:pPr>
+      <w:rPr>
+        <w:rFonts w:ascii="Wingdings" w:hAnsi="Wingdings" w:hint="default"/>
+      </w:rPr>
+    </w:lvl>
+  </w:abstractNum>
+  <w:abstractNum w:abstractNumId="11" w15:restartNumberingAfterBreak="0">
     <w:nsid w:val="23F77676"/>
     <w:multiLevelType w:val="multilevel"/>
     <w:tmpl w:val="CD860F3E"/>
@@ -14927,7 +14219,7 @@
       </w:rPr>
     </w:lvl>
   </w:abstractNum>
-  <w:abstractNum w:abstractNumId="11" w15:restartNumberingAfterBreak="0">
+  <w:abstractNum w:abstractNumId="12" w15:restartNumberingAfterBreak="0">
     <w:nsid w:val="245E5F50"/>
     <w:multiLevelType w:val="hybridMultilevel"/>
     <w:tmpl w:val="C6CAD958"/>
@@ -15040,11 +14332,11 @@
       </w:rPr>
     </w:lvl>
   </w:abstractNum>
-  <w:abstractNum w:abstractNumId="12" w15:restartNumberingAfterBreak="0">
+  <w:abstractNum w:abstractNumId="13" w15:restartNumberingAfterBreak="0">
     <w:nsid w:val="289F0DD7"/>
     <w:multiLevelType w:val="hybridMultilevel"/>
-    <w:tmpl w:val="9E8284C2"/>
-    <w:lvl w:ilvl="0" w:tplc="240A0017">
+    <w:tmpl w:val="5352C38C"/>
+    <w:lvl w:ilvl="0" w:tplc="54EE8F2E">
       <w:start w:val="1"/>
       <w:numFmt w:val="lowerLetter"/>
       <w:lvlText w:val="%1)"/>
@@ -15054,6 +14346,8 @@
       </w:pPr>
       <w:rPr>
         <w:rFonts w:hint="default"/>
+        <w:b/>
+        <w:bCs/>
       </w:rPr>
     </w:lvl>
     <w:lvl w:ilvl="1" w:tplc="FFFFFFFF">
@@ -15153,7 +14447,7 @@
       </w:rPr>
     </w:lvl>
   </w:abstractNum>
-  <w:abstractNum w:abstractNumId="13" w15:restartNumberingAfterBreak="0">
+  <w:abstractNum w:abstractNumId="14" w15:restartNumberingAfterBreak="0">
     <w:nsid w:val="2E261F84"/>
     <w:multiLevelType w:val="hybridMultilevel"/>
     <w:tmpl w:val="934C611A"/>
@@ -15266,7 +14560,7 @@
       </w:rPr>
     </w:lvl>
   </w:abstractNum>
-  <w:abstractNum w:abstractNumId="14" w15:restartNumberingAfterBreak="0">
+  <w:abstractNum w:abstractNumId="15" w15:restartNumberingAfterBreak="0">
     <w:nsid w:val="2FD427A9"/>
     <w:multiLevelType w:val="hybridMultilevel"/>
     <w:tmpl w:val="8F1A7712"/>
@@ -15379,10 +14673,10 @@
       </w:rPr>
     </w:lvl>
   </w:abstractNum>
-  <w:abstractNum w:abstractNumId="15" w15:restartNumberingAfterBreak="0">
+  <w:abstractNum w:abstractNumId="16" w15:restartNumberingAfterBreak="0">
     <w:nsid w:val="32AA4E83"/>
     <w:multiLevelType w:val="hybridMultilevel"/>
-    <w:tmpl w:val="32B25CB6"/>
+    <w:tmpl w:val="03A08F0C"/>
     <w:lvl w:ilvl="0" w:tplc="240A0001">
       <w:start w:val="1"/>
       <w:numFmt w:val="bullet"/>
@@ -15492,7 +14786,7 @@
       </w:rPr>
     </w:lvl>
   </w:abstractNum>
-  <w:abstractNum w:abstractNumId="16" w15:restartNumberingAfterBreak="0">
+  <w:abstractNum w:abstractNumId="17" w15:restartNumberingAfterBreak="0">
     <w:nsid w:val="3527575D"/>
     <w:multiLevelType w:val="hybridMultilevel"/>
     <w:tmpl w:val="7EEED25A"/>
@@ -15578,7 +14872,7 @@
       </w:pPr>
     </w:lvl>
   </w:abstractNum>
-  <w:abstractNum w:abstractNumId="17" w15:restartNumberingAfterBreak="0">
+  <w:abstractNum w:abstractNumId="18" w15:restartNumberingAfterBreak="0">
     <w:nsid w:val="368E176E"/>
     <w:multiLevelType w:val="hybridMultilevel"/>
     <w:tmpl w:val="BDF054FE"/>
@@ -15672,7 +14966,7 @@
       </w:pPr>
     </w:lvl>
   </w:abstractNum>
-  <w:abstractNum w:abstractNumId="18" w15:restartNumberingAfterBreak="0">
+  <w:abstractNum w:abstractNumId="19" w15:restartNumberingAfterBreak="0">
     <w:nsid w:val="37B0261F"/>
     <w:multiLevelType w:val="hybridMultilevel"/>
     <w:tmpl w:val="7110D8C8"/>
@@ -15682,7 +14976,7 @@
       <w:lvlText w:val="o"/>
       <w:lvlJc w:val="left"/>
       <w:pPr>
-        <w:ind w:left="1068" w:hanging="360"/>
+        <w:ind w:left="1428" w:hanging="360"/>
       </w:pPr>
       <w:rPr>
         <w:rFonts w:ascii="Courier New" w:hAnsi="Courier New" w:cs="Courier New" w:hint="default"/>
@@ -15694,7 +14988,7 @@
       <w:lvlText w:val="o"/>
       <w:lvlJc w:val="left"/>
       <w:pPr>
-        <w:ind w:left="1788" w:hanging="360"/>
+        <w:ind w:left="2148" w:hanging="360"/>
       </w:pPr>
       <w:rPr>
         <w:rFonts w:ascii="Courier New" w:hAnsi="Courier New" w:cs="Courier New" w:hint="default"/>
@@ -15706,7 +15000,7 @@
       <w:lvlText w:val=""/>
       <w:lvlJc w:val="left"/>
       <w:pPr>
-        <w:ind w:left="2508" w:hanging="360"/>
+        <w:ind w:left="2868" w:hanging="360"/>
       </w:pPr>
       <w:rPr>
         <w:rFonts w:ascii="Wingdings" w:hAnsi="Wingdings" w:hint="default"/>
@@ -15718,7 +15012,7 @@
       <w:lvlText w:val=""/>
       <w:lvlJc w:val="left"/>
       <w:pPr>
-        <w:ind w:left="3228" w:hanging="360"/>
+        <w:ind w:left="3588" w:hanging="360"/>
       </w:pPr>
       <w:rPr>
         <w:rFonts w:ascii="Symbol" w:hAnsi="Symbol" w:hint="default"/>
@@ -15730,7 +15024,7 @@
       <w:lvlText w:val="o"/>
       <w:lvlJc w:val="left"/>
       <w:pPr>
-        <w:ind w:left="3948" w:hanging="360"/>
+        <w:ind w:left="4308" w:hanging="360"/>
       </w:pPr>
       <w:rPr>
         <w:rFonts w:ascii="Courier New" w:hAnsi="Courier New" w:cs="Courier New" w:hint="default"/>
@@ -15742,7 +15036,7 @@
       <w:lvlText w:val=""/>
       <w:lvlJc w:val="left"/>
       <w:pPr>
-        <w:ind w:left="4668" w:hanging="360"/>
+        <w:ind w:left="5028" w:hanging="360"/>
       </w:pPr>
       <w:rPr>
         <w:rFonts w:ascii="Wingdings" w:hAnsi="Wingdings" w:hint="default"/>
@@ -15754,7 +15048,7 @@
       <w:lvlText w:val=""/>
       <w:lvlJc w:val="left"/>
       <w:pPr>
-        <w:ind w:left="5388" w:hanging="360"/>
+        <w:ind w:left="5748" w:hanging="360"/>
       </w:pPr>
       <w:rPr>
         <w:rFonts w:ascii="Symbol" w:hAnsi="Symbol" w:hint="default"/>
@@ -15766,7 +15060,7 @@
       <w:lvlText w:val="o"/>
       <w:lvlJc w:val="left"/>
       <w:pPr>
-        <w:ind w:left="6108" w:hanging="360"/>
+        <w:ind w:left="6468" w:hanging="360"/>
       </w:pPr>
       <w:rPr>
         <w:rFonts w:ascii="Courier New" w:hAnsi="Courier New" w:cs="Courier New" w:hint="default"/>
@@ -15778,14 +15072,14 @@
       <w:lvlText w:val=""/>
       <w:lvlJc w:val="left"/>
       <w:pPr>
-        <w:ind w:left="6828" w:hanging="360"/>
+        <w:ind w:left="7188" w:hanging="360"/>
       </w:pPr>
       <w:rPr>
         <w:rFonts w:ascii="Wingdings" w:hAnsi="Wingdings" w:hint="default"/>
       </w:rPr>
     </w:lvl>
   </w:abstractNum>
-  <w:abstractNum w:abstractNumId="19" w15:restartNumberingAfterBreak="0">
+  <w:abstractNum w:abstractNumId="20" w15:restartNumberingAfterBreak="0">
     <w:nsid w:val="3A614B60"/>
     <w:multiLevelType w:val="hybridMultilevel"/>
     <w:tmpl w:val="62C0C130"/>
@@ -15898,7 +15192,7 @@
       </w:rPr>
     </w:lvl>
   </w:abstractNum>
-  <w:abstractNum w:abstractNumId="20" w15:restartNumberingAfterBreak="0">
+  <w:abstractNum w:abstractNumId="21" w15:restartNumberingAfterBreak="0">
     <w:nsid w:val="3BBE18E8"/>
     <w:multiLevelType w:val="hybridMultilevel"/>
     <w:tmpl w:val="7F08F794"/>
@@ -16011,7 +15305,7 @@
       </w:rPr>
     </w:lvl>
   </w:abstractNum>
-  <w:abstractNum w:abstractNumId="21" w15:restartNumberingAfterBreak="0">
+  <w:abstractNum w:abstractNumId="22" w15:restartNumberingAfterBreak="0">
     <w:nsid w:val="3EB571DF"/>
     <w:multiLevelType w:val="hybridMultilevel"/>
     <w:tmpl w:val="354E6AB2"/>
@@ -16124,7 +15418,7 @@
       </w:rPr>
     </w:lvl>
   </w:abstractNum>
-  <w:abstractNum w:abstractNumId="22" w15:restartNumberingAfterBreak="0">
+  <w:abstractNum w:abstractNumId="23" w15:restartNumberingAfterBreak="0">
     <w:nsid w:val="486D317A"/>
     <w:multiLevelType w:val="multilevel"/>
     <w:tmpl w:val="39B438B2"/>
@@ -16273,7 +15567,7 @@
       </w:rPr>
     </w:lvl>
   </w:abstractNum>
-  <w:abstractNum w:abstractNumId="23" w15:restartNumberingAfterBreak="0">
+  <w:abstractNum w:abstractNumId="24" w15:restartNumberingAfterBreak="0">
     <w:nsid w:val="4AA31C13"/>
     <w:multiLevelType w:val="hybridMultilevel"/>
     <w:tmpl w:val="64D6C17E"/>
@@ -16386,7 +15680,7 @@
       </w:rPr>
     </w:lvl>
   </w:abstractNum>
-  <w:abstractNum w:abstractNumId="24" w15:restartNumberingAfterBreak="0">
+  <w:abstractNum w:abstractNumId="25" w15:restartNumberingAfterBreak="0">
     <w:nsid w:val="4D4B73FE"/>
     <w:multiLevelType w:val="hybridMultilevel"/>
     <w:tmpl w:val="0E343738"/>
@@ -16499,7 +15793,156 @@
       </w:rPr>
     </w:lvl>
   </w:abstractNum>
-  <w:abstractNum w:abstractNumId="25" w15:restartNumberingAfterBreak="0">
+  <w:abstractNum w:abstractNumId="26" w15:restartNumberingAfterBreak="0">
+    <w:nsid w:val="4D5166F7"/>
+    <w:multiLevelType w:val="multilevel"/>
+    <w:tmpl w:val="DD8A8126"/>
+    <w:lvl w:ilvl="0">
+      <w:start w:val="1"/>
+      <w:numFmt w:val="bullet"/>
+      <w:lvlText w:val=""/>
+      <w:lvlJc w:val="left"/>
+      <w:pPr>
+        <w:tabs>
+          <w:tab w:val="num" w:pos="720"/>
+        </w:tabs>
+        <w:ind w:left="720" w:hanging="360"/>
+      </w:pPr>
+      <w:rPr>
+        <w:rFonts w:ascii="Symbol" w:hAnsi="Symbol" w:hint="default"/>
+        <w:sz w:val="20"/>
+      </w:rPr>
+    </w:lvl>
+    <w:lvl w:ilvl="1" w:tentative="1">
+      <w:start w:val="1"/>
+      <w:numFmt w:val="bullet"/>
+      <w:lvlText w:val="o"/>
+      <w:lvlJc w:val="left"/>
+      <w:pPr>
+        <w:tabs>
+          <w:tab w:val="num" w:pos="1440"/>
+        </w:tabs>
+        <w:ind w:left="1440" w:hanging="360"/>
+      </w:pPr>
+      <w:rPr>
+        <w:rFonts w:ascii="Courier New" w:hAnsi="Courier New" w:hint="default"/>
+        <w:sz w:val="20"/>
+      </w:rPr>
+    </w:lvl>
+    <w:lvl w:ilvl="2" w:tentative="1">
+      <w:start w:val="1"/>
+      <w:numFmt w:val="bullet"/>
+      <w:lvlText w:val=""/>
+      <w:lvlJc w:val="left"/>
+      <w:pPr>
+        <w:tabs>
+          <w:tab w:val="num" w:pos="2160"/>
+        </w:tabs>
+        <w:ind w:left="2160" w:hanging="360"/>
+      </w:pPr>
+      <w:rPr>
+        <w:rFonts w:ascii="Wingdings" w:hAnsi="Wingdings" w:hint="default"/>
+        <w:sz w:val="20"/>
+      </w:rPr>
+    </w:lvl>
+    <w:lvl w:ilvl="3" w:tentative="1">
+      <w:start w:val="1"/>
+      <w:numFmt w:val="bullet"/>
+      <w:lvlText w:val=""/>
+      <w:lvlJc w:val="left"/>
+      <w:pPr>
+        <w:tabs>
+          <w:tab w:val="num" w:pos="2880"/>
+        </w:tabs>
+        <w:ind w:left="2880" w:hanging="360"/>
+      </w:pPr>
+      <w:rPr>
+        <w:rFonts w:ascii="Wingdings" w:hAnsi="Wingdings" w:hint="default"/>
+        <w:sz w:val="20"/>
+      </w:rPr>
+    </w:lvl>
+    <w:lvl w:ilvl="4" w:tentative="1">
+      <w:start w:val="1"/>
+      <w:numFmt w:val="bullet"/>
+      <w:lvlText w:val=""/>
+      <w:lvlJc w:val="left"/>
+      <w:pPr>
+        <w:tabs>
+          <w:tab w:val="num" w:pos="3600"/>
+        </w:tabs>
+        <w:ind w:left="3600" w:hanging="360"/>
+      </w:pPr>
+      <w:rPr>
+        <w:rFonts w:ascii="Wingdings" w:hAnsi="Wingdings" w:hint="default"/>
+        <w:sz w:val="20"/>
+      </w:rPr>
+    </w:lvl>
+    <w:lvl w:ilvl="5" w:tentative="1">
+      <w:start w:val="1"/>
+      <w:numFmt w:val="bullet"/>
+      <w:lvlText w:val=""/>
+      <w:lvlJc w:val="left"/>
+      <w:pPr>
+        <w:tabs>
+          <w:tab w:val="num" w:pos="4320"/>
+        </w:tabs>
+        <w:ind w:left="4320" w:hanging="360"/>
+      </w:pPr>
+      <w:rPr>
+        <w:rFonts w:ascii="Wingdings" w:hAnsi="Wingdings" w:hint="default"/>
+        <w:sz w:val="20"/>
+      </w:rPr>
+    </w:lvl>
+    <w:lvl w:ilvl="6" w:tentative="1">
+      <w:start w:val="1"/>
+      <w:numFmt w:val="bullet"/>
+      <w:lvlText w:val=""/>
+      <w:lvlJc w:val="left"/>
+      <w:pPr>
+        <w:tabs>
+          <w:tab w:val="num" w:pos="5040"/>
+        </w:tabs>
+        <w:ind w:left="5040" w:hanging="360"/>
+      </w:pPr>
+      <w:rPr>
+        <w:rFonts w:ascii="Wingdings" w:hAnsi="Wingdings" w:hint="default"/>
+        <w:sz w:val="20"/>
+      </w:rPr>
+    </w:lvl>
+    <w:lvl w:ilvl="7" w:tentative="1">
+      <w:start w:val="1"/>
+      <w:numFmt w:val="bullet"/>
+      <w:lvlText w:val=""/>
+      <w:lvlJc w:val="left"/>
+      <w:pPr>
+        <w:tabs>
+          <w:tab w:val="num" w:pos="5760"/>
+        </w:tabs>
+        <w:ind w:left="5760" w:hanging="360"/>
+      </w:pPr>
+      <w:rPr>
+        <w:rFonts w:ascii="Wingdings" w:hAnsi="Wingdings" w:hint="default"/>
+        <w:sz w:val="20"/>
+      </w:rPr>
+    </w:lvl>
+    <w:lvl w:ilvl="8" w:tentative="1">
+      <w:start w:val="1"/>
+      <w:numFmt w:val="bullet"/>
+      <w:lvlText w:val=""/>
+      <w:lvlJc w:val="left"/>
+      <w:pPr>
+        <w:tabs>
+          <w:tab w:val="num" w:pos="6480"/>
+        </w:tabs>
+        <w:ind w:left="6480" w:hanging="360"/>
+      </w:pPr>
+      <w:rPr>
+        <w:rFonts w:ascii="Wingdings" w:hAnsi="Wingdings" w:hint="default"/>
+        <w:sz w:val="20"/>
+      </w:rPr>
+    </w:lvl>
+  </w:abstractNum>
+  <w:abstractNum w:abstractNumId="27" w15:restartNumberingAfterBreak="0">
     <w:nsid w:val="4EBE1EF6"/>
     <w:multiLevelType w:val="hybridMultilevel"/>
     <w:tmpl w:val="A190C170"/>
@@ -16593,7 +16036,7 @@
       </w:pPr>
     </w:lvl>
   </w:abstractNum>
-  <w:abstractNum w:abstractNumId="26" w15:restartNumberingAfterBreak="0">
+  <w:abstractNum w:abstractNumId="28" w15:restartNumberingAfterBreak="0">
     <w:nsid w:val="56CE6953"/>
     <w:multiLevelType w:val="hybridMultilevel"/>
     <w:tmpl w:val="1744CE48"/>
@@ -16705,7 +16148,7 @@
       </w:rPr>
     </w:lvl>
   </w:abstractNum>
-  <w:abstractNum w:abstractNumId="27" w15:restartNumberingAfterBreak="0">
+  <w:abstractNum w:abstractNumId="29" w15:restartNumberingAfterBreak="0">
     <w:nsid w:val="573B3930"/>
     <w:multiLevelType w:val="hybridMultilevel"/>
     <w:tmpl w:val="438E2658"/>
@@ -16791,7 +16234,7 @@
       </w:pPr>
     </w:lvl>
   </w:abstractNum>
-  <w:abstractNum w:abstractNumId="28" w15:restartNumberingAfterBreak="0">
+  <w:abstractNum w:abstractNumId="30" w15:restartNumberingAfterBreak="0">
     <w:nsid w:val="58092A26"/>
     <w:multiLevelType w:val="hybridMultilevel"/>
     <w:tmpl w:val="16727C5C"/>
@@ -16904,7 +16347,7 @@
       </w:rPr>
     </w:lvl>
   </w:abstractNum>
-  <w:abstractNum w:abstractNumId="29" w15:restartNumberingAfterBreak="0">
+  <w:abstractNum w:abstractNumId="31" w15:restartNumberingAfterBreak="0">
     <w:nsid w:val="58295773"/>
     <w:multiLevelType w:val="hybridMultilevel"/>
     <w:tmpl w:val="3A4A7CA6"/>
@@ -17017,7 +16460,7 @@
       </w:rPr>
     </w:lvl>
   </w:abstractNum>
-  <w:abstractNum w:abstractNumId="30" w15:restartNumberingAfterBreak="0">
+  <w:abstractNum w:abstractNumId="32" w15:restartNumberingAfterBreak="0">
     <w:nsid w:val="5FC42306"/>
     <w:multiLevelType w:val="hybridMultilevel"/>
     <w:tmpl w:val="967A35F4"/>
@@ -17129,7 +16572,7 @@
       </w:rPr>
     </w:lvl>
   </w:abstractNum>
-  <w:abstractNum w:abstractNumId="31" w15:restartNumberingAfterBreak="0">
+  <w:abstractNum w:abstractNumId="33" w15:restartNumberingAfterBreak="0">
     <w:nsid w:val="60D9231D"/>
     <w:multiLevelType w:val="hybridMultilevel"/>
     <w:tmpl w:val="B088EDFA"/>
@@ -17242,7 +16685,7 @@
       </w:rPr>
     </w:lvl>
   </w:abstractNum>
-  <w:abstractNum w:abstractNumId="32" w15:restartNumberingAfterBreak="0">
+  <w:abstractNum w:abstractNumId="34" w15:restartNumberingAfterBreak="0">
     <w:nsid w:val="6664494B"/>
     <w:multiLevelType w:val="hybridMultilevel"/>
     <w:tmpl w:val="2696AF1E"/>
@@ -17355,7 +16798,7 @@
       </w:rPr>
     </w:lvl>
   </w:abstractNum>
-  <w:abstractNum w:abstractNumId="33" w15:restartNumberingAfterBreak="0">
+  <w:abstractNum w:abstractNumId="35" w15:restartNumberingAfterBreak="0">
     <w:nsid w:val="66F50BE5"/>
     <w:multiLevelType w:val="hybridMultilevel"/>
     <w:tmpl w:val="FA9CD75A"/>
@@ -17468,7 +16911,7 @@
       </w:rPr>
     </w:lvl>
   </w:abstractNum>
-  <w:abstractNum w:abstractNumId="34" w15:restartNumberingAfterBreak="0">
+  <w:abstractNum w:abstractNumId="36" w15:restartNumberingAfterBreak="0">
     <w:nsid w:val="67543F46"/>
     <w:multiLevelType w:val="hybridMultilevel"/>
     <w:tmpl w:val="34AE6750"/>
@@ -17554,7 +16997,7 @@
       </w:pPr>
     </w:lvl>
   </w:abstractNum>
-  <w:abstractNum w:abstractNumId="35" w15:restartNumberingAfterBreak="0">
+  <w:abstractNum w:abstractNumId="37" w15:restartNumberingAfterBreak="0">
     <w:nsid w:val="68997542"/>
     <w:multiLevelType w:val="hybridMultilevel"/>
     <w:tmpl w:val="67E07498"/>
@@ -17667,7 +17110,7 @@
       </w:rPr>
     </w:lvl>
   </w:abstractNum>
-  <w:abstractNum w:abstractNumId="36" w15:restartNumberingAfterBreak="0">
+  <w:abstractNum w:abstractNumId="38" w15:restartNumberingAfterBreak="0">
     <w:nsid w:val="68C3582E"/>
     <w:multiLevelType w:val="hybridMultilevel"/>
     <w:tmpl w:val="983CC228"/>
@@ -17757,7 +17200,7 @@
       </w:pPr>
     </w:lvl>
   </w:abstractNum>
-  <w:abstractNum w:abstractNumId="37" w15:restartNumberingAfterBreak="0">
+  <w:abstractNum w:abstractNumId="39" w15:restartNumberingAfterBreak="0">
     <w:nsid w:val="70082859"/>
     <w:multiLevelType w:val="multilevel"/>
     <w:tmpl w:val="C42C6380"/>
@@ -17901,7 +17344,7 @@
       </w:rPr>
     </w:lvl>
   </w:abstractNum>
-  <w:abstractNum w:abstractNumId="38" w15:restartNumberingAfterBreak="0">
+  <w:abstractNum w:abstractNumId="40" w15:restartNumberingAfterBreak="0">
     <w:nsid w:val="722831B9"/>
     <w:multiLevelType w:val="hybridMultilevel"/>
     <w:tmpl w:val="76D8A0F2"/>
@@ -17987,7 +17430,7 @@
       </w:pPr>
     </w:lvl>
   </w:abstractNum>
-  <w:abstractNum w:abstractNumId="39" w15:restartNumberingAfterBreak="0">
+  <w:abstractNum w:abstractNumId="41" w15:restartNumberingAfterBreak="0">
     <w:nsid w:val="726735C4"/>
     <w:multiLevelType w:val="hybridMultilevel"/>
     <w:tmpl w:val="A290183A"/>
@@ -18100,7 +17543,7 @@
       </w:rPr>
     </w:lvl>
   </w:abstractNum>
-  <w:abstractNum w:abstractNumId="40" w15:restartNumberingAfterBreak="0">
+  <w:abstractNum w:abstractNumId="42" w15:restartNumberingAfterBreak="0">
     <w:nsid w:val="75260509"/>
     <w:multiLevelType w:val="hybridMultilevel"/>
     <w:tmpl w:val="BEF66F12"/>
@@ -18213,7 +17656,7 @@
       </w:rPr>
     </w:lvl>
   </w:abstractNum>
-  <w:abstractNum w:abstractNumId="41" w15:restartNumberingAfterBreak="0">
+  <w:abstractNum w:abstractNumId="43" w15:restartNumberingAfterBreak="0">
     <w:nsid w:val="7542323F"/>
     <w:multiLevelType w:val="multilevel"/>
     <w:tmpl w:val="6C9E6D30"/>
@@ -18362,7 +17805,7 @@
       </w:rPr>
     </w:lvl>
   </w:abstractNum>
-  <w:abstractNum w:abstractNumId="42" w15:restartNumberingAfterBreak="0">
+  <w:abstractNum w:abstractNumId="44" w15:restartNumberingAfterBreak="0">
     <w:nsid w:val="7B611C5D"/>
     <w:multiLevelType w:val="hybridMultilevel"/>
     <w:tmpl w:val="CBFE47EA"/>
@@ -18475,7 +17918,7 @@
       </w:rPr>
     </w:lvl>
   </w:abstractNum>
-  <w:abstractNum w:abstractNumId="43" w15:restartNumberingAfterBreak="0">
+  <w:abstractNum w:abstractNumId="45" w15:restartNumberingAfterBreak="0">
     <w:nsid w:val="7C161D1C"/>
     <w:multiLevelType w:val="multilevel"/>
     <w:tmpl w:val="0DD4BE30"/>
@@ -18563,25 +18006,25 @@
     </w:lvl>
   </w:abstractNum>
   <w:num w:numId="1" w16cid:durableId="200827957">
-    <w:abstractNumId w:val="43"/>
+    <w:abstractNumId w:val="45"/>
   </w:num>
   <w:num w:numId="2" w16cid:durableId="1660693998">
     <w:abstractNumId w:val="0"/>
   </w:num>
   <w:num w:numId="3" w16cid:durableId="1966696857">
-    <w:abstractNumId w:val="25"/>
+    <w:abstractNumId w:val="27"/>
   </w:num>
   <w:num w:numId="4" w16cid:durableId="1897159967">
-    <w:abstractNumId w:val="17"/>
+    <w:abstractNumId w:val="18"/>
   </w:num>
   <w:num w:numId="5" w16cid:durableId="708409483">
-    <w:abstractNumId w:val="21"/>
+    <w:abstractNumId w:val="22"/>
   </w:num>
   <w:num w:numId="6" w16cid:durableId="1246645355">
-    <w:abstractNumId w:val="31"/>
+    <w:abstractNumId w:val="33"/>
   </w:num>
   <w:num w:numId="7" w16cid:durableId="1658875683">
-    <w:abstractNumId w:val="34"/>
+    <w:abstractNumId w:val="36"/>
   </w:num>
   <w:num w:numId="8" w16cid:durableId="1095134052">
     <w:abstractNumId w:val="4"/>
@@ -18590,10 +18033,10 @@
     <w:abstractNumId w:val="9"/>
   </w:num>
   <w:num w:numId="10" w16cid:durableId="1155562235">
-    <w:abstractNumId w:val="24"/>
+    <w:abstractNumId w:val="25"/>
   </w:num>
   <w:num w:numId="11" w16cid:durableId="154341511">
-    <w:abstractNumId w:val="20"/>
+    <w:abstractNumId w:val="21"/>
   </w:num>
   <w:num w:numId="12" w16cid:durableId="2145347761">
     <w:abstractNumId w:val="3"/>
@@ -18602,94 +18045,94 @@
     <w:abstractNumId w:val="6"/>
   </w:num>
   <w:num w:numId="14" w16cid:durableId="236718950">
+    <w:abstractNumId w:val="43"/>
+  </w:num>
+  <w:num w:numId="15" w16cid:durableId="258217447">
     <w:abstractNumId w:val="41"/>
   </w:num>
-  <w:num w:numId="15" w16cid:durableId="258217447">
-    <w:abstractNumId w:val="39"/>
-  </w:num>
   <w:num w:numId="16" w16cid:durableId="2073384759">
-    <w:abstractNumId w:val="11"/>
+    <w:abstractNumId w:val="12"/>
   </w:num>
   <w:num w:numId="17" w16cid:durableId="294914066">
-    <w:abstractNumId w:val="28"/>
+    <w:abstractNumId w:val="30"/>
   </w:num>
   <w:num w:numId="18" w16cid:durableId="360400495">
-    <w:abstractNumId w:val="23"/>
+    <w:abstractNumId w:val="24"/>
   </w:num>
   <w:num w:numId="19" w16cid:durableId="1770391537">
+    <w:abstractNumId w:val="34"/>
+  </w:num>
+  <w:num w:numId="20" w16cid:durableId="1629582799">
+    <w:abstractNumId w:val="44"/>
+  </w:num>
+  <w:num w:numId="21" w16cid:durableId="1440834340">
+    <w:abstractNumId w:val="14"/>
+  </w:num>
+  <w:num w:numId="22" w16cid:durableId="361709751">
     <w:abstractNumId w:val="32"/>
   </w:num>
-  <w:num w:numId="20" w16cid:durableId="1629582799">
-    <w:abstractNumId w:val="42"/>
-  </w:num>
-  <w:num w:numId="21" w16cid:durableId="1440834340">
-    <w:abstractNumId w:val="13"/>
-  </w:num>
-  <w:num w:numId="22" w16cid:durableId="361709751">
-    <w:abstractNumId w:val="30"/>
-  </w:num>
   <w:num w:numId="23" w16cid:durableId="1015614166">
-    <w:abstractNumId w:val="26"/>
+    <w:abstractNumId w:val="28"/>
   </w:num>
   <w:num w:numId="24" w16cid:durableId="13698188">
     <w:abstractNumId w:val="5"/>
   </w:num>
   <w:num w:numId="25" w16cid:durableId="2109886937">
-    <w:abstractNumId w:val="10"/>
+    <w:abstractNumId w:val="11"/>
   </w:num>
   <w:num w:numId="26" w16cid:durableId="274555554">
-    <w:abstractNumId w:val="37"/>
+    <w:abstractNumId w:val="39"/>
   </w:num>
   <w:num w:numId="27" w16cid:durableId="563872537">
-    <w:abstractNumId w:val="40"/>
+    <w:abstractNumId w:val="42"/>
   </w:num>
   <w:num w:numId="28" w16cid:durableId="293559181">
-    <w:abstractNumId w:val="33"/>
+    <w:abstractNumId w:val="35"/>
   </w:num>
   <w:num w:numId="29" w16cid:durableId="57245385">
-    <w:abstractNumId w:val="15"/>
+    <w:abstractNumId w:val="16"/>
   </w:num>
   <w:num w:numId="30" w16cid:durableId="1874340176">
     <w:abstractNumId w:val="8"/>
   </w:num>
   <w:num w:numId="31" w16cid:durableId="844133304">
-    <w:abstractNumId w:val="35"/>
+    <w:abstractNumId w:val="37"/>
   </w:num>
   <w:num w:numId="32" w16cid:durableId="604505419">
-    <w:abstractNumId w:val="12"/>
+    <w:abstractNumId w:val="13"/>
   </w:num>
   <w:num w:numId="33" w16cid:durableId="1075393239">
     <w:abstractNumId w:val="7"/>
   </w:num>
   <w:num w:numId="34" w16cid:durableId="2044551415">
-    <w:abstractNumId w:val="16"/>
+    <w:abstractNumId w:val="17"/>
   </w:num>
   <w:num w:numId="35" w16cid:durableId="2066370686">
-    <w:abstractNumId w:val="18"/>
+    <w:abstractNumId w:val="19"/>
   </w:num>
   <w:num w:numId="36" w16cid:durableId="1773546724">
-    <w:abstractNumId w:val="36"/>
+    <w:abstractNumId w:val="38"/>
   </w:num>
   <w:num w:numId="37" w16cid:durableId="928656245">
     <w:abstractNumId w:val="1"/>
   </w:num>
   <w:num w:numId="38" w16cid:durableId="2048942797">
-    <w:abstractNumId w:val="14"/>
+    <w:abstractNumId w:val="15"/>
   </w:num>
   <w:num w:numId="39" w16cid:durableId="1250624143">
-    <w:abstractNumId w:val="27"/>
+    <w:abstractNumId w:val="29"/>
   </w:num>
   <w:num w:numId="40" w16cid:durableId="850070097">
-    <w:abstractNumId w:val="38"/>
+    <w:abstractNumId w:val="40"/>
   </w:num>
   <w:num w:numId="41" w16cid:durableId="1544901177">
-    <w:abstractNumId w:val="43"/>
+    <w:abstractNumId w:val="45"/>
   </w:num>
   <w:num w:numId="42" w16cid:durableId="1008483279">
-    <w:abstractNumId w:val="19"/>
+    <w:abstractNumId w:val="20"/>
   </w:num>
   <w:num w:numId="43" w16cid:durableId="1303392619">
-    <w:abstractNumId w:val="43"/>
+    <w:abstractNumId w:val="45"/>
     <w:lvlOverride w:ilvl="0">
       <w:startOverride w:val="1"/>
     </w:lvlOverride>
@@ -18719,25 +18162,31 @@
     </w:lvlOverride>
   </w:num>
   <w:num w:numId="44" w16cid:durableId="1217428888">
-    <w:abstractNumId w:val="43"/>
+    <w:abstractNumId w:val="45"/>
   </w:num>
   <w:num w:numId="45" w16cid:durableId="538128445">
     <w:abstractNumId w:val="2"/>
   </w:num>
   <w:num w:numId="46" w16cid:durableId="1646929052">
-    <w:abstractNumId w:val="22"/>
+    <w:abstractNumId w:val="23"/>
   </w:num>
   <w:num w:numId="47" w16cid:durableId="1576937297">
-    <w:abstractNumId w:val="43"/>
+    <w:abstractNumId w:val="45"/>
   </w:num>
   <w:num w:numId="48" w16cid:durableId="723260533">
-    <w:abstractNumId w:val="43"/>
+    <w:abstractNumId w:val="45"/>
   </w:num>
   <w:num w:numId="49" w16cid:durableId="1179537292">
-    <w:abstractNumId w:val="43"/>
+    <w:abstractNumId w:val="45"/>
   </w:num>
   <w:num w:numId="50" w16cid:durableId="1334528330">
-    <w:abstractNumId w:val="29"/>
+    <w:abstractNumId w:val="31"/>
+  </w:num>
+  <w:num w:numId="51" w16cid:durableId="802506115">
+    <w:abstractNumId w:val="10"/>
+  </w:num>
+  <w:num w:numId="52" w16cid:durableId="139032626">
+    <w:abstractNumId w:val="26"/>
   </w:num>
   <w:numIdMacAtCleanup w:val="20"/>
 </w:numbering>
@@ -19350,7 +18799,6 @@
   <w:style w:type="character" w:default="1" w:styleId="Fuentedeprrafopredeter">
     <w:name w:val="Default Paragraph Font"/>
     <w:uiPriority w:val="1"/>
-    <w:semiHidden/>
     <w:unhideWhenUsed/>
   </w:style>
   <w:style w:type="table" w:default="1" w:styleId="Tablanormal">
@@ -20734,7 +20182,7 @@
 </file>
 
 <file path=customXml/itemProps2.xml><?xml version="1.0" encoding="utf-8"?>
-<ds:datastoreItem xmlns:ds="http://schemas.openxmlformats.org/officeDocument/2006/customXml" ds:itemID="{CA83056D-E0F8-48BF-96EB-F807457391E2}"/>
+<ds:datastoreItem xmlns:ds="http://schemas.openxmlformats.org/officeDocument/2006/customXml" ds:itemID="{1C02548E-0B6C-4E94-8896-5435A70A1B45}"/>
 </file>
 
 <file path=customXml/itemProps3.xml><?xml version="1.0" encoding="utf-8"?>

--- a/fuentes/CFA2_72210086_DU.docx
+++ b/fuentes/CFA2_72210086_DU.docx
@@ -4668,24 +4668,6 @@
     </w:p>
     <w:p>
       <w:pPr>
-        <w:spacing w:before="0" w:after="0"/>
-        <w:ind w:firstLine="567"/>
-        <w:rPr>
-          <w:rFonts w:cs="Calibri"/>
-          <w:lang w:eastAsia="es-CO"/>
-        </w:rPr>
-      </w:pPr>
-      <w:r>
-        <w:rPr>
-          <w:rFonts w:cs="Calibri"/>
-          <w:lang w:eastAsia="es-CO"/>
-        </w:rPr>
-        <w:lastRenderedPageBreak/>
-        <w:t>La obtención de aceites esenciales de calidad terapéutica depende de la rigurosa caracterización de los factores presentados en la Figura 1, los cuales condicionan la pureza y actividad biológica del extracto. En el ámbito veterinario, la especie, genética y condiciones fisiológicas del receptor son determinantes para establecer una dosificación segura que potencie las propiedades antimicrobianas y antioxidantes del producto. Esta relación técnica asegura que el uso de compuestos naturales no sea empírico, sino una intervención precisa ajustada al tamaño y sistema productivo del animal. Así, integrar estos criterios permite optimizar la conversión alimenticia y el sistema inmunológico, garantizando la eficacia terapéutica y la inocuidad en la producción pecuaria. Al respetar esta jerarquía de factores, se logra un equilibrio entre el bienestar animal y el máximo aprovechamiento de los beneficios bioquímicos de los aceites.</w:t>
-      </w:r>
-    </w:p>
-    <w:p>
-      <w:pPr>
         <w:pStyle w:val="Prrafodelista"/>
         <w:numPr>
           <w:ilvl w:val="0"/>
@@ -4704,6 +4686,7 @@
           <w:b/>
           <w:bCs/>
         </w:rPr>
+        <w:lastRenderedPageBreak/>
         <w:t>La certificación botánica</w:t>
       </w:r>
     </w:p>
@@ -4744,14 +4727,7 @@
         <w:rPr>
           <w:rFonts w:cs="Calibri"/>
         </w:rPr>
-        <w:t xml:space="preserve"> Este tipo de clasificación permite evitar confusiones derivadas del uso de nombres comunes, ya que existen plantas diferentes que </w:t>
-      </w:r>
-      <w:r>
-        <w:rPr>
-          <w:rFonts w:cs="Calibri"/>
-        </w:rPr>
-        <w:lastRenderedPageBreak/>
-        <w:t>comparten una misma denominación vulgar, así como una misma especie que puede recibir distintos nombres comunes en diversas regiones.</w:t>
+        <w:t xml:space="preserve"> Este tipo de clasificación permite evitar confusiones derivadas del uso de nombres comunes, ya que existen plantas diferentes que comparten una misma denominación vulgar, así como una misma especie que puede recibir distintos nombres comunes en diversas regiones.</w:t>
       </w:r>
     </w:p>
     <w:p>
@@ -4818,7 +4794,14 @@
         <w:rPr>
           <w:rStyle w:val="Extranjerismo"/>
         </w:rPr>
-        <w:t>Pelargonium graveolens</w:t>
+        <w:t xml:space="preserve">Pelargonium </w:t>
+      </w:r>
+      <w:r>
+        <w:rPr>
+          <w:rStyle w:val="Extranjerismo"/>
+        </w:rPr>
+        <w:lastRenderedPageBreak/>
+        <w:t>graveolens</w:t>
       </w:r>
       <w:r>
         <w:t>) cultivado en la isla de Reunión, cerca de Madagascar, presenta una composición diferente a la obtenida de la misma especie cultivada en China. Estas variaciones son tan significativas que, incluso en el mercado internacional, ambos aceites se comercializan bajo denominaciones distintas, reflejando su origen y perfil bioquímico particular.</w:t>
@@ -4860,11 +4843,7 @@
         <w:spacing w:before="0" w:after="0"/>
       </w:pPr>
       <w:r>
-        <w:t xml:space="preserve">Los aceites esenciales procedentes de cultivos ecológicos u orgánicos suelen tener un costo más elevado en comparación con aquellos obtenidos de cultivos </w:t>
-      </w:r>
-      <w:r>
-        <w:lastRenderedPageBreak/>
-        <w:t>tradicionales, en los que se emplean fertilizantes y plaguicidas de origen sintético. En los sistemas de producción ecológica se prioriza el uso de prácticas agrícolas sostenibles, lo que reduce la presencia de residuos químicos y favorece la obtención de aceites más seguros para uso terapéutico.</w:t>
+        <w:t>Los aceites esenciales procedentes de cultivos ecológicos u orgánicos suelen tener un costo más elevado en comparación con aquellos obtenidos de cultivos tradicionales, en los que se emplean fertilizantes y plaguicidas de origen sintético. En los sistemas de producción ecológica se prioriza el uso de prácticas agrícolas sostenibles, lo que reduce la presencia de residuos químicos y favorece la obtención de aceites más seguros para uso terapéutico.</w:t>
       </w:r>
     </w:p>
     <w:p>
@@ -4911,6 +4890,7 @@
         <w:spacing w:before="0" w:after="0"/>
       </w:pPr>
       <w:r>
+        <w:lastRenderedPageBreak/>
         <w:t xml:space="preserve">De igual manera, la hora del día en que se recolectan las estructuras vegetales influye de forma determinante en la composición química del aceite esencial. Un ejemplo representativo es el caso de las flores de </w:t>
       </w:r>
       <w:r>
@@ -4951,11 +4931,7 @@
         <w:t>,</w:t>
       </w:r>
       <w:r>
-        <w:t xml:space="preserve"> es indispensable recolectar las flores completamente maduras, identificables por su color amarillo intenso, durante las primeras horas del día. Asimismo, estas deben ser sometidas lo más pronto posible al </w:t>
-      </w:r>
-      <w:r>
-        <w:lastRenderedPageBreak/>
-        <w:t>proceso de destilación por arrastre de vapor (hidrodestilación), con el fin de preservar sus propiedades aromáticas y químicas.</w:t>
+        <w:t xml:space="preserve"> es indispensable recolectar las flores completamente maduras, identificables por su color amarillo intenso, durante las primeras horas del día. Asimismo, estas deben ser sometidas lo más pronto posible al proceso de destilación por arrastre de vapor (hidrodestilación), con el fin de preservar sus propiedades aromáticas y químicas.</w:t>
       </w:r>
     </w:p>
     <w:tbl>
@@ -5144,6 +5120,7 @@
                 <w:rFonts w:cs="Calibri"/>
                 <w:lang w:eastAsia="es-CO"/>
               </w:rPr>
+              <w:lastRenderedPageBreak/>
               <w:t>Durante el crecimiento de la planta, los compuestos volátiles se transforman. Algunos aumentan, otros disminuyen, y eso modifica tanto el aroma como las propiedades del aceite.</w:t>
             </w:r>
           </w:p>
@@ -5240,7 +5217,6 @@
                 <w:rFonts w:cs="Calibri"/>
                 <w:lang w:eastAsia="es-CO"/>
               </w:rPr>
-              <w:lastRenderedPageBreak/>
               <w:t xml:space="preserve">A medida que avanza el día, algunos compuestos responsables de esa calidad disminuyen. Y con ellos, el valor del aceite. </w:t>
             </w:r>
           </w:p>
@@ -5364,6 +5340,7 @@
                 <w:rFonts w:cs="Calibri"/>
                 <w:lang w:eastAsia="es-CO"/>
               </w:rPr>
+              <w:lastRenderedPageBreak/>
               <w:t>Y recuerden que en el mundo de los aceites esenciales… la calidad comienza mucho antes de llegar al laboratorio… empieza en el momento exacto de la recolección.</w:t>
             </w:r>
           </w:p>
@@ -5449,7 +5426,6 @@
           <w:b/>
           <w:bCs/>
         </w:rPr>
-        <w:lastRenderedPageBreak/>
         <w:t>Aceite de naranja:</w:t>
       </w:r>
       <w:r>
@@ -5555,6 +5531,7 @@
         <w:spacing w:before="0" w:after="0"/>
       </w:pPr>
       <w:r>
+        <w:lastRenderedPageBreak/>
         <w:t>No todos los aceites esenciales pueden obtenerse mediante un mismo método, ya que cada planta y cada órgano vegetal presentan particularidades estructurales y químicas. Es importante señalar que únicamente los métodos de destilación y extracción mecánica permiten obtener aceites esenciales verdaderos, es decir, aquellos con un alto grado de pureza. Otros métodos dan lugar a productos aromáticos que contienen fracciones de aceite esencial acompañadas de residuos o trazas de disolventes.</w:t>
       </w:r>
     </w:p>
@@ -5597,7 +5574,6 @@
                 <w:b/>
                 <w:bCs/>
               </w:rPr>
-              <w:lastRenderedPageBreak/>
               <w:t>Pódcast.</w:t>
             </w:r>
             <w:r>
@@ -5769,6 +5745,7 @@
                 <w:rFonts w:cs="Calibri"/>
                 <w:lang w:eastAsia="es-CO"/>
               </w:rPr>
+              <w:lastRenderedPageBreak/>
               <w:t>Es que no todos los aceites esenciales se obtienen de la misma manera.</w:t>
             </w:r>
           </w:p>
@@ -5865,7 +5842,6 @@
                 <w:rFonts w:cs="Calibri"/>
                 <w:lang w:eastAsia="es-CO"/>
               </w:rPr>
-              <w:lastRenderedPageBreak/>
               <w:t>En algunas esencias florales, sus compuestos aromáticos son muy sensibles. Por eso la destilación por vapor no siempre es la mejor opción, ya que puede modificar su perfil natural.</w:t>
             </w:r>
           </w:p>
@@ -5957,6 +5933,7 @@
         <w:spacing w:before="0" w:after="0"/>
       </w:pPr>
       <w:r>
+        <w:lastRenderedPageBreak/>
         <w:t>El quimiotipo de un aceite esencial se determina mediante un análisis químico denominado </w:t>
       </w:r>
       <w:r>
@@ -5981,11 +5958,7 @@
         <w:spacing w:before="0" w:after="0"/>
       </w:pPr>
       <w:r>
-        <w:t xml:space="preserve">El conocimiento del quimiotipo resulta fundamental, ya que permite identificar la posible toxicidad de la molécula predominante y garantizar un uso terapéutico adecuado. Una misma planta puede producir aceites esenciales con composiciones químicas distintas dependiendo de los factores ambientales en los que se desarrolle, aun cuando pertenezca a la misma especie. Estas variaciones en la estructura </w:t>
-      </w:r>
-      <w:r>
-        <w:lastRenderedPageBreak/>
-        <w:t>bioquímica son las que dan origen al concepto de quimiotipo, el cual tiene una gran relevancia dentro del campo de la aromaterapia.</w:t>
+        <w:t>El conocimiento del quimiotipo resulta fundamental, ya que permite identificar la posible toxicidad de la molécula predominante y garantizar un uso terapéutico adecuado. Una misma planta puede producir aceites esenciales con composiciones químicas distintas dependiendo de los factores ambientales en los que se desarrolle, aun cuando pertenezca a la misma especie. Estas variaciones en la estructura bioquímica son las que dan origen al concepto de quimiotipo, el cual tiene una gran relevancia dentro del campo de la aromaterapia.</w:t>
       </w:r>
     </w:p>
     <w:p>
@@ -6066,22 +6039,6 @@
     <w:p>
       <w:pPr>
         <w:spacing w:before="0" w:after="0"/>
-      </w:pPr>
-    </w:p>
-    <w:p>
-      <w:pPr>
-        <w:spacing w:before="0" w:after="0"/>
-      </w:pPr>
-      <w:r>
-        <w:t xml:space="preserve">La figura </w:t>
-      </w:r>
-      <w:r>
-        <w:t>presenta de forma organizada siete factores fundamentales que determinan las características ambientales y geográficas de un terreno específico. A través de bloques de color café e iconos ilustrativos, se detallan elementos climáticos como el país, el clima, la altitud y los días de sol anuales. También se enfoca en la composición física, destacando los minerales presentes en la tierra y el tipo de suelo predominante en la zona. Finalmente, el gráfico incluye la vegetación circundante como un indicador biológico clave del ecosistema representado en la imagen. El diseño utiliza una paleta de colores tierra que refuerza visualmente la temática de agricultura y naturaleza que se busca comunicar.</w:t>
-      </w:r>
-    </w:p>
-    <w:p>
-      <w:pPr>
-        <w:spacing w:before="0" w:after="0"/>
         <w:ind w:firstLine="0"/>
       </w:pPr>
     </w:p>
@@ -6109,7 +6066,15 @@
           <w:rFonts w:cs="Calibri"/>
           <w:lang w:eastAsia="es-CO"/>
         </w:rPr>
-        <w:t>Este proceso se lleva a cabo mediante la evaluación sensorial realizada por un panel de expertos o catadores especializados, conocidos como “narices”. El criterio y veredicto de estos profesionales resulta fundamental al momento de seleccionar un aceite esencial como ingrediente odorífero o como nota fragante en la formulación de perfumes y otros productos afines.</w:t>
+        <w:t xml:space="preserve">Este proceso se lleva a cabo mediante la evaluación sensorial realizada por un panel de expertos o catadores especializados, conocidos como “narices”. El criterio y veredicto de estos profesionales resulta fundamental al momento de seleccionar un </w:t>
+      </w:r>
+      <w:r>
+        <w:rPr>
+          <w:rFonts w:cs="Calibri"/>
+          <w:lang w:eastAsia="es-CO"/>
+        </w:rPr>
+        <w:lastRenderedPageBreak/>
+        <w:t>aceite esencial como ingrediente odorífero o como nota fragante en la formulación de perfumes y otros productos afines.</w:t>
       </w:r>
     </w:p>
     <w:p>
@@ -6126,7 +6091,6 @@
           <w:rFonts w:cs="Calibri"/>
           <w:lang w:eastAsia="es-CO"/>
         </w:rPr>
-        <w:lastRenderedPageBreak/>
         <w:t>Para realizar una valoración adecuada de una sustancia aromática, es indispensable conocer y analizar previamente sus principales características sensoriales, las cuales permiten determinar su calidad, intensidad, estabilidad y compatibilidad dentro de una composición aromática.</w:t>
       </w:r>
     </w:p>
@@ -6320,7 +6284,6 @@
         </w:rPr>
       </w:pPr>
       <w:r>
-        <w:lastRenderedPageBreak/>
         <w:t xml:space="preserve">Figura </w:t>
       </w:r>
       <w:r>
@@ -6505,11 +6468,6 @@
       <w:pPr>
         <w:pStyle w:val="Figura"/>
       </w:pPr>
-    </w:p>
-    <w:p>
-      <w:pPr>
-        <w:pStyle w:val="Figura"/>
-      </w:pPr>
       <w:r>
         <w:lastRenderedPageBreak/>
         <w:t xml:space="preserve">Figura 5. </w:t>
@@ -8294,12 +8252,20 @@
         </w:rPr>
         <w:t xml:space="preserve"> </w:t>
       </w:r>
+      <w:proofErr w:type="gramStart"/>
       <w:r>
         <w:rPr>
           <w:lang w:eastAsia="es-CO"/>
         </w:rPr>
         <w:t>clavo</w:t>
       </w:r>
+      <w:r>
+        <w:rPr>
+          <w:lang w:eastAsia="es-CO"/>
+        </w:rPr>
+        <w:t>,</w:t>
+      </w:r>
+      <w:proofErr w:type="gramEnd"/>
       <w:r>
         <w:rPr>
           <w:lang w:eastAsia="es-CO"/>
@@ -8833,7 +8799,19 @@
               <w:rPr>
                 <w:rFonts w:cs="Calibri"/>
               </w:rPr>
-              <w:t>Estimula memoria y aprendizaje.</w:t>
+              <w:t xml:space="preserve">Estimula </w:t>
+            </w:r>
+            <w:r>
+              <w:rPr>
+                <w:rFonts w:cs="Calibri"/>
+              </w:rPr>
+              <w:t xml:space="preserve">la </w:t>
+            </w:r>
+            <w:r>
+              <w:rPr>
+                <w:rFonts w:cs="Calibri"/>
+              </w:rPr>
+              <w:t>memoria y aprendizaje.</w:t>
             </w:r>
           </w:p>
         </w:tc>
@@ -11131,8 +11109,8 @@
           <w:lang w:eastAsia="es-CO"/>
         </w:rPr>
         <w:drawing>
-          <wp:inline distT="0" distB="0" distL="0" distR="0" wp14:anchorId="37BDF4DC" wp14:editId="7D49E242">
-            <wp:extent cx="4367986" cy="2559050"/>
+          <wp:inline distT="0" distB="0" distL="0" distR="0" wp14:anchorId="37BDF4DC" wp14:editId="4B885F7C">
+            <wp:extent cx="3816350" cy="2558415"/>
             <wp:effectExtent l="0" t="0" r="0" b="0"/>
             <wp:docPr id="2036670417" name="Imagen 7" descr="La dosificación y el uso adecuado de los aceites esenciales en la industria veterinaria dependen de diversos factores, entre ellos la especie animal, las condiciones fisiológicas, la raza, la genética y el tamaño del animal, los cuales deben ser considerados para garantizar un uso seguro y eficaz."/>
             <wp:cNvGraphicFramePr>
@@ -11163,7 +11141,7 @@
                   <pic:spPr bwMode="auto">
                     <a:xfrm>
                       <a:off x="0" y="0"/>
-                      <a:ext cx="4427446" cy="2593886"/>
+                      <a:ext cx="3872600" cy="2596124"/>
                     </a:xfrm>
                     <a:prstGeom prst="rect">
                       <a:avLst/>
@@ -11180,32 +11158,12 @@
     <w:p>
       <w:pPr>
         <w:spacing w:before="0" w:after="0"/>
-        <w:ind w:firstLine="567"/>
-        <w:rPr>
-          <w:lang w:eastAsia="es-CO"/>
-        </w:rPr>
-      </w:pPr>
-      <w:r>
-        <w:rPr>
-          <w:lang w:eastAsia="es-CO"/>
-        </w:rPr>
-        <w:t xml:space="preserve">La administración de aceites esenciales en la industria pecuaria no debe ser aleatoria, sino que debe fundamentarse en los cinco pilares biológicos mostrados en la imagen: la especie, las condiciones fisiológicas, la raza, la genética y el tamaño del animal. Estos factores son determinantes para calcular dosis racionales y seguras que permitan aprovechar las propiedades antimicrobianas y antioxidantes de estos compuestos sin comprometer la salud del ejemplar. Al ajustar el uso de estos aditivos según el sistema productivo (ya sean aves, bovinos, cerdos u ovinos), se optimiza la conversión alimenticia y se fortalece el sistema inmunológico de manera personalizada. </w:t>
-      </w:r>
-    </w:p>
-    <w:p>
-      <w:pPr>
-        <w:spacing w:before="0" w:after="0"/>
-        <w:ind w:firstLine="567"/>
-        <w:rPr>
-          <w:lang w:eastAsia="es-CO"/>
-        </w:rPr>
-      </w:pPr>
-      <w:r>
-        <w:rPr>
-          <w:lang w:eastAsia="es-CO"/>
-        </w:rPr>
-        <w:t>En última instancia, entender esta jerarquía biológica permite que los beneficios productivos, como la mejora en el sabor de la carne y el control antiparasitario, se logren bajo un esquema de bienestar animal riguroso y eficiente.</w:t>
-      </w:r>
+        <w:ind w:firstLine="0"/>
+        <w:jc w:val="center"/>
+        <w:rPr>
+          <w:lang w:eastAsia="es-CO"/>
+        </w:rPr>
+      </w:pPr>
     </w:p>
     <w:p>
       <w:pPr>
@@ -11229,14 +11187,7 @@
         <w:rPr>
           <w:lang w:eastAsia="es-CO"/>
         </w:rPr>
-        <w:t xml:space="preserve">Los problemas ambientales y de salud humana ocasionados por el uso excesivo de productos químicos para el control de plagas y enfermedades en la mayoría de los cultivos han llevado al ser humano a desarrollar alternativas de control más amigables </w:t>
-      </w:r>
-      <w:r>
-        <w:rPr>
-          <w:lang w:eastAsia="es-CO"/>
-        </w:rPr>
-        <w:lastRenderedPageBreak/>
-        <w:t>con el medio ambiente y con su salud. En este sentido, se han encontrado en los extractos de plantas un gran aliado para el tratamiento y erradicación de plagas de forma ambientalmente sostenible, mejorando además la producción, que es uno de sus principales objetivos</w:t>
+        <w:t>Los problemas ambientales y de salud humana ocasionados por el uso excesivo de productos químicos para el control de plagas y enfermedades en la mayoría de los cultivos han llevado al ser humano a desarrollar alternativas de control más amigables con el medio ambiente y con su salud. En este sentido, se han encontrado en los extractos de plantas un gran aliado para el tratamiento y erradicación de plagas de forma ambientalmente sostenible, mejorando además la producción, que es uno de sus principales objetivos</w:t>
       </w:r>
       <w:r>
         <w:rPr>
@@ -11314,6 +11265,7 @@
         <w:rPr>
           <w:lang w:eastAsia="es-CO"/>
         </w:rPr>
+        <w:lastRenderedPageBreak/>
         <w:t>Clavo</w:t>
       </w:r>
       <w:r>
@@ -18799,6 +18751,7 @@
   <w:style w:type="character" w:default="1" w:styleId="Fuentedeprrafopredeter">
     <w:name w:val="Default Paragraph Font"/>
     <w:uiPriority w:val="1"/>
+    <w:semiHidden/>
     <w:unhideWhenUsed/>
   </w:style>
   <w:style w:type="table" w:default="1" w:styleId="Tablanormal">
@@ -19923,6 +19876,19 @@
 </file>
 
 <file path=customXml/item2.xml><?xml version="1.0" encoding="utf-8"?>
+<b:Sources xmlns:b="http://schemas.openxmlformats.org/officeDocument/2006/bibliography" xmlns="http://schemas.openxmlformats.org/officeDocument/2006/bibliography" SelectedStyle="\APASixthEditionOfficeOnline.xsl" StyleName="APA" Version="6"/>
+</file>
+
+<file path=customXml/item3.xml><?xml version="1.0" encoding="utf-8"?>
+<?mso-contentType ?>
+<FormTemplates xmlns="http://schemas.microsoft.com/sharepoint/v3/contenttype/forms">
+  <Display>DocumentLibraryForm</Display>
+  <Edit>DocumentLibraryForm</Edit>
+  <New>DocumentLibraryForm</New>
+</FormTemplates>
+</file>
+
+<file path=customXml/item4.xml><?xml version="1.0" encoding="utf-8"?>
 <ct:contentTypeSchema xmlns:ct="http://schemas.microsoft.com/office/2006/metadata/contentType" xmlns:ma="http://schemas.microsoft.com/office/2006/metadata/properties/metaAttributes" ct:_="" ma:_="" ma:contentTypeName="Documento" ma:contentTypeID="0x0101006A81D6BD42E8DF4C91013959704817E1" ma:contentTypeVersion="15" ma:contentTypeDescription="Crear nuevo documento." ma:contentTypeScope="" ma:versionID="bf4f72ffd194f0963ff564daca6869f7">
   <xsd:schema xmlns:xsd="http://www.w3.org/2001/XMLSchema" xmlns:xs="http://www.w3.org/2001/XMLSchema" xmlns:p="http://schemas.microsoft.com/office/2006/metadata/properties" xmlns:ns2="13c90a0b-73bc-4dc0-be5f-28d77b615beb" xmlns:ns3="13c93bba-48ce-428c-bfe5-88b42c19b028" targetNamespace="http://schemas.microsoft.com/office/2006/metadata/properties" ma:root="true" ma:fieldsID="8718d6f4873a5b1392a45044efa78385" ns2:_="" ns3:_="">
     <xsd:import namespace="13c90a0b-73bc-4dc0-be5f-28d77b615beb"/>
@@ -20157,19 +20123,6 @@
 </ct:contentTypeSchema>
 </file>
 
-<file path=customXml/item3.xml><?xml version="1.0" encoding="utf-8"?>
-<?mso-contentType ?>
-<FormTemplates xmlns="http://schemas.microsoft.com/sharepoint/v3/contenttype/forms">
-  <Display>DocumentLibraryForm</Display>
-  <Edit>DocumentLibraryForm</Edit>
-  <New>DocumentLibraryForm</New>
-</FormTemplates>
-</file>
-
-<file path=customXml/item4.xml><?xml version="1.0" encoding="utf-8"?>
-<b:Sources xmlns:b="http://schemas.openxmlformats.org/officeDocument/2006/bibliography" xmlns="http://schemas.openxmlformats.org/officeDocument/2006/bibliography" SelectedStyle="\APASixthEditionOfficeOnline.xsl" StyleName="APA" Version="6"/>
-</file>
-
 <file path=customXml/itemProps1.xml><?xml version="1.0" encoding="utf-8"?>
 <ds:datastoreItem xmlns:ds="http://schemas.openxmlformats.org/officeDocument/2006/customXml" ds:itemID="{CEECB56F-E1D8-45BF-A0A3-B5258E7263D4}">
   <ds:schemaRefs>
@@ -20182,7 +20135,11 @@
 </file>
 
 <file path=customXml/itemProps2.xml><?xml version="1.0" encoding="utf-8"?>
-<ds:datastoreItem xmlns:ds="http://schemas.openxmlformats.org/officeDocument/2006/customXml" ds:itemID="{1C02548E-0B6C-4E94-8896-5435A70A1B45}"/>
+<ds:datastoreItem xmlns:ds="http://schemas.openxmlformats.org/officeDocument/2006/customXml" ds:itemID="{1AF2C25B-FB23-49D7-861B-D97474F002D2}">
+  <ds:schemaRefs>
+    <ds:schemaRef ds:uri="http://schemas.openxmlformats.org/officeDocument/2006/bibliography"/>
+  </ds:schemaRefs>
+</ds:datastoreItem>
 </file>
 
 <file path=customXml/itemProps3.xml><?xml version="1.0" encoding="utf-8"?>
@@ -20194,9 +20151,5 @@
 </file>
 
 <file path=customXml/itemProps4.xml><?xml version="1.0" encoding="utf-8"?>
-<ds:datastoreItem xmlns:ds="http://schemas.openxmlformats.org/officeDocument/2006/customXml" ds:itemID="{1AF2C25B-FB23-49D7-861B-D97474F002D2}">
-  <ds:schemaRefs>
-    <ds:schemaRef ds:uri="http://schemas.openxmlformats.org/officeDocument/2006/bibliography"/>
-  </ds:schemaRefs>
-</ds:datastoreItem>
+<ds:datastoreItem xmlns:ds="http://schemas.openxmlformats.org/officeDocument/2006/customXml" ds:itemID="{4B8ADA1D-D64C-49C3-809D-FD64492CF273}"/>
 </file>